--- a/31-Plugin/skills/the-thuc/assets/Khung-the-thuc-VBHC.docx
+++ b/31-Plugin/skills/the-thuc/assets/Khung-the-thuc-VBHC.docx
@@ -1,42 +1,44 @@
 
 <file path=word/document.xml><?xml version="1.0" encoding="utf-8"?>
-<w:document xmlns:wpc="http://schemas.microsoft.com/office/word/2010/wordprocessingCanvas" xmlns:cx="http://schemas.microsoft.com/office/drawing/2014/chartex" xmlns:cx1="http://schemas.microsoft.com/office/drawing/2015/9/8/chartex" xmlns:cx2="http://schemas.microsoft.com/office/drawing/2015/10/21/chartex" xmlns:cx3="http://schemas.microsoft.com/office/drawing/2016/5/9/chartex" xmlns:cx4="http://schemas.microsoft.com/office/drawing/2016/5/10/chartex" xmlns:cx5="http://schemas.microsoft.com/office/drawing/2016/5/11/chartex" xmlns:cx6="http://schemas.microsoft.com/office/drawing/2016/5/12/chartex" xmlns:cx7="http://schemas.microsoft.com/office/drawing/2016/5/13/chartex" xmlns:cx8="http://schemas.microsoft.com/office/drawing/2016/5/14/chartex" xmlns:mc="http://schemas.openxmlformats.org/markup-compatibility/2006" xmlns:aink="http://schemas.microsoft.com/office/drawing/2016/ink" xmlns:am3d="http://schemas.microsoft.com/office/drawing/2017/model3d" xmlns:o="urn:schemas-microsoft-com:office:office" xmlns:oel="http://schemas.microsoft.com/office/2019/extlst" xmlns:r="http://schemas.openxmlformats.org/officeDocument/2006/relationships" xmlns:m="http://schemas.openxmlformats.org/officeDocument/2006/math" xmlns:v="urn:schemas-microsoft-com:vml" xmlns:wp14="http://schemas.microsoft.com/office/word/2010/wordprocessingDrawing" xmlns:wp="http://schemas.openxmlformats.org/drawingml/2006/wordprocessingDrawing" xmlns:w10="urn:schemas-microsoft-com:office:word" xmlns:w="http://schemas.openxmlformats.org/wordprocessingml/2006/main" xmlns:w14="http://schemas.microsoft.com/office/word/2010/wordml" xmlns:w15="http://schemas.microsoft.com/office/word/2012/wordml" xmlns:w16cex="http://schemas.microsoft.com/office/word/2018/wordml/cex" xmlns:w16cid="http://schemas.microsoft.com/office/word/2016/wordml/cid" xmlns:w16="http://schemas.microsoft.com/office/word/2018/wordml" xmlns:w16du="http://schemas.microsoft.com/office/word/2023/wordml/word16du" xmlns:w16sdtdh="http://schemas.microsoft.com/office/word/2020/wordml/sdtdatahash" xmlns:w16se="http://schemas.microsoft.com/office/word/2015/wordml/symex" xmlns:wpg="http://schemas.microsoft.com/office/word/2010/wordprocessingGroup" xmlns:wpi="http://schemas.microsoft.com/office/word/2010/wordprocessingInk" xmlns:wne="http://schemas.microsoft.com/office/word/2006/wordml" xmlns:wps="http://schemas.microsoft.com/office/word/2010/wordprocessingShape" mc:Ignorable="w14 w15 w16se w16cid w16 w16cex w16sdtdh wp14">
+<w:document xmlns:wpc="http://schemas.microsoft.com/office/word/2010/wordprocessingCanvas" xmlns:cx="http://schemas.microsoft.com/office/drawing/2014/chartex" xmlns:cx1="http://schemas.microsoft.com/office/drawing/2015/9/8/chartex" xmlns:cx2="http://schemas.microsoft.com/office/drawing/2015/10/21/chartex" xmlns:cx3="http://schemas.microsoft.com/office/drawing/2016/5/9/chartex" xmlns:cx4="http://schemas.microsoft.com/office/drawing/2016/5/10/chartex" xmlns:cx5="http://schemas.microsoft.com/office/drawing/2016/5/11/chartex" xmlns:cx6="http://schemas.microsoft.com/office/drawing/2016/5/12/chartex" xmlns:cx7="http://schemas.microsoft.com/office/drawing/2016/5/13/chartex" xmlns:cx8="http://schemas.microsoft.com/office/drawing/2016/5/14/chartex" xmlns:mc="http://schemas.openxmlformats.org/markup-compatibility/2006" xmlns:aink="http://schemas.microsoft.com/office/drawing/2016/ink" xmlns:am3d="http://schemas.microsoft.com/office/drawing/2017/model3d" xmlns:o="urn:schemas-microsoft-com:office:office" xmlns:oel="http://schemas.microsoft.com/office/2019/extlst" xmlns:r="http://schemas.openxmlformats.org/officeDocument/2006/relationships" xmlns:m="http://schemas.openxmlformats.org/officeDocument/2006/math" xmlns:v="urn:schemas-microsoft-com:vml" xmlns:wp14="http://schemas.microsoft.com/office/word/2010/wordprocessingDrawing" xmlns:wp="http://schemas.openxmlformats.org/drawingml/2006/wordprocessingDrawing" xmlns:w10="urn:schemas-microsoft-com:office:word" xmlns:w="http://schemas.openxmlformats.org/wordprocessingml/2006/main" xmlns:w14="http://schemas.microsoft.com/office/word/2010/wordml" xmlns:w15="http://schemas.microsoft.com/office/word/2012/wordml" xmlns:w16cei="http://schemas.microsoft.com/office/word/2026/wordml/cei" xmlns:w16cex="http://schemas.microsoft.com/office/word/2018/wordml/cex" xmlns:w16cid="http://schemas.microsoft.com/office/word/2016/wordml/cid" xmlns:w16="http://schemas.microsoft.com/office/word/2018/wordml" xmlns:w16du="http://schemas.microsoft.com/office/word/2023/wordml/word16du" xmlns:w16sdtdh="http://schemas.microsoft.com/office/word/2020/wordml/sdtdatahash" xmlns:w16sdtfl="http://schemas.microsoft.com/office/word/2024/wordml/sdtformatlock" xmlns:w16se="http://schemas.microsoft.com/office/word/2015/wordml/symex" xmlns:wpg="http://schemas.microsoft.com/office/word/2010/wordprocessingGroup" xmlns:wpi="http://schemas.microsoft.com/office/word/2010/wordprocessingInk" xmlns:wne="http://schemas.microsoft.com/office/word/2006/wordml" xmlns:wps="http://schemas.microsoft.com/office/word/2010/wordprocessingShape" mc:Ignorable="w14 w15 w16se w16cid w16 w16cex w16sdtdh w16sdtfl w16du wp14">
   <w:body>
     <w:tbl>
       <w:tblPr>
-        <w:tblW w:w="9781" w:type="dxa"/>
+        <w:tblW w:w="10006" w:type="dxa"/>
         <w:jc w:val="center"/>
-        <w:shd w:val="clear" w:color="auto" w:fill="FFFFFF"/>
-        <w:tblLook w:val="04A0" w:firstRow="1" w:lastRow="0" w:firstColumn="1" w:lastColumn="0" w:noHBand="0" w:noVBand="1"/>
+        <w:tblLook w:val="0000" w:firstRow="0" w:lastRow="0" w:firstColumn="0" w:lastColumn="0" w:noHBand="0" w:noVBand="0"/>
       </w:tblPr>
       <w:tblGrid>
-        <w:gridCol w:w="4253"/>
-        <w:gridCol w:w="5528"/>
+        <w:gridCol w:w="4309"/>
+        <w:gridCol w:w="5697"/>
       </w:tblGrid>
       <w:tr>
         <w:trPr>
-          <w:trHeight w:val="630"/>
+          <w:trHeight w:val="566"/>
           <w:jc w:val="center"/>
         </w:trPr>
         <w:tc>
           <w:tcPr>
-            <w:tcW w:w="4253" w:type="dxa"/>
-            <w:shd w:val="clear" w:color="auto" w:fill="FFFFFF"/>
-            <w:vAlign w:val="center"/>
+            <w:tcW w:w="4309" w:type="dxa"/>
           </w:tcPr>
           <w:p>
             <w:pPr>
+              <w:pStyle w:val="Heading1"/>
               <w:jc w:val="center"/>
               <w:rPr>
+                <w:b w:val="0"/>
+                <w:bCs w:val="0"/>
+                <w:color w:val="auto"/>
                 <w:sz w:val="26"/>
-                <w:szCs w:val="26"/>
                 <w:lang w:val="nl-NL"/>
               </w:rPr>
             </w:pPr>
             <w:r>
               <w:rPr>
+                <w:b w:val="0"/>
+                <w:bCs w:val="0"/>
+                <w:color w:val="auto"/>
                 <w:sz w:val="26"/>
-                <w:szCs w:val="26"/>
                 <w:lang w:val="nl-NL"/>
               </w:rPr>
               <w:t>UBND TỈNH QUẢNG NGÃI</w:t>
@@ -44,35 +46,54 @@
           </w:p>
           <w:p>
             <w:pPr>
+              <w:pStyle w:val="Heading1"/>
               <w:jc w:val="center"/>
               <w:rPr>
-                <w:b/>
+                <w:bCs w:val="0"/>
+                <w:color w:val="auto"/>
                 <w:sz w:val="26"/>
-                <w:szCs w:val="26"/>
                 <w:lang w:val="nl-NL"/>
               </w:rPr>
             </w:pPr>
             <w:r>
               <w:rPr>
+                <w:bCs w:val="0"/>
+                <w:color w:val="auto"/>
+                <w:sz w:val="26"/>
+                <w:lang w:val="nl-NL"/>
+              </w:rPr>
+              <w:t>TRƯỜNG CAO ĐẲNG KON TUM</w:t>
+            </w:r>
+          </w:p>
+          <w:p>
+            <w:pPr>
+              <w:jc w:val="center"/>
+              <w:rPr>
+                <w:sz w:val="8"/>
+                <w:lang w:val="nl-NL"/>
+              </w:rPr>
+            </w:pPr>
+            <w:r>
+              <w:rPr>
+                <w:b/>
                 <w:noProof/>
                 <w:sz w:val="26"/>
-                <w:szCs w:val="26"/>
               </w:rPr>
               <mc:AlternateContent>
                 <mc:Choice Requires="wps">
                   <w:drawing>
-                    <wp:anchor distT="4294967293" distB="4294967293" distL="114300" distR="114300" simplePos="0" relativeHeight="251660288" behindDoc="0" locked="0" layoutInCell="1" allowOverlap="1" wp14:anchorId="7FAFE956" wp14:editId="1A9796E9">
+                    <wp:anchor distT="0" distB="0" distL="114300" distR="114300" simplePos="0" relativeHeight="251696640" behindDoc="0" locked="0" layoutInCell="1" allowOverlap="1" wp14:anchorId="2D5EF86B" wp14:editId="0350CFAE">
                       <wp:simplePos x="0" y="0"/>
                       <wp:positionH relativeFrom="column">
-                        <wp:posOffset>802640</wp:posOffset>
+                        <wp:posOffset>816623</wp:posOffset>
                       </wp:positionH>
                       <wp:positionV relativeFrom="paragraph">
-                        <wp:posOffset>191770</wp:posOffset>
+                        <wp:posOffset>24130</wp:posOffset>
                       </wp:positionV>
-                      <wp:extent cx="904875" cy="0"/>
+                      <wp:extent cx="862012" cy="0"/>
                       <wp:effectExtent l="0" t="0" r="0" b="0"/>
                       <wp:wrapNone/>
-                      <wp:docPr id="1116418939" name="Straight Arrow Connector 5"/>
+                      <wp:docPr id="474478586" name="Line 32"/>
                       <wp:cNvGraphicFramePr>
                         <a:graphicFrameLocks xmlns:a="http://schemas.openxmlformats.org/drawingml/2006/main"/>
                       </wp:cNvGraphicFramePr>
@@ -85,13 +106,13 @@
                             <wps:spPr bwMode="auto">
                               <a:xfrm>
                                 <a:off x="0" y="0"/>
-                                <a:ext cx="904875" cy="0"/>
+                                <a:ext cx="862012" cy="0"/>
                               </a:xfrm>
-                              <a:prstGeom prst="straightConnector1">
+                              <a:prstGeom prst="line">
                                 <a:avLst/>
                               </a:prstGeom>
                               <a:noFill/>
-                              <a:ln w="6350">
+                              <a:ln w="9525">
                                 <a:solidFill>
                                   <a:srgbClr val="000000"/>
                                 </a:solidFill>
@@ -99,6 +120,13 @@
                                 <a:headEnd/>
                                 <a:tailEnd/>
                               </a:ln>
+                              <a:extLst>
+                                <a:ext uri="{909E8E84-426E-40DD-AFC4-6F175D3DCCD1}">
+                                  <a14:hiddenFill xmlns:a14="http://schemas.microsoft.com/office/drawing/2010/main">
+                                    <a:noFill/>
+                                  </a14:hiddenFill>
+                                </a:ext>
+                              </a:extLst>
                             </wps:spPr>
                             <wps:bodyPr/>
                           </wps:wsp>
@@ -113,41 +141,25 @@
                     </wp:anchor>
                   </w:drawing>
                 </mc:Choice>
-                <mc:Fallback xmlns:w16sdtfl="http://schemas.microsoft.com/office/word/2024/wordml/sdtformatlock">
+                <mc:Fallback>
                   <w:pict>
-                    <v:shapetype w14:anchorId="71915E6B" id="_x0000_t32" coordsize="21600,21600" o:spt="32" o:oned="t" path="m,l21600,21600e" filled="f">
-                      <v:path arrowok="t" fillok="f" o:connecttype="none"/>
-                      <o:lock v:ext="edit" shapetype="t"/>
-                    </v:shapetype>
-                    <v:shape id="Straight Arrow Connector 5" o:spid="_x0000_s1026" type="#_x0000_t32" style="position:absolute;margin-left:63.2pt;margin-top:15.1pt;width:71.25pt;height:0;z-index:251660288;visibility:visible;mso-wrap-style:square;mso-width-percent:0;mso-height-percent:0;mso-wrap-distance-left:9pt;mso-wrap-distance-top:-8e-5mm;mso-wrap-distance-right:9pt;mso-wrap-distance-bottom:-8e-5mm;mso-position-horizontal:absolute;mso-position-horizontal-relative:text;mso-position-vertical:absolute;mso-position-vertical-relative:text;mso-width-percent:0;mso-height-percent:0;mso-width-relative:page;mso-height-relative:page" o:gfxdata="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" strokeweight=".5pt"/>
+                    <v:line w14:anchorId="385D0A79" id="Line 32" o:spid="_x0000_s1026" style="position:absolute;z-index:251696640;visibility:visible;mso-wrap-style:square;mso-width-percent:0;mso-height-percent:0;mso-wrap-distance-left:9pt;mso-wrap-distance-top:0;mso-wrap-distance-right:9pt;mso-wrap-distance-bottom:0;mso-position-horizontal:absolute;mso-position-horizontal-relative:text;mso-position-vertical:absolute;mso-position-vertical-relative:text;mso-width-percent:0;mso-height-percent:0;mso-width-relative:page;mso-height-relative:page" from="64.3pt,1.9pt" to="132.15pt,1.9pt" o:gfxdata="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"/>
                   </w:pict>
                 </mc:Fallback>
               </mc:AlternateContent>
-            </w:r>
-            <w:r>
-              <w:rPr>
-                <w:b/>
-                <w:sz w:val="26"/>
-                <w:szCs w:val="26"/>
-                <w:lang w:val="nl-NL"/>
-              </w:rPr>
-              <w:t>TRƯỜNG CAO ĐẲNG KON TUM</w:t>
             </w:r>
           </w:p>
         </w:tc>
         <w:tc>
           <w:tcPr>
-            <w:tcW w:w="5528" w:type="dxa"/>
-            <w:shd w:val="clear" w:color="auto" w:fill="FFFFFF"/>
-            <w:vAlign w:val="center"/>
+            <w:tcW w:w="5697" w:type="dxa"/>
           </w:tcPr>
           <w:p>
             <w:pPr>
-              <w:jc w:val="both"/>
+              <w:jc w:val="center"/>
               <w:rPr>
                 <w:b/>
                 <w:sz w:val="26"/>
-                <w:szCs w:val="26"/>
                 <w:lang w:val="nl-NL"/>
               </w:rPr>
             </w:pPr>
@@ -155,7 +167,6 @@
               <w:rPr>
                 <w:b/>
                 <w:sz w:val="26"/>
-                <w:szCs w:val="26"/>
                 <w:lang w:val="nl-NL"/>
               </w:rPr>
               <w:t>CỘNG HÒA XÃ HỘI CHỦ NGHĨA VIỆT NAM</w:t>
@@ -165,29 +176,109 @@
             <w:pPr>
               <w:jc w:val="center"/>
               <w:rPr>
-                <w:sz w:val="26"/>
-                <w:szCs w:val="26"/>
+                <w:b/>
+                <w:bCs/>
+                <w:sz w:val="28"/>
+                <w:szCs w:val="28"/>
               </w:rPr>
             </w:pPr>
             <w:r>
               <w:rPr>
+                <w:b/>
+                <w:bCs/>
+                <w:sz w:val="28"/>
+                <w:szCs w:val="28"/>
+              </w:rPr>
+              <w:t>Độc lập - Tự do - Hạnh phúc</w:t>
+            </w:r>
+            <w:r>
+              <w:rPr>
+                <w:bCs/>
+                <w:i/>
+                <w:sz w:val="26"/>
+              </w:rPr>
+              <w:t xml:space="preserve"> </w:t>
+            </w:r>
+          </w:p>
+        </w:tc>
+      </w:tr>
+      <w:tr>
+        <w:trPr>
+          <w:trHeight w:val="372"/>
+          <w:jc w:val="center"/>
+        </w:trPr>
+        <w:tc>
+          <w:tcPr>
+            <w:tcW w:w="4309" w:type="dxa"/>
+          </w:tcPr>
+          <w:p>
+            <w:pPr>
+              <w:spacing w:before="120"/>
+              <w:jc w:val="center"/>
+              <w:rPr>
+                <w:sz w:val="26"/>
+              </w:rPr>
+            </w:pPr>
+            <w:r>
+              <w:rPr>
+                <w:sz w:val="26"/>
+              </w:rPr>
+              <w:t>Số:</w:t>
+            </w:r>
+            <w:r>
+              <w:rPr>
+                <w:sz w:val="26"/>
+              </w:rPr>
+              <w:t xml:space="preserve"> </w:t>
+            </w:r>
+            <w:r>
+              <w:rPr>
+                <w:sz w:val="26"/>
+              </w:rPr>
+              <w:t xml:space="preserve">        </w:t>
+            </w:r>
+            <w:r>
+              <w:rPr>
+                <w:sz w:val="26"/>
+              </w:rPr>
+              <w:t>/TB-CĐKT</w:t>
+            </w:r>
+          </w:p>
+        </w:tc>
+        <w:tc>
+          <w:tcPr>
+            <w:tcW w:w="5697" w:type="dxa"/>
+          </w:tcPr>
+          <w:p>
+            <w:pPr>
+              <w:spacing w:before="120"/>
+              <w:jc w:val="center"/>
+              <w:rPr>
+                <w:b/>
+                <w:sz w:val="26"/>
+              </w:rPr>
+            </w:pPr>
+            <w:r>
+              <w:rPr>
+                <w:bCs/>
                 <w:noProof/>
+                <w:sz w:val="26"/>
               </w:rPr>
               <mc:AlternateContent>
                 <mc:Choice Requires="wps">
                   <w:drawing>
-                    <wp:anchor distT="4294967293" distB="4294967293" distL="114300" distR="114300" simplePos="0" relativeHeight="251659264" behindDoc="0" locked="0" layoutInCell="1" allowOverlap="1" wp14:anchorId="44851620" wp14:editId="5C282E69">
+                    <wp:anchor distT="0" distB="0" distL="114300" distR="114300" simplePos="0" relativeHeight="251695616" behindDoc="0" locked="0" layoutInCell="1" allowOverlap="1" wp14:anchorId="017F1971" wp14:editId="03FFB702">
                       <wp:simplePos x="0" y="0"/>
                       <wp:positionH relativeFrom="column">
-                        <wp:posOffset>616585</wp:posOffset>
+                        <wp:posOffset>651510</wp:posOffset>
                       </wp:positionH>
                       <wp:positionV relativeFrom="paragraph">
-                        <wp:posOffset>205740</wp:posOffset>
+                        <wp:posOffset>-4445</wp:posOffset>
                       </wp:positionV>
-                      <wp:extent cx="2159635" cy="0"/>
-                      <wp:effectExtent l="0" t="0" r="0" b="0"/>
+                      <wp:extent cx="2184400" cy="0"/>
+                      <wp:effectExtent l="0" t="0" r="25400" b="19050"/>
                       <wp:wrapNone/>
-                      <wp:docPr id="434041340" name="Straight Arrow Connector 7"/>
+                      <wp:docPr id="335036026" name="Line 31"/>
                       <wp:cNvGraphicFramePr>
                         <a:graphicFrameLocks xmlns:a="http://schemas.openxmlformats.org/drawingml/2006/main"/>
                       </wp:cNvGraphicFramePr>
@@ -200,13 +291,13 @@
                             <wps:spPr bwMode="auto">
                               <a:xfrm>
                                 <a:off x="0" y="0"/>
-                                <a:ext cx="2159635" cy="0"/>
+                                <a:ext cx="2184400" cy="0"/>
                               </a:xfrm>
-                              <a:prstGeom prst="straightConnector1">
+                              <a:prstGeom prst="line">
                                 <a:avLst/>
                               </a:prstGeom>
                               <a:noFill/>
-                              <a:ln w="6350">
+                              <a:ln w="9525">
                                 <a:solidFill>
                                   <a:srgbClr val="000000"/>
                                 </a:solidFill>
@@ -214,6 +305,13 @@
                                 <a:headEnd/>
                                 <a:tailEnd/>
                               </a:ln>
+                              <a:extLst>
+                                <a:ext uri="{909E8E84-426E-40DD-AFC4-6F175D3DCCD1}">
+                                  <a14:hiddenFill xmlns:a14="http://schemas.microsoft.com/office/drawing/2010/main">
+                                    <a:noFill/>
+                                  </a14:hiddenFill>
+                                </a:ext>
+                              </a:extLst>
                             </wps:spPr>
                             <wps:bodyPr/>
                           </wps:wsp>
@@ -228,74 +326,19 @@
                     </wp:anchor>
                   </w:drawing>
                 </mc:Choice>
-                <mc:Fallback xmlns:w16sdtfl="http://schemas.microsoft.com/office/word/2024/wordml/sdtformatlock">
+                <mc:Fallback>
                   <w:pict>
-                    <v:shape w14:anchorId="02560A15" id="Straight Arrow Connector 7" o:spid="_x0000_s1026" type="#_x0000_t32" style="position:absolute;margin-left:48.55pt;margin-top:16.2pt;width:170.05pt;height:0;z-index:251659264;visibility:visible;mso-wrap-style:square;mso-width-percent:0;mso-height-percent:0;mso-wrap-distance-left:9pt;mso-wrap-distance-top:-8e-5mm;mso-wrap-distance-right:9pt;mso-wrap-distance-bottom:-8e-5mm;mso-position-horizontal:absolute;mso-position-horizontal-relative:text;mso-position-vertical:absolute;mso-position-vertical-relative:text;mso-width-percent:0;mso-height-percent:0;mso-width-relative:page;mso-height-relative:page" o:gfxdata="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" strokeweight=".5pt"/>
+                    <v:line w14:anchorId="660AC9F6" id="Line 31" o:spid="_x0000_s1026" style="position:absolute;z-index:251695616;visibility:visible;mso-wrap-style:square;mso-width-percent:0;mso-height-percent:0;mso-wrap-distance-left:9pt;mso-wrap-distance-top:0;mso-wrap-distance-right:9pt;mso-wrap-distance-bottom:0;mso-position-horizontal:absolute;mso-position-horizontal-relative:text;mso-position-vertical:absolute;mso-position-vertical-relative:text;mso-width-percent:0;mso-height-percent:0;mso-width-relative:page;mso-height-relative:page" from="51.3pt,-.35pt" to="223.3pt,-.35pt" o:gfxdata="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"/>
                   </w:pict>
                 </mc:Fallback>
               </mc:AlternateContent>
             </w:r>
             <w:r>
               <w:rPr>
-                <w:b/>
-              </w:rPr>
-              <w:t>Độc lập - Tự do - Hạnh phúc</w:t>
-            </w:r>
-          </w:p>
-        </w:tc>
-      </w:tr>
-      <w:tr>
-        <w:trPr>
-          <w:jc w:val="center"/>
-        </w:trPr>
-        <w:tc>
-          <w:tcPr>
-            <w:tcW w:w="4253" w:type="dxa"/>
-            <w:shd w:val="clear" w:color="auto" w:fill="FFFFFF"/>
-            <w:vAlign w:val="center"/>
-          </w:tcPr>
-          <w:p>
-            <w:pPr>
-              <w:spacing w:before="240" w:after="120"/>
-              <w:jc w:val="center"/>
-              <w:rPr>
-                <w:sz w:val="26"/>
+                <w:bCs/>
+                <w:i/>
+                <w:sz w:val="28"/>
                 <w:szCs w:val="26"/>
-                <w:lang w:val="nl-NL"/>
-              </w:rPr>
-            </w:pPr>
-            <w:r>
-              <w:rPr>
-                <w:sz w:val="26"/>
-                <w:szCs w:val="26"/>
-                <w:lang w:val="nl-NL"/>
-              </w:rPr>
-              <w:t>Số:        /TB-CĐKT</w:t>
-            </w:r>
-          </w:p>
-        </w:tc>
-        <w:tc>
-          <w:tcPr>
-            <w:tcW w:w="5528" w:type="dxa"/>
-            <w:shd w:val="clear" w:color="auto" w:fill="FFFFFF"/>
-            <w:vAlign w:val="center"/>
-          </w:tcPr>
-          <w:p>
-            <w:pPr>
-              <w:spacing w:before="240" w:after="120"/>
-              <w:ind w:left="-215" w:firstLine="215"/>
-              <w:jc w:val="center"/>
-              <w:rPr>
-                <w:b/>
-                <w:sz w:val="26"/>
-                <w:szCs w:val="26"/>
-                <w:lang w:val="nl-NL"/>
-              </w:rPr>
-            </w:pPr>
-            <w:r>
-              <w:rPr>
-                <w:i/>
-                <w:lang w:val="nl-NL"/>
               </w:rPr>
               <w:t>Quảng Ngãi, ngày      tháng      năm 2026</w:t>
             </w:r>
@@ -305,16 +348,34 @@
     </w:tbl>
     <w:p>
       <w:pPr>
+        <w:spacing w:before="40" w:after="40"/>
         <w:jc w:val="center"/>
         <w:rPr>
-          <w:lang w:val="nl-NL"/>
+          <w:b/>
+          <w:bCs/>
+          <w:sz w:val="28"/>
+          <w:szCs w:val="28"/>
+        </w:rPr>
+      </w:pPr>
+    </w:p>
+    <w:p>
+      <w:pPr>
+        <w:widowControl w:val="0"/>
+        <w:spacing w:before="120"/>
+        <w:jc w:val="center"/>
+        <w:rPr>
+          <w:b/>
+          <w:bCs/>
+          <w:sz w:val="28"/>
+          <w:szCs w:val="28"/>
         </w:rPr>
       </w:pPr>
       <w:r>
         <w:rPr>
           <w:b/>
           <w:bCs/>
-          <w:lang w:val="nl-NL"/>
+          <w:sz w:val="28"/>
+          <w:szCs w:val="28"/>
         </w:rPr>
         <w:t>THÔNG BÁO</w:t>
       </w:r>
@@ -324,32 +385,55 @@
         <w:jc w:val="center"/>
         <w:rPr>
           <w:b/>
-          <w:bCs/>
-          <w:lang w:val="nl-NL"/>
+          <w:sz w:val="28"/>
+          <w:szCs w:val="28"/>
+        </w:rPr>
+      </w:pPr>
+      <w:bookmarkStart w:id="0" w:name="_Hlk232496580"/>
+      <w:bookmarkStart w:id="1" w:name="_Hlk232500727"/>
+      <w:r>
+        <w:rPr>
+          <w:b/>
+          <w:sz w:val="28"/>
+          <w:szCs w:val="28"/>
+        </w:rPr>
+        <w:t>[trích yếu nội dung văn bản]</w:t>
+      </w:r>
+      <w:bookmarkEnd w:id="0"/>
+      <w:bookmarkEnd w:id="1"/>
+    </w:p>
+    <w:p>
+      <w:pPr>
+        <w:jc w:val="center"/>
+        <w:rPr>
+          <w:b/>
+          <w:sz w:val="28"/>
+          <w:szCs w:val="28"/>
         </w:rPr>
       </w:pPr>
       <w:r>
         <w:rPr>
           <w:b/>
           <w:noProof/>
-          <w:sz w:val="16"/>
-          <w:szCs w:val="16"/>
+          <w:sz w:val="28"/>
+          <w:szCs w:val="28"/>
+          <w:lang w:val="nl-NL"/>
         </w:rPr>
         <mc:AlternateContent>
           <mc:Choice Requires="wps">
             <w:drawing>
-              <wp:anchor distT="0" distB="0" distL="114300" distR="114300" simplePos="0" relativeHeight="251661312" behindDoc="0" locked="0" layoutInCell="1" allowOverlap="1" wp14:anchorId="42FD8D7C" wp14:editId="3B88C9B7">
+              <wp:anchor distT="0" distB="0" distL="114300" distR="114300" simplePos="0" relativeHeight="251681280" behindDoc="0" locked="0" layoutInCell="1" allowOverlap="1" wp14:anchorId="27EA017B" wp14:editId="4F186C98">
                 <wp:simplePos x="0" y="0"/>
-                <wp:positionH relativeFrom="margin">
-                  <wp:align>center</wp:align>
+                <wp:positionH relativeFrom="column">
+                  <wp:posOffset>2323466</wp:posOffset>
                 </wp:positionH>
                 <wp:positionV relativeFrom="paragraph">
-                  <wp:posOffset>203623</wp:posOffset>
+                  <wp:posOffset>41910</wp:posOffset>
                 </wp:positionV>
-                <wp:extent cx="2600325" cy="0"/>
+                <wp:extent cx="1085850" cy="0"/>
                 <wp:effectExtent l="0" t="0" r="0" b="0"/>
                 <wp:wrapNone/>
-                <wp:docPr id="215380883" name="Straight Connector 1"/>
+                <wp:docPr id="10" name="Straight Connector 10"/>
                 <wp:cNvGraphicFramePr/>
                 <a:graphic xmlns:a="http://schemas.openxmlformats.org/drawingml/2006/main">
                   <a:graphicData uri="http://schemas.microsoft.com/office/word/2010/wordprocessingShape">
@@ -358,21 +442,26 @@
                       <wps:spPr>
                         <a:xfrm>
                           <a:off x="0" y="0"/>
-                          <a:ext cx="2600325" cy="0"/>
+                          <a:ext cx="1085850" cy="0"/>
                         </a:xfrm>
                         <a:prstGeom prst="line">
                           <a:avLst/>
                         </a:prstGeom>
+                        <a:ln w="9525">
+                          <a:solidFill>
+                            <a:srgbClr val="000000"/>
+                          </a:solidFill>
+                        </a:ln>
                       </wps:spPr>
                       <wps:style>
-                        <a:lnRef idx="1">
-                          <a:schemeClr val="dk1"/>
+                        <a:lnRef idx="2">
+                          <a:schemeClr val="accent1"/>
                         </a:lnRef>
                         <a:fillRef idx="0">
-                          <a:schemeClr val="dk1"/>
+                          <a:schemeClr val="accent1"/>
                         </a:fillRef>
-                        <a:effectRef idx="0">
-                          <a:schemeClr val="dk1"/>
+                        <a:effectRef idx="1">
+                          <a:schemeClr val="accent1"/>
                         </a:effectRef>
                         <a:fontRef idx="minor">
                           <a:schemeClr val="tx1"/>
@@ -382,105 +471,143 @@
                     </wps:wsp>
                   </a:graphicData>
                 </a:graphic>
+                <wp14:sizeRelH relativeFrom="margin">
+                  <wp14:pctWidth>0</wp14:pctWidth>
+                </wp14:sizeRelH>
+                <wp14:sizeRelV relativeFrom="margin">
+                  <wp14:pctHeight>0</wp14:pctHeight>
+                </wp14:sizeRelV>
               </wp:anchor>
             </w:drawing>
           </mc:Choice>
-          <mc:Fallback xmlns:w16sdtfl="http://schemas.microsoft.com/office/word/2024/wordml/sdtformatlock">
+          <mc:Fallback>
             <w:pict>
-              <v:line w14:anchorId="0BC804A3" id="Straight Connector 1" o:spid="_x0000_s1026" style="position:absolute;z-index:251661312;visibility:visible;mso-wrap-style:square;mso-wrap-distance-left:9pt;mso-wrap-distance-top:0;mso-wrap-distance-right:9pt;mso-wrap-distance-bottom:0;mso-position-horizontal:center;mso-position-horizontal-relative:margin;mso-position-vertical:absolute;mso-position-vertical-relative:text" from="0,16.05pt" to="204.75pt,16.05pt" o:gfxdata="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" strokecolor="black [3200]" strokeweight=".5pt">
+              <v:line w14:anchorId="4E03C82E" id="Straight Connector 10" o:spid="_x0000_s1026" style="position:absolute;z-index:251681280;visibility:visible;mso-wrap-style:square;mso-width-percent:0;mso-height-percent:0;mso-wrap-distance-left:9pt;mso-wrap-distance-top:0;mso-wrap-distance-right:9pt;mso-wrap-distance-bottom:0;mso-position-horizontal:absolute;mso-position-horizontal-relative:text;mso-position-vertical:absolute;mso-position-vertical-relative:text;mso-width-percent:0;mso-height-percent:0;mso-width-relative:margin;mso-height-relative:margin" from="182.95pt,3.3pt" to="268.45pt,3.3pt" o:gfxdata="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" strokecolor="black">
                 <v:stroke joinstyle="miter"/>
-                <w10:wrap anchorx="margin"/>
               </v:line>
             </w:pict>
           </mc:Fallback>
         </mc:AlternateContent>
       </w:r>
-      <w:r>
-        <w:rPr>
-          <w:b/>
-          <w:bCs/>
-          <w:lang w:val="nl-NL"/>
-        </w:rPr>
-        <w:t>[trích yếu nội dung văn bản]</w:t>
-      </w:r>
     </w:p>
     <w:p>
       <w:pPr>
-        <w:spacing w:before="120" w:after="120"/>
+        <w:widowControl w:val="0"/>
+        <w:spacing w:before="120" w:after="120" w:line="300" w:lineRule="auto"/>
         <w:ind w:firstLine="720"/>
-        <w:jc w:val="center"/>
-        <w:rPr>
-          <w:b/>
-          <w:sz w:val="16"/>
-          <w:szCs w:val="16"/>
-          <w:lang w:val="vi-VN"/>
-        </w:rPr>
-      </w:pPr>
-    </w:p>
-    <w:p>
-      <w:pPr>
-        <w:spacing w:before="120" w:after="120"/>
-        <w:ind w:firstLine="709"/>
         <w:jc w:val="both"/>
         <w:rPr>
-          <w:lang w:val="vi-VN"/>
+          <w:i/>
+          <w:iCs/>
+          <w:sz w:val="28"/>
+          <w:szCs w:val="28"/>
         </w:rPr>
       </w:pPr>
       <w:r>
         <w:rPr>
           <w:i/>
           <w:iCs/>
-          <w:lang w:val="vi-VN"/>
+          <w:sz w:val="28"/>
+          <w:szCs w:val="28"/>
         </w:rPr>
         <w:t>Căn cứ [văn bản làm căn cứ: loại, số, ký hiệu, ngày ban hành, cơ quan ban hành, trích yếu];</w:t>
       </w:r>
     </w:p>
     <w:p>
       <w:pPr>
-        <w:spacing w:before="120" w:after="120"/>
-        <w:ind w:firstLine="709"/>
+        <w:widowControl w:val="0"/>
+        <w:spacing w:before="120" w:after="120" w:line="300" w:lineRule="auto"/>
+        <w:ind w:firstLine="720"/>
         <w:jc w:val="both"/>
         <w:rPr>
-          <w:lang w:val="vi-VN"/>
+          <w:sz w:val="28"/>
+          <w:szCs w:val="28"/>
         </w:rPr>
       </w:pPr>
       <w:r>
         <w:rPr>
-          <w:lang w:val="vi-VN"/>
+          <w:sz w:val="28"/>
+          <w:szCs w:val="28"/>
         </w:rPr>
-        <w:t>[Nội dung văn bản: đoạn văn thụt đầu dòng 1,25 cm, dàn đều hai lề, cỡ 14.]</w:t>
+        <w:t>[Nội dung văn bản: đoạn văn thụt đầu dòng, dàn đều hai lề, cỡ 14. Thêm đoạn bằng cách nhân bản đoạn này.]</w:t>
       </w:r>
+    </w:p>
+    <w:p>
+      <w:pPr>
+        <w:keepNext/>
+        <w:keepLines/>
+        <w:widowControl w:val="0"/>
+        <w:spacing w:before="120" w:after="120" w:line="300" w:lineRule="auto"/>
+        <w:ind w:firstLine="720"/>
+        <w:jc w:val="both"/>
+        <w:rPr>
+          <w:iCs/>
+          <w:sz w:val="28"/>
+          <w:szCs w:val="28"/>
+          <w:lang w:val="sv-SE"/>
+        </w:rPr>
+      </w:pPr>
+      <w:r>
+        <w:rPr>
+          <w:iCs/>
+          <w:sz w:val="28"/>
+          <w:szCs w:val="28"/>
+          <w:lang w:val="sv-SE"/>
+        </w:rPr>
+        <w:t>[Câu kết]./.</w:t>
+      </w:r>
+    </w:p>
+    <w:p>
+      <w:pPr>
+        <w:keepNext/>
+        <w:spacing w:before="120" w:after="120"/>
+        <w:ind w:firstLine="720"/>
+        <w:jc w:val="both"/>
+        <w:rPr>
+          <w:iCs/>
+          <w:sz w:val="12"/>
+          <w:szCs w:val="12"/>
+          <w:lang w:val="sv-SE"/>
+        </w:rPr>
+      </w:pPr>
     </w:p>
     <w:tbl>
       <w:tblPr>
         <w:tblW w:w="9072" w:type="dxa"/>
         <w:jc w:val="center"/>
-        <w:tblCellSpacing w:w="0" w:type="dxa"/>
         <w:tblCellMar>
           <w:left w:w="0" w:type="dxa"/>
           <w:right w:w="0" w:type="dxa"/>
         </w:tblCellMar>
-        <w:tblLook w:val="0000" w:firstRow="0" w:lastRow="0" w:firstColumn="0" w:lastColumn="0" w:noHBand="0" w:noVBand="0"/>
+        <w:tblLook w:val="04A0" w:firstRow="1" w:lastRow="0" w:firstColumn="1" w:lastColumn="0" w:noHBand="0" w:noVBand="1"/>
       </w:tblPr>
       <w:tblGrid>
-        <w:gridCol w:w="3969"/>
-        <w:gridCol w:w="5103"/>
+        <w:gridCol w:w="4111"/>
+        <w:gridCol w:w="4961"/>
       </w:tblGrid>
       <w:tr>
         <w:trPr>
-          <w:tblCellSpacing w:w="0" w:type="dxa"/>
+          <w:trHeight w:val="797"/>
           <w:jc w:val="center"/>
+          <w:cantSplit/>
         </w:trPr>
         <w:tc>
           <w:tcPr>
-            <w:tcW w:w="3969" w:type="dxa"/>
+            <w:tcW w:w="4111" w:type="dxa"/>
+            <w:tcMar>
+              <w:top w:w="0" w:type="dxa"/>
+              <w:left w:w="108" w:type="dxa"/>
+              <w:bottom w:w="0" w:type="dxa"/>
+              <w:right w:w="108" w:type="dxa"/>
+            </w:tcMar>
+            <w:hideMark/>
           </w:tcPr>
           <w:p>
             <w:pPr>
               <w:jc w:val="both"/>
               <w:rPr>
-                <w:sz w:val="24"/>
-                <w:lang w:val="vi-VN"/>
+                <w:bCs/>
+                <w:lang w:val="nb-NO"/>
               </w:rPr>
             </w:pPr>
             <w:r>
@@ -489,23 +616,25 @@
                 <w:bCs/>
                 <w:i/>
                 <w:iCs/>
-                <w:sz w:val="24"/>
-                <w:lang w:val="vi-VN"/>
+                <w:lang w:val="nb-NO"/>
               </w:rPr>
-              <w:t>Nơi nhận:</w:t>
+              <w:t>Nơi nhận:</w:t>
             </w:r>
           </w:p>
           <w:p>
             <w:pPr>
+              <w:widowControl w:val="0"/>
               <w:jc w:val="both"/>
               <w:rPr>
                 <w:sz w:val="22"/>
+                <w:szCs w:val="22"/>
                 <w:lang w:val="vi-VN"/>
               </w:rPr>
             </w:pPr>
             <w:r>
               <w:rPr>
                 <w:sz w:val="22"/>
+                <w:szCs w:val="22"/>
                 <w:lang w:val="vi-VN"/>
               </w:rPr>
               <w:t>- [Nơi nhận];</w:t>
@@ -515,30 +644,29 @@
             <w:pPr>
               <w:jc w:val="both"/>
               <w:rPr>
-                <w:sz w:val="22"/>
-                <w:lang w:val="pl-PL"/>
+                <w:bCs/>
+                <w:lang w:val="es-ES"/>
               </w:rPr>
             </w:pPr>
             <w:r>
               <w:rPr>
                 <w:sz w:val="22"/>
-                <w:lang w:val="pl-PL"/>
+                <w:szCs w:val="22"/>
+                <w:lang w:val="vi-VN"/>
               </w:rPr>
               <w:t>- Lưu: VT, [đơn vị soạn thảo].</w:t>
             </w:r>
           </w:p>
-          <w:p>
-            <w:pPr>
-              <w:jc w:val="both"/>
-              <w:rPr>
-                <w:lang w:val="pl-PL"/>
-              </w:rPr>
-            </w:pPr>
-          </w:p>
         </w:tc>
         <w:tc>
           <w:tcPr>
-            <w:tcW w:w="5103" w:type="dxa"/>
+            <w:tcW w:w="4961" w:type="dxa"/>
+            <w:tcMar>
+              <w:top w:w="0" w:type="dxa"/>
+              <w:left w:w="108" w:type="dxa"/>
+              <w:bottom w:w="0" w:type="dxa"/>
+              <w:right w:w="108" w:type="dxa"/>
+            </w:tcMar>
           </w:tcPr>
           <w:p>
             <w:pPr>
@@ -546,14 +674,18 @@
               <w:rPr>
                 <w:b/>
                 <w:bCs/>
-                <w:lang w:val="pl-PL"/>
+                <w:sz w:val="28"/>
+                <w:szCs w:val="28"/>
+                <w:lang w:val="es-ES"/>
               </w:rPr>
             </w:pPr>
             <w:r>
               <w:rPr>
                 <w:b/>
                 <w:bCs/>
-                <w:lang w:val="pl-PL"/>
+                <w:sz w:val="28"/>
+                <w:szCs w:val="28"/>
+                <w:lang w:val="es-ES"/>
               </w:rPr>
               <w:t>HIỆU TRƯỞNG</w:t>
             </w:r>
@@ -564,7 +696,9 @@
               <w:rPr>
                 <w:b/>
                 <w:bCs/>
-                <w:lang w:val="pl-PL"/>
+                <w:sz w:val="28"/>
+                <w:szCs w:val="28"/>
+                <w:lang w:val="es-ES"/>
               </w:rPr>
             </w:pPr>
           </w:p>
@@ -574,31 +708,9 @@
               <w:rPr>
                 <w:b/>
                 <w:bCs/>
-                <w:lang w:val="pl-PL"/>
-              </w:rPr>
-            </w:pPr>
-          </w:p>
-          <w:p>
-            <w:pPr>
-              <w:jc w:val="center"/>
-              <w:rPr>
-                <w:lang w:val="pl-PL"/>
-              </w:rPr>
-            </w:pPr>
-          </w:p>
-          <w:p>
-            <w:pPr>
-              <w:jc w:val="center"/>
-              <w:rPr>
-                <w:lang w:val="pl-PL"/>
-              </w:rPr>
-            </w:pPr>
-          </w:p>
-          <w:p>
-            <w:pPr>
-              <w:jc w:val="center"/>
-              <w:rPr>
-                <w:lang w:val="pl-PL"/>
+                <w:sz w:val="28"/>
+                <w:szCs w:val="28"/>
+                <w:lang w:val="es-ES"/>
               </w:rPr>
             </w:pPr>
           </w:p>
@@ -607,7 +719,10 @@
               <w:jc w:val="center"/>
               <w:rPr>
                 <w:b/>
-                <w:lang w:val="pl-PL"/>
+                <w:bCs/>
+                <w:sz w:val="28"/>
+                <w:szCs w:val="28"/>
+                <w:lang w:val="es-ES"/>
               </w:rPr>
             </w:pPr>
           </w:p>
@@ -616,13 +731,73 @@
               <w:jc w:val="center"/>
               <w:rPr>
                 <w:b/>
-                <w:lang w:val="pl-PL"/>
+                <w:bCs/>
+                <w:sz w:val="28"/>
+                <w:szCs w:val="28"/>
+                <w:lang w:val="es-ES"/>
+              </w:rPr>
+            </w:pPr>
+          </w:p>
+        </w:tc>
+      </w:tr>
+      <w:tr>
+        <w:trPr>
+          <w:trHeight w:val="142"/>
+          <w:jc w:val="center"/>
+          <w:cantSplit/>
+        </w:trPr>
+        <w:tc>
+          <w:tcPr>
+            <w:tcW w:w="4111" w:type="dxa"/>
+            <w:tcMar>
+              <w:top w:w="0" w:type="dxa"/>
+              <w:left w:w="108" w:type="dxa"/>
+              <w:bottom w:w="0" w:type="dxa"/>
+              <w:right w:w="108" w:type="dxa"/>
+            </w:tcMar>
+          </w:tcPr>
+          <w:p>
+            <w:pPr>
+              <w:spacing w:line="276" w:lineRule="auto"/>
+              <w:jc w:val="both"/>
+              <w:rPr>
+                <w:b/>
+                <w:bCs/>
+                <w:i/>
+                <w:iCs/>
+                <w:lang w:val="nb-NO"/>
+              </w:rPr>
+            </w:pPr>
+          </w:p>
+        </w:tc>
+        <w:tc>
+          <w:tcPr>
+            <w:tcW w:w="4961" w:type="dxa"/>
+            <w:tcMar>
+              <w:top w:w="0" w:type="dxa"/>
+              <w:left w:w="108" w:type="dxa"/>
+              <w:bottom w:w="0" w:type="dxa"/>
+              <w:right w:w="108" w:type="dxa"/>
+            </w:tcMar>
+          </w:tcPr>
+          <w:p>
+            <w:pPr>
+              <w:jc w:val="center"/>
+              <w:rPr>
+                <w:b/>
+                <w:bCs/>
+                <w:sz w:val="28"/>
+                <w:szCs w:val="28"/>
+                <w:lang w:val="es-ES"/>
               </w:rPr>
             </w:pPr>
             <w:r>
               <w:rPr>
                 <w:b/>
-                <w:lang w:val="pl-PL"/>
+                <w:bCs/>
+                <w:sz w:val="28"/>
+                <w:szCs w:val="28"/>
+                <w:lang w:val="es-ES"/>
               </w:rPr>
               <w:t>[Họ và tên người ký]</w:t>
             </w:r>
@@ -630,12 +805,26 @@
         </w:tc>
       </w:tr>
     </w:tbl>
+    <w:p>
+      <w:pPr>
+        <w:spacing w:before="120" w:after="120"/>
+        <w:jc w:val="both"/>
+        <w:rPr>
+          <w:b/>
+          <w:bCs/>
+          <w:sz w:val="28"/>
+          <w:szCs w:val="28"/>
+          <w:lang w:val="sv-SE"/>
+        </w:rPr>
+      </w:pPr>
+    </w:p>
     <w:sectPr>
-      <w:headerReference w:type="default" r:id="rId11"/>
-      <w:headerReference w:type="first" r:id="rId12"/>
+      <w:headerReference w:type="default" r:id="rId8"/>
+      <w:footerReference w:type="even" r:id="rId9"/>
+      <w:headerReference w:type="first" r:id="rId10"/>
       <w:pgSz w:w="11907" w:h="16840" w:code="9"/>
       <w:pgMar w:top="1134" w:right="1134" w:bottom="1134" w:left="1701" w:header="720" w:footer="720" w:gutter="0"/>
-      <w:pgNumType w:start="1"/>
+      <w:pgNumType w:start="1" w:chapStyle="2"/>
       <w:cols w:space="720"/>
       <w:titlePg/>
       <w:docGrid w:linePitch="360"/>
@@ -645,7 +834,7 @@
 </file>
 
 <file path=word/endnotes.xml><?xml version="1.0" encoding="utf-8"?>
-<w:endnotes xmlns:wpc="http://schemas.microsoft.com/office/word/2010/wordprocessingCanvas" xmlns:cx="http://schemas.microsoft.com/office/drawing/2014/chartex" xmlns:cx1="http://schemas.microsoft.com/office/drawing/2015/9/8/chartex" xmlns:cx2="http://schemas.microsoft.com/office/drawing/2015/10/21/chartex" xmlns:cx3="http://schemas.microsoft.com/office/drawing/2016/5/9/chartex" xmlns:cx4="http://schemas.microsoft.com/office/drawing/2016/5/10/chartex" xmlns:cx5="http://schemas.microsoft.com/office/drawing/2016/5/11/chartex" xmlns:cx6="http://schemas.microsoft.com/office/drawing/2016/5/12/chartex" xmlns:cx7="http://schemas.microsoft.com/office/drawing/2016/5/13/chartex" xmlns:cx8="http://schemas.microsoft.com/office/drawing/2016/5/14/chartex" xmlns:mc="http://schemas.openxmlformats.org/markup-compatibility/2006" xmlns:aink="http://schemas.microsoft.com/office/drawing/2016/ink" xmlns:am3d="http://schemas.microsoft.com/office/drawing/2017/model3d" xmlns:o="urn:schemas-microsoft-com:office:office" xmlns:oel="http://schemas.microsoft.com/office/2019/extlst" xmlns:r="http://schemas.openxmlformats.org/officeDocument/2006/relationships" xmlns:m="http://schemas.openxmlformats.org/officeDocument/2006/math" xmlns:v="urn:schemas-microsoft-com:vml" xmlns:wp14="http://schemas.microsoft.com/office/word/2010/wordprocessingDrawing" xmlns:wp="http://schemas.openxmlformats.org/drawingml/2006/wordprocessingDrawing" xmlns:w10="urn:schemas-microsoft-com:office:word" xmlns:w="http://schemas.openxmlformats.org/wordprocessingml/2006/main" xmlns:w14="http://schemas.microsoft.com/office/word/2010/wordml" xmlns:w15="http://schemas.microsoft.com/office/word/2012/wordml" xmlns:w16cex="http://schemas.microsoft.com/office/word/2018/wordml/cex" xmlns:w16cid="http://schemas.microsoft.com/office/word/2016/wordml/cid" xmlns:w16="http://schemas.microsoft.com/office/word/2018/wordml" xmlns:w16du="http://schemas.microsoft.com/office/word/2023/wordml/word16du" xmlns:w16sdtdh="http://schemas.microsoft.com/office/word/2020/wordml/sdtdatahash" xmlns:w16se="http://schemas.microsoft.com/office/word/2015/wordml/symex" xmlns:wpg="http://schemas.microsoft.com/office/word/2010/wordprocessingGroup" xmlns:wpi="http://schemas.microsoft.com/office/word/2010/wordprocessingInk" xmlns:wne="http://schemas.microsoft.com/office/word/2006/wordml" xmlns:wps="http://schemas.microsoft.com/office/word/2010/wordprocessingShape" mc:Ignorable="w14 w15 w16se w16cid w16 w16cex w16sdtdh wp14">
+<w:endnotes xmlns:wpc="http://schemas.microsoft.com/office/word/2010/wordprocessingCanvas" xmlns:cx="http://schemas.microsoft.com/office/drawing/2014/chartex" xmlns:cx1="http://schemas.microsoft.com/office/drawing/2015/9/8/chartex" xmlns:cx2="http://schemas.microsoft.com/office/drawing/2015/10/21/chartex" xmlns:cx3="http://schemas.microsoft.com/office/drawing/2016/5/9/chartex" xmlns:cx4="http://schemas.microsoft.com/office/drawing/2016/5/10/chartex" xmlns:cx5="http://schemas.microsoft.com/office/drawing/2016/5/11/chartex" xmlns:cx6="http://schemas.microsoft.com/office/drawing/2016/5/12/chartex" xmlns:cx7="http://schemas.microsoft.com/office/drawing/2016/5/13/chartex" xmlns:cx8="http://schemas.microsoft.com/office/drawing/2016/5/14/chartex" xmlns:mc="http://schemas.openxmlformats.org/markup-compatibility/2006" xmlns:aink="http://schemas.microsoft.com/office/drawing/2016/ink" xmlns:am3d="http://schemas.microsoft.com/office/drawing/2017/model3d" xmlns:o="urn:schemas-microsoft-com:office:office" xmlns:oel="http://schemas.microsoft.com/office/2019/extlst" xmlns:r="http://schemas.openxmlformats.org/officeDocument/2006/relationships" xmlns:m="http://schemas.openxmlformats.org/officeDocument/2006/math" xmlns:v="urn:schemas-microsoft-com:vml" xmlns:wp14="http://schemas.microsoft.com/office/word/2010/wordprocessingDrawing" xmlns:wp="http://schemas.openxmlformats.org/drawingml/2006/wordprocessingDrawing" xmlns:w10="urn:schemas-microsoft-com:office:word" xmlns:w="http://schemas.openxmlformats.org/wordprocessingml/2006/main" xmlns:w14="http://schemas.microsoft.com/office/word/2010/wordml" xmlns:w15="http://schemas.microsoft.com/office/word/2012/wordml" xmlns:w16cei="http://schemas.microsoft.com/office/word/2026/wordml/cei" xmlns:w16cex="http://schemas.microsoft.com/office/word/2018/wordml/cex" xmlns:w16cid="http://schemas.microsoft.com/office/word/2016/wordml/cid" xmlns:w16="http://schemas.microsoft.com/office/word/2018/wordml" xmlns:w16du="http://schemas.microsoft.com/office/word/2023/wordml/word16du" xmlns:w16sdtdh="http://schemas.microsoft.com/office/word/2020/wordml/sdtdatahash" xmlns:w16sdtfl="http://schemas.microsoft.com/office/word/2024/wordml/sdtformatlock" xmlns:w16se="http://schemas.microsoft.com/office/word/2015/wordml/symex" xmlns:wpg="http://schemas.microsoft.com/office/word/2010/wordprocessingGroup" xmlns:wpi="http://schemas.microsoft.com/office/word/2010/wordprocessingInk" xmlns:wne="http://schemas.microsoft.com/office/word/2006/wordml" xmlns:wps="http://schemas.microsoft.com/office/word/2010/wordprocessingShape" mc:Ignorable="w14 w15 w16se w16cid w16 w16cex w16sdtdh w16sdtfl w16du wp14">
   <w:endnote w:type="separator" w:id="-1">
     <w:p>
       <w:r>
@@ -663,8 +852,82 @@
 </w:endnotes>
 </file>
 
+<file path=word/footer1.xml><?xml version="1.0" encoding="utf-8"?>
+<w:ftr xmlns:wpc="http://schemas.microsoft.com/office/word/2010/wordprocessingCanvas" xmlns:cx="http://schemas.microsoft.com/office/drawing/2014/chartex" xmlns:cx1="http://schemas.microsoft.com/office/drawing/2015/9/8/chartex" xmlns:cx2="http://schemas.microsoft.com/office/drawing/2015/10/21/chartex" xmlns:cx3="http://schemas.microsoft.com/office/drawing/2016/5/9/chartex" xmlns:cx4="http://schemas.microsoft.com/office/drawing/2016/5/10/chartex" xmlns:cx5="http://schemas.microsoft.com/office/drawing/2016/5/11/chartex" xmlns:cx6="http://schemas.microsoft.com/office/drawing/2016/5/12/chartex" xmlns:cx7="http://schemas.microsoft.com/office/drawing/2016/5/13/chartex" xmlns:cx8="http://schemas.microsoft.com/office/drawing/2016/5/14/chartex" xmlns:mc="http://schemas.openxmlformats.org/markup-compatibility/2006" xmlns:aink="http://schemas.microsoft.com/office/drawing/2016/ink" xmlns:am3d="http://schemas.microsoft.com/office/drawing/2017/model3d" xmlns:o="urn:schemas-microsoft-com:office:office" xmlns:oel="http://schemas.microsoft.com/office/2019/extlst" xmlns:r="http://schemas.openxmlformats.org/officeDocument/2006/relationships" xmlns:m="http://schemas.openxmlformats.org/officeDocument/2006/math" xmlns:v="urn:schemas-microsoft-com:vml" xmlns:wp14="http://schemas.microsoft.com/office/word/2010/wordprocessingDrawing" xmlns:wp="http://schemas.openxmlformats.org/drawingml/2006/wordprocessingDrawing" xmlns:w10="urn:schemas-microsoft-com:office:word" xmlns:w="http://schemas.openxmlformats.org/wordprocessingml/2006/main" xmlns:w14="http://schemas.microsoft.com/office/word/2010/wordml" xmlns:w15="http://schemas.microsoft.com/office/word/2012/wordml" xmlns:w16cei="http://schemas.microsoft.com/office/word/2026/wordml/cei" xmlns:w16cex="http://schemas.microsoft.com/office/word/2018/wordml/cex" xmlns:w16cid="http://schemas.microsoft.com/office/word/2016/wordml/cid" xmlns:w16="http://schemas.microsoft.com/office/word/2018/wordml" xmlns:w16du="http://schemas.microsoft.com/office/word/2023/wordml/word16du" xmlns:w16sdtdh="http://schemas.microsoft.com/office/word/2020/wordml/sdtdatahash" xmlns:w16sdtfl="http://schemas.microsoft.com/office/word/2024/wordml/sdtformatlock" xmlns:w16se="http://schemas.microsoft.com/office/word/2015/wordml/symex" xmlns:wpg="http://schemas.microsoft.com/office/word/2010/wordprocessingGroup" xmlns:wpi="http://schemas.microsoft.com/office/word/2010/wordprocessingInk" xmlns:wne="http://schemas.microsoft.com/office/word/2006/wordml" xmlns:wps="http://schemas.microsoft.com/office/word/2010/wordprocessingShape" mc:Ignorable="w14 w15 w16se w16cid w16 w16cex w16sdtdh w16sdtfl w16du wp14">
+  <w:p>
+    <w:pPr>
+      <w:pStyle w:val="Footer"/>
+      <w:framePr w:wrap="around" w:vAnchor="text" w:hAnchor="margin" w:xAlign="center" w:y="1"/>
+      <w:rPr>
+        <w:rStyle w:val="PageNumber"/>
+      </w:rPr>
+    </w:pPr>
+    <w:r>
+      <w:rPr>
+        <w:rStyle w:val="PageNumber"/>
+      </w:rPr>
+      <w:fldChar w:fldCharType="begin"/>
+    </w:r>
+    <w:r>
+      <w:rPr>
+        <w:rStyle w:val="PageNumber"/>
+      </w:rPr>
+      <w:instrText xml:space="preserve">PAGE  </w:instrText>
+    </w:r>
+    <w:r>
+      <w:rPr>
+        <w:rStyle w:val="PageNumber"/>
+      </w:rPr>
+      <w:fldChar w:fldCharType="end"/>
+    </w:r>
+  </w:p>
+  <w:p>
+    <w:pPr>
+      <w:pStyle w:val="Footer"/>
+    </w:pPr>
+  </w:p>
+</w:ftr>
+</file>
+
+<file path=word/footer2.xml><?xml version="1.0" encoding="utf-8"?>
+<w:ftr xmlns:wpc="http://schemas.microsoft.com/office/word/2010/wordprocessingCanvas" xmlns:cx="http://schemas.microsoft.com/office/drawing/2014/chartex" xmlns:cx1="http://schemas.microsoft.com/office/drawing/2015/9/8/chartex" xmlns:cx2="http://schemas.microsoft.com/office/drawing/2015/10/21/chartex" xmlns:cx3="http://schemas.microsoft.com/office/drawing/2016/5/9/chartex" xmlns:cx4="http://schemas.microsoft.com/office/drawing/2016/5/10/chartex" xmlns:cx5="http://schemas.microsoft.com/office/drawing/2016/5/11/chartex" xmlns:cx6="http://schemas.microsoft.com/office/drawing/2016/5/12/chartex" xmlns:cx7="http://schemas.microsoft.com/office/drawing/2016/5/13/chartex" xmlns:cx8="http://schemas.microsoft.com/office/drawing/2016/5/14/chartex" xmlns:mc="http://schemas.openxmlformats.org/markup-compatibility/2006" xmlns:aink="http://schemas.microsoft.com/office/drawing/2016/ink" xmlns:am3d="http://schemas.microsoft.com/office/drawing/2017/model3d" xmlns:o="urn:schemas-microsoft-com:office:office" xmlns:oel="http://schemas.microsoft.com/office/2019/extlst" xmlns:r="http://schemas.openxmlformats.org/officeDocument/2006/relationships" xmlns:m="http://schemas.openxmlformats.org/officeDocument/2006/math" xmlns:v="urn:schemas-microsoft-com:vml" xmlns:wp14="http://schemas.microsoft.com/office/word/2010/wordprocessingDrawing" xmlns:wp="http://schemas.openxmlformats.org/drawingml/2006/wordprocessingDrawing" xmlns:w10="urn:schemas-microsoft-com:office:word" xmlns:w="http://schemas.openxmlformats.org/wordprocessingml/2006/main" xmlns:w14="http://schemas.microsoft.com/office/word/2010/wordml" xmlns:w15="http://schemas.microsoft.com/office/word/2012/wordml" xmlns:w16cei="http://schemas.microsoft.com/office/word/2026/wordml/cei" xmlns:w16cex="http://schemas.microsoft.com/office/word/2018/wordml/cex" xmlns:w16cid="http://schemas.microsoft.com/office/word/2016/wordml/cid" xmlns:w16="http://schemas.microsoft.com/office/word/2018/wordml" xmlns:w16du="http://schemas.microsoft.com/office/word/2023/wordml/word16du" xmlns:w16sdtdh="http://schemas.microsoft.com/office/word/2020/wordml/sdtdatahash" xmlns:w16sdtfl="http://schemas.microsoft.com/office/word/2024/wordml/sdtformatlock" xmlns:w16se="http://schemas.microsoft.com/office/word/2015/wordml/symex" xmlns:wpg="http://schemas.microsoft.com/office/word/2010/wordprocessingGroup" xmlns:wpi="http://schemas.microsoft.com/office/word/2010/wordprocessingInk" xmlns:wne="http://schemas.microsoft.com/office/word/2006/wordml" xmlns:wps="http://schemas.microsoft.com/office/word/2010/wordprocessingShape" mc:Ignorable="w14 w15 w16se w16cid w16 w16cex w16sdtdh w16sdtfl w16du wp14">
+  <w:p>
+    <w:pPr>
+      <w:pStyle w:val="Footer"/>
+      <w:framePr w:wrap="around" w:vAnchor="text" w:hAnchor="margin" w:xAlign="center" w:y="1"/>
+      <w:rPr>
+        <w:rStyle w:val="PageNumber"/>
+      </w:rPr>
+    </w:pPr>
+    <w:r>
+      <w:rPr>
+        <w:rStyle w:val="PageNumber"/>
+      </w:rPr>
+      <w:fldChar w:fldCharType="begin"/>
+    </w:r>
+    <w:r>
+      <w:rPr>
+        <w:rStyle w:val="PageNumber"/>
+      </w:rPr>
+      <w:instrText xml:space="preserve">PAGE  </w:instrText>
+    </w:r>
+    <w:r>
+      <w:rPr>
+        <w:rStyle w:val="PageNumber"/>
+      </w:rPr>
+      <w:fldChar w:fldCharType="end"/>
+    </w:r>
+  </w:p>
+  <w:p>
+    <w:pPr>
+      <w:pStyle w:val="Footer"/>
+    </w:pPr>
+  </w:p>
+</w:ftr>
+</file>
+
 <file path=word/footnotes.xml><?xml version="1.0" encoding="utf-8"?>
-<w:footnotes xmlns:wpc="http://schemas.microsoft.com/office/word/2010/wordprocessingCanvas" xmlns:cx="http://schemas.microsoft.com/office/drawing/2014/chartex" xmlns:cx1="http://schemas.microsoft.com/office/drawing/2015/9/8/chartex" xmlns:cx2="http://schemas.microsoft.com/office/drawing/2015/10/21/chartex" xmlns:cx3="http://schemas.microsoft.com/office/drawing/2016/5/9/chartex" xmlns:cx4="http://schemas.microsoft.com/office/drawing/2016/5/10/chartex" xmlns:cx5="http://schemas.microsoft.com/office/drawing/2016/5/11/chartex" xmlns:cx6="http://schemas.microsoft.com/office/drawing/2016/5/12/chartex" xmlns:cx7="http://schemas.microsoft.com/office/drawing/2016/5/13/chartex" xmlns:cx8="http://schemas.microsoft.com/office/drawing/2016/5/14/chartex" xmlns:mc="http://schemas.openxmlformats.org/markup-compatibility/2006" xmlns:aink="http://schemas.microsoft.com/office/drawing/2016/ink" xmlns:am3d="http://schemas.microsoft.com/office/drawing/2017/model3d" xmlns:o="urn:schemas-microsoft-com:office:office" xmlns:oel="http://schemas.microsoft.com/office/2019/extlst" xmlns:r="http://schemas.openxmlformats.org/officeDocument/2006/relationships" xmlns:m="http://schemas.openxmlformats.org/officeDocument/2006/math" xmlns:v="urn:schemas-microsoft-com:vml" xmlns:wp14="http://schemas.microsoft.com/office/word/2010/wordprocessingDrawing" xmlns:wp="http://schemas.openxmlformats.org/drawingml/2006/wordprocessingDrawing" xmlns:w10="urn:schemas-microsoft-com:office:word" xmlns:w="http://schemas.openxmlformats.org/wordprocessingml/2006/main" xmlns:w14="http://schemas.microsoft.com/office/word/2010/wordml" xmlns:w15="http://schemas.microsoft.com/office/word/2012/wordml" xmlns:w16cex="http://schemas.microsoft.com/office/word/2018/wordml/cex" xmlns:w16cid="http://schemas.microsoft.com/office/word/2016/wordml/cid" xmlns:w16="http://schemas.microsoft.com/office/word/2018/wordml" xmlns:w16du="http://schemas.microsoft.com/office/word/2023/wordml/word16du" xmlns:w16sdtdh="http://schemas.microsoft.com/office/word/2020/wordml/sdtdatahash" xmlns:w16se="http://schemas.microsoft.com/office/word/2015/wordml/symex" xmlns:wpg="http://schemas.microsoft.com/office/word/2010/wordprocessingGroup" xmlns:wpi="http://schemas.microsoft.com/office/word/2010/wordprocessingInk" xmlns:wne="http://schemas.microsoft.com/office/word/2006/wordml" xmlns:wps="http://schemas.microsoft.com/office/word/2010/wordprocessingShape" mc:Ignorable="w14 w15 w16se w16cid w16 w16cex w16sdtdh wp14">
+<w:footnotes xmlns:wpc="http://schemas.microsoft.com/office/word/2010/wordprocessingCanvas" xmlns:cx="http://schemas.microsoft.com/office/drawing/2014/chartex" xmlns:cx1="http://schemas.microsoft.com/office/drawing/2015/9/8/chartex" xmlns:cx2="http://schemas.microsoft.com/office/drawing/2015/10/21/chartex" xmlns:cx3="http://schemas.microsoft.com/office/drawing/2016/5/9/chartex" xmlns:cx4="http://schemas.microsoft.com/office/drawing/2016/5/10/chartex" xmlns:cx5="http://schemas.microsoft.com/office/drawing/2016/5/11/chartex" xmlns:cx6="http://schemas.microsoft.com/office/drawing/2016/5/12/chartex" xmlns:cx7="http://schemas.microsoft.com/office/drawing/2016/5/13/chartex" xmlns:cx8="http://schemas.microsoft.com/office/drawing/2016/5/14/chartex" xmlns:mc="http://schemas.openxmlformats.org/markup-compatibility/2006" xmlns:aink="http://schemas.microsoft.com/office/drawing/2016/ink" xmlns:am3d="http://schemas.microsoft.com/office/drawing/2017/model3d" xmlns:o="urn:schemas-microsoft-com:office:office" xmlns:oel="http://schemas.microsoft.com/office/2019/extlst" xmlns:r="http://schemas.openxmlformats.org/officeDocument/2006/relationships" xmlns:m="http://schemas.openxmlformats.org/officeDocument/2006/math" xmlns:v="urn:schemas-microsoft-com:vml" xmlns:wp14="http://schemas.microsoft.com/office/word/2010/wordprocessingDrawing" xmlns:wp="http://schemas.openxmlformats.org/drawingml/2006/wordprocessingDrawing" xmlns:w10="urn:schemas-microsoft-com:office:word" xmlns:w="http://schemas.openxmlformats.org/wordprocessingml/2006/main" xmlns:w14="http://schemas.microsoft.com/office/word/2010/wordml" xmlns:w15="http://schemas.microsoft.com/office/word/2012/wordml" xmlns:w16cei="http://schemas.microsoft.com/office/word/2026/wordml/cei" xmlns:w16cex="http://schemas.microsoft.com/office/word/2018/wordml/cex" xmlns:w16cid="http://schemas.microsoft.com/office/word/2016/wordml/cid" xmlns:w16="http://schemas.microsoft.com/office/word/2018/wordml" xmlns:w16du="http://schemas.microsoft.com/office/word/2023/wordml/word16du" xmlns:w16sdtdh="http://schemas.microsoft.com/office/word/2020/wordml/sdtdatahash" xmlns:w16sdtfl="http://schemas.microsoft.com/office/word/2024/wordml/sdtformatlock" xmlns:w16se="http://schemas.microsoft.com/office/word/2015/wordml/symex" xmlns:wpg="http://schemas.microsoft.com/office/word/2010/wordprocessingGroup" xmlns:wpi="http://schemas.microsoft.com/office/word/2010/wordprocessingInk" xmlns:wne="http://schemas.microsoft.com/office/word/2006/wordml" xmlns:wps="http://schemas.microsoft.com/office/word/2010/wordprocessingShape" mc:Ignorable="w14 w15 w16se w16cid w16 w16cex w16sdtdh w16sdtfl w16du wp14">
   <w:footnote w:type="separator" w:id="-1">
     <w:p>
       <w:r>
@@ -683,10 +946,10 @@
 </file>
 
 <file path=word/header1.xml><?xml version="1.0" encoding="utf-8"?>
-<w:hdr xmlns:wpc="http://schemas.microsoft.com/office/word/2010/wordprocessingCanvas" xmlns:cx="http://schemas.microsoft.com/office/drawing/2014/chartex" xmlns:cx1="http://schemas.microsoft.com/office/drawing/2015/9/8/chartex" xmlns:cx2="http://schemas.microsoft.com/office/drawing/2015/10/21/chartex" xmlns:cx3="http://schemas.microsoft.com/office/drawing/2016/5/9/chartex" xmlns:cx4="http://schemas.microsoft.com/office/drawing/2016/5/10/chartex" xmlns:cx5="http://schemas.microsoft.com/office/drawing/2016/5/11/chartex" xmlns:cx6="http://schemas.microsoft.com/office/drawing/2016/5/12/chartex" xmlns:cx7="http://schemas.microsoft.com/office/drawing/2016/5/13/chartex" xmlns:cx8="http://schemas.microsoft.com/office/drawing/2016/5/14/chartex" xmlns:mc="http://schemas.openxmlformats.org/markup-compatibility/2006" xmlns:aink="http://schemas.microsoft.com/office/drawing/2016/ink" xmlns:am3d="http://schemas.microsoft.com/office/drawing/2017/model3d" xmlns:o="urn:schemas-microsoft-com:office:office" xmlns:oel="http://schemas.microsoft.com/office/2019/extlst" xmlns:r="http://schemas.openxmlformats.org/officeDocument/2006/relationships" xmlns:m="http://schemas.openxmlformats.org/officeDocument/2006/math" xmlns:v="urn:schemas-microsoft-com:vml" xmlns:wp14="http://schemas.microsoft.com/office/word/2010/wordprocessingDrawing" xmlns:wp="http://schemas.openxmlformats.org/drawingml/2006/wordprocessingDrawing" xmlns:w10="urn:schemas-microsoft-com:office:word" xmlns:w="http://schemas.openxmlformats.org/wordprocessingml/2006/main" xmlns:w14="http://schemas.microsoft.com/office/word/2010/wordml" xmlns:w15="http://schemas.microsoft.com/office/word/2012/wordml" xmlns:w16cex="http://schemas.microsoft.com/office/word/2018/wordml/cex" xmlns:w16cid="http://schemas.microsoft.com/office/word/2016/wordml/cid" xmlns:w16="http://schemas.microsoft.com/office/word/2018/wordml" xmlns:w16du="http://schemas.microsoft.com/office/word/2023/wordml/word16du" xmlns:w16sdtdh="http://schemas.microsoft.com/office/word/2020/wordml/sdtdatahash" xmlns:w16se="http://schemas.microsoft.com/office/word/2015/wordml/symex" xmlns:wpg="http://schemas.microsoft.com/office/word/2010/wordprocessingGroup" xmlns:wpi="http://schemas.microsoft.com/office/word/2010/wordprocessingInk" xmlns:wne="http://schemas.microsoft.com/office/word/2006/wordml" xmlns:wps="http://schemas.microsoft.com/office/word/2010/wordprocessingShape" mc:Ignorable="w14 w15 w16se w16cid w16 w16cex w16sdtdh wp14">
+<w:hdr xmlns:wpc="http://schemas.microsoft.com/office/word/2010/wordprocessingCanvas" xmlns:cx="http://schemas.microsoft.com/office/drawing/2014/chartex" xmlns:cx1="http://schemas.microsoft.com/office/drawing/2015/9/8/chartex" xmlns:cx2="http://schemas.microsoft.com/office/drawing/2015/10/21/chartex" xmlns:cx3="http://schemas.microsoft.com/office/drawing/2016/5/9/chartex" xmlns:cx4="http://schemas.microsoft.com/office/drawing/2016/5/10/chartex" xmlns:cx5="http://schemas.microsoft.com/office/drawing/2016/5/11/chartex" xmlns:cx6="http://schemas.microsoft.com/office/drawing/2016/5/12/chartex" xmlns:cx7="http://schemas.microsoft.com/office/drawing/2016/5/13/chartex" xmlns:cx8="http://schemas.microsoft.com/office/drawing/2016/5/14/chartex" xmlns:mc="http://schemas.openxmlformats.org/markup-compatibility/2006" xmlns:aink="http://schemas.microsoft.com/office/drawing/2016/ink" xmlns:am3d="http://schemas.microsoft.com/office/drawing/2017/model3d" xmlns:o="urn:schemas-microsoft-com:office:office" xmlns:oel="http://schemas.microsoft.com/office/2019/extlst" xmlns:r="http://schemas.openxmlformats.org/officeDocument/2006/relationships" xmlns:m="http://schemas.openxmlformats.org/officeDocument/2006/math" xmlns:v="urn:schemas-microsoft-com:vml" xmlns:wp14="http://schemas.microsoft.com/office/word/2010/wordprocessingDrawing" xmlns:wp="http://schemas.openxmlformats.org/drawingml/2006/wordprocessingDrawing" xmlns:w10="urn:schemas-microsoft-com:office:word" xmlns:w="http://schemas.openxmlformats.org/wordprocessingml/2006/main" xmlns:w14="http://schemas.microsoft.com/office/word/2010/wordml" xmlns:w15="http://schemas.microsoft.com/office/word/2012/wordml" xmlns:w16cei="http://schemas.microsoft.com/office/word/2026/wordml/cei" xmlns:w16cex="http://schemas.microsoft.com/office/word/2018/wordml/cex" xmlns:w16cid="http://schemas.microsoft.com/office/word/2016/wordml/cid" xmlns:w16="http://schemas.microsoft.com/office/word/2018/wordml" xmlns:w16du="http://schemas.microsoft.com/office/word/2023/wordml/word16du" xmlns:w16sdtdh="http://schemas.microsoft.com/office/word/2020/wordml/sdtdatahash" xmlns:w16sdtfl="http://schemas.microsoft.com/office/word/2024/wordml/sdtformatlock" xmlns:w16se="http://schemas.microsoft.com/office/word/2015/wordml/symex" xmlns:wpg="http://schemas.microsoft.com/office/word/2010/wordprocessingGroup" xmlns:wpi="http://schemas.microsoft.com/office/word/2010/wordprocessingInk" xmlns:wne="http://schemas.microsoft.com/office/word/2006/wordml" xmlns:wps="http://schemas.microsoft.com/office/word/2010/wordprocessingShape" mc:Ignorable="w14 w15 w16se w16cid w16 w16cex w16sdtdh w16sdtfl w16du wp14">
   <w:sdt>
     <w:sdtPr>
-      <w:id w:val="1847828472"/>
+      <w:id w:val="913905417"/>
       <w:docPartObj>
         <w:docPartGallery w:val="Page Numbers (Top of Page)"/>
         <w:docPartUnique/>
@@ -695,6 +958,8 @@
     <w:sdtEndPr>
       <w:rPr>
         <w:noProof/>
+        <w:sz w:val="28"/>
+        <w:szCs w:val="28"/>
       </w:rPr>
     </w:sdtEndPr>
     <w:sdtContent>
@@ -702,25 +967,45 @@
         <w:pPr>
           <w:pStyle w:val="Header"/>
           <w:jc w:val="center"/>
+          <w:rPr>
+            <w:sz w:val="28"/>
+            <w:szCs w:val="28"/>
+          </w:rPr>
         </w:pPr>
         <w:r>
+          <w:rPr>
+            <w:sz w:val="28"/>
+            <w:szCs w:val="28"/>
+          </w:rPr>
           <w:fldChar w:fldCharType="begin"/>
         </w:r>
         <w:r>
+          <w:rPr>
+            <w:sz w:val="28"/>
+            <w:szCs w:val="28"/>
+          </w:rPr>
           <w:instrText xml:space="preserve"> PAGE   \* MERGEFORMAT </w:instrText>
         </w:r>
         <w:r>
+          <w:rPr>
+            <w:sz w:val="28"/>
+            <w:szCs w:val="28"/>
+          </w:rPr>
           <w:fldChar w:fldCharType="separate"/>
         </w:r>
         <w:r>
           <w:rPr>
             <w:noProof/>
+            <w:sz w:val="28"/>
+            <w:szCs w:val="28"/>
           </w:rPr>
-          <w:t>13</w:t>
+          <w:t>2</w:t>
         </w:r>
         <w:r>
           <w:rPr>
             <w:noProof/>
+            <w:sz w:val="28"/>
+            <w:szCs w:val="28"/>
           </w:rPr>
           <w:fldChar w:fldCharType="end"/>
         </w:r>
@@ -731,7 +1016,7 @@
 </file>
 
 <file path=word/header2.xml><?xml version="1.0" encoding="utf-8"?>
-<w:hdr xmlns:wpc="http://schemas.microsoft.com/office/word/2010/wordprocessingCanvas" xmlns:cx="http://schemas.microsoft.com/office/drawing/2014/chartex" xmlns:cx1="http://schemas.microsoft.com/office/drawing/2015/9/8/chartex" xmlns:cx2="http://schemas.microsoft.com/office/drawing/2015/10/21/chartex" xmlns:cx3="http://schemas.microsoft.com/office/drawing/2016/5/9/chartex" xmlns:cx4="http://schemas.microsoft.com/office/drawing/2016/5/10/chartex" xmlns:cx5="http://schemas.microsoft.com/office/drawing/2016/5/11/chartex" xmlns:cx6="http://schemas.microsoft.com/office/drawing/2016/5/12/chartex" xmlns:cx7="http://schemas.microsoft.com/office/drawing/2016/5/13/chartex" xmlns:cx8="http://schemas.microsoft.com/office/drawing/2016/5/14/chartex" xmlns:mc="http://schemas.openxmlformats.org/markup-compatibility/2006" xmlns:aink="http://schemas.microsoft.com/office/drawing/2016/ink" xmlns:am3d="http://schemas.microsoft.com/office/drawing/2017/model3d" xmlns:o="urn:schemas-microsoft-com:office:office" xmlns:oel="http://schemas.microsoft.com/office/2019/extlst" xmlns:r="http://schemas.openxmlformats.org/officeDocument/2006/relationships" xmlns:m="http://schemas.openxmlformats.org/officeDocument/2006/math" xmlns:v="urn:schemas-microsoft-com:vml" xmlns:wp14="http://schemas.microsoft.com/office/word/2010/wordprocessingDrawing" xmlns:wp="http://schemas.openxmlformats.org/drawingml/2006/wordprocessingDrawing" xmlns:w10="urn:schemas-microsoft-com:office:word" xmlns:w="http://schemas.openxmlformats.org/wordprocessingml/2006/main" xmlns:w14="http://schemas.microsoft.com/office/word/2010/wordml" xmlns:w15="http://schemas.microsoft.com/office/word/2012/wordml" xmlns:w16cex="http://schemas.microsoft.com/office/word/2018/wordml/cex" xmlns:w16cid="http://schemas.microsoft.com/office/word/2016/wordml/cid" xmlns:w16="http://schemas.microsoft.com/office/word/2018/wordml" xmlns:w16du="http://schemas.microsoft.com/office/word/2023/wordml/word16du" xmlns:w16sdtdh="http://schemas.microsoft.com/office/word/2020/wordml/sdtdatahash" xmlns:w16se="http://schemas.microsoft.com/office/word/2015/wordml/symex" xmlns:wpg="http://schemas.microsoft.com/office/word/2010/wordprocessingGroup" xmlns:wpi="http://schemas.microsoft.com/office/word/2010/wordprocessingInk" xmlns:wne="http://schemas.microsoft.com/office/word/2006/wordml" xmlns:wps="http://schemas.microsoft.com/office/word/2010/wordprocessingShape" mc:Ignorable="w14 w15 w16se w16cid w16 w16cex w16sdtdh wp14">
+<w:hdr xmlns:wpc="http://schemas.microsoft.com/office/word/2010/wordprocessingCanvas" xmlns:cx="http://schemas.microsoft.com/office/drawing/2014/chartex" xmlns:cx1="http://schemas.microsoft.com/office/drawing/2015/9/8/chartex" xmlns:cx2="http://schemas.microsoft.com/office/drawing/2015/10/21/chartex" xmlns:cx3="http://schemas.microsoft.com/office/drawing/2016/5/9/chartex" xmlns:cx4="http://schemas.microsoft.com/office/drawing/2016/5/10/chartex" xmlns:cx5="http://schemas.microsoft.com/office/drawing/2016/5/11/chartex" xmlns:cx6="http://schemas.microsoft.com/office/drawing/2016/5/12/chartex" xmlns:cx7="http://schemas.microsoft.com/office/drawing/2016/5/13/chartex" xmlns:cx8="http://schemas.microsoft.com/office/drawing/2016/5/14/chartex" xmlns:mc="http://schemas.openxmlformats.org/markup-compatibility/2006" xmlns:aink="http://schemas.microsoft.com/office/drawing/2016/ink" xmlns:am3d="http://schemas.microsoft.com/office/drawing/2017/model3d" xmlns:o="urn:schemas-microsoft-com:office:office" xmlns:oel="http://schemas.microsoft.com/office/2019/extlst" xmlns:r="http://schemas.openxmlformats.org/officeDocument/2006/relationships" xmlns:m="http://schemas.openxmlformats.org/officeDocument/2006/math" xmlns:v="urn:schemas-microsoft-com:vml" xmlns:wp14="http://schemas.microsoft.com/office/word/2010/wordprocessingDrawing" xmlns:wp="http://schemas.openxmlformats.org/drawingml/2006/wordprocessingDrawing" xmlns:w10="urn:schemas-microsoft-com:office:word" xmlns:w="http://schemas.openxmlformats.org/wordprocessingml/2006/main" xmlns:w14="http://schemas.microsoft.com/office/word/2010/wordml" xmlns:w15="http://schemas.microsoft.com/office/word/2012/wordml" xmlns:w16cei="http://schemas.microsoft.com/office/word/2026/wordml/cei" xmlns:w16cex="http://schemas.microsoft.com/office/word/2018/wordml/cex" xmlns:w16cid="http://schemas.microsoft.com/office/word/2016/wordml/cid" xmlns:w16="http://schemas.microsoft.com/office/word/2018/wordml" xmlns:w16du="http://schemas.microsoft.com/office/word/2023/wordml/word16du" xmlns:w16sdtdh="http://schemas.microsoft.com/office/word/2020/wordml/sdtdatahash" xmlns:w16sdtfl="http://schemas.microsoft.com/office/word/2024/wordml/sdtformatlock" xmlns:w16se="http://schemas.microsoft.com/office/word/2015/wordml/symex" xmlns:wpg="http://schemas.microsoft.com/office/word/2010/wordprocessingGroup" xmlns:wpi="http://schemas.microsoft.com/office/word/2010/wordprocessingInk" xmlns:wne="http://schemas.microsoft.com/office/word/2006/wordml" xmlns:wps="http://schemas.microsoft.com/office/word/2010/wordprocessingShape" mc:Ignorable="w14 w15 w16se w16cid w16 w16cex w16sdtdh w16sdtfl w16du wp14">
   <w:p>
     <w:pPr>
       <w:pStyle w:val="Header"/>
@@ -742,10 +1027,80 @@
 </file>
 
 <file path=word/header3.xml><?xml version="1.0" encoding="utf-8"?>
-<w:hdr xmlns:wpc="http://schemas.microsoft.com/office/word/2010/wordprocessingCanvas" xmlns:cx="http://schemas.microsoft.com/office/drawing/2014/chartex" xmlns:cx1="http://schemas.microsoft.com/office/drawing/2015/9/8/chartex" xmlns:cx2="http://schemas.microsoft.com/office/drawing/2015/10/21/chartex" xmlns:cx3="http://schemas.microsoft.com/office/drawing/2016/5/9/chartex" xmlns:cx4="http://schemas.microsoft.com/office/drawing/2016/5/10/chartex" xmlns:cx5="http://schemas.microsoft.com/office/drawing/2016/5/11/chartex" xmlns:cx6="http://schemas.microsoft.com/office/drawing/2016/5/12/chartex" xmlns:cx7="http://schemas.microsoft.com/office/drawing/2016/5/13/chartex" xmlns:cx8="http://schemas.microsoft.com/office/drawing/2016/5/14/chartex" xmlns:mc="http://schemas.openxmlformats.org/markup-compatibility/2006" xmlns:aink="http://schemas.microsoft.com/office/drawing/2016/ink" xmlns:am3d="http://schemas.microsoft.com/office/drawing/2017/model3d" xmlns:o="urn:schemas-microsoft-com:office:office" xmlns:oel="http://schemas.microsoft.com/office/2019/extlst" xmlns:r="http://schemas.openxmlformats.org/officeDocument/2006/relationships" xmlns:m="http://schemas.openxmlformats.org/officeDocument/2006/math" xmlns:v="urn:schemas-microsoft-com:vml" xmlns:wp14="http://schemas.microsoft.com/office/word/2010/wordprocessingDrawing" xmlns:wp="http://schemas.openxmlformats.org/drawingml/2006/wordprocessingDrawing" xmlns:w10="urn:schemas-microsoft-com:office:word" xmlns:w="http://schemas.openxmlformats.org/wordprocessingml/2006/main" xmlns:w14="http://schemas.microsoft.com/office/word/2010/wordml" xmlns:w15="http://schemas.microsoft.com/office/word/2012/wordml" xmlns:w16cex="http://schemas.microsoft.com/office/word/2018/wordml/cex" xmlns:w16cid="http://schemas.microsoft.com/office/word/2016/wordml/cid" xmlns:w16="http://schemas.microsoft.com/office/word/2018/wordml" xmlns:w16du="http://schemas.microsoft.com/office/word/2023/wordml/word16du" xmlns:w16sdtdh="http://schemas.microsoft.com/office/word/2020/wordml/sdtdatahash" xmlns:w16se="http://schemas.microsoft.com/office/word/2015/wordml/symex" xmlns:wpg="http://schemas.microsoft.com/office/word/2010/wordprocessingGroup" xmlns:wpi="http://schemas.microsoft.com/office/word/2010/wordprocessingInk" xmlns:wne="http://schemas.microsoft.com/office/word/2006/wordml" xmlns:wps="http://schemas.microsoft.com/office/word/2010/wordprocessingShape" mc:Ignorable="w14 w15 w16se w16cid w16 w16cex w16sdtdh wp14">
+<w:hdr xmlns:wpc="http://schemas.microsoft.com/office/word/2010/wordprocessingCanvas" xmlns:cx="http://schemas.microsoft.com/office/drawing/2014/chartex" xmlns:cx1="http://schemas.microsoft.com/office/drawing/2015/9/8/chartex" xmlns:cx2="http://schemas.microsoft.com/office/drawing/2015/10/21/chartex" xmlns:cx3="http://schemas.microsoft.com/office/drawing/2016/5/9/chartex" xmlns:cx4="http://schemas.microsoft.com/office/drawing/2016/5/10/chartex" xmlns:cx5="http://schemas.microsoft.com/office/drawing/2016/5/11/chartex" xmlns:cx6="http://schemas.microsoft.com/office/drawing/2016/5/12/chartex" xmlns:cx7="http://schemas.microsoft.com/office/drawing/2016/5/13/chartex" xmlns:cx8="http://schemas.microsoft.com/office/drawing/2016/5/14/chartex" xmlns:mc="http://schemas.openxmlformats.org/markup-compatibility/2006" xmlns:aink="http://schemas.microsoft.com/office/drawing/2016/ink" xmlns:am3d="http://schemas.microsoft.com/office/drawing/2017/model3d" xmlns:o="urn:schemas-microsoft-com:office:office" xmlns:oel="http://schemas.microsoft.com/office/2019/extlst" xmlns:r="http://schemas.openxmlformats.org/officeDocument/2006/relationships" xmlns:m="http://schemas.openxmlformats.org/officeDocument/2006/math" xmlns:v="urn:schemas-microsoft-com:vml" xmlns:wp14="http://schemas.microsoft.com/office/word/2010/wordprocessingDrawing" xmlns:wp="http://schemas.openxmlformats.org/drawingml/2006/wordprocessingDrawing" xmlns:w10="urn:schemas-microsoft-com:office:word" xmlns:w="http://schemas.openxmlformats.org/wordprocessingml/2006/main" xmlns:w14="http://schemas.microsoft.com/office/word/2010/wordml" xmlns:w15="http://schemas.microsoft.com/office/word/2012/wordml" xmlns:w16cei="http://schemas.microsoft.com/office/word/2026/wordml/cei" xmlns:w16cex="http://schemas.microsoft.com/office/word/2018/wordml/cex" xmlns:w16cid="http://schemas.microsoft.com/office/word/2016/wordml/cid" xmlns:w16="http://schemas.microsoft.com/office/word/2018/wordml" xmlns:w16du="http://schemas.microsoft.com/office/word/2023/wordml/word16du" xmlns:w16sdtdh="http://schemas.microsoft.com/office/word/2020/wordml/sdtdatahash" xmlns:w16sdtfl="http://schemas.microsoft.com/office/word/2024/wordml/sdtformatlock" xmlns:w16se="http://schemas.microsoft.com/office/word/2015/wordml/symex" xmlns:wpg="http://schemas.microsoft.com/office/word/2010/wordprocessingGroup" xmlns:wpi="http://schemas.microsoft.com/office/word/2010/wordprocessingInk" xmlns:wne="http://schemas.microsoft.com/office/word/2006/wordml" xmlns:wps="http://schemas.microsoft.com/office/word/2010/wordprocessingShape" mc:Ignorable="w14 w15 w16se w16cid w16 w16cex w16sdtdh w16sdtfl w16du wp14">
   <w:sdt>
     <w:sdtPr>
-      <w:id w:val="432176510"/>
+      <w:id w:val="1348523002"/>
+      <w:docPartObj>
+        <w:docPartGallery w:val="Page Numbers (Top of Page)"/>
+        <w:docPartUnique/>
+      </w:docPartObj>
+    </w:sdtPr>
+    <w:sdtEndPr>
+      <w:rPr>
+        <w:noProof/>
+        <w:sz w:val="28"/>
+        <w:szCs w:val="28"/>
+      </w:rPr>
+    </w:sdtEndPr>
+    <w:sdtContent>
+      <w:p>
+        <w:pPr>
+          <w:pStyle w:val="Header"/>
+          <w:jc w:val="center"/>
+          <w:rPr>
+            <w:sz w:val="28"/>
+            <w:szCs w:val="28"/>
+          </w:rPr>
+        </w:pPr>
+        <w:r>
+          <w:rPr>
+            <w:sz w:val="28"/>
+            <w:szCs w:val="28"/>
+          </w:rPr>
+          <w:fldChar w:fldCharType="begin"/>
+        </w:r>
+        <w:r>
+          <w:rPr>
+            <w:sz w:val="28"/>
+            <w:szCs w:val="28"/>
+          </w:rPr>
+          <w:instrText xml:space="preserve"> PAGE   \* MERGEFORMAT </w:instrText>
+        </w:r>
+        <w:r>
+          <w:rPr>
+            <w:sz w:val="28"/>
+            <w:szCs w:val="28"/>
+          </w:rPr>
+          <w:fldChar w:fldCharType="separate"/>
+        </w:r>
+        <w:r>
+          <w:rPr>
+            <w:noProof/>
+            <w:sz w:val="28"/>
+            <w:szCs w:val="28"/>
+          </w:rPr>
+          <w:t>2</w:t>
+        </w:r>
+        <w:r>
+          <w:rPr>
+            <w:noProof/>
+            <w:sz w:val="28"/>
+            <w:szCs w:val="28"/>
+          </w:rPr>
+          <w:fldChar w:fldCharType="end"/>
+        </w:r>
+      </w:p>
+    </w:sdtContent>
+  </w:sdt>
+</w:hdr>
+</file>
+
+<file path=word/header4.xml><?xml version="1.0" encoding="utf-8"?>
+<w:hdr xmlns:wpc="http://schemas.microsoft.com/office/word/2010/wordprocessingCanvas" xmlns:cx="http://schemas.microsoft.com/office/drawing/2014/chartex" xmlns:cx1="http://schemas.microsoft.com/office/drawing/2015/9/8/chartex" xmlns:cx2="http://schemas.microsoft.com/office/drawing/2015/10/21/chartex" xmlns:cx3="http://schemas.microsoft.com/office/drawing/2016/5/9/chartex" xmlns:cx4="http://schemas.microsoft.com/office/drawing/2016/5/10/chartex" xmlns:cx5="http://schemas.microsoft.com/office/drawing/2016/5/11/chartex" xmlns:cx6="http://schemas.microsoft.com/office/drawing/2016/5/12/chartex" xmlns:cx7="http://schemas.microsoft.com/office/drawing/2016/5/13/chartex" xmlns:cx8="http://schemas.microsoft.com/office/drawing/2016/5/14/chartex" xmlns:mc="http://schemas.openxmlformats.org/markup-compatibility/2006" xmlns:aink="http://schemas.microsoft.com/office/drawing/2016/ink" xmlns:am3d="http://schemas.microsoft.com/office/drawing/2017/model3d" xmlns:o="urn:schemas-microsoft-com:office:office" xmlns:oel="http://schemas.microsoft.com/office/2019/extlst" xmlns:r="http://schemas.openxmlformats.org/officeDocument/2006/relationships" xmlns:m="http://schemas.openxmlformats.org/officeDocument/2006/math" xmlns:v="urn:schemas-microsoft-com:vml" xmlns:wp14="http://schemas.microsoft.com/office/word/2010/wordprocessingDrawing" xmlns:wp="http://schemas.openxmlformats.org/drawingml/2006/wordprocessingDrawing" xmlns:w10="urn:schemas-microsoft-com:office:word" xmlns:w="http://schemas.openxmlformats.org/wordprocessingml/2006/main" xmlns:w14="http://schemas.microsoft.com/office/word/2010/wordml" xmlns:w15="http://schemas.microsoft.com/office/word/2012/wordml" xmlns:w16cei="http://schemas.microsoft.com/office/word/2026/wordml/cei" xmlns:w16cex="http://schemas.microsoft.com/office/word/2018/wordml/cex" xmlns:w16cid="http://schemas.microsoft.com/office/word/2016/wordml/cid" xmlns:w16="http://schemas.microsoft.com/office/word/2018/wordml" xmlns:w16du="http://schemas.microsoft.com/office/word/2023/wordml/word16du" xmlns:w16sdtdh="http://schemas.microsoft.com/office/word/2020/wordml/sdtdatahash" xmlns:w16sdtfl="http://schemas.microsoft.com/office/word/2024/wordml/sdtformatlock" xmlns:w16se="http://schemas.microsoft.com/office/word/2015/wordml/symex" xmlns:wpg="http://schemas.microsoft.com/office/word/2010/wordprocessingGroup" xmlns:wpi="http://schemas.microsoft.com/office/word/2010/wordprocessingInk" xmlns:wne="http://schemas.microsoft.com/office/word/2006/wordml" xmlns:wps="http://schemas.microsoft.com/office/word/2010/wordprocessingShape" mc:Ignorable="w14 w15 w16se w16cid w16 w16cex w16sdtdh w16sdtfl w16du wp14">
+  <w:sdt>
+    <w:sdtPr>
+      <w:id w:val="152190771"/>
       <w:docPartObj>
         <w:docPartGallery w:val="Page Numbers (Top of Page)"/>
         <w:docPartUnique/>
@@ -786,304 +1141,6429 @@
       </w:p>
     </w:sdtContent>
   </w:sdt>
-</w:hdr>
-</file>
-
-<file path=word/header4.xml><?xml version="1.0" encoding="utf-8"?>
-<w:hdr xmlns:wpc="http://schemas.microsoft.com/office/word/2010/wordprocessingCanvas" xmlns:cx="http://schemas.microsoft.com/office/drawing/2014/chartex" xmlns:cx1="http://schemas.microsoft.com/office/drawing/2015/9/8/chartex" xmlns:cx2="http://schemas.microsoft.com/office/drawing/2015/10/21/chartex" xmlns:cx3="http://schemas.microsoft.com/office/drawing/2016/5/9/chartex" xmlns:cx4="http://schemas.microsoft.com/office/drawing/2016/5/10/chartex" xmlns:cx5="http://schemas.microsoft.com/office/drawing/2016/5/11/chartex" xmlns:cx6="http://schemas.microsoft.com/office/drawing/2016/5/12/chartex" xmlns:cx7="http://schemas.microsoft.com/office/drawing/2016/5/13/chartex" xmlns:cx8="http://schemas.microsoft.com/office/drawing/2016/5/14/chartex" xmlns:mc="http://schemas.openxmlformats.org/markup-compatibility/2006" xmlns:aink="http://schemas.microsoft.com/office/drawing/2016/ink" xmlns:am3d="http://schemas.microsoft.com/office/drawing/2017/model3d" xmlns:o="urn:schemas-microsoft-com:office:office" xmlns:oel="http://schemas.microsoft.com/office/2019/extlst" xmlns:r="http://schemas.openxmlformats.org/officeDocument/2006/relationships" xmlns:m="http://schemas.openxmlformats.org/officeDocument/2006/math" xmlns:v="urn:schemas-microsoft-com:vml" xmlns:wp14="http://schemas.microsoft.com/office/word/2010/wordprocessingDrawing" xmlns:wp="http://schemas.openxmlformats.org/drawingml/2006/wordprocessingDrawing" xmlns:w10="urn:schemas-microsoft-com:office:word" xmlns:w="http://schemas.openxmlformats.org/wordprocessingml/2006/main" xmlns:w14="http://schemas.microsoft.com/office/word/2010/wordml" xmlns:w15="http://schemas.microsoft.com/office/word/2012/wordml" xmlns:w16cex="http://schemas.microsoft.com/office/word/2018/wordml/cex" xmlns:w16cid="http://schemas.microsoft.com/office/word/2016/wordml/cid" xmlns:w16="http://schemas.microsoft.com/office/word/2018/wordml" xmlns:w16du="http://schemas.microsoft.com/office/word/2023/wordml/word16du" xmlns:w16sdtdh="http://schemas.microsoft.com/office/word/2020/wordml/sdtdatahash" xmlns:w16se="http://schemas.microsoft.com/office/word/2015/wordml/symex" xmlns:wpg="http://schemas.microsoft.com/office/word/2010/wordprocessingGroup" xmlns:wpi="http://schemas.microsoft.com/office/word/2010/wordprocessingInk" xmlns:wne="http://schemas.microsoft.com/office/word/2006/wordml" xmlns:wps="http://schemas.microsoft.com/office/word/2010/wordprocessingShape" mc:Ignorable="w14 w15 w16se w16cid w16 w16cex w16sdtdh wp14">
   <w:p>
     <w:pPr>
       <w:pStyle w:val="Header"/>
       <w:jc w:val="center"/>
     </w:pPr>
-    <w:r>
-      <w:t>1</w:t>
-    </w:r>
-  </w:p>
-</w:hdr>
-</file>
-
-<file path=word/header5.xml><?xml version="1.0" encoding="utf-8"?>
-<w:hdr xmlns:wpc="http://schemas.microsoft.com/office/word/2010/wordprocessingCanvas" xmlns:cx="http://schemas.microsoft.com/office/drawing/2014/chartex" xmlns:cx1="http://schemas.microsoft.com/office/drawing/2015/9/8/chartex" xmlns:cx2="http://schemas.microsoft.com/office/drawing/2015/10/21/chartex" xmlns:cx3="http://schemas.microsoft.com/office/drawing/2016/5/9/chartex" xmlns:cx4="http://schemas.microsoft.com/office/drawing/2016/5/10/chartex" xmlns:cx5="http://schemas.microsoft.com/office/drawing/2016/5/11/chartex" xmlns:cx6="http://schemas.microsoft.com/office/drawing/2016/5/12/chartex" xmlns:cx7="http://schemas.microsoft.com/office/drawing/2016/5/13/chartex" xmlns:cx8="http://schemas.microsoft.com/office/drawing/2016/5/14/chartex" xmlns:mc="http://schemas.openxmlformats.org/markup-compatibility/2006" xmlns:aink="http://schemas.microsoft.com/office/drawing/2016/ink" xmlns:am3d="http://schemas.microsoft.com/office/drawing/2017/model3d" xmlns:o="urn:schemas-microsoft-com:office:office" xmlns:oel="http://schemas.microsoft.com/office/2019/extlst" xmlns:r="http://schemas.openxmlformats.org/officeDocument/2006/relationships" xmlns:m="http://schemas.openxmlformats.org/officeDocument/2006/math" xmlns:v="urn:schemas-microsoft-com:vml" xmlns:wp14="http://schemas.microsoft.com/office/word/2010/wordprocessingDrawing" xmlns:wp="http://schemas.openxmlformats.org/drawingml/2006/wordprocessingDrawing" xmlns:w10="urn:schemas-microsoft-com:office:word" xmlns:w="http://schemas.openxmlformats.org/wordprocessingml/2006/main" xmlns:w14="http://schemas.microsoft.com/office/word/2010/wordml" xmlns:w15="http://schemas.microsoft.com/office/word/2012/wordml" xmlns:w16cex="http://schemas.microsoft.com/office/word/2018/wordml/cex" xmlns:w16cid="http://schemas.microsoft.com/office/word/2016/wordml/cid" xmlns:w16="http://schemas.microsoft.com/office/word/2018/wordml" xmlns:w16du="http://schemas.microsoft.com/office/word/2023/wordml/word16du" xmlns:w16sdtdh="http://schemas.microsoft.com/office/word/2020/wordml/sdtdatahash" xmlns:w16se="http://schemas.microsoft.com/office/word/2015/wordml/symex" xmlns:wpg="http://schemas.microsoft.com/office/word/2010/wordprocessingGroup" xmlns:wpi="http://schemas.microsoft.com/office/word/2010/wordprocessingInk" xmlns:wne="http://schemas.microsoft.com/office/word/2006/wordml" xmlns:wps="http://schemas.microsoft.com/office/word/2010/wordprocessingShape" mc:Ignorable="w14 w15 w16se w16cid w16 w16cex w16sdtdh wp14">
-  <w:p>
-    <w:pPr>
-      <w:jc w:val="center"/>
-    </w:pPr>
-    <w:r>
-      <w:rPr>
-        <w:sz w:val="26"/>
-        <w:szCs w:val="26"/>
-      </w:rPr>
-      <w:fldChar w:fldCharType="begin"/>
-    </w:r>
-    <w:r>
-      <w:rPr>
-        <w:sz w:val="26"/>
-        <w:szCs w:val="26"/>
-      </w:rPr>
-      <w:instrText>PAGE</w:instrText>
-    </w:r>
-    <w:r>
-      <w:rPr>
-        <w:sz w:val="26"/>
-        <w:szCs w:val="26"/>
-      </w:rPr>
-      <w:fldChar w:fldCharType="separate"/>
-    </w:r>
-    <w:r>
-      <w:rPr>
-        <w:noProof/>
-        <w:sz w:val="26"/>
-        <w:szCs w:val="26"/>
-      </w:rPr>
-      <w:t>6</w:t>
-    </w:r>
-    <w:r>
-      <w:rPr>
-        <w:sz w:val="26"/>
-        <w:szCs w:val="26"/>
-      </w:rPr>
-      <w:fldChar w:fldCharType="end"/>
-    </w:r>
-  </w:p>
-</w:hdr>
-</file>
-
-<file path=word/header6.xml><?xml version="1.0" encoding="utf-8"?>
-<w:hdr xmlns:wpc="http://schemas.microsoft.com/office/word/2010/wordprocessingCanvas" xmlns:cx="http://schemas.microsoft.com/office/drawing/2014/chartex" xmlns:cx1="http://schemas.microsoft.com/office/drawing/2015/9/8/chartex" xmlns:cx2="http://schemas.microsoft.com/office/drawing/2015/10/21/chartex" xmlns:cx3="http://schemas.microsoft.com/office/drawing/2016/5/9/chartex" xmlns:cx4="http://schemas.microsoft.com/office/drawing/2016/5/10/chartex" xmlns:cx5="http://schemas.microsoft.com/office/drawing/2016/5/11/chartex" xmlns:cx6="http://schemas.microsoft.com/office/drawing/2016/5/12/chartex" xmlns:cx7="http://schemas.microsoft.com/office/drawing/2016/5/13/chartex" xmlns:cx8="http://schemas.microsoft.com/office/drawing/2016/5/14/chartex" xmlns:mc="http://schemas.openxmlformats.org/markup-compatibility/2006" xmlns:aink="http://schemas.microsoft.com/office/drawing/2016/ink" xmlns:am3d="http://schemas.microsoft.com/office/drawing/2017/model3d" xmlns:o="urn:schemas-microsoft-com:office:office" xmlns:oel="http://schemas.microsoft.com/office/2019/extlst" xmlns:r="http://schemas.openxmlformats.org/officeDocument/2006/relationships" xmlns:m="http://schemas.openxmlformats.org/officeDocument/2006/math" xmlns:v="urn:schemas-microsoft-com:vml" xmlns:wp14="http://schemas.microsoft.com/office/word/2010/wordprocessingDrawing" xmlns:wp="http://schemas.openxmlformats.org/drawingml/2006/wordprocessingDrawing" xmlns:w10="urn:schemas-microsoft-com:office:word" xmlns:w="http://schemas.openxmlformats.org/wordprocessingml/2006/main" xmlns:w14="http://schemas.microsoft.com/office/word/2010/wordml" xmlns:w15="http://schemas.microsoft.com/office/word/2012/wordml" xmlns:w16cex="http://schemas.microsoft.com/office/word/2018/wordml/cex" xmlns:w16cid="http://schemas.microsoft.com/office/word/2016/wordml/cid" xmlns:w16="http://schemas.microsoft.com/office/word/2018/wordml" xmlns:w16du="http://schemas.microsoft.com/office/word/2023/wordml/word16du" xmlns:w16sdtdh="http://schemas.microsoft.com/office/word/2020/wordml/sdtdatahash" xmlns:w16se="http://schemas.microsoft.com/office/word/2015/wordml/symex" xmlns:wpg="http://schemas.microsoft.com/office/word/2010/wordprocessingGroup" xmlns:wpi="http://schemas.microsoft.com/office/word/2010/wordprocessingInk" xmlns:wne="http://schemas.microsoft.com/office/word/2006/wordml" xmlns:wps="http://schemas.microsoft.com/office/word/2010/wordprocessingShape" mc:Ignorable="w14 w15 w16se w16cid w16 w16cex w16sdtdh wp14">
-  <w:p>
-    <w:pPr>
-      <w:jc w:val="center"/>
-    </w:pPr>
-    <w:r>
-      <w:t>1</w:t>
-    </w:r>
   </w:p>
 </w:hdr>
 </file>
 
 <file path=word/numbering.xml><?xml version="1.0" encoding="utf-8"?>
-<w:numbering xmlns:wpc="http://schemas.microsoft.com/office/word/2010/wordprocessingCanvas" xmlns:cx="http://schemas.microsoft.com/office/drawing/2014/chartex" xmlns:cx1="http://schemas.microsoft.com/office/drawing/2015/9/8/chartex" xmlns:cx2="http://schemas.microsoft.com/office/drawing/2015/10/21/chartex" xmlns:cx3="http://schemas.microsoft.com/office/drawing/2016/5/9/chartex" xmlns:cx4="http://schemas.microsoft.com/office/drawing/2016/5/10/chartex" xmlns:cx5="http://schemas.microsoft.com/office/drawing/2016/5/11/chartex" xmlns:cx6="http://schemas.microsoft.com/office/drawing/2016/5/12/chartex" xmlns:cx7="http://schemas.microsoft.com/office/drawing/2016/5/13/chartex" xmlns:cx8="http://schemas.microsoft.com/office/drawing/2016/5/14/chartex" xmlns:mc="http://schemas.openxmlformats.org/markup-compatibility/2006" xmlns:aink="http://schemas.microsoft.com/office/drawing/2016/ink" xmlns:am3d="http://schemas.microsoft.com/office/drawing/2017/model3d" xmlns:o="urn:schemas-microsoft-com:office:office" xmlns:oel="http://schemas.microsoft.com/office/2019/extlst" xmlns:r="http://schemas.openxmlformats.org/officeDocument/2006/relationships" xmlns:m="http://schemas.openxmlformats.org/officeDocument/2006/math" xmlns:v="urn:schemas-microsoft-com:vml" xmlns:wp14="http://schemas.microsoft.com/office/word/2010/wordprocessingDrawing" xmlns:wp="http://schemas.openxmlformats.org/drawingml/2006/wordprocessingDrawing" xmlns:w10="urn:schemas-microsoft-com:office:word" xmlns:w="http://schemas.openxmlformats.org/wordprocessingml/2006/main" xmlns:w14="http://schemas.microsoft.com/office/word/2010/wordml" xmlns:w15="http://schemas.microsoft.com/office/word/2012/wordml" xmlns:w16cex="http://schemas.microsoft.com/office/word/2018/wordml/cex" xmlns:w16cid="http://schemas.microsoft.com/office/word/2016/wordml/cid" xmlns:w16="http://schemas.microsoft.com/office/word/2018/wordml" xmlns:w16du="http://schemas.microsoft.com/office/word/2023/wordml/word16du" xmlns:w16sdtdh="http://schemas.microsoft.com/office/word/2020/wordml/sdtdatahash" xmlns:w16se="http://schemas.microsoft.com/office/word/2015/wordml/symex" xmlns:wpg="http://schemas.microsoft.com/office/word/2010/wordprocessingGroup" xmlns:wpi="http://schemas.microsoft.com/office/word/2010/wordprocessingInk" xmlns:wne="http://schemas.microsoft.com/office/word/2006/wordml" xmlns:wps="http://schemas.microsoft.com/office/word/2010/wordprocessingShape" mc:Ignorable="w14 w15 w16se w16cid w16 w16cex w16sdtdh wp14">
+<w:numbering xmlns:wpc="http://schemas.microsoft.com/office/word/2010/wordprocessingCanvas" xmlns:cx="http://schemas.microsoft.com/office/drawing/2014/chartex" xmlns:cx1="http://schemas.microsoft.com/office/drawing/2015/9/8/chartex" xmlns:cx2="http://schemas.microsoft.com/office/drawing/2015/10/21/chartex" xmlns:cx3="http://schemas.microsoft.com/office/drawing/2016/5/9/chartex" xmlns:cx4="http://schemas.microsoft.com/office/drawing/2016/5/10/chartex" xmlns:cx5="http://schemas.microsoft.com/office/drawing/2016/5/11/chartex" xmlns:cx6="http://schemas.microsoft.com/office/drawing/2016/5/12/chartex" xmlns:cx7="http://schemas.microsoft.com/office/drawing/2016/5/13/chartex" xmlns:cx8="http://schemas.microsoft.com/office/drawing/2016/5/14/chartex" xmlns:mc="http://schemas.openxmlformats.org/markup-compatibility/2006" xmlns:aink="http://schemas.microsoft.com/office/drawing/2016/ink" xmlns:am3d="http://schemas.microsoft.com/office/drawing/2017/model3d" xmlns:o="urn:schemas-microsoft-com:office:office" xmlns:oel="http://schemas.microsoft.com/office/2019/extlst" xmlns:r="http://schemas.openxmlformats.org/officeDocument/2006/relationships" xmlns:m="http://schemas.openxmlformats.org/officeDocument/2006/math" xmlns:v="urn:schemas-microsoft-com:vml" xmlns:wp14="http://schemas.microsoft.com/office/word/2010/wordprocessingDrawing" xmlns:wp="http://schemas.openxmlformats.org/drawingml/2006/wordprocessingDrawing" xmlns:w10="urn:schemas-microsoft-com:office:word" xmlns:w="http://schemas.openxmlformats.org/wordprocessingml/2006/main" xmlns:w14="http://schemas.microsoft.com/office/word/2010/wordml" xmlns:w15="http://schemas.microsoft.com/office/word/2012/wordml" xmlns:w16cei="http://schemas.microsoft.com/office/word/2026/wordml/cei" xmlns:w16cex="http://schemas.microsoft.com/office/word/2018/wordml/cex" xmlns:w16cid="http://schemas.microsoft.com/office/word/2016/wordml/cid" xmlns:w16="http://schemas.microsoft.com/office/word/2018/wordml" xmlns:w16du="http://schemas.microsoft.com/office/word/2023/wordml/word16du" xmlns:w16sdtdh="http://schemas.microsoft.com/office/word/2020/wordml/sdtdatahash" xmlns:w16sdtfl="http://schemas.microsoft.com/office/word/2024/wordml/sdtformatlock" xmlns:w16se="http://schemas.microsoft.com/office/word/2015/wordml/symex" xmlns:wpg="http://schemas.microsoft.com/office/word/2010/wordprocessingGroup" xmlns:wpi="http://schemas.microsoft.com/office/word/2010/wordprocessingInk" xmlns:wne="http://schemas.microsoft.com/office/word/2006/wordml" xmlns:wps="http://schemas.microsoft.com/office/word/2010/wordprocessingShape" mc:Ignorable="w14 w15 w16se w16cid w16 w16cex w16sdtdh w16sdtfl w16du wp14">
   <w:abstractNum w:abstractNumId="0" w15:restartNumberingAfterBreak="0">
-    <w:nsid w:val="0DE65D71"/>
+    <w:nsid w:val="00307211"/>
     <w:multiLevelType w:val="hybridMultilevel"/>
-    <w:tmpl w:val="0700E0FC"/>
-    <w:lvl w:ilvl="0" w:tplc="E4C61B64">
-      <w:start w:val="1"/>
-      <w:numFmt w:val="bullet"/>
-      <w:lvlText w:val="●"/>
-      <w:lvlJc w:val="left"/>
-      <w:pPr>
+    <w:tmpl w:val="563E0B9E"/>
+    <w:lvl w:ilvl="0" w:tplc="C9EAB5C2">
+      <w:start w:val="1"/>
+      <w:numFmt w:val="bullet"/>
+      <w:lvlText w:val="-"/>
+      <w:lvlJc w:val="left"/>
+      <w:pPr>
+        <w:ind w:left="1080" w:hanging="360"/>
+      </w:pPr>
+      <w:rPr>
+        <w:rFonts w:ascii="Times New Roman" w:eastAsia="Times New Roman" w:hAnsi="Times New Roman" w:cs="Times New Roman" w:hint="default"/>
+      </w:rPr>
+    </w:lvl>
+    <w:lvl w:ilvl="1" w:tplc="04090003" w:tentative="1">
+      <w:start w:val="1"/>
+      <w:numFmt w:val="bullet"/>
+      <w:lvlText w:val="o"/>
+      <w:lvlJc w:val="left"/>
+      <w:pPr>
+        <w:ind w:left="1800" w:hanging="360"/>
+      </w:pPr>
+      <w:rPr>
+        <w:rFonts w:ascii="Courier New" w:hAnsi="Courier New" w:cs="Courier New" w:hint="default"/>
+      </w:rPr>
+    </w:lvl>
+    <w:lvl w:ilvl="2" w:tplc="04090005" w:tentative="1">
+      <w:start w:val="1"/>
+      <w:numFmt w:val="bullet"/>
+      <w:lvlText w:val=""/>
+      <w:lvlJc w:val="left"/>
+      <w:pPr>
+        <w:ind w:left="2520" w:hanging="360"/>
+      </w:pPr>
+      <w:rPr>
+        <w:rFonts w:ascii="Wingdings" w:hAnsi="Wingdings" w:hint="default"/>
+      </w:rPr>
+    </w:lvl>
+    <w:lvl w:ilvl="3" w:tplc="04090001" w:tentative="1">
+      <w:start w:val="1"/>
+      <w:numFmt w:val="bullet"/>
+      <w:lvlText w:val=""/>
+      <w:lvlJc w:val="left"/>
+      <w:pPr>
+        <w:ind w:left="3240" w:hanging="360"/>
+      </w:pPr>
+      <w:rPr>
+        <w:rFonts w:ascii="Symbol" w:hAnsi="Symbol" w:hint="default"/>
+      </w:rPr>
+    </w:lvl>
+    <w:lvl w:ilvl="4" w:tplc="04090003" w:tentative="1">
+      <w:start w:val="1"/>
+      <w:numFmt w:val="bullet"/>
+      <w:lvlText w:val="o"/>
+      <w:lvlJc w:val="left"/>
+      <w:pPr>
+        <w:ind w:left="3960" w:hanging="360"/>
+      </w:pPr>
+      <w:rPr>
+        <w:rFonts w:ascii="Courier New" w:hAnsi="Courier New" w:cs="Courier New" w:hint="default"/>
+      </w:rPr>
+    </w:lvl>
+    <w:lvl w:ilvl="5" w:tplc="04090005" w:tentative="1">
+      <w:start w:val="1"/>
+      <w:numFmt w:val="bullet"/>
+      <w:lvlText w:val=""/>
+      <w:lvlJc w:val="left"/>
+      <w:pPr>
+        <w:ind w:left="4680" w:hanging="360"/>
+      </w:pPr>
+      <w:rPr>
+        <w:rFonts w:ascii="Wingdings" w:hAnsi="Wingdings" w:hint="default"/>
+      </w:rPr>
+    </w:lvl>
+    <w:lvl w:ilvl="6" w:tplc="04090001" w:tentative="1">
+      <w:start w:val="1"/>
+      <w:numFmt w:val="bullet"/>
+      <w:lvlText w:val=""/>
+      <w:lvlJc w:val="left"/>
+      <w:pPr>
+        <w:ind w:left="5400" w:hanging="360"/>
+      </w:pPr>
+      <w:rPr>
+        <w:rFonts w:ascii="Symbol" w:hAnsi="Symbol" w:hint="default"/>
+      </w:rPr>
+    </w:lvl>
+    <w:lvl w:ilvl="7" w:tplc="04090003" w:tentative="1">
+      <w:start w:val="1"/>
+      <w:numFmt w:val="bullet"/>
+      <w:lvlText w:val="o"/>
+      <w:lvlJc w:val="left"/>
+      <w:pPr>
+        <w:ind w:left="6120" w:hanging="360"/>
+      </w:pPr>
+      <w:rPr>
+        <w:rFonts w:ascii="Courier New" w:hAnsi="Courier New" w:cs="Courier New" w:hint="default"/>
+      </w:rPr>
+    </w:lvl>
+    <w:lvl w:ilvl="8" w:tplc="04090005" w:tentative="1">
+      <w:start w:val="1"/>
+      <w:numFmt w:val="bullet"/>
+      <w:lvlText w:val=""/>
+      <w:lvlJc w:val="left"/>
+      <w:pPr>
+        <w:ind w:left="6840" w:hanging="360"/>
+      </w:pPr>
+      <w:rPr>
+        <w:rFonts w:ascii="Wingdings" w:hAnsi="Wingdings" w:hint="default"/>
+      </w:rPr>
+    </w:lvl>
+  </w:abstractNum>
+  <w:abstractNum w:abstractNumId="1" w15:restartNumberingAfterBreak="0">
+    <w:nsid w:val="01CB7456"/>
+    <w:multiLevelType w:val="multilevel"/>
+    <w:tmpl w:val="B0AE94C2"/>
+    <w:lvl w:ilvl="0">
+      <w:start w:val="1"/>
+      <w:numFmt w:val="bullet"/>
+      <w:lvlText w:val=""/>
+      <w:lvlJc w:val="left"/>
+      <w:pPr>
+        <w:tabs>
+          <w:tab w:val="num" w:pos="720"/>
+        </w:tabs>
         <w:ind w:left="720" w:hanging="360"/>
       </w:pPr>
-    </w:lvl>
-    <w:lvl w:ilvl="1" w:tplc="2C44A2F4">
-      <w:start w:val="1"/>
-      <w:numFmt w:val="bullet"/>
-      <w:lvlText w:val="○"/>
-      <w:lvlJc w:val="left"/>
-      <w:pPr>
+      <w:rPr>
+        <w:rFonts w:ascii="Symbol" w:hAnsi="Symbol" w:hint="default"/>
+        <w:sz w:val="20"/>
+      </w:rPr>
+    </w:lvl>
+    <w:lvl w:ilvl="1" w:tentative="1">
+      <w:start w:val="1"/>
+      <w:numFmt w:val="bullet"/>
+      <w:lvlText w:val="o"/>
+      <w:lvlJc w:val="left"/>
+      <w:pPr>
+        <w:tabs>
+          <w:tab w:val="num" w:pos="1440"/>
+        </w:tabs>
         <w:ind w:left="1440" w:hanging="360"/>
       </w:pPr>
-    </w:lvl>
-    <w:lvl w:ilvl="2" w:tplc="0382F7C6">
-      <w:start w:val="1"/>
-      <w:numFmt w:val="bullet"/>
-      <w:lvlText w:val="■"/>
-      <w:lvlJc w:val="left"/>
-      <w:pPr>
+      <w:rPr>
+        <w:rFonts w:ascii="Courier New" w:hAnsi="Courier New" w:hint="default"/>
+        <w:sz w:val="20"/>
+      </w:rPr>
+    </w:lvl>
+    <w:lvl w:ilvl="2" w:tentative="1">
+      <w:start w:val="1"/>
+      <w:numFmt w:val="bullet"/>
+      <w:lvlText w:val=""/>
+      <w:lvlJc w:val="left"/>
+      <w:pPr>
+        <w:tabs>
+          <w:tab w:val="num" w:pos="2160"/>
+        </w:tabs>
         <w:ind w:left="2160" w:hanging="360"/>
       </w:pPr>
-    </w:lvl>
-    <w:lvl w:ilvl="3" w:tplc="EAB8193E">
-      <w:start w:val="1"/>
-      <w:numFmt w:val="bullet"/>
-      <w:lvlText w:val="●"/>
-      <w:lvlJc w:val="left"/>
-      <w:pPr>
+      <w:rPr>
+        <w:rFonts w:ascii="Wingdings" w:hAnsi="Wingdings" w:hint="default"/>
+        <w:sz w:val="20"/>
+      </w:rPr>
+    </w:lvl>
+    <w:lvl w:ilvl="3" w:tentative="1">
+      <w:start w:val="1"/>
+      <w:numFmt w:val="bullet"/>
+      <w:lvlText w:val=""/>
+      <w:lvlJc w:val="left"/>
+      <w:pPr>
+        <w:tabs>
+          <w:tab w:val="num" w:pos="2880"/>
+        </w:tabs>
         <w:ind w:left="2880" w:hanging="360"/>
       </w:pPr>
-    </w:lvl>
-    <w:lvl w:ilvl="4" w:tplc="DA326480">
-      <w:start w:val="1"/>
-      <w:numFmt w:val="bullet"/>
-      <w:lvlText w:val="○"/>
-      <w:lvlJc w:val="left"/>
-      <w:pPr>
+      <w:rPr>
+        <w:rFonts w:ascii="Wingdings" w:hAnsi="Wingdings" w:hint="default"/>
+        <w:sz w:val="20"/>
+      </w:rPr>
+    </w:lvl>
+    <w:lvl w:ilvl="4" w:tentative="1">
+      <w:start w:val="1"/>
+      <w:numFmt w:val="bullet"/>
+      <w:lvlText w:val=""/>
+      <w:lvlJc w:val="left"/>
+      <w:pPr>
+        <w:tabs>
+          <w:tab w:val="num" w:pos="3600"/>
+        </w:tabs>
         <w:ind w:left="3600" w:hanging="360"/>
       </w:pPr>
-    </w:lvl>
-    <w:lvl w:ilvl="5" w:tplc="EF3C708A">
-      <w:start w:val="1"/>
-      <w:numFmt w:val="bullet"/>
-      <w:lvlText w:val="■"/>
-      <w:lvlJc w:val="left"/>
-      <w:pPr>
+      <w:rPr>
+        <w:rFonts w:ascii="Wingdings" w:hAnsi="Wingdings" w:hint="default"/>
+        <w:sz w:val="20"/>
+      </w:rPr>
+    </w:lvl>
+    <w:lvl w:ilvl="5" w:tentative="1">
+      <w:start w:val="1"/>
+      <w:numFmt w:val="bullet"/>
+      <w:lvlText w:val=""/>
+      <w:lvlJc w:val="left"/>
+      <w:pPr>
+        <w:tabs>
+          <w:tab w:val="num" w:pos="4320"/>
+        </w:tabs>
         <w:ind w:left="4320" w:hanging="360"/>
       </w:pPr>
-    </w:lvl>
-    <w:lvl w:ilvl="6" w:tplc="D5861432">
-      <w:start w:val="1"/>
-      <w:numFmt w:val="bullet"/>
-      <w:lvlText w:val="●"/>
-      <w:lvlJc w:val="left"/>
-      <w:pPr>
+      <w:rPr>
+        <w:rFonts w:ascii="Wingdings" w:hAnsi="Wingdings" w:hint="default"/>
+        <w:sz w:val="20"/>
+      </w:rPr>
+    </w:lvl>
+    <w:lvl w:ilvl="6" w:tentative="1">
+      <w:start w:val="1"/>
+      <w:numFmt w:val="bullet"/>
+      <w:lvlText w:val=""/>
+      <w:lvlJc w:val="left"/>
+      <w:pPr>
+        <w:tabs>
+          <w:tab w:val="num" w:pos="5040"/>
+        </w:tabs>
         <w:ind w:left="5040" w:hanging="360"/>
       </w:pPr>
-    </w:lvl>
-    <w:lvl w:ilvl="7" w:tplc="01902F30">
-      <w:start w:val="1"/>
-      <w:numFmt w:val="bullet"/>
-      <w:lvlText w:val="●"/>
-      <w:lvlJc w:val="left"/>
-      <w:pPr>
+      <w:rPr>
+        <w:rFonts w:ascii="Wingdings" w:hAnsi="Wingdings" w:hint="default"/>
+        <w:sz w:val="20"/>
+      </w:rPr>
+    </w:lvl>
+    <w:lvl w:ilvl="7" w:tentative="1">
+      <w:start w:val="1"/>
+      <w:numFmt w:val="bullet"/>
+      <w:lvlText w:val=""/>
+      <w:lvlJc w:val="left"/>
+      <w:pPr>
+        <w:tabs>
+          <w:tab w:val="num" w:pos="5760"/>
+        </w:tabs>
         <w:ind w:left="5760" w:hanging="360"/>
       </w:pPr>
-    </w:lvl>
-    <w:lvl w:ilvl="8" w:tplc="8DFC8D8E">
-      <w:start w:val="1"/>
-      <w:numFmt w:val="bullet"/>
-      <w:lvlText w:val="●"/>
-      <w:lvlJc w:val="left"/>
-      <w:pPr>
+      <w:rPr>
+        <w:rFonts w:ascii="Wingdings" w:hAnsi="Wingdings" w:hint="default"/>
+        <w:sz w:val="20"/>
+      </w:rPr>
+    </w:lvl>
+    <w:lvl w:ilvl="8" w:tentative="1">
+      <w:start w:val="1"/>
+      <w:numFmt w:val="bullet"/>
+      <w:lvlText w:val=""/>
+      <w:lvlJc w:val="left"/>
+      <w:pPr>
+        <w:tabs>
+          <w:tab w:val="num" w:pos="6480"/>
+        </w:tabs>
         <w:ind w:left="6480" w:hanging="360"/>
       </w:pPr>
+      <w:rPr>
+        <w:rFonts w:ascii="Wingdings" w:hAnsi="Wingdings" w:hint="default"/>
+        <w:sz w:val="20"/>
+      </w:rPr>
     </w:lvl>
   </w:abstractNum>
-  <w:num w:numId="1" w16cid:durableId="1183976197">
+  <w:abstractNum w:abstractNumId="2" w15:restartNumberingAfterBreak="0">
+    <w:nsid w:val="01DA3F4B"/>
+    <w:multiLevelType w:val="multilevel"/>
+    <w:tmpl w:val="B1C41CA2"/>
+    <w:lvl w:ilvl="0">
+      <w:start w:val="1"/>
+      <w:numFmt w:val="decimal"/>
+      <w:lvlText w:val="%1."/>
+      <w:lvlJc w:val="left"/>
+      <w:pPr>
+        <w:tabs>
+          <w:tab w:val="num" w:pos="720"/>
+        </w:tabs>
+        <w:ind w:left="720" w:hanging="360"/>
+      </w:pPr>
+    </w:lvl>
+    <w:lvl w:ilvl="1" w:tentative="1">
+      <w:start w:val="1"/>
+      <w:numFmt w:val="decimal"/>
+      <w:lvlText w:val="%2."/>
+      <w:lvlJc w:val="left"/>
+      <w:pPr>
+        <w:tabs>
+          <w:tab w:val="num" w:pos="1440"/>
+        </w:tabs>
+        <w:ind w:left="1440" w:hanging="360"/>
+      </w:pPr>
+    </w:lvl>
+    <w:lvl w:ilvl="2" w:tentative="1">
+      <w:start w:val="1"/>
+      <w:numFmt w:val="decimal"/>
+      <w:lvlText w:val="%3."/>
+      <w:lvlJc w:val="left"/>
+      <w:pPr>
+        <w:tabs>
+          <w:tab w:val="num" w:pos="2160"/>
+        </w:tabs>
+        <w:ind w:left="2160" w:hanging="360"/>
+      </w:pPr>
+    </w:lvl>
+    <w:lvl w:ilvl="3" w:tentative="1">
+      <w:start w:val="1"/>
+      <w:numFmt w:val="decimal"/>
+      <w:lvlText w:val="%4."/>
+      <w:lvlJc w:val="left"/>
+      <w:pPr>
+        <w:tabs>
+          <w:tab w:val="num" w:pos="2880"/>
+        </w:tabs>
+        <w:ind w:left="2880" w:hanging="360"/>
+      </w:pPr>
+    </w:lvl>
+    <w:lvl w:ilvl="4" w:tentative="1">
+      <w:start w:val="1"/>
+      <w:numFmt w:val="decimal"/>
+      <w:lvlText w:val="%5."/>
+      <w:lvlJc w:val="left"/>
+      <w:pPr>
+        <w:tabs>
+          <w:tab w:val="num" w:pos="3600"/>
+        </w:tabs>
+        <w:ind w:left="3600" w:hanging="360"/>
+      </w:pPr>
+    </w:lvl>
+    <w:lvl w:ilvl="5" w:tentative="1">
+      <w:start w:val="1"/>
+      <w:numFmt w:val="decimal"/>
+      <w:lvlText w:val="%6."/>
+      <w:lvlJc w:val="left"/>
+      <w:pPr>
+        <w:tabs>
+          <w:tab w:val="num" w:pos="4320"/>
+        </w:tabs>
+        <w:ind w:left="4320" w:hanging="360"/>
+      </w:pPr>
+    </w:lvl>
+    <w:lvl w:ilvl="6" w:tentative="1">
+      <w:start w:val="1"/>
+      <w:numFmt w:val="decimal"/>
+      <w:lvlText w:val="%7."/>
+      <w:lvlJc w:val="left"/>
+      <w:pPr>
+        <w:tabs>
+          <w:tab w:val="num" w:pos="5040"/>
+        </w:tabs>
+        <w:ind w:left="5040" w:hanging="360"/>
+      </w:pPr>
+    </w:lvl>
+    <w:lvl w:ilvl="7" w:tentative="1">
+      <w:start w:val="1"/>
+      <w:numFmt w:val="decimal"/>
+      <w:lvlText w:val="%8."/>
+      <w:lvlJc w:val="left"/>
+      <w:pPr>
+        <w:tabs>
+          <w:tab w:val="num" w:pos="5760"/>
+        </w:tabs>
+        <w:ind w:left="5760" w:hanging="360"/>
+      </w:pPr>
+    </w:lvl>
+    <w:lvl w:ilvl="8" w:tentative="1">
+      <w:start w:val="1"/>
+      <w:numFmt w:val="decimal"/>
+      <w:lvlText w:val="%9."/>
+      <w:lvlJc w:val="left"/>
+      <w:pPr>
+        <w:tabs>
+          <w:tab w:val="num" w:pos="6480"/>
+        </w:tabs>
+        <w:ind w:left="6480" w:hanging="360"/>
+      </w:pPr>
+    </w:lvl>
+  </w:abstractNum>
+  <w:abstractNum w:abstractNumId="3" w15:restartNumberingAfterBreak="0">
+    <w:nsid w:val="047E11BB"/>
+    <w:multiLevelType w:val="multilevel"/>
+    <w:tmpl w:val="CE1CC0B6"/>
+    <w:lvl w:ilvl="0">
+      <w:start w:val="1"/>
+      <w:numFmt w:val="bullet"/>
+      <w:lvlText w:val=""/>
+      <w:lvlJc w:val="left"/>
+      <w:pPr>
+        <w:tabs>
+          <w:tab w:val="num" w:pos="720"/>
+        </w:tabs>
+        <w:ind w:left="720" w:hanging="360"/>
+      </w:pPr>
+      <w:rPr>
+        <w:rFonts w:ascii="Symbol" w:hAnsi="Symbol" w:hint="default"/>
+        <w:sz w:val="20"/>
+      </w:rPr>
+    </w:lvl>
+    <w:lvl w:ilvl="1" w:tentative="1">
+      <w:start w:val="1"/>
+      <w:numFmt w:val="bullet"/>
+      <w:lvlText w:val="o"/>
+      <w:lvlJc w:val="left"/>
+      <w:pPr>
+        <w:tabs>
+          <w:tab w:val="num" w:pos="1440"/>
+        </w:tabs>
+        <w:ind w:left="1440" w:hanging="360"/>
+      </w:pPr>
+      <w:rPr>
+        <w:rFonts w:ascii="Courier New" w:hAnsi="Courier New" w:hint="default"/>
+        <w:sz w:val="20"/>
+      </w:rPr>
+    </w:lvl>
+    <w:lvl w:ilvl="2" w:tentative="1">
+      <w:start w:val="1"/>
+      <w:numFmt w:val="bullet"/>
+      <w:lvlText w:val=""/>
+      <w:lvlJc w:val="left"/>
+      <w:pPr>
+        <w:tabs>
+          <w:tab w:val="num" w:pos="2160"/>
+        </w:tabs>
+        <w:ind w:left="2160" w:hanging="360"/>
+      </w:pPr>
+      <w:rPr>
+        <w:rFonts w:ascii="Wingdings" w:hAnsi="Wingdings" w:hint="default"/>
+        <w:sz w:val="20"/>
+      </w:rPr>
+    </w:lvl>
+    <w:lvl w:ilvl="3" w:tentative="1">
+      <w:start w:val="1"/>
+      <w:numFmt w:val="bullet"/>
+      <w:lvlText w:val=""/>
+      <w:lvlJc w:val="left"/>
+      <w:pPr>
+        <w:tabs>
+          <w:tab w:val="num" w:pos="2880"/>
+        </w:tabs>
+        <w:ind w:left="2880" w:hanging="360"/>
+      </w:pPr>
+      <w:rPr>
+        <w:rFonts w:ascii="Wingdings" w:hAnsi="Wingdings" w:hint="default"/>
+        <w:sz w:val="20"/>
+      </w:rPr>
+    </w:lvl>
+    <w:lvl w:ilvl="4" w:tentative="1">
+      <w:start w:val="1"/>
+      <w:numFmt w:val="bullet"/>
+      <w:lvlText w:val=""/>
+      <w:lvlJc w:val="left"/>
+      <w:pPr>
+        <w:tabs>
+          <w:tab w:val="num" w:pos="3600"/>
+        </w:tabs>
+        <w:ind w:left="3600" w:hanging="360"/>
+      </w:pPr>
+      <w:rPr>
+        <w:rFonts w:ascii="Wingdings" w:hAnsi="Wingdings" w:hint="default"/>
+        <w:sz w:val="20"/>
+      </w:rPr>
+    </w:lvl>
+    <w:lvl w:ilvl="5" w:tentative="1">
+      <w:start w:val="1"/>
+      <w:numFmt w:val="bullet"/>
+      <w:lvlText w:val=""/>
+      <w:lvlJc w:val="left"/>
+      <w:pPr>
+        <w:tabs>
+          <w:tab w:val="num" w:pos="4320"/>
+        </w:tabs>
+        <w:ind w:left="4320" w:hanging="360"/>
+      </w:pPr>
+      <w:rPr>
+        <w:rFonts w:ascii="Wingdings" w:hAnsi="Wingdings" w:hint="default"/>
+        <w:sz w:val="20"/>
+      </w:rPr>
+    </w:lvl>
+    <w:lvl w:ilvl="6" w:tentative="1">
+      <w:start w:val="1"/>
+      <w:numFmt w:val="bullet"/>
+      <w:lvlText w:val=""/>
+      <w:lvlJc w:val="left"/>
+      <w:pPr>
+        <w:tabs>
+          <w:tab w:val="num" w:pos="5040"/>
+        </w:tabs>
+        <w:ind w:left="5040" w:hanging="360"/>
+      </w:pPr>
+      <w:rPr>
+        <w:rFonts w:ascii="Wingdings" w:hAnsi="Wingdings" w:hint="default"/>
+        <w:sz w:val="20"/>
+      </w:rPr>
+    </w:lvl>
+    <w:lvl w:ilvl="7" w:tentative="1">
+      <w:start w:val="1"/>
+      <w:numFmt w:val="bullet"/>
+      <w:lvlText w:val=""/>
+      <w:lvlJc w:val="left"/>
+      <w:pPr>
+        <w:tabs>
+          <w:tab w:val="num" w:pos="5760"/>
+        </w:tabs>
+        <w:ind w:left="5760" w:hanging="360"/>
+      </w:pPr>
+      <w:rPr>
+        <w:rFonts w:ascii="Wingdings" w:hAnsi="Wingdings" w:hint="default"/>
+        <w:sz w:val="20"/>
+      </w:rPr>
+    </w:lvl>
+    <w:lvl w:ilvl="8" w:tentative="1">
+      <w:start w:val="1"/>
+      <w:numFmt w:val="bullet"/>
+      <w:lvlText w:val=""/>
+      <w:lvlJc w:val="left"/>
+      <w:pPr>
+        <w:tabs>
+          <w:tab w:val="num" w:pos="6480"/>
+        </w:tabs>
+        <w:ind w:left="6480" w:hanging="360"/>
+      </w:pPr>
+      <w:rPr>
+        <w:rFonts w:ascii="Wingdings" w:hAnsi="Wingdings" w:hint="default"/>
+        <w:sz w:val="20"/>
+      </w:rPr>
+    </w:lvl>
+  </w:abstractNum>
+  <w:abstractNum w:abstractNumId="4" w15:restartNumberingAfterBreak="0">
+    <w:nsid w:val="057F0BE2"/>
+    <w:multiLevelType w:val="multilevel"/>
+    <w:tmpl w:val="3CAC15DC"/>
+    <w:lvl w:ilvl="0">
+      <w:start w:val="1"/>
+      <w:numFmt w:val="bullet"/>
+      <w:lvlText w:val=""/>
+      <w:lvlJc w:val="left"/>
+      <w:pPr>
+        <w:tabs>
+          <w:tab w:val="num" w:pos="720"/>
+        </w:tabs>
+        <w:ind w:left="720" w:hanging="360"/>
+      </w:pPr>
+      <w:rPr>
+        <w:rFonts w:ascii="Symbol" w:hAnsi="Symbol" w:hint="default"/>
+        <w:sz w:val="20"/>
+      </w:rPr>
+    </w:lvl>
+    <w:lvl w:ilvl="1" w:tentative="1">
+      <w:start w:val="1"/>
+      <w:numFmt w:val="bullet"/>
+      <w:lvlText w:val="o"/>
+      <w:lvlJc w:val="left"/>
+      <w:pPr>
+        <w:tabs>
+          <w:tab w:val="num" w:pos="1440"/>
+        </w:tabs>
+        <w:ind w:left="1440" w:hanging="360"/>
+      </w:pPr>
+      <w:rPr>
+        <w:rFonts w:ascii="Courier New" w:hAnsi="Courier New" w:hint="default"/>
+        <w:sz w:val="20"/>
+      </w:rPr>
+    </w:lvl>
+    <w:lvl w:ilvl="2" w:tentative="1">
+      <w:start w:val="1"/>
+      <w:numFmt w:val="bullet"/>
+      <w:lvlText w:val=""/>
+      <w:lvlJc w:val="left"/>
+      <w:pPr>
+        <w:tabs>
+          <w:tab w:val="num" w:pos="2160"/>
+        </w:tabs>
+        <w:ind w:left="2160" w:hanging="360"/>
+      </w:pPr>
+      <w:rPr>
+        <w:rFonts w:ascii="Wingdings" w:hAnsi="Wingdings" w:hint="default"/>
+        <w:sz w:val="20"/>
+      </w:rPr>
+    </w:lvl>
+    <w:lvl w:ilvl="3" w:tentative="1">
+      <w:start w:val="1"/>
+      <w:numFmt w:val="bullet"/>
+      <w:lvlText w:val=""/>
+      <w:lvlJc w:val="left"/>
+      <w:pPr>
+        <w:tabs>
+          <w:tab w:val="num" w:pos="2880"/>
+        </w:tabs>
+        <w:ind w:left="2880" w:hanging="360"/>
+      </w:pPr>
+      <w:rPr>
+        <w:rFonts w:ascii="Wingdings" w:hAnsi="Wingdings" w:hint="default"/>
+        <w:sz w:val="20"/>
+      </w:rPr>
+    </w:lvl>
+    <w:lvl w:ilvl="4" w:tentative="1">
+      <w:start w:val="1"/>
+      <w:numFmt w:val="bullet"/>
+      <w:lvlText w:val=""/>
+      <w:lvlJc w:val="left"/>
+      <w:pPr>
+        <w:tabs>
+          <w:tab w:val="num" w:pos="3600"/>
+        </w:tabs>
+        <w:ind w:left="3600" w:hanging="360"/>
+      </w:pPr>
+      <w:rPr>
+        <w:rFonts w:ascii="Wingdings" w:hAnsi="Wingdings" w:hint="default"/>
+        <w:sz w:val="20"/>
+      </w:rPr>
+    </w:lvl>
+    <w:lvl w:ilvl="5" w:tentative="1">
+      <w:start w:val="1"/>
+      <w:numFmt w:val="bullet"/>
+      <w:lvlText w:val=""/>
+      <w:lvlJc w:val="left"/>
+      <w:pPr>
+        <w:tabs>
+          <w:tab w:val="num" w:pos="4320"/>
+        </w:tabs>
+        <w:ind w:left="4320" w:hanging="360"/>
+      </w:pPr>
+      <w:rPr>
+        <w:rFonts w:ascii="Wingdings" w:hAnsi="Wingdings" w:hint="default"/>
+        <w:sz w:val="20"/>
+      </w:rPr>
+    </w:lvl>
+    <w:lvl w:ilvl="6" w:tentative="1">
+      <w:start w:val="1"/>
+      <w:numFmt w:val="bullet"/>
+      <w:lvlText w:val=""/>
+      <w:lvlJc w:val="left"/>
+      <w:pPr>
+        <w:tabs>
+          <w:tab w:val="num" w:pos="5040"/>
+        </w:tabs>
+        <w:ind w:left="5040" w:hanging="360"/>
+      </w:pPr>
+      <w:rPr>
+        <w:rFonts w:ascii="Wingdings" w:hAnsi="Wingdings" w:hint="default"/>
+        <w:sz w:val="20"/>
+      </w:rPr>
+    </w:lvl>
+    <w:lvl w:ilvl="7" w:tentative="1">
+      <w:start w:val="1"/>
+      <w:numFmt w:val="bullet"/>
+      <w:lvlText w:val=""/>
+      <w:lvlJc w:val="left"/>
+      <w:pPr>
+        <w:tabs>
+          <w:tab w:val="num" w:pos="5760"/>
+        </w:tabs>
+        <w:ind w:left="5760" w:hanging="360"/>
+      </w:pPr>
+      <w:rPr>
+        <w:rFonts w:ascii="Wingdings" w:hAnsi="Wingdings" w:hint="default"/>
+        <w:sz w:val="20"/>
+      </w:rPr>
+    </w:lvl>
+    <w:lvl w:ilvl="8" w:tentative="1">
+      <w:start w:val="1"/>
+      <w:numFmt w:val="bullet"/>
+      <w:lvlText w:val=""/>
+      <w:lvlJc w:val="left"/>
+      <w:pPr>
+        <w:tabs>
+          <w:tab w:val="num" w:pos="6480"/>
+        </w:tabs>
+        <w:ind w:left="6480" w:hanging="360"/>
+      </w:pPr>
+      <w:rPr>
+        <w:rFonts w:ascii="Wingdings" w:hAnsi="Wingdings" w:hint="default"/>
+        <w:sz w:val="20"/>
+      </w:rPr>
+    </w:lvl>
+  </w:abstractNum>
+  <w:abstractNum w:abstractNumId="5" w15:restartNumberingAfterBreak="0">
+    <w:nsid w:val="097155D5"/>
+    <w:multiLevelType w:val="hybridMultilevel"/>
+    <w:tmpl w:val="3384C48A"/>
+    <w:lvl w:ilvl="0" w:tplc="600060E8">
+      <w:numFmt w:val="bullet"/>
+      <w:lvlText w:val="-"/>
+      <w:lvlJc w:val="left"/>
+      <w:pPr>
+        <w:ind w:left="720" w:hanging="360"/>
+      </w:pPr>
+      <w:rPr>
+        <w:rFonts w:ascii="Times New Roman" w:eastAsia="Times New Roman" w:hAnsi="Times New Roman" w:cs="Times New Roman" w:hint="default"/>
+      </w:rPr>
+    </w:lvl>
+    <w:lvl w:ilvl="1" w:tplc="04090003" w:tentative="1">
+      <w:start w:val="1"/>
+      <w:numFmt w:val="bullet"/>
+      <w:lvlText w:val="o"/>
+      <w:lvlJc w:val="left"/>
+      <w:pPr>
+        <w:ind w:left="1440" w:hanging="360"/>
+      </w:pPr>
+      <w:rPr>
+        <w:rFonts w:ascii="Courier New" w:hAnsi="Courier New" w:cs="Courier New" w:hint="default"/>
+      </w:rPr>
+    </w:lvl>
+    <w:lvl w:ilvl="2" w:tplc="04090005" w:tentative="1">
+      <w:start w:val="1"/>
+      <w:numFmt w:val="bullet"/>
+      <w:lvlText w:val=""/>
+      <w:lvlJc w:val="left"/>
+      <w:pPr>
+        <w:ind w:left="2160" w:hanging="360"/>
+      </w:pPr>
+      <w:rPr>
+        <w:rFonts w:ascii="Wingdings" w:hAnsi="Wingdings" w:hint="default"/>
+      </w:rPr>
+    </w:lvl>
+    <w:lvl w:ilvl="3" w:tplc="04090001" w:tentative="1">
+      <w:start w:val="1"/>
+      <w:numFmt w:val="bullet"/>
+      <w:lvlText w:val=""/>
+      <w:lvlJc w:val="left"/>
+      <w:pPr>
+        <w:ind w:left="2880" w:hanging="360"/>
+      </w:pPr>
+      <w:rPr>
+        <w:rFonts w:ascii="Symbol" w:hAnsi="Symbol" w:hint="default"/>
+      </w:rPr>
+    </w:lvl>
+    <w:lvl w:ilvl="4" w:tplc="04090003" w:tentative="1">
+      <w:start w:val="1"/>
+      <w:numFmt w:val="bullet"/>
+      <w:lvlText w:val="o"/>
+      <w:lvlJc w:val="left"/>
+      <w:pPr>
+        <w:ind w:left="3600" w:hanging="360"/>
+      </w:pPr>
+      <w:rPr>
+        <w:rFonts w:ascii="Courier New" w:hAnsi="Courier New" w:cs="Courier New" w:hint="default"/>
+      </w:rPr>
+    </w:lvl>
+    <w:lvl w:ilvl="5" w:tplc="04090005" w:tentative="1">
+      <w:start w:val="1"/>
+      <w:numFmt w:val="bullet"/>
+      <w:lvlText w:val=""/>
+      <w:lvlJc w:val="left"/>
+      <w:pPr>
+        <w:ind w:left="4320" w:hanging="360"/>
+      </w:pPr>
+      <w:rPr>
+        <w:rFonts w:ascii="Wingdings" w:hAnsi="Wingdings" w:hint="default"/>
+      </w:rPr>
+    </w:lvl>
+    <w:lvl w:ilvl="6" w:tplc="04090001" w:tentative="1">
+      <w:start w:val="1"/>
+      <w:numFmt w:val="bullet"/>
+      <w:lvlText w:val=""/>
+      <w:lvlJc w:val="left"/>
+      <w:pPr>
+        <w:ind w:left="5040" w:hanging="360"/>
+      </w:pPr>
+      <w:rPr>
+        <w:rFonts w:ascii="Symbol" w:hAnsi="Symbol" w:hint="default"/>
+      </w:rPr>
+    </w:lvl>
+    <w:lvl w:ilvl="7" w:tplc="04090003" w:tentative="1">
+      <w:start w:val="1"/>
+      <w:numFmt w:val="bullet"/>
+      <w:lvlText w:val="o"/>
+      <w:lvlJc w:val="left"/>
+      <w:pPr>
+        <w:ind w:left="5760" w:hanging="360"/>
+      </w:pPr>
+      <w:rPr>
+        <w:rFonts w:ascii="Courier New" w:hAnsi="Courier New" w:cs="Courier New" w:hint="default"/>
+      </w:rPr>
+    </w:lvl>
+    <w:lvl w:ilvl="8" w:tplc="04090005" w:tentative="1">
+      <w:start w:val="1"/>
+      <w:numFmt w:val="bullet"/>
+      <w:lvlText w:val=""/>
+      <w:lvlJc w:val="left"/>
+      <w:pPr>
+        <w:ind w:left="6480" w:hanging="360"/>
+      </w:pPr>
+      <w:rPr>
+        <w:rFonts w:ascii="Wingdings" w:hAnsi="Wingdings" w:hint="default"/>
+      </w:rPr>
+    </w:lvl>
+  </w:abstractNum>
+  <w:abstractNum w:abstractNumId="6" w15:restartNumberingAfterBreak="0">
+    <w:nsid w:val="0E8528BE"/>
+    <w:multiLevelType w:val="hybridMultilevel"/>
+    <w:tmpl w:val="F03CE2C6"/>
+    <w:lvl w:ilvl="0" w:tplc="72A2265C">
+      <w:start w:val="2"/>
+      <w:numFmt w:val="bullet"/>
+      <w:lvlText w:val="-"/>
+      <w:lvlJc w:val="left"/>
+      <w:pPr>
+        <w:ind w:left="1080" w:hanging="360"/>
+      </w:pPr>
+      <w:rPr>
+        <w:rFonts w:ascii="Times New Roman" w:eastAsia="Times New Roman" w:hAnsi="Times New Roman" w:cs="Times New Roman" w:hint="default"/>
+      </w:rPr>
+    </w:lvl>
+    <w:lvl w:ilvl="1" w:tplc="04090003" w:tentative="1">
+      <w:start w:val="1"/>
+      <w:numFmt w:val="bullet"/>
+      <w:lvlText w:val="o"/>
+      <w:lvlJc w:val="left"/>
+      <w:pPr>
+        <w:ind w:left="1800" w:hanging="360"/>
+      </w:pPr>
+      <w:rPr>
+        <w:rFonts w:ascii="Courier New" w:hAnsi="Courier New" w:cs="Courier New" w:hint="default"/>
+      </w:rPr>
+    </w:lvl>
+    <w:lvl w:ilvl="2" w:tplc="04090005" w:tentative="1">
+      <w:start w:val="1"/>
+      <w:numFmt w:val="bullet"/>
+      <w:lvlText w:val=""/>
+      <w:lvlJc w:val="left"/>
+      <w:pPr>
+        <w:ind w:left="2520" w:hanging="360"/>
+      </w:pPr>
+      <w:rPr>
+        <w:rFonts w:ascii="Wingdings" w:hAnsi="Wingdings" w:hint="default"/>
+      </w:rPr>
+    </w:lvl>
+    <w:lvl w:ilvl="3" w:tplc="04090001" w:tentative="1">
+      <w:start w:val="1"/>
+      <w:numFmt w:val="bullet"/>
+      <w:lvlText w:val=""/>
+      <w:lvlJc w:val="left"/>
+      <w:pPr>
+        <w:ind w:left="3240" w:hanging="360"/>
+      </w:pPr>
+      <w:rPr>
+        <w:rFonts w:ascii="Symbol" w:hAnsi="Symbol" w:hint="default"/>
+      </w:rPr>
+    </w:lvl>
+    <w:lvl w:ilvl="4" w:tplc="04090003" w:tentative="1">
+      <w:start w:val="1"/>
+      <w:numFmt w:val="bullet"/>
+      <w:lvlText w:val="o"/>
+      <w:lvlJc w:val="left"/>
+      <w:pPr>
+        <w:ind w:left="3960" w:hanging="360"/>
+      </w:pPr>
+      <w:rPr>
+        <w:rFonts w:ascii="Courier New" w:hAnsi="Courier New" w:cs="Courier New" w:hint="default"/>
+      </w:rPr>
+    </w:lvl>
+    <w:lvl w:ilvl="5" w:tplc="04090005" w:tentative="1">
+      <w:start w:val="1"/>
+      <w:numFmt w:val="bullet"/>
+      <w:lvlText w:val=""/>
+      <w:lvlJc w:val="left"/>
+      <w:pPr>
+        <w:ind w:left="4680" w:hanging="360"/>
+      </w:pPr>
+      <w:rPr>
+        <w:rFonts w:ascii="Wingdings" w:hAnsi="Wingdings" w:hint="default"/>
+      </w:rPr>
+    </w:lvl>
+    <w:lvl w:ilvl="6" w:tplc="04090001" w:tentative="1">
+      <w:start w:val="1"/>
+      <w:numFmt w:val="bullet"/>
+      <w:lvlText w:val=""/>
+      <w:lvlJc w:val="left"/>
+      <w:pPr>
+        <w:ind w:left="5400" w:hanging="360"/>
+      </w:pPr>
+      <w:rPr>
+        <w:rFonts w:ascii="Symbol" w:hAnsi="Symbol" w:hint="default"/>
+      </w:rPr>
+    </w:lvl>
+    <w:lvl w:ilvl="7" w:tplc="04090003" w:tentative="1">
+      <w:start w:val="1"/>
+      <w:numFmt w:val="bullet"/>
+      <w:lvlText w:val="o"/>
+      <w:lvlJc w:val="left"/>
+      <w:pPr>
+        <w:ind w:left="6120" w:hanging="360"/>
+      </w:pPr>
+      <w:rPr>
+        <w:rFonts w:ascii="Courier New" w:hAnsi="Courier New" w:cs="Courier New" w:hint="default"/>
+      </w:rPr>
+    </w:lvl>
+    <w:lvl w:ilvl="8" w:tplc="04090005" w:tentative="1">
+      <w:start w:val="1"/>
+      <w:numFmt w:val="bullet"/>
+      <w:lvlText w:val=""/>
+      <w:lvlJc w:val="left"/>
+      <w:pPr>
+        <w:ind w:left="6840" w:hanging="360"/>
+      </w:pPr>
+      <w:rPr>
+        <w:rFonts w:ascii="Wingdings" w:hAnsi="Wingdings" w:hint="default"/>
+      </w:rPr>
+    </w:lvl>
+  </w:abstractNum>
+  <w:abstractNum w:abstractNumId="7" w15:restartNumberingAfterBreak="0">
+    <w:nsid w:val="10571B88"/>
+    <w:multiLevelType w:val="hybridMultilevel"/>
+    <w:tmpl w:val="9A4009A6"/>
+    <w:lvl w:ilvl="0" w:tplc="F9BEADF8">
+      <w:start w:val="1"/>
+      <w:numFmt w:val="bullet"/>
+      <w:lvlText w:val="-"/>
+      <w:lvlJc w:val="left"/>
+      <w:pPr>
+        <w:tabs>
+          <w:tab w:val="num" w:pos="1080"/>
+        </w:tabs>
+        <w:ind w:left="1080" w:hanging="360"/>
+      </w:pPr>
+      <w:rPr>
+        <w:rFonts w:ascii="Times New Roman" w:eastAsia="Times New Roman" w:hAnsi="Times New Roman" w:cs="Times New Roman" w:hint="default"/>
+      </w:rPr>
+    </w:lvl>
+    <w:lvl w:ilvl="1" w:tplc="04090003" w:tentative="1">
+      <w:start w:val="1"/>
+      <w:numFmt w:val="bullet"/>
+      <w:lvlText w:val="o"/>
+      <w:lvlJc w:val="left"/>
+      <w:pPr>
+        <w:tabs>
+          <w:tab w:val="num" w:pos="1800"/>
+        </w:tabs>
+        <w:ind w:left="1800" w:hanging="360"/>
+      </w:pPr>
+      <w:rPr>
+        <w:rFonts w:ascii="Courier New" w:hAnsi="Courier New" w:cs="Courier New" w:hint="default"/>
+      </w:rPr>
+    </w:lvl>
+    <w:lvl w:ilvl="2" w:tplc="04090005" w:tentative="1">
+      <w:start w:val="1"/>
+      <w:numFmt w:val="bullet"/>
+      <w:lvlText w:val=""/>
+      <w:lvlJc w:val="left"/>
+      <w:pPr>
+        <w:tabs>
+          <w:tab w:val="num" w:pos="2520"/>
+        </w:tabs>
+        <w:ind w:left="2520" w:hanging="360"/>
+      </w:pPr>
+      <w:rPr>
+        <w:rFonts w:ascii="Wingdings" w:hAnsi="Wingdings" w:hint="default"/>
+      </w:rPr>
+    </w:lvl>
+    <w:lvl w:ilvl="3" w:tplc="04090001" w:tentative="1">
+      <w:start w:val="1"/>
+      <w:numFmt w:val="bullet"/>
+      <w:lvlText w:val=""/>
+      <w:lvlJc w:val="left"/>
+      <w:pPr>
+        <w:tabs>
+          <w:tab w:val="num" w:pos="3240"/>
+        </w:tabs>
+        <w:ind w:left="3240" w:hanging="360"/>
+      </w:pPr>
+      <w:rPr>
+        <w:rFonts w:ascii="Symbol" w:hAnsi="Symbol" w:hint="default"/>
+      </w:rPr>
+    </w:lvl>
+    <w:lvl w:ilvl="4" w:tplc="04090003" w:tentative="1">
+      <w:start w:val="1"/>
+      <w:numFmt w:val="bullet"/>
+      <w:lvlText w:val="o"/>
+      <w:lvlJc w:val="left"/>
+      <w:pPr>
+        <w:tabs>
+          <w:tab w:val="num" w:pos="3960"/>
+        </w:tabs>
+        <w:ind w:left="3960" w:hanging="360"/>
+      </w:pPr>
+      <w:rPr>
+        <w:rFonts w:ascii="Courier New" w:hAnsi="Courier New" w:cs="Courier New" w:hint="default"/>
+      </w:rPr>
+    </w:lvl>
+    <w:lvl w:ilvl="5" w:tplc="04090005" w:tentative="1">
+      <w:start w:val="1"/>
+      <w:numFmt w:val="bullet"/>
+      <w:lvlText w:val=""/>
+      <w:lvlJc w:val="left"/>
+      <w:pPr>
+        <w:tabs>
+          <w:tab w:val="num" w:pos="4680"/>
+        </w:tabs>
+        <w:ind w:left="4680" w:hanging="360"/>
+      </w:pPr>
+      <w:rPr>
+        <w:rFonts w:ascii="Wingdings" w:hAnsi="Wingdings" w:hint="default"/>
+      </w:rPr>
+    </w:lvl>
+    <w:lvl w:ilvl="6" w:tplc="04090001" w:tentative="1">
+      <w:start w:val="1"/>
+      <w:numFmt w:val="bullet"/>
+      <w:lvlText w:val=""/>
+      <w:lvlJc w:val="left"/>
+      <w:pPr>
+        <w:tabs>
+          <w:tab w:val="num" w:pos="5400"/>
+        </w:tabs>
+        <w:ind w:left="5400" w:hanging="360"/>
+      </w:pPr>
+      <w:rPr>
+        <w:rFonts w:ascii="Symbol" w:hAnsi="Symbol" w:hint="default"/>
+      </w:rPr>
+    </w:lvl>
+    <w:lvl w:ilvl="7" w:tplc="04090003" w:tentative="1">
+      <w:start w:val="1"/>
+      <w:numFmt w:val="bullet"/>
+      <w:lvlText w:val="o"/>
+      <w:lvlJc w:val="left"/>
+      <w:pPr>
+        <w:tabs>
+          <w:tab w:val="num" w:pos="6120"/>
+        </w:tabs>
+        <w:ind w:left="6120" w:hanging="360"/>
+      </w:pPr>
+      <w:rPr>
+        <w:rFonts w:ascii="Courier New" w:hAnsi="Courier New" w:cs="Courier New" w:hint="default"/>
+      </w:rPr>
+    </w:lvl>
+    <w:lvl w:ilvl="8" w:tplc="04090005" w:tentative="1">
+      <w:start w:val="1"/>
+      <w:numFmt w:val="bullet"/>
+      <w:lvlText w:val=""/>
+      <w:lvlJc w:val="left"/>
+      <w:pPr>
+        <w:tabs>
+          <w:tab w:val="num" w:pos="6840"/>
+        </w:tabs>
+        <w:ind w:left="6840" w:hanging="360"/>
+      </w:pPr>
+      <w:rPr>
+        <w:rFonts w:ascii="Wingdings" w:hAnsi="Wingdings" w:hint="default"/>
+      </w:rPr>
+    </w:lvl>
+  </w:abstractNum>
+  <w:abstractNum w:abstractNumId="8" w15:restartNumberingAfterBreak="0">
+    <w:nsid w:val="13597812"/>
+    <w:multiLevelType w:val="multilevel"/>
+    <w:tmpl w:val="4A5C3A6E"/>
+    <w:lvl w:ilvl="0">
+      <w:start w:val="1"/>
+      <w:numFmt w:val="bullet"/>
+      <w:lvlText w:val=""/>
+      <w:lvlJc w:val="left"/>
+      <w:pPr>
+        <w:tabs>
+          <w:tab w:val="num" w:pos="720"/>
+        </w:tabs>
+        <w:ind w:left="720" w:hanging="360"/>
+      </w:pPr>
+      <w:rPr>
+        <w:rFonts w:ascii="Symbol" w:hAnsi="Symbol" w:hint="default"/>
+        <w:sz w:val="20"/>
+      </w:rPr>
+    </w:lvl>
+    <w:lvl w:ilvl="1" w:tentative="1">
+      <w:start w:val="1"/>
+      <w:numFmt w:val="bullet"/>
+      <w:lvlText w:val="o"/>
+      <w:lvlJc w:val="left"/>
+      <w:pPr>
+        <w:tabs>
+          <w:tab w:val="num" w:pos="1440"/>
+        </w:tabs>
+        <w:ind w:left="1440" w:hanging="360"/>
+      </w:pPr>
+      <w:rPr>
+        <w:rFonts w:ascii="Courier New" w:hAnsi="Courier New" w:hint="default"/>
+        <w:sz w:val="20"/>
+      </w:rPr>
+    </w:lvl>
+    <w:lvl w:ilvl="2" w:tentative="1">
+      <w:start w:val="1"/>
+      <w:numFmt w:val="bullet"/>
+      <w:lvlText w:val=""/>
+      <w:lvlJc w:val="left"/>
+      <w:pPr>
+        <w:tabs>
+          <w:tab w:val="num" w:pos="2160"/>
+        </w:tabs>
+        <w:ind w:left="2160" w:hanging="360"/>
+      </w:pPr>
+      <w:rPr>
+        <w:rFonts w:ascii="Wingdings" w:hAnsi="Wingdings" w:hint="default"/>
+        <w:sz w:val="20"/>
+      </w:rPr>
+    </w:lvl>
+    <w:lvl w:ilvl="3" w:tentative="1">
+      <w:start w:val="1"/>
+      <w:numFmt w:val="bullet"/>
+      <w:lvlText w:val=""/>
+      <w:lvlJc w:val="left"/>
+      <w:pPr>
+        <w:tabs>
+          <w:tab w:val="num" w:pos="2880"/>
+        </w:tabs>
+        <w:ind w:left="2880" w:hanging="360"/>
+      </w:pPr>
+      <w:rPr>
+        <w:rFonts w:ascii="Wingdings" w:hAnsi="Wingdings" w:hint="default"/>
+        <w:sz w:val="20"/>
+      </w:rPr>
+    </w:lvl>
+    <w:lvl w:ilvl="4" w:tentative="1">
+      <w:start w:val="1"/>
+      <w:numFmt w:val="bullet"/>
+      <w:lvlText w:val=""/>
+      <w:lvlJc w:val="left"/>
+      <w:pPr>
+        <w:tabs>
+          <w:tab w:val="num" w:pos="3600"/>
+        </w:tabs>
+        <w:ind w:left="3600" w:hanging="360"/>
+      </w:pPr>
+      <w:rPr>
+        <w:rFonts w:ascii="Wingdings" w:hAnsi="Wingdings" w:hint="default"/>
+        <w:sz w:val="20"/>
+      </w:rPr>
+    </w:lvl>
+    <w:lvl w:ilvl="5" w:tentative="1">
+      <w:start w:val="1"/>
+      <w:numFmt w:val="bullet"/>
+      <w:lvlText w:val=""/>
+      <w:lvlJc w:val="left"/>
+      <w:pPr>
+        <w:tabs>
+          <w:tab w:val="num" w:pos="4320"/>
+        </w:tabs>
+        <w:ind w:left="4320" w:hanging="360"/>
+      </w:pPr>
+      <w:rPr>
+        <w:rFonts w:ascii="Wingdings" w:hAnsi="Wingdings" w:hint="default"/>
+        <w:sz w:val="20"/>
+      </w:rPr>
+    </w:lvl>
+    <w:lvl w:ilvl="6" w:tentative="1">
+      <w:start w:val="1"/>
+      <w:numFmt w:val="bullet"/>
+      <w:lvlText w:val=""/>
+      <w:lvlJc w:val="left"/>
+      <w:pPr>
+        <w:tabs>
+          <w:tab w:val="num" w:pos="5040"/>
+        </w:tabs>
+        <w:ind w:left="5040" w:hanging="360"/>
+      </w:pPr>
+      <w:rPr>
+        <w:rFonts w:ascii="Wingdings" w:hAnsi="Wingdings" w:hint="default"/>
+        <w:sz w:val="20"/>
+      </w:rPr>
+    </w:lvl>
+    <w:lvl w:ilvl="7" w:tentative="1">
+      <w:start w:val="1"/>
+      <w:numFmt w:val="bullet"/>
+      <w:lvlText w:val=""/>
+      <w:lvlJc w:val="left"/>
+      <w:pPr>
+        <w:tabs>
+          <w:tab w:val="num" w:pos="5760"/>
+        </w:tabs>
+        <w:ind w:left="5760" w:hanging="360"/>
+      </w:pPr>
+      <w:rPr>
+        <w:rFonts w:ascii="Wingdings" w:hAnsi="Wingdings" w:hint="default"/>
+        <w:sz w:val="20"/>
+      </w:rPr>
+    </w:lvl>
+    <w:lvl w:ilvl="8" w:tentative="1">
+      <w:start w:val="1"/>
+      <w:numFmt w:val="bullet"/>
+      <w:lvlText w:val=""/>
+      <w:lvlJc w:val="left"/>
+      <w:pPr>
+        <w:tabs>
+          <w:tab w:val="num" w:pos="6480"/>
+        </w:tabs>
+        <w:ind w:left="6480" w:hanging="360"/>
+      </w:pPr>
+      <w:rPr>
+        <w:rFonts w:ascii="Wingdings" w:hAnsi="Wingdings" w:hint="default"/>
+        <w:sz w:val="20"/>
+      </w:rPr>
+    </w:lvl>
+  </w:abstractNum>
+  <w:abstractNum w:abstractNumId="9" w15:restartNumberingAfterBreak="0">
+    <w:nsid w:val="14EE1981"/>
+    <w:multiLevelType w:val="hybridMultilevel"/>
+    <w:tmpl w:val="C666D156"/>
+    <w:lvl w:ilvl="0" w:tplc="158AD06E">
+      <w:start w:val="1"/>
+      <w:numFmt w:val="decimal"/>
+      <w:lvlText w:val="%1."/>
+      <w:lvlJc w:val="left"/>
+      <w:pPr>
+        <w:ind w:left="907" w:hanging="360"/>
+      </w:pPr>
+      <w:rPr>
+        <w:rFonts w:hint="default"/>
+      </w:rPr>
+    </w:lvl>
+    <w:lvl w:ilvl="1" w:tplc="04090019" w:tentative="1">
+      <w:start w:val="1"/>
+      <w:numFmt w:val="lowerLetter"/>
+      <w:lvlText w:val="%2."/>
+      <w:lvlJc w:val="left"/>
+      <w:pPr>
+        <w:ind w:left="1627" w:hanging="360"/>
+      </w:pPr>
+    </w:lvl>
+    <w:lvl w:ilvl="2" w:tplc="0409001B" w:tentative="1">
+      <w:start w:val="1"/>
+      <w:numFmt w:val="lowerRoman"/>
+      <w:lvlText w:val="%3."/>
+      <w:lvlJc w:val="right"/>
+      <w:pPr>
+        <w:ind w:left="2347" w:hanging="180"/>
+      </w:pPr>
+    </w:lvl>
+    <w:lvl w:ilvl="3" w:tplc="0409000F" w:tentative="1">
+      <w:start w:val="1"/>
+      <w:numFmt w:val="decimal"/>
+      <w:lvlText w:val="%4."/>
+      <w:lvlJc w:val="left"/>
+      <w:pPr>
+        <w:ind w:left="3067" w:hanging="360"/>
+      </w:pPr>
+    </w:lvl>
+    <w:lvl w:ilvl="4" w:tplc="04090019" w:tentative="1">
+      <w:start w:val="1"/>
+      <w:numFmt w:val="lowerLetter"/>
+      <w:lvlText w:val="%5."/>
+      <w:lvlJc w:val="left"/>
+      <w:pPr>
+        <w:ind w:left="3787" w:hanging="360"/>
+      </w:pPr>
+    </w:lvl>
+    <w:lvl w:ilvl="5" w:tplc="0409001B" w:tentative="1">
+      <w:start w:val="1"/>
+      <w:numFmt w:val="lowerRoman"/>
+      <w:lvlText w:val="%6."/>
+      <w:lvlJc w:val="right"/>
+      <w:pPr>
+        <w:ind w:left="4507" w:hanging="180"/>
+      </w:pPr>
+    </w:lvl>
+    <w:lvl w:ilvl="6" w:tplc="0409000F" w:tentative="1">
+      <w:start w:val="1"/>
+      <w:numFmt w:val="decimal"/>
+      <w:lvlText w:val="%7."/>
+      <w:lvlJc w:val="left"/>
+      <w:pPr>
+        <w:ind w:left="5227" w:hanging="360"/>
+      </w:pPr>
+    </w:lvl>
+    <w:lvl w:ilvl="7" w:tplc="04090019" w:tentative="1">
+      <w:start w:val="1"/>
+      <w:numFmt w:val="lowerLetter"/>
+      <w:lvlText w:val="%8."/>
+      <w:lvlJc w:val="left"/>
+      <w:pPr>
+        <w:ind w:left="5947" w:hanging="360"/>
+      </w:pPr>
+    </w:lvl>
+    <w:lvl w:ilvl="8" w:tplc="0409001B" w:tentative="1">
+      <w:start w:val="1"/>
+      <w:numFmt w:val="lowerRoman"/>
+      <w:lvlText w:val="%9."/>
+      <w:lvlJc w:val="right"/>
+      <w:pPr>
+        <w:ind w:left="6667" w:hanging="180"/>
+      </w:pPr>
+    </w:lvl>
+  </w:abstractNum>
+  <w:abstractNum w:abstractNumId="10" w15:restartNumberingAfterBreak="0">
+    <w:nsid w:val="15C274AC"/>
+    <w:multiLevelType w:val="multilevel"/>
+    <w:tmpl w:val="714CCAAE"/>
+    <w:lvl w:ilvl="0">
+      <w:start w:val="1"/>
+      <w:numFmt w:val="decimal"/>
+      <w:lvlText w:val="%1."/>
+      <w:lvlJc w:val="left"/>
+      <w:pPr>
+        <w:tabs>
+          <w:tab w:val="num" w:pos="720"/>
+        </w:tabs>
+        <w:ind w:left="720" w:hanging="360"/>
+      </w:pPr>
+    </w:lvl>
+    <w:lvl w:ilvl="1" w:tentative="1">
+      <w:start w:val="1"/>
+      <w:numFmt w:val="decimal"/>
+      <w:lvlText w:val="%2."/>
+      <w:lvlJc w:val="left"/>
+      <w:pPr>
+        <w:tabs>
+          <w:tab w:val="num" w:pos="1440"/>
+        </w:tabs>
+        <w:ind w:left="1440" w:hanging="360"/>
+      </w:pPr>
+    </w:lvl>
+    <w:lvl w:ilvl="2" w:tentative="1">
+      <w:start w:val="1"/>
+      <w:numFmt w:val="decimal"/>
+      <w:lvlText w:val="%3."/>
+      <w:lvlJc w:val="left"/>
+      <w:pPr>
+        <w:tabs>
+          <w:tab w:val="num" w:pos="2160"/>
+        </w:tabs>
+        <w:ind w:left="2160" w:hanging="360"/>
+      </w:pPr>
+    </w:lvl>
+    <w:lvl w:ilvl="3" w:tentative="1">
+      <w:start w:val="1"/>
+      <w:numFmt w:val="decimal"/>
+      <w:lvlText w:val="%4."/>
+      <w:lvlJc w:val="left"/>
+      <w:pPr>
+        <w:tabs>
+          <w:tab w:val="num" w:pos="2880"/>
+        </w:tabs>
+        <w:ind w:left="2880" w:hanging="360"/>
+      </w:pPr>
+    </w:lvl>
+    <w:lvl w:ilvl="4" w:tentative="1">
+      <w:start w:val="1"/>
+      <w:numFmt w:val="decimal"/>
+      <w:lvlText w:val="%5."/>
+      <w:lvlJc w:val="left"/>
+      <w:pPr>
+        <w:tabs>
+          <w:tab w:val="num" w:pos="3600"/>
+        </w:tabs>
+        <w:ind w:left="3600" w:hanging="360"/>
+      </w:pPr>
+    </w:lvl>
+    <w:lvl w:ilvl="5" w:tentative="1">
+      <w:start w:val="1"/>
+      <w:numFmt w:val="decimal"/>
+      <w:lvlText w:val="%6."/>
+      <w:lvlJc w:val="left"/>
+      <w:pPr>
+        <w:tabs>
+          <w:tab w:val="num" w:pos="4320"/>
+        </w:tabs>
+        <w:ind w:left="4320" w:hanging="360"/>
+      </w:pPr>
+    </w:lvl>
+    <w:lvl w:ilvl="6" w:tentative="1">
+      <w:start w:val="1"/>
+      <w:numFmt w:val="decimal"/>
+      <w:lvlText w:val="%7."/>
+      <w:lvlJc w:val="left"/>
+      <w:pPr>
+        <w:tabs>
+          <w:tab w:val="num" w:pos="5040"/>
+        </w:tabs>
+        <w:ind w:left="5040" w:hanging="360"/>
+      </w:pPr>
+    </w:lvl>
+    <w:lvl w:ilvl="7" w:tentative="1">
+      <w:start w:val="1"/>
+      <w:numFmt w:val="decimal"/>
+      <w:lvlText w:val="%8."/>
+      <w:lvlJc w:val="left"/>
+      <w:pPr>
+        <w:tabs>
+          <w:tab w:val="num" w:pos="5760"/>
+        </w:tabs>
+        <w:ind w:left="5760" w:hanging="360"/>
+      </w:pPr>
+    </w:lvl>
+    <w:lvl w:ilvl="8" w:tentative="1">
+      <w:start w:val="1"/>
+      <w:numFmt w:val="decimal"/>
+      <w:lvlText w:val="%9."/>
+      <w:lvlJc w:val="left"/>
+      <w:pPr>
+        <w:tabs>
+          <w:tab w:val="num" w:pos="6480"/>
+        </w:tabs>
+        <w:ind w:left="6480" w:hanging="360"/>
+      </w:pPr>
+    </w:lvl>
+  </w:abstractNum>
+  <w:abstractNum w:abstractNumId="11" w15:restartNumberingAfterBreak="0">
+    <w:nsid w:val="17DC7D31"/>
+    <w:multiLevelType w:val="multilevel"/>
+    <w:tmpl w:val="35F8C162"/>
+    <w:lvl w:ilvl="0">
+      <w:start w:val="1"/>
+      <w:numFmt w:val="bullet"/>
+      <w:lvlText w:val=""/>
+      <w:lvlJc w:val="left"/>
+      <w:pPr>
+        <w:tabs>
+          <w:tab w:val="num" w:pos="720"/>
+        </w:tabs>
+        <w:ind w:left="720" w:hanging="360"/>
+      </w:pPr>
+      <w:rPr>
+        <w:rFonts w:ascii="Symbol" w:hAnsi="Symbol" w:hint="default"/>
+        <w:sz w:val="20"/>
+      </w:rPr>
+    </w:lvl>
+    <w:lvl w:ilvl="1" w:tentative="1">
+      <w:start w:val="1"/>
+      <w:numFmt w:val="bullet"/>
+      <w:lvlText w:val="o"/>
+      <w:lvlJc w:val="left"/>
+      <w:pPr>
+        <w:tabs>
+          <w:tab w:val="num" w:pos="1440"/>
+        </w:tabs>
+        <w:ind w:left="1440" w:hanging="360"/>
+      </w:pPr>
+      <w:rPr>
+        <w:rFonts w:ascii="Courier New" w:hAnsi="Courier New" w:hint="default"/>
+        <w:sz w:val="20"/>
+      </w:rPr>
+    </w:lvl>
+    <w:lvl w:ilvl="2" w:tentative="1">
+      <w:start w:val="1"/>
+      <w:numFmt w:val="bullet"/>
+      <w:lvlText w:val=""/>
+      <w:lvlJc w:val="left"/>
+      <w:pPr>
+        <w:tabs>
+          <w:tab w:val="num" w:pos="2160"/>
+        </w:tabs>
+        <w:ind w:left="2160" w:hanging="360"/>
+      </w:pPr>
+      <w:rPr>
+        <w:rFonts w:ascii="Wingdings" w:hAnsi="Wingdings" w:hint="default"/>
+        <w:sz w:val="20"/>
+      </w:rPr>
+    </w:lvl>
+    <w:lvl w:ilvl="3" w:tentative="1">
+      <w:start w:val="1"/>
+      <w:numFmt w:val="bullet"/>
+      <w:lvlText w:val=""/>
+      <w:lvlJc w:val="left"/>
+      <w:pPr>
+        <w:tabs>
+          <w:tab w:val="num" w:pos="2880"/>
+        </w:tabs>
+        <w:ind w:left="2880" w:hanging="360"/>
+      </w:pPr>
+      <w:rPr>
+        <w:rFonts w:ascii="Wingdings" w:hAnsi="Wingdings" w:hint="default"/>
+        <w:sz w:val="20"/>
+      </w:rPr>
+    </w:lvl>
+    <w:lvl w:ilvl="4" w:tentative="1">
+      <w:start w:val="1"/>
+      <w:numFmt w:val="bullet"/>
+      <w:lvlText w:val=""/>
+      <w:lvlJc w:val="left"/>
+      <w:pPr>
+        <w:tabs>
+          <w:tab w:val="num" w:pos="3600"/>
+        </w:tabs>
+        <w:ind w:left="3600" w:hanging="360"/>
+      </w:pPr>
+      <w:rPr>
+        <w:rFonts w:ascii="Wingdings" w:hAnsi="Wingdings" w:hint="default"/>
+        <w:sz w:val="20"/>
+      </w:rPr>
+    </w:lvl>
+    <w:lvl w:ilvl="5" w:tentative="1">
+      <w:start w:val="1"/>
+      <w:numFmt w:val="bullet"/>
+      <w:lvlText w:val=""/>
+      <w:lvlJc w:val="left"/>
+      <w:pPr>
+        <w:tabs>
+          <w:tab w:val="num" w:pos="4320"/>
+        </w:tabs>
+        <w:ind w:left="4320" w:hanging="360"/>
+      </w:pPr>
+      <w:rPr>
+        <w:rFonts w:ascii="Wingdings" w:hAnsi="Wingdings" w:hint="default"/>
+        <w:sz w:val="20"/>
+      </w:rPr>
+    </w:lvl>
+    <w:lvl w:ilvl="6" w:tentative="1">
+      <w:start w:val="1"/>
+      <w:numFmt w:val="bullet"/>
+      <w:lvlText w:val=""/>
+      <w:lvlJc w:val="left"/>
+      <w:pPr>
+        <w:tabs>
+          <w:tab w:val="num" w:pos="5040"/>
+        </w:tabs>
+        <w:ind w:left="5040" w:hanging="360"/>
+      </w:pPr>
+      <w:rPr>
+        <w:rFonts w:ascii="Wingdings" w:hAnsi="Wingdings" w:hint="default"/>
+        <w:sz w:val="20"/>
+      </w:rPr>
+    </w:lvl>
+    <w:lvl w:ilvl="7" w:tentative="1">
+      <w:start w:val="1"/>
+      <w:numFmt w:val="bullet"/>
+      <w:lvlText w:val=""/>
+      <w:lvlJc w:val="left"/>
+      <w:pPr>
+        <w:tabs>
+          <w:tab w:val="num" w:pos="5760"/>
+        </w:tabs>
+        <w:ind w:left="5760" w:hanging="360"/>
+      </w:pPr>
+      <w:rPr>
+        <w:rFonts w:ascii="Wingdings" w:hAnsi="Wingdings" w:hint="default"/>
+        <w:sz w:val="20"/>
+      </w:rPr>
+    </w:lvl>
+    <w:lvl w:ilvl="8" w:tentative="1">
+      <w:start w:val="1"/>
+      <w:numFmt w:val="bullet"/>
+      <w:lvlText w:val=""/>
+      <w:lvlJc w:val="left"/>
+      <w:pPr>
+        <w:tabs>
+          <w:tab w:val="num" w:pos="6480"/>
+        </w:tabs>
+        <w:ind w:left="6480" w:hanging="360"/>
+      </w:pPr>
+      <w:rPr>
+        <w:rFonts w:ascii="Wingdings" w:hAnsi="Wingdings" w:hint="default"/>
+        <w:sz w:val="20"/>
+      </w:rPr>
+    </w:lvl>
+  </w:abstractNum>
+  <w:abstractNum w:abstractNumId="12" w15:restartNumberingAfterBreak="0">
+    <w:nsid w:val="182B697C"/>
+    <w:multiLevelType w:val="hybridMultilevel"/>
+    <w:tmpl w:val="C3B0E4F6"/>
+    <w:lvl w:ilvl="0" w:tplc="CB9A70D2">
+      <w:start w:val="1"/>
+      <w:numFmt w:val="decimal"/>
+      <w:lvlText w:val="%1."/>
+      <w:lvlJc w:val="left"/>
+      <w:pPr>
+        <w:tabs>
+          <w:tab w:val="num" w:pos="1080"/>
+        </w:tabs>
+        <w:ind w:left="1080" w:hanging="360"/>
+      </w:pPr>
+      <w:rPr>
+        <w:rFonts w:hint="default"/>
+      </w:rPr>
+    </w:lvl>
+    <w:lvl w:ilvl="1" w:tplc="04090019" w:tentative="1">
+      <w:start w:val="1"/>
+      <w:numFmt w:val="lowerLetter"/>
+      <w:lvlText w:val="%2."/>
+      <w:lvlJc w:val="left"/>
+      <w:pPr>
+        <w:tabs>
+          <w:tab w:val="num" w:pos="1800"/>
+        </w:tabs>
+        <w:ind w:left="1800" w:hanging="360"/>
+      </w:pPr>
+    </w:lvl>
+    <w:lvl w:ilvl="2" w:tplc="0409001B" w:tentative="1">
+      <w:start w:val="1"/>
+      <w:numFmt w:val="lowerRoman"/>
+      <w:lvlText w:val="%3."/>
+      <w:lvlJc w:val="right"/>
+      <w:pPr>
+        <w:tabs>
+          <w:tab w:val="num" w:pos="2520"/>
+        </w:tabs>
+        <w:ind w:left="2520" w:hanging="180"/>
+      </w:pPr>
+    </w:lvl>
+    <w:lvl w:ilvl="3" w:tplc="0409000F" w:tentative="1">
+      <w:start w:val="1"/>
+      <w:numFmt w:val="decimal"/>
+      <w:lvlText w:val="%4."/>
+      <w:lvlJc w:val="left"/>
+      <w:pPr>
+        <w:tabs>
+          <w:tab w:val="num" w:pos="3240"/>
+        </w:tabs>
+        <w:ind w:left="3240" w:hanging="360"/>
+      </w:pPr>
+    </w:lvl>
+    <w:lvl w:ilvl="4" w:tplc="04090019" w:tentative="1">
+      <w:start w:val="1"/>
+      <w:numFmt w:val="lowerLetter"/>
+      <w:lvlText w:val="%5."/>
+      <w:lvlJc w:val="left"/>
+      <w:pPr>
+        <w:tabs>
+          <w:tab w:val="num" w:pos="3960"/>
+        </w:tabs>
+        <w:ind w:left="3960" w:hanging="360"/>
+      </w:pPr>
+    </w:lvl>
+    <w:lvl w:ilvl="5" w:tplc="0409001B" w:tentative="1">
+      <w:start w:val="1"/>
+      <w:numFmt w:val="lowerRoman"/>
+      <w:lvlText w:val="%6."/>
+      <w:lvlJc w:val="right"/>
+      <w:pPr>
+        <w:tabs>
+          <w:tab w:val="num" w:pos="4680"/>
+        </w:tabs>
+        <w:ind w:left="4680" w:hanging="180"/>
+      </w:pPr>
+    </w:lvl>
+    <w:lvl w:ilvl="6" w:tplc="0409000F" w:tentative="1">
+      <w:start w:val="1"/>
+      <w:numFmt w:val="decimal"/>
+      <w:lvlText w:val="%7."/>
+      <w:lvlJc w:val="left"/>
+      <w:pPr>
+        <w:tabs>
+          <w:tab w:val="num" w:pos="5400"/>
+        </w:tabs>
+        <w:ind w:left="5400" w:hanging="360"/>
+      </w:pPr>
+    </w:lvl>
+    <w:lvl w:ilvl="7" w:tplc="04090019" w:tentative="1">
+      <w:start w:val="1"/>
+      <w:numFmt w:val="lowerLetter"/>
+      <w:lvlText w:val="%8."/>
+      <w:lvlJc w:val="left"/>
+      <w:pPr>
+        <w:tabs>
+          <w:tab w:val="num" w:pos="6120"/>
+        </w:tabs>
+        <w:ind w:left="6120" w:hanging="360"/>
+      </w:pPr>
+    </w:lvl>
+    <w:lvl w:ilvl="8" w:tplc="0409001B" w:tentative="1">
+      <w:start w:val="1"/>
+      <w:numFmt w:val="lowerRoman"/>
+      <w:lvlText w:val="%9."/>
+      <w:lvlJc w:val="right"/>
+      <w:pPr>
+        <w:tabs>
+          <w:tab w:val="num" w:pos="6840"/>
+        </w:tabs>
+        <w:ind w:left="6840" w:hanging="180"/>
+      </w:pPr>
+    </w:lvl>
+  </w:abstractNum>
+  <w:abstractNum w:abstractNumId="13" w15:restartNumberingAfterBreak="0">
+    <w:nsid w:val="1CDD7DC2"/>
+    <w:multiLevelType w:val="multilevel"/>
+    <w:tmpl w:val="A1108890"/>
+    <w:lvl w:ilvl="0">
+      <w:start w:val="1"/>
+      <w:numFmt w:val="bullet"/>
+      <w:lvlText w:val=""/>
+      <w:lvlJc w:val="left"/>
+      <w:pPr>
+        <w:tabs>
+          <w:tab w:val="num" w:pos="720"/>
+        </w:tabs>
+        <w:ind w:left="720" w:hanging="360"/>
+      </w:pPr>
+      <w:rPr>
+        <w:rFonts w:ascii="Symbol" w:hAnsi="Symbol" w:hint="default"/>
+        <w:sz w:val="20"/>
+      </w:rPr>
+    </w:lvl>
+    <w:lvl w:ilvl="1" w:tentative="1">
+      <w:start w:val="1"/>
+      <w:numFmt w:val="bullet"/>
+      <w:lvlText w:val="o"/>
+      <w:lvlJc w:val="left"/>
+      <w:pPr>
+        <w:tabs>
+          <w:tab w:val="num" w:pos="1440"/>
+        </w:tabs>
+        <w:ind w:left="1440" w:hanging="360"/>
+      </w:pPr>
+      <w:rPr>
+        <w:rFonts w:ascii="Courier New" w:hAnsi="Courier New" w:hint="default"/>
+        <w:sz w:val="20"/>
+      </w:rPr>
+    </w:lvl>
+    <w:lvl w:ilvl="2" w:tentative="1">
+      <w:start w:val="1"/>
+      <w:numFmt w:val="bullet"/>
+      <w:lvlText w:val=""/>
+      <w:lvlJc w:val="left"/>
+      <w:pPr>
+        <w:tabs>
+          <w:tab w:val="num" w:pos="2160"/>
+        </w:tabs>
+        <w:ind w:left="2160" w:hanging="360"/>
+      </w:pPr>
+      <w:rPr>
+        <w:rFonts w:ascii="Wingdings" w:hAnsi="Wingdings" w:hint="default"/>
+        <w:sz w:val="20"/>
+      </w:rPr>
+    </w:lvl>
+    <w:lvl w:ilvl="3" w:tentative="1">
+      <w:start w:val="1"/>
+      <w:numFmt w:val="bullet"/>
+      <w:lvlText w:val=""/>
+      <w:lvlJc w:val="left"/>
+      <w:pPr>
+        <w:tabs>
+          <w:tab w:val="num" w:pos="2880"/>
+        </w:tabs>
+        <w:ind w:left="2880" w:hanging="360"/>
+      </w:pPr>
+      <w:rPr>
+        <w:rFonts w:ascii="Wingdings" w:hAnsi="Wingdings" w:hint="default"/>
+        <w:sz w:val="20"/>
+      </w:rPr>
+    </w:lvl>
+    <w:lvl w:ilvl="4" w:tentative="1">
+      <w:start w:val="1"/>
+      <w:numFmt w:val="bullet"/>
+      <w:lvlText w:val=""/>
+      <w:lvlJc w:val="left"/>
+      <w:pPr>
+        <w:tabs>
+          <w:tab w:val="num" w:pos="3600"/>
+        </w:tabs>
+        <w:ind w:left="3600" w:hanging="360"/>
+      </w:pPr>
+      <w:rPr>
+        <w:rFonts w:ascii="Wingdings" w:hAnsi="Wingdings" w:hint="default"/>
+        <w:sz w:val="20"/>
+      </w:rPr>
+    </w:lvl>
+    <w:lvl w:ilvl="5" w:tentative="1">
+      <w:start w:val="1"/>
+      <w:numFmt w:val="bullet"/>
+      <w:lvlText w:val=""/>
+      <w:lvlJc w:val="left"/>
+      <w:pPr>
+        <w:tabs>
+          <w:tab w:val="num" w:pos="4320"/>
+        </w:tabs>
+        <w:ind w:left="4320" w:hanging="360"/>
+      </w:pPr>
+      <w:rPr>
+        <w:rFonts w:ascii="Wingdings" w:hAnsi="Wingdings" w:hint="default"/>
+        <w:sz w:val="20"/>
+      </w:rPr>
+    </w:lvl>
+    <w:lvl w:ilvl="6" w:tentative="1">
+      <w:start w:val="1"/>
+      <w:numFmt w:val="bullet"/>
+      <w:lvlText w:val=""/>
+      <w:lvlJc w:val="left"/>
+      <w:pPr>
+        <w:tabs>
+          <w:tab w:val="num" w:pos="5040"/>
+        </w:tabs>
+        <w:ind w:left="5040" w:hanging="360"/>
+      </w:pPr>
+      <w:rPr>
+        <w:rFonts w:ascii="Wingdings" w:hAnsi="Wingdings" w:hint="default"/>
+        <w:sz w:val="20"/>
+      </w:rPr>
+    </w:lvl>
+    <w:lvl w:ilvl="7" w:tentative="1">
+      <w:start w:val="1"/>
+      <w:numFmt w:val="bullet"/>
+      <w:lvlText w:val=""/>
+      <w:lvlJc w:val="left"/>
+      <w:pPr>
+        <w:tabs>
+          <w:tab w:val="num" w:pos="5760"/>
+        </w:tabs>
+        <w:ind w:left="5760" w:hanging="360"/>
+      </w:pPr>
+      <w:rPr>
+        <w:rFonts w:ascii="Wingdings" w:hAnsi="Wingdings" w:hint="default"/>
+        <w:sz w:val="20"/>
+      </w:rPr>
+    </w:lvl>
+    <w:lvl w:ilvl="8" w:tentative="1">
+      <w:start w:val="1"/>
+      <w:numFmt w:val="bullet"/>
+      <w:lvlText w:val=""/>
+      <w:lvlJc w:val="left"/>
+      <w:pPr>
+        <w:tabs>
+          <w:tab w:val="num" w:pos="6480"/>
+        </w:tabs>
+        <w:ind w:left="6480" w:hanging="360"/>
+      </w:pPr>
+      <w:rPr>
+        <w:rFonts w:ascii="Wingdings" w:hAnsi="Wingdings" w:hint="default"/>
+        <w:sz w:val="20"/>
+      </w:rPr>
+    </w:lvl>
+  </w:abstractNum>
+  <w:abstractNum w:abstractNumId="14" w15:restartNumberingAfterBreak="0">
+    <w:nsid w:val="1E695A67"/>
+    <w:multiLevelType w:val="hybridMultilevel"/>
+    <w:tmpl w:val="FB64B05E"/>
+    <w:lvl w:ilvl="0" w:tplc="2DBCD2C2">
+      <w:start w:val="1"/>
+      <w:numFmt w:val="decimal"/>
+      <w:lvlText w:val="%1-"/>
+      <w:lvlJc w:val="left"/>
+      <w:pPr>
+        <w:ind w:left="720" w:hanging="360"/>
+      </w:pPr>
+      <w:rPr>
+        <w:rFonts w:hint="default"/>
+      </w:rPr>
+    </w:lvl>
+    <w:lvl w:ilvl="1" w:tplc="04090019" w:tentative="1">
+      <w:start w:val="1"/>
+      <w:numFmt w:val="lowerLetter"/>
+      <w:lvlText w:val="%2."/>
+      <w:lvlJc w:val="left"/>
+      <w:pPr>
+        <w:ind w:left="1440" w:hanging="360"/>
+      </w:pPr>
+    </w:lvl>
+    <w:lvl w:ilvl="2" w:tplc="0409001B" w:tentative="1">
+      <w:start w:val="1"/>
+      <w:numFmt w:val="lowerRoman"/>
+      <w:lvlText w:val="%3."/>
+      <w:lvlJc w:val="right"/>
+      <w:pPr>
+        <w:ind w:left="2160" w:hanging="180"/>
+      </w:pPr>
+    </w:lvl>
+    <w:lvl w:ilvl="3" w:tplc="0409000F" w:tentative="1">
+      <w:start w:val="1"/>
+      <w:numFmt w:val="decimal"/>
+      <w:lvlText w:val="%4."/>
+      <w:lvlJc w:val="left"/>
+      <w:pPr>
+        <w:ind w:left="2880" w:hanging="360"/>
+      </w:pPr>
+    </w:lvl>
+    <w:lvl w:ilvl="4" w:tplc="04090019" w:tentative="1">
+      <w:start w:val="1"/>
+      <w:numFmt w:val="lowerLetter"/>
+      <w:lvlText w:val="%5."/>
+      <w:lvlJc w:val="left"/>
+      <w:pPr>
+        <w:ind w:left="3600" w:hanging="360"/>
+      </w:pPr>
+    </w:lvl>
+    <w:lvl w:ilvl="5" w:tplc="0409001B" w:tentative="1">
+      <w:start w:val="1"/>
+      <w:numFmt w:val="lowerRoman"/>
+      <w:lvlText w:val="%6."/>
+      <w:lvlJc w:val="right"/>
+      <w:pPr>
+        <w:ind w:left="4320" w:hanging="180"/>
+      </w:pPr>
+    </w:lvl>
+    <w:lvl w:ilvl="6" w:tplc="0409000F" w:tentative="1">
+      <w:start w:val="1"/>
+      <w:numFmt w:val="decimal"/>
+      <w:lvlText w:val="%7."/>
+      <w:lvlJc w:val="left"/>
+      <w:pPr>
+        <w:ind w:left="5040" w:hanging="360"/>
+      </w:pPr>
+    </w:lvl>
+    <w:lvl w:ilvl="7" w:tplc="04090019" w:tentative="1">
+      <w:start w:val="1"/>
+      <w:numFmt w:val="lowerLetter"/>
+      <w:lvlText w:val="%8."/>
+      <w:lvlJc w:val="left"/>
+      <w:pPr>
+        <w:ind w:left="5760" w:hanging="360"/>
+      </w:pPr>
+    </w:lvl>
+    <w:lvl w:ilvl="8" w:tplc="0409001B" w:tentative="1">
+      <w:start w:val="1"/>
+      <w:numFmt w:val="lowerRoman"/>
+      <w:lvlText w:val="%9."/>
+      <w:lvlJc w:val="right"/>
+      <w:pPr>
+        <w:ind w:left="6480" w:hanging="180"/>
+      </w:pPr>
+    </w:lvl>
+  </w:abstractNum>
+  <w:abstractNum w:abstractNumId="15" w15:restartNumberingAfterBreak="0">
+    <w:nsid w:val="1F1B7AD7"/>
+    <w:multiLevelType w:val="hybridMultilevel"/>
+    <w:tmpl w:val="BC9097E0"/>
+    <w:lvl w:ilvl="0" w:tplc="A70E7868">
+      <w:start w:val="2"/>
+      <w:numFmt w:val="bullet"/>
+      <w:lvlText w:val="-"/>
+      <w:lvlJc w:val="left"/>
+      <w:pPr>
+        <w:ind w:left="1080" w:hanging="360"/>
+      </w:pPr>
+      <w:rPr>
+        <w:rFonts w:ascii="Times New Roman" w:eastAsia="Times New Roman" w:hAnsi="Times New Roman" w:cs="Times New Roman" w:hint="default"/>
+      </w:rPr>
+    </w:lvl>
+    <w:lvl w:ilvl="1" w:tplc="04090003" w:tentative="1">
+      <w:start w:val="1"/>
+      <w:numFmt w:val="bullet"/>
+      <w:lvlText w:val="o"/>
+      <w:lvlJc w:val="left"/>
+      <w:pPr>
+        <w:ind w:left="1800" w:hanging="360"/>
+      </w:pPr>
+      <w:rPr>
+        <w:rFonts w:ascii="Courier New" w:hAnsi="Courier New" w:cs="Courier New" w:hint="default"/>
+      </w:rPr>
+    </w:lvl>
+    <w:lvl w:ilvl="2" w:tplc="04090005" w:tentative="1">
+      <w:start w:val="1"/>
+      <w:numFmt w:val="bullet"/>
+      <w:lvlText w:val=""/>
+      <w:lvlJc w:val="left"/>
+      <w:pPr>
+        <w:ind w:left="2520" w:hanging="360"/>
+      </w:pPr>
+      <w:rPr>
+        <w:rFonts w:ascii="Wingdings" w:hAnsi="Wingdings" w:hint="default"/>
+      </w:rPr>
+    </w:lvl>
+    <w:lvl w:ilvl="3" w:tplc="04090001" w:tentative="1">
+      <w:start w:val="1"/>
+      <w:numFmt w:val="bullet"/>
+      <w:lvlText w:val=""/>
+      <w:lvlJc w:val="left"/>
+      <w:pPr>
+        <w:ind w:left="3240" w:hanging="360"/>
+      </w:pPr>
+      <w:rPr>
+        <w:rFonts w:ascii="Symbol" w:hAnsi="Symbol" w:hint="default"/>
+      </w:rPr>
+    </w:lvl>
+    <w:lvl w:ilvl="4" w:tplc="04090003" w:tentative="1">
+      <w:start w:val="1"/>
+      <w:numFmt w:val="bullet"/>
+      <w:lvlText w:val="o"/>
+      <w:lvlJc w:val="left"/>
+      <w:pPr>
+        <w:ind w:left="3960" w:hanging="360"/>
+      </w:pPr>
+      <w:rPr>
+        <w:rFonts w:ascii="Courier New" w:hAnsi="Courier New" w:cs="Courier New" w:hint="default"/>
+      </w:rPr>
+    </w:lvl>
+    <w:lvl w:ilvl="5" w:tplc="04090005" w:tentative="1">
+      <w:start w:val="1"/>
+      <w:numFmt w:val="bullet"/>
+      <w:lvlText w:val=""/>
+      <w:lvlJc w:val="left"/>
+      <w:pPr>
+        <w:ind w:left="4680" w:hanging="360"/>
+      </w:pPr>
+      <w:rPr>
+        <w:rFonts w:ascii="Wingdings" w:hAnsi="Wingdings" w:hint="default"/>
+      </w:rPr>
+    </w:lvl>
+    <w:lvl w:ilvl="6" w:tplc="04090001" w:tentative="1">
+      <w:start w:val="1"/>
+      <w:numFmt w:val="bullet"/>
+      <w:lvlText w:val=""/>
+      <w:lvlJc w:val="left"/>
+      <w:pPr>
+        <w:ind w:left="5400" w:hanging="360"/>
+      </w:pPr>
+      <w:rPr>
+        <w:rFonts w:ascii="Symbol" w:hAnsi="Symbol" w:hint="default"/>
+      </w:rPr>
+    </w:lvl>
+    <w:lvl w:ilvl="7" w:tplc="04090003" w:tentative="1">
+      <w:start w:val="1"/>
+      <w:numFmt w:val="bullet"/>
+      <w:lvlText w:val="o"/>
+      <w:lvlJc w:val="left"/>
+      <w:pPr>
+        <w:ind w:left="6120" w:hanging="360"/>
+      </w:pPr>
+      <w:rPr>
+        <w:rFonts w:ascii="Courier New" w:hAnsi="Courier New" w:cs="Courier New" w:hint="default"/>
+      </w:rPr>
+    </w:lvl>
+    <w:lvl w:ilvl="8" w:tplc="04090005" w:tentative="1">
+      <w:start w:val="1"/>
+      <w:numFmt w:val="bullet"/>
+      <w:lvlText w:val=""/>
+      <w:lvlJc w:val="left"/>
+      <w:pPr>
+        <w:ind w:left="6840" w:hanging="360"/>
+      </w:pPr>
+      <w:rPr>
+        <w:rFonts w:ascii="Wingdings" w:hAnsi="Wingdings" w:hint="default"/>
+      </w:rPr>
+    </w:lvl>
+  </w:abstractNum>
+  <w:abstractNum w:abstractNumId="16" w15:restartNumberingAfterBreak="0">
+    <w:nsid w:val="227F1369"/>
+    <w:multiLevelType w:val="multilevel"/>
+    <w:tmpl w:val="CD361BAC"/>
+    <w:lvl w:ilvl="0">
+      <w:start w:val="1"/>
+      <w:numFmt w:val="bullet"/>
+      <w:lvlText w:val=""/>
+      <w:lvlJc w:val="left"/>
+      <w:pPr>
+        <w:tabs>
+          <w:tab w:val="num" w:pos="720"/>
+        </w:tabs>
+        <w:ind w:left="720" w:hanging="360"/>
+      </w:pPr>
+      <w:rPr>
+        <w:rFonts w:ascii="Symbol" w:hAnsi="Symbol" w:hint="default"/>
+        <w:sz w:val="20"/>
+      </w:rPr>
+    </w:lvl>
+    <w:lvl w:ilvl="1" w:tentative="1">
+      <w:start w:val="1"/>
+      <w:numFmt w:val="bullet"/>
+      <w:lvlText w:val="o"/>
+      <w:lvlJc w:val="left"/>
+      <w:pPr>
+        <w:tabs>
+          <w:tab w:val="num" w:pos="1440"/>
+        </w:tabs>
+        <w:ind w:left="1440" w:hanging="360"/>
+      </w:pPr>
+      <w:rPr>
+        <w:rFonts w:ascii="Courier New" w:hAnsi="Courier New" w:hint="default"/>
+        <w:sz w:val="20"/>
+      </w:rPr>
+    </w:lvl>
+    <w:lvl w:ilvl="2" w:tentative="1">
+      <w:start w:val="1"/>
+      <w:numFmt w:val="bullet"/>
+      <w:lvlText w:val=""/>
+      <w:lvlJc w:val="left"/>
+      <w:pPr>
+        <w:tabs>
+          <w:tab w:val="num" w:pos="2160"/>
+        </w:tabs>
+        <w:ind w:left="2160" w:hanging="360"/>
+      </w:pPr>
+      <w:rPr>
+        <w:rFonts w:ascii="Wingdings" w:hAnsi="Wingdings" w:hint="default"/>
+        <w:sz w:val="20"/>
+      </w:rPr>
+    </w:lvl>
+    <w:lvl w:ilvl="3" w:tentative="1">
+      <w:start w:val="1"/>
+      <w:numFmt w:val="bullet"/>
+      <w:lvlText w:val=""/>
+      <w:lvlJc w:val="left"/>
+      <w:pPr>
+        <w:tabs>
+          <w:tab w:val="num" w:pos="2880"/>
+        </w:tabs>
+        <w:ind w:left="2880" w:hanging="360"/>
+      </w:pPr>
+      <w:rPr>
+        <w:rFonts w:ascii="Wingdings" w:hAnsi="Wingdings" w:hint="default"/>
+        <w:sz w:val="20"/>
+      </w:rPr>
+    </w:lvl>
+    <w:lvl w:ilvl="4" w:tentative="1">
+      <w:start w:val="1"/>
+      <w:numFmt w:val="bullet"/>
+      <w:lvlText w:val=""/>
+      <w:lvlJc w:val="left"/>
+      <w:pPr>
+        <w:tabs>
+          <w:tab w:val="num" w:pos="3600"/>
+        </w:tabs>
+        <w:ind w:left="3600" w:hanging="360"/>
+      </w:pPr>
+      <w:rPr>
+        <w:rFonts w:ascii="Wingdings" w:hAnsi="Wingdings" w:hint="default"/>
+        <w:sz w:val="20"/>
+      </w:rPr>
+    </w:lvl>
+    <w:lvl w:ilvl="5" w:tentative="1">
+      <w:start w:val="1"/>
+      <w:numFmt w:val="bullet"/>
+      <w:lvlText w:val=""/>
+      <w:lvlJc w:val="left"/>
+      <w:pPr>
+        <w:tabs>
+          <w:tab w:val="num" w:pos="4320"/>
+        </w:tabs>
+        <w:ind w:left="4320" w:hanging="360"/>
+      </w:pPr>
+      <w:rPr>
+        <w:rFonts w:ascii="Wingdings" w:hAnsi="Wingdings" w:hint="default"/>
+        <w:sz w:val="20"/>
+      </w:rPr>
+    </w:lvl>
+    <w:lvl w:ilvl="6" w:tentative="1">
+      <w:start w:val="1"/>
+      <w:numFmt w:val="bullet"/>
+      <w:lvlText w:val=""/>
+      <w:lvlJc w:val="left"/>
+      <w:pPr>
+        <w:tabs>
+          <w:tab w:val="num" w:pos="5040"/>
+        </w:tabs>
+        <w:ind w:left="5040" w:hanging="360"/>
+      </w:pPr>
+      <w:rPr>
+        <w:rFonts w:ascii="Wingdings" w:hAnsi="Wingdings" w:hint="default"/>
+        <w:sz w:val="20"/>
+      </w:rPr>
+    </w:lvl>
+    <w:lvl w:ilvl="7" w:tentative="1">
+      <w:start w:val="1"/>
+      <w:numFmt w:val="bullet"/>
+      <w:lvlText w:val=""/>
+      <w:lvlJc w:val="left"/>
+      <w:pPr>
+        <w:tabs>
+          <w:tab w:val="num" w:pos="5760"/>
+        </w:tabs>
+        <w:ind w:left="5760" w:hanging="360"/>
+      </w:pPr>
+      <w:rPr>
+        <w:rFonts w:ascii="Wingdings" w:hAnsi="Wingdings" w:hint="default"/>
+        <w:sz w:val="20"/>
+      </w:rPr>
+    </w:lvl>
+    <w:lvl w:ilvl="8" w:tentative="1">
+      <w:start w:val="1"/>
+      <w:numFmt w:val="bullet"/>
+      <w:lvlText w:val=""/>
+      <w:lvlJc w:val="left"/>
+      <w:pPr>
+        <w:tabs>
+          <w:tab w:val="num" w:pos="6480"/>
+        </w:tabs>
+        <w:ind w:left="6480" w:hanging="360"/>
+      </w:pPr>
+      <w:rPr>
+        <w:rFonts w:ascii="Wingdings" w:hAnsi="Wingdings" w:hint="default"/>
+        <w:sz w:val="20"/>
+      </w:rPr>
+    </w:lvl>
+  </w:abstractNum>
+  <w:abstractNum w:abstractNumId="17" w15:restartNumberingAfterBreak="0">
+    <w:nsid w:val="2526566B"/>
+    <w:multiLevelType w:val="multilevel"/>
+    <w:tmpl w:val="1E32E8A4"/>
+    <w:lvl w:ilvl="0">
+      <w:start w:val="1"/>
+      <w:numFmt w:val="bullet"/>
+      <w:lvlText w:val=""/>
+      <w:lvlJc w:val="left"/>
+      <w:pPr>
+        <w:tabs>
+          <w:tab w:val="num" w:pos="720"/>
+        </w:tabs>
+        <w:ind w:left="720" w:hanging="360"/>
+      </w:pPr>
+      <w:rPr>
+        <w:rFonts w:ascii="Symbol" w:hAnsi="Symbol" w:hint="default"/>
+        <w:sz w:val="20"/>
+      </w:rPr>
+    </w:lvl>
+    <w:lvl w:ilvl="1" w:tentative="1">
+      <w:start w:val="1"/>
+      <w:numFmt w:val="bullet"/>
+      <w:lvlText w:val="o"/>
+      <w:lvlJc w:val="left"/>
+      <w:pPr>
+        <w:tabs>
+          <w:tab w:val="num" w:pos="1440"/>
+        </w:tabs>
+        <w:ind w:left="1440" w:hanging="360"/>
+      </w:pPr>
+      <w:rPr>
+        <w:rFonts w:ascii="Courier New" w:hAnsi="Courier New" w:hint="default"/>
+        <w:sz w:val="20"/>
+      </w:rPr>
+    </w:lvl>
+    <w:lvl w:ilvl="2" w:tentative="1">
+      <w:start w:val="1"/>
+      <w:numFmt w:val="bullet"/>
+      <w:lvlText w:val=""/>
+      <w:lvlJc w:val="left"/>
+      <w:pPr>
+        <w:tabs>
+          <w:tab w:val="num" w:pos="2160"/>
+        </w:tabs>
+        <w:ind w:left="2160" w:hanging="360"/>
+      </w:pPr>
+      <w:rPr>
+        <w:rFonts w:ascii="Wingdings" w:hAnsi="Wingdings" w:hint="default"/>
+        <w:sz w:val="20"/>
+      </w:rPr>
+    </w:lvl>
+    <w:lvl w:ilvl="3" w:tentative="1">
+      <w:start w:val="1"/>
+      <w:numFmt w:val="bullet"/>
+      <w:lvlText w:val=""/>
+      <w:lvlJc w:val="left"/>
+      <w:pPr>
+        <w:tabs>
+          <w:tab w:val="num" w:pos="2880"/>
+        </w:tabs>
+        <w:ind w:left="2880" w:hanging="360"/>
+      </w:pPr>
+      <w:rPr>
+        <w:rFonts w:ascii="Wingdings" w:hAnsi="Wingdings" w:hint="default"/>
+        <w:sz w:val="20"/>
+      </w:rPr>
+    </w:lvl>
+    <w:lvl w:ilvl="4" w:tentative="1">
+      <w:start w:val="1"/>
+      <w:numFmt w:val="bullet"/>
+      <w:lvlText w:val=""/>
+      <w:lvlJc w:val="left"/>
+      <w:pPr>
+        <w:tabs>
+          <w:tab w:val="num" w:pos="3600"/>
+        </w:tabs>
+        <w:ind w:left="3600" w:hanging="360"/>
+      </w:pPr>
+      <w:rPr>
+        <w:rFonts w:ascii="Wingdings" w:hAnsi="Wingdings" w:hint="default"/>
+        <w:sz w:val="20"/>
+      </w:rPr>
+    </w:lvl>
+    <w:lvl w:ilvl="5" w:tentative="1">
+      <w:start w:val="1"/>
+      <w:numFmt w:val="bullet"/>
+      <w:lvlText w:val=""/>
+      <w:lvlJc w:val="left"/>
+      <w:pPr>
+        <w:tabs>
+          <w:tab w:val="num" w:pos="4320"/>
+        </w:tabs>
+        <w:ind w:left="4320" w:hanging="360"/>
+      </w:pPr>
+      <w:rPr>
+        <w:rFonts w:ascii="Wingdings" w:hAnsi="Wingdings" w:hint="default"/>
+        <w:sz w:val="20"/>
+      </w:rPr>
+    </w:lvl>
+    <w:lvl w:ilvl="6" w:tentative="1">
+      <w:start w:val="1"/>
+      <w:numFmt w:val="bullet"/>
+      <w:lvlText w:val=""/>
+      <w:lvlJc w:val="left"/>
+      <w:pPr>
+        <w:tabs>
+          <w:tab w:val="num" w:pos="5040"/>
+        </w:tabs>
+        <w:ind w:left="5040" w:hanging="360"/>
+      </w:pPr>
+      <w:rPr>
+        <w:rFonts w:ascii="Wingdings" w:hAnsi="Wingdings" w:hint="default"/>
+        <w:sz w:val="20"/>
+      </w:rPr>
+    </w:lvl>
+    <w:lvl w:ilvl="7" w:tentative="1">
+      <w:start w:val="1"/>
+      <w:numFmt w:val="bullet"/>
+      <w:lvlText w:val=""/>
+      <w:lvlJc w:val="left"/>
+      <w:pPr>
+        <w:tabs>
+          <w:tab w:val="num" w:pos="5760"/>
+        </w:tabs>
+        <w:ind w:left="5760" w:hanging="360"/>
+      </w:pPr>
+      <w:rPr>
+        <w:rFonts w:ascii="Wingdings" w:hAnsi="Wingdings" w:hint="default"/>
+        <w:sz w:val="20"/>
+      </w:rPr>
+    </w:lvl>
+    <w:lvl w:ilvl="8" w:tentative="1">
+      <w:start w:val="1"/>
+      <w:numFmt w:val="bullet"/>
+      <w:lvlText w:val=""/>
+      <w:lvlJc w:val="left"/>
+      <w:pPr>
+        <w:tabs>
+          <w:tab w:val="num" w:pos="6480"/>
+        </w:tabs>
+        <w:ind w:left="6480" w:hanging="360"/>
+      </w:pPr>
+      <w:rPr>
+        <w:rFonts w:ascii="Wingdings" w:hAnsi="Wingdings" w:hint="default"/>
+        <w:sz w:val="20"/>
+      </w:rPr>
+    </w:lvl>
+  </w:abstractNum>
+  <w:abstractNum w:abstractNumId="18" w15:restartNumberingAfterBreak="0">
+    <w:nsid w:val="294F64C8"/>
+    <w:multiLevelType w:val="multilevel"/>
+    <w:tmpl w:val="13980ED0"/>
+    <w:lvl w:ilvl="0">
+      <w:start w:val="1"/>
+      <w:numFmt w:val="bullet"/>
+      <w:lvlText w:val=""/>
+      <w:lvlJc w:val="left"/>
+      <w:pPr>
+        <w:tabs>
+          <w:tab w:val="num" w:pos="720"/>
+        </w:tabs>
+        <w:ind w:left="720" w:hanging="360"/>
+      </w:pPr>
+      <w:rPr>
+        <w:rFonts w:ascii="Symbol" w:hAnsi="Symbol" w:hint="default"/>
+        <w:sz w:val="20"/>
+      </w:rPr>
+    </w:lvl>
+    <w:lvl w:ilvl="1" w:tentative="1">
+      <w:start w:val="1"/>
+      <w:numFmt w:val="bullet"/>
+      <w:lvlText w:val="o"/>
+      <w:lvlJc w:val="left"/>
+      <w:pPr>
+        <w:tabs>
+          <w:tab w:val="num" w:pos="1440"/>
+        </w:tabs>
+        <w:ind w:left="1440" w:hanging="360"/>
+      </w:pPr>
+      <w:rPr>
+        <w:rFonts w:ascii="Courier New" w:hAnsi="Courier New" w:hint="default"/>
+        <w:sz w:val="20"/>
+      </w:rPr>
+    </w:lvl>
+    <w:lvl w:ilvl="2" w:tentative="1">
+      <w:start w:val="1"/>
+      <w:numFmt w:val="bullet"/>
+      <w:lvlText w:val=""/>
+      <w:lvlJc w:val="left"/>
+      <w:pPr>
+        <w:tabs>
+          <w:tab w:val="num" w:pos="2160"/>
+        </w:tabs>
+        <w:ind w:left="2160" w:hanging="360"/>
+      </w:pPr>
+      <w:rPr>
+        <w:rFonts w:ascii="Wingdings" w:hAnsi="Wingdings" w:hint="default"/>
+        <w:sz w:val="20"/>
+      </w:rPr>
+    </w:lvl>
+    <w:lvl w:ilvl="3" w:tentative="1">
+      <w:start w:val="1"/>
+      <w:numFmt w:val="bullet"/>
+      <w:lvlText w:val=""/>
+      <w:lvlJc w:val="left"/>
+      <w:pPr>
+        <w:tabs>
+          <w:tab w:val="num" w:pos="2880"/>
+        </w:tabs>
+        <w:ind w:left="2880" w:hanging="360"/>
+      </w:pPr>
+      <w:rPr>
+        <w:rFonts w:ascii="Wingdings" w:hAnsi="Wingdings" w:hint="default"/>
+        <w:sz w:val="20"/>
+      </w:rPr>
+    </w:lvl>
+    <w:lvl w:ilvl="4" w:tentative="1">
+      <w:start w:val="1"/>
+      <w:numFmt w:val="bullet"/>
+      <w:lvlText w:val=""/>
+      <w:lvlJc w:val="left"/>
+      <w:pPr>
+        <w:tabs>
+          <w:tab w:val="num" w:pos="3600"/>
+        </w:tabs>
+        <w:ind w:left="3600" w:hanging="360"/>
+      </w:pPr>
+      <w:rPr>
+        <w:rFonts w:ascii="Wingdings" w:hAnsi="Wingdings" w:hint="default"/>
+        <w:sz w:val="20"/>
+      </w:rPr>
+    </w:lvl>
+    <w:lvl w:ilvl="5" w:tentative="1">
+      <w:start w:val="1"/>
+      <w:numFmt w:val="bullet"/>
+      <w:lvlText w:val=""/>
+      <w:lvlJc w:val="left"/>
+      <w:pPr>
+        <w:tabs>
+          <w:tab w:val="num" w:pos="4320"/>
+        </w:tabs>
+        <w:ind w:left="4320" w:hanging="360"/>
+      </w:pPr>
+      <w:rPr>
+        <w:rFonts w:ascii="Wingdings" w:hAnsi="Wingdings" w:hint="default"/>
+        <w:sz w:val="20"/>
+      </w:rPr>
+    </w:lvl>
+    <w:lvl w:ilvl="6" w:tentative="1">
+      <w:start w:val="1"/>
+      <w:numFmt w:val="bullet"/>
+      <w:lvlText w:val=""/>
+      <w:lvlJc w:val="left"/>
+      <w:pPr>
+        <w:tabs>
+          <w:tab w:val="num" w:pos="5040"/>
+        </w:tabs>
+        <w:ind w:left="5040" w:hanging="360"/>
+      </w:pPr>
+      <w:rPr>
+        <w:rFonts w:ascii="Wingdings" w:hAnsi="Wingdings" w:hint="default"/>
+        <w:sz w:val="20"/>
+      </w:rPr>
+    </w:lvl>
+    <w:lvl w:ilvl="7" w:tentative="1">
+      <w:start w:val="1"/>
+      <w:numFmt w:val="bullet"/>
+      <w:lvlText w:val=""/>
+      <w:lvlJc w:val="left"/>
+      <w:pPr>
+        <w:tabs>
+          <w:tab w:val="num" w:pos="5760"/>
+        </w:tabs>
+        <w:ind w:left="5760" w:hanging="360"/>
+      </w:pPr>
+      <w:rPr>
+        <w:rFonts w:ascii="Wingdings" w:hAnsi="Wingdings" w:hint="default"/>
+        <w:sz w:val="20"/>
+      </w:rPr>
+    </w:lvl>
+    <w:lvl w:ilvl="8" w:tentative="1">
+      <w:start w:val="1"/>
+      <w:numFmt w:val="bullet"/>
+      <w:lvlText w:val=""/>
+      <w:lvlJc w:val="left"/>
+      <w:pPr>
+        <w:tabs>
+          <w:tab w:val="num" w:pos="6480"/>
+        </w:tabs>
+        <w:ind w:left="6480" w:hanging="360"/>
+      </w:pPr>
+      <w:rPr>
+        <w:rFonts w:ascii="Wingdings" w:hAnsi="Wingdings" w:hint="default"/>
+        <w:sz w:val="20"/>
+      </w:rPr>
+    </w:lvl>
+  </w:abstractNum>
+  <w:abstractNum w:abstractNumId="19" w15:restartNumberingAfterBreak="0">
+    <w:nsid w:val="2D1A08F5"/>
+    <w:multiLevelType w:val="multilevel"/>
+    <w:tmpl w:val="B3AA0A7C"/>
+    <w:lvl w:ilvl="0">
+      <w:start w:val="1"/>
+      <w:numFmt w:val="bullet"/>
+      <w:lvlText w:val=""/>
+      <w:lvlJc w:val="left"/>
+      <w:pPr>
+        <w:tabs>
+          <w:tab w:val="num" w:pos="720"/>
+        </w:tabs>
+        <w:ind w:left="720" w:hanging="360"/>
+      </w:pPr>
+      <w:rPr>
+        <w:rFonts w:ascii="Symbol" w:hAnsi="Symbol" w:hint="default"/>
+        <w:sz w:val="20"/>
+      </w:rPr>
+    </w:lvl>
+    <w:lvl w:ilvl="1" w:tentative="1">
+      <w:start w:val="1"/>
+      <w:numFmt w:val="bullet"/>
+      <w:lvlText w:val="o"/>
+      <w:lvlJc w:val="left"/>
+      <w:pPr>
+        <w:tabs>
+          <w:tab w:val="num" w:pos="1440"/>
+        </w:tabs>
+        <w:ind w:left="1440" w:hanging="360"/>
+      </w:pPr>
+      <w:rPr>
+        <w:rFonts w:ascii="Courier New" w:hAnsi="Courier New" w:hint="default"/>
+        <w:sz w:val="20"/>
+      </w:rPr>
+    </w:lvl>
+    <w:lvl w:ilvl="2" w:tentative="1">
+      <w:start w:val="1"/>
+      <w:numFmt w:val="bullet"/>
+      <w:lvlText w:val=""/>
+      <w:lvlJc w:val="left"/>
+      <w:pPr>
+        <w:tabs>
+          <w:tab w:val="num" w:pos="2160"/>
+        </w:tabs>
+        <w:ind w:left="2160" w:hanging="360"/>
+      </w:pPr>
+      <w:rPr>
+        <w:rFonts w:ascii="Wingdings" w:hAnsi="Wingdings" w:hint="default"/>
+        <w:sz w:val="20"/>
+      </w:rPr>
+    </w:lvl>
+    <w:lvl w:ilvl="3" w:tentative="1">
+      <w:start w:val="1"/>
+      <w:numFmt w:val="bullet"/>
+      <w:lvlText w:val=""/>
+      <w:lvlJc w:val="left"/>
+      <w:pPr>
+        <w:tabs>
+          <w:tab w:val="num" w:pos="2880"/>
+        </w:tabs>
+        <w:ind w:left="2880" w:hanging="360"/>
+      </w:pPr>
+      <w:rPr>
+        <w:rFonts w:ascii="Wingdings" w:hAnsi="Wingdings" w:hint="default"/>
+        <w:sz w:val="20"/>
+      </w:rPr>
+    </w:lvl>
+    <w:lvl w:ilvl="4" w:tentative="1">
+      <w:start w:val="1"/>
+      <w:numFmt w:val="bullet"/>
+      <w:lvlText w:val=""/>
+      <w:lvlJc w:val="left"/>
+      <w:pPr>
+        <w:tabs>
+          <w:tab w:val="num" w:pos="3600"/>
+        </w:tabs>
+        <w:ind w:left="3600" w:hanging="360"/>
+      </w:pPr>
+      <w:rPr>
+        <w:rFonts w:ascii="Wingdings" w:hAnsi="Wingdings" w:hint="default"/>
+        <w:sz w:val="20"/>
+      </w:rPr>
+    </w:lvl>
+    <w:lvl w:ilvl="5" w:tentative="1">
+      <w:start w:val="1"/>
+      <w:numFmt w:val="bullet"/>
+      <w:lvlText w:val=""/>
+      <w:lvlJc w:val="left"/>
+      <w:pPr>
+        <w:tabs>
+          <w:tab w:val="num" w:pos="4320"/>
+        </w:tabs>
+        <w:ind w:left="4320" w:hanging="360"/>
+      </w:pPr>
+      <w:rPr>
+        <w:rFonts w:ascii="Wingdings" w:hAnsi="Wingdings" w:hint="default"/>
+        <w:sz w:val="20"/>
+      </w:rPr>
+    </w:lvl>
+    <w:lvl w:ilvl="6" w:tentative="1">
+      <w:start w:val="1"/>
+      <w:numFmt w:val="bullet"/>
+      <w:lvlText w:val=""/>
+      <w:lvlJc w:val="left"/>
+      <w:pPr>
+        <w:tabs>
+          <w:tab w:val="num" w:pos="5040"/>
+        </w:tabs>
+        <w:ind w:left="5040" w:hanging="360"/>
+      </w:pPr>
+      <w:rPr>
+        <w:rFonts w:ascii="Wingdings" w:hAnsi="Wingdings" w:hint="default"/>
+        <w:sz w:val="20"/>
+      </w:rPr>
+    </w:lvl>
+    <w:lvl w:ilvl="7" w:tentative="1">
+      <w:start w:val="1"/>
+      <w:numFmt w:val="bullet"/>
+      <w:lvlText w:val=""/>
+      <w:lvlJc w:val="left"/>
+      <w:pPr>
+        <w:tabs>
+          <w:tab w:val="num" w:pos="5760"/>
+        </w:tabs>
+        <w:ind w:left="5760" w:hanging="360"/>
+      </w:pPr>
+      <w:rPr>
+        <w:rFonts w:ascii="Wingdings" w:hAnsi="Wingdings" w:hint="default"/>
+        <w:sz w:val="20"/>
+      </w:rPr>
+    </w:lvl>
+    <w:lvl w:ilvl="8" w:tentative="1">
+      <w:start w:val="1"/>
+      <w:numFmt w:val="bullet"/>
+      <w:lvlText w:val=""/>
+      <w:lvlJc w:val="left"/>
+      <w:pPr>
+        <w:tabs>
+          <w:tab w:val="num" w:pos="6480"/>
+        </w:tabs>
+        <w:ind w:left="6480" w:hanging="360"/>
+      </w:pPr>
+      <w:rPr>
+        <w:rFonts w:ascii="Wingdings" w:hAnsi="Wingdings" w:hint="default"/>
+        <w:sz w:val="20"/>
+      </w:rPr>
+    </w:lvl>
+  </w:abstractNum>
+  <w:abstractNum w:abstractNumId="20" w15:restartNumberingAfterBreak="0">
+    <w:nsid w:val="2E5067EA"/>
+    <w:multiLevelType w:val="multilevel"/>
+    <w:tmpl w:val="756C1146"/>
+    <w:lvl w:ilvl="0">
+      <w:start w:val="1"/>
+      <w:numFmt w:val="bullet"/>
+      <w:lvlText w:val=""/>
+      <w:lvlJc w:val="left"/>
+      <w:pPr>
+        <w:tabs>
+          <w:tab w:val="num" w:pos="720"/>
+        </w:tabs>
+        <w:ind w:left="720" w:hanging="360"/>
+      </w:pPr>
+      <w:rPr>
+        <w:rFonts w:ascii="Symbol" w:hAnsi="Symbol" w:hint="default"/>
+        <w:sz w:val="20"/>
+      </w:rPr>
+    </w:lvl>
+    <w:lvl w:ilvl="1" w:tentative="1">
+      <w:start w:val="1"/>
+      <w:numFmt w:val="bullet"/>
+      <w:lvlText w:val="o"/>
+      <w:lvlJc w:val="left"/>
+      <w:pPr>
+        <w:tabs>
+          <w:tab w:val="num" w:pos="1440"/>
+        </w:tabs>
+        <w:ind w:left="1440" w:hanging="360"/>
+      </w:pPr>
+      <w:rPr>
+        <w:rFonts w:ascii="Courier New" w:hAnsi="Courier New" w:hint="default"/>
+        <w:sz w:val="20"/>
+      </w:rPr>
+    </w:lvl>
+    <w:lvl w:ilvl="2" w:tentative="1">
+      <w:start w:val="1"/>
+      <w:numFmt w:val="bullet"/>
+      <w:lvlText w:val=""/>
+      <w:lvlJc w:val="left"/>
+      <w:pPr>
+        <w:tabs>
+          <w:tab w:val="num" w:pos="2160"/>
+        </w:tabs>
+        <w:ind w:left="2160" w:hanging="360"/>
+      </w:pPr>
+      <w:rPr>
+        <w:rFonts w:ascii="Wingdings" w:hAnsi="Wingdings" w:hint="default"/>
+        <w:sz w:val="20"/>
+      </w:rPr>
+    </w:lvl>
+    <w:lvl w:ilvl="3" w:tentative="1">
+      <w:start w:val="1"/>
+      <w:numFmt w:val="bullet"/>
+      <w:lvlText w:val=""/>
+      <w:lvlJc w:val="left"/>
+      <w:pPr>
+        <w:tabs>
+          <w:tab w:val="num" w:pos="2880"/>
+        </w:tabs>
+        <w:ind w:left="2880" w:hanging="360"/>
+      </w:pPr>
+      <w:rPr>
+        <w:rFonts w:ascii="Wingdings" w:hAnsi="Wingdings" w:hint="default"/>
+        <w:sz w:val="20"/>
+      </w:rPr>
+    </w:lvl>
+    <w:lvl w:ilvl="4" w:tentative="1">
+      <w:start w:val="1"/>
+      <w:numFmt w:val="bullet"/>
+      <w:lvlText w:val=""/>
+      <w:lvlJc w:val="left"/>
+      <w:pPr>
+        <w:tabs>
+          <w:tab w:val="num" w:pos="3600"/>
+        </w:tabs>
+        <w:ind w:left="3600" w:hanging="360"/>
+      </w:pPr>
+      <w:rPr>
+        <w:rFonts w:ascii="Wingdings" w:hAnsi="Wingdings" w:hint="default"/>
+        <w:sz w:val="20"/>
+      </w:rPr>
+    </w:lvl>
+    <w:lvl w:ilvl="5" w:tentative="1">
+      <w:start w:val="1"/>
+      <w:numFmt w:val="bullet"/>
+      <w:lvlText w:val=""/>
+      <w:lvlJc w:val="left"/>
+      <w:pPr>
+        <w:tabs>
+          <w:tab w:val="num" w:pos="4320"/>
+        </w:tabs>
+        <w:ind w:left="4320" w:hanging="360"/>
+      </w:pPr>
+      <w:rPr>
+        <w:rFonts w:ascii="Wingdings" w:hAnsi="Wingdings" w:hint="default"/>
+        <w:sz w:val="20"/>
+      </w:rPr>
+    </w:lvl>
+    <w:lvl w:ilvl="6" w:tentative="1">
+      <w:start w:val="1"/>
+      <w:numFmt w:val="bullet"/>
+      <w:lvlText w:val=""/>
+      <w:lvlJc w:val="left"/>
+      <w:pPr>
+        <w:tabs>
+          <w:tab w:val="num" w:pos="5040"/>
+        </w:tabs>
+        <w:ind w:left="5040" w:hanging="360"/>
+      </w:pPr>
+      <w:rPr>
+        <w:rFonts w:ascii="Wingdings" w:hAnsi="Wingdings" w:hint="default"/>
+        <w:sz w:val="20"/>
+      </w:rPr>
+    </w:lvl>
+    <w:lvl w:ilvl="7" w:tentative="1">
+      <w:start w:val="1"/>
+      <w:numFmt w:val="bullet"/>
+      <w:lvlText w:val=""/>
+      <w:lvlJc w:val="left"/>
+      <w:pPr>
+        <w:tabs>
+          <w:tab w:val="num" w:pos="5760"/>
+        </w:tabs>
+        <w:ind w:left="5760" w:hanging="360"/>
+      </w:pPr>
+      <w:rPr>
+        <w:rFonts w:ascii="Wingdings" w:hAnsi="Wingdings" w:hint="default"/>
+        <w:sz w:val="20"/>
+      </w:rPr>
+    </w:lvl>
+    <w:lvl w:ilvl="8" w:tentative="1">
+      <w:start w:val="1"/>
+      <w:numFmt w:val="bullet"/>
+      <w:lvlText w:val=""/>
+      <w:lvlJc w:val="left"/>
+      <w:pPr>
+        <w:tabs>
+          <w:tab w:val="num" w:pos="6480"/>
+        </w:tabs>
+        <w:ind w:left="6480" w:hanging="360"/>
+      </w:pPr>
+      <w:rPr>
+        <w:rFonts w:ascii="Wingdings" w:hAnsi="Wingdings" w:hint="default"/>
+        <w:sz w:val="20"/>
+      </w:rPr>
+    </w:lvl>
+  </w:abstractNum>
+  <w:abstractNum w:abstractNumId="21" w15:restartNumberingAfterBreak="0">
+    <w:nsid w:val="2F99372A"/>
+    <w:multiLevelType w:val="hybridMultilevel"/>
+    <w:tmpl w:val="4D2AA400"/>
+    <w:lvl w:ilvl="0" w:tplc="0C0458E8">
+      <w:start w:val="2"/>
+      <w:numFmt w:val="bullet"/>
+      <w:lvlText w:val="-"/>
+      <w:lvlJc w:val="left"/>
+      <w:pPr>
+        <w:tabs>
+          <w:tab w:val="num" w:pos="1620"/>
+        </w:tabs>
+        <w:ind w:left="1620" w:hanging="900"/>
+      </w:pPr>
+      <w:rPr>
+        <w:rFonts w:ascii="Times New Roman" w:eastAsia="Times New Roman" w:hAnsi="Times New Roman" w:cs="Times New Roman" w:hint="default"/>
+      </w:rPr>
+    </w:lvl>
+    <w:lvl w:ilvl="1" w:tplc="04090003" w:tentative="1">
+      <w:start w:val="1"/>
+      <w:numFmt w:val="bullet"/>
+      <w:lvlText w:val="o"/>
+      <w:lvlJc w:val="left"/>
+      <w:pPr>
+        <w:tabs>
+          <w:tab w:val="num" w:pos="1800"/>
+        </w:tabs>
+        <w:ind w:left="1800" w:hanging="360"/>
+      </w:pPr>
+      <w:rPr>
+        <w:rFonts w:ascii="Courier New" w:hAnsi="Courier New" w:cs="Courier New" w:hint="default"/>
+      </w:rPr>
+    </w:lvl>
+    <w:lvl w:ilvl="2" w:tplc="04090005" w:tentative="1">
+      <w:start w:val="1"/>
+      <w:numFmt w:val="bullet"/>
+      <w:lvlText w:val=""/>
+      <w:lvlJc w:val="left"/>
+      <w:pPr>
+        <w:tabs>
+          <w:tab w:val="num" w:pos="2520"/>
+        </w:tabs>
+        <w:ind w:left="2520" w:hanging="360"/>
+      </w:pPr>
+      <w:rPr>
+        <w:rFonts w:ascii="Wingdings" w:hAnsi="Wingdings" w:hint="default"/>
+      </w:rPr>
+    </w:lvl>
+    <w:lvl w:ilvl="3" w:tplc="04090001" w:tentative="1">
+      <w:start w:val="1"/>
+      <w:numFmt w:val="bullet"/>
+      <w:lvlText w:val=""/>
+      <w:lvlJc w:val="left"/>
+      <w:pPr>
+        <w:tabs>
+          <w:tab w:val="num" w:pos="3240"/>
+        </w:tabs>
+        <w:ind w:left="3240" w:hanging="360"/>
+      </w:pPr>
+      <w:rPr>
+        <w:rFonts w:ascii="Symbol" w:hAnsi="Symbol" w:hint="default"/>
+      </w:rPr>
+    </w:lvl>
+    <w:lvl w:ilvl="4" w:tplc="04090003" w:tentative="1">
+      <w:start w:val="1"/>
+      <w:numFmt w:val="bullet"/>
+      <w:lvlText w:val="o"/>
+      <w:lvlJc w:val="left"/>
+      <w:pPr>
+        <w:tabs>
+          <w:tab w:val="num" w:pos="3960"/>
+        </w:tabs>
+        <w:ind w:left="3960" w:hanging="360"/>
+      </w:pPr>
+      <w:rPr>
+        <w:rFonts w:ascii="Courier New" w:hAnsi="Courier New" w:cs="Courier New" w:hint="default"/>
+      </w:rPr>
+    </w:lvl>
+    <w:lvl w:ilvl="5" w:tplc="04090005" w:tentative="1">
+      <w:start w:val="1"/>
+      <w:numFmt w:val="bullet"/>
+      <w:lvlText w:val=""/>
+      <w:lvlJc w:val="left"/>
+      <w:pPr>
+        <w:tabs>
+          <w:tab w:val="num" w:pos="4680"/>
+        </w:tabs>
+        <w:ind w:left="4680" w:hanging="360"/>
+      </w:pPr>
+      <w:rPr>
+        <w:rFonts w:ascii="Wingdings" w:hAnsi="Wingdings" w:hint="default"/>
+      </w:rPr>
+    </w:lvl>
+    <w:lvl w:ilvl="6" w:tplc="04090001" w:tentative="1">
+      <w:start w:val="1"/>
+      <w:numFmt w:val="bullet"/>
+      <w:lvlText w:val=""/>
+      <w:lvlJc w:val="left"/>
+      <w:pPr>
+        <w:tabs>
+          <w:tab w:val="num" w:pos="5400"/>
+        </w:tabs>
+        <w:ind w:left="5400" w:hanging="360"/>
+      </w:pPr>
+      <w:rPr>
+        <w:rFonts w:ascii="Symbol" w:hAnsi="Symbol" w:hint="default"/>
+      </w:rPr>
+    </w:lvl>
+    <w:lvl w:ilvl="7" w:tplc="04090003" w:tentative="1">
+      <w:start w:val="1"/>
+      <w:numFmt w:val="bullet"/>
+      <w:lvlText w:val="o"/>
+      <w:lvlJc w:val="left"/>
+      <w:pPr>
+        <w:tabs>
+          <w:tab w:val="num" w:pos="6120"/>
+        </w:tabs>
+        <w:ind w:left="6120" w:hanging="360"/>
+      </w:pPr>
+      <w:rPr>
+        <w:rFonts w:ascii="Courier New" w:hAnsi="Courier New" w:cs="Courier New" w:hint="default"/>
+      </w:rPr>
+    </w:lvl>
+    <w:lvl w:ilvl="8" w:tplc="04090005" w:tentative="1">
+      <w:start w:val="1"/>
+      <w:numFmt w:val="bullet"/>
+      <w:lvlText w:val=""/>
+      <w:lvlJc w:val="left"/>
+      <w:pPr>
+        <w:tabs>
+          <w:tab w:val="num" w:pos="6840"/>
+        </w:tabs>
+        <w:ind w:left="6840" w:hanging="360"/>
+      </w:pPr>
+      <w:rPr>
+        <w:rFonts w:ascii="Wingdings" w:hAnsi="Wingdings" w:hint="default"/>
+      </w:rPr>
+    </w:lvl>
+  </w:abstractNum>
+  <w:abstractNum w:abstractNumId="22" w15:restartNumberingAfterBreak="0">
+    <w:nsid w:val="327B43AC"/>
+    <w:multiLevelType w:val="hybridMultilevel"/>
+    <w:tmpl w:val="ADF66660"/>
+    <w:lvl w:ilvl="0" w:tplc="D2883424">
+      <w:start w:val="1"/>
+      <w:numFmt w:val="decimal"/>
+      <w:lvlText w:val="%1."/>
+      <w:lvlJc w:val="left"/>
+      <w:pPr>
+        <w:ind w:left="720" w:hanging="360"/>
+      </w:pPr>
+      <w:rPr>
+        <w:rFonts w:hint="default"/>
+        <w:b/>
+      </w:rPr>
+    </w:lvl>
+    <w:lvl w:ilvl="1" w:tplc="04090019" w:tentative="1">
+      <w:start w:val="1"/>
+      <w:numFmt w:val="lowerLetter"/>
+      <w:lvlText w:val="%2."/>
+      <w:lvlJc w:val="left"/>
+      <w:pPr>
+        <w:ind w:left="1440" w:hanging="360"/>
+      </w:pPr>
+    </w:lvl>
+    <w:lvl w:ilvl="2" w:tplc="0409001B" w:tentative="1">
+      <w:start w:val="1"/>
+      <w:numFmt w:val="lowerRoman"/>
+      <w:lvlText w:val="%3."/>
+      <w:lvlJc w:val="right"/>
+      <w:pPr>
+        <w:ind w:left="2160" w:hanging="180"/>
+      </w:pPr>
+    </w:lvl>
+    <w:lvl w:ilvl="3" w:tplc="0409000F" w:tentative="1">
+      <w:start w:val="1"/>
+      <w:numFmt w:val="decimal"/>
+      <w:lvlText w:val="%4."/>
+      <w:lvlJc w:val="left"/>
+      <w:pPr>
+        <w:ind w:left="2880" w:hanging="360"/>
+      </w:pPr>
+    </w:lvl>
+    <w:lvl w:ilvl="4" w:tplc="04090019" w:tentative="1">
+      <w:start w:val="1"/>
+      <w:numFmt w:val="lowerLetter"/>
+      <w:lvlText w:val="%5."/>
+      <w:lvlJc w:val="left"/>
+      <w:pPr>
+        <w:ind w:left="3600" w:hanging="360"/>
+      </w:pPr>
+    </w:lvl>
+    <w:lvl w:ilvl="5" w:tplc="0409001B" w:tentative="1">
+      <w:start w:val="1"/>
+      <w:numFmt w:val="lowerRoman"/>
+      <w:lvlText w:val="%6."/>
+      <w:lvlJc w:val="right"/>
+      <w:pPr>
+        <w:ind w:left="4320" w:hanging="180"/>
+      </w:pPr>
+    </w:lvl>
+    <w:lvl w:ilvl="6" w:tplc="0409000F" w:tentative="1">
+      <w:start w:val="1"/>
+      <w:numFmt w:val="decimal"/>
+      <w:lvlText w:val="%7."/>
+      <w:lvlJc w:val="left"/>
+      <w:pPr>
+        <w:ind w:left="5040" w:hanging="360"/>
+      </w:pPr>
+    </w:lvl>
+    <w:lvl w:ilvl="7" w:tplc="04090019" w:tentative="1">
+      <w:start w:val="1"/>
+      <w:numFmt w:val="lowerLetter"/>
+      <w:lvlText w:val="%8."/>
+      <w:lvlJc w:val="left"/>
+      <w:pPr>
+        <w:ind w:left="5760" w:hanging="360"/>
+      </w:pPr>
+    </w:lvl>
+    <w:lvl w:ilvl="8" w:tplc="0409001B" w:tentative="1">
+      <w:start w:val="1"/>
+      <w:numFmt w:val="lowerRoman"/>
+      <w:lvlText w:val="%9."/>
+      <w:lvlJc w:val="right"/>
+      <w:pPr>
+        <w:ind w:left="6480" w:hanging="180"/>
+      </w:pPr>
+    </w:lvl>
+  </w:abstractNum>
+  <w:abstractNum w:abstractNumId="23" w15:restartNumberingAfterBreak="0">
+    <w:nsid w:val="348D3C4D"/>
+    <w:multiLevelType w:val="hybridMultilevel"/>
+    <w:tmpl w:val="BA34FA6C"/>
+    <w:lvl w:ilvl="0" w:tplc="3D9626EC">
+      <w:numFmt w:val="bullet"/>
+      <w:lvlText w:val="-"/>
+      <w:lvlJc w:val="left"/>
+      <w:pPr>
+        <w:ind w:left="720" w:hanging="360"/>
+      </w:pPr>
+      <w:rPr>
+        <w:rFonts w:ascii="Times New Roman" w:eastAsia="Times New Roman" w:hAnsi="Times New Roman" w:cs="Times New Roman" w:hint="default"/>
+      </w:rPr>
+    </w:lvl>
+    <w:lvl w:ilvl="1" w:tplc="04090003" w:tentative="1">
+      <w:start w:val="1"/>
+      <w:numFmt w:val="bullet"/>
+      <w:lvlText w:val="o"/>
+      <w:lvlJc w:val="left"/>
+      <w:pPr>
+        <w:ind w:left="1440" w:hanging="360"/>
+      </w:pPr>
+      <w:rPr>
+        <w:rFonts w:ascii="Courier New" w:hAnsi="Courier New" w:cs="Courier New" w:hint="default"/>
+      </w:rPr>
+    </w:lvl>
+    <w:lvl w:ilvl="2" w:tplc="04090005" w:tentative="1">
+      <w:start w:val="1"/>
+      <w:numFmt w:val="bullet"/>
+      <w:lvlText w:val=""/>
+      <w:lvlJc w:val="left"/>
+      <w:pPr>
+        <w:ind w:left="2160" w:hanging="360"/>
+      </w:pPr>
+      <w:rPr>
+        <w:rFonts w:ascii="Wingdings" w:hAnsi="Wingdings" w:hint="default"/>
+      </w:rPr>
+    </w:lvl>
+    <w:lvl w:ilvl="3" w:tplc="04090001" w:tentative="1">
+      <w:start w:val="1"/>
+      <w:numFmt w:val="bullet"/>
+      <w:lvlText w:val=""/>
+      <w:lvlJc w:val="left"/>
+      <w:pPr>
+        <w:ind w:left="2880" w:hanging="360"/>
+      </w:pPr>
+      <w:rPr>
+        <w:rFonts w:ascii="Symbol" w:hAnsi="Symbol" w:hint="default"/>
+      </w:rPr>
+    </w:lvl>
+    <w:lvl w:ilvl="4" w:tplc="04090003" w:tentative="1">
+      <w:start w:val="1"/>
+      <w:numFmt w:val="bullet"/>
+      <w:lvlText w:val="o"/>
+      <w:lvlJc w:val="left"/>
+      <w:pPr>
+        <w:ind w:left="3600" w:hanging="360"/>
+      </w:pPr>
+      <w:rPr>
+        <w:rFonts w:ascii="Courier New" w:hAnsi="Courier New" w:cs="Courier New" w:hint="default"/>
+      </w:rPr>
+    </w:lvl>
+    <w:lvl w:ilvl="5" w:tplc="04090005" w:tentative="1">
+      <w:start w:val="1"/>
+      <w:numFmt w:val="bullet"/>
+      <w:lvlText w:val=""/>
+      <w:lvlJc w:val="left"/>
+      <w:pPr>
+        <w:ind w:left="4320" w:hanging="360"/>
+      </w:pPr>
+      <w:rPr>
+        <w:rFonts w:ascii="Wingdings" w:hAnsi="Wingdings" w:hint="default"/>
+      </w:rPr>
+    </w:lvl>
+    <w:lvl w:ilvl="6" w:tplc="04090001" w:tentative="1">
+      <w:start w:val="1"/>
+      <w:numFmt w:val="bullet"/>
+      <w:lvlText w:val=""/>
+      <w:lvlJc w:val="left"/>
+      <w:pPr>
+        <w:ind w:left="5040" w:hanging="360"/>
+      </w:pPr>
+      <w:rPr>
+        <w:rFonts w:ascii="Symbol" w:hAnsi="Symbol" w:hint="default"/>
+      </w:rPr>
+    </w:lvl>
+    <w:lvl w:ilvl="7" w:tplc="04090003" w:tentative="1">
+      <w:start w:val="1"/>
+      <w:numFmt w:val="bullet"/>
+      <w:lvlText w:val="o"/>
+      <w:lvlJc w:val="left"/>
+      <w:pPr>
+        <w:ind w:left="5760" w:hanging="360"/>
+      </w:pPr>
+      <w:rPr>
+        <w:rFonts w:ascii="Courier New" w:hAnsi="Courier New" w:cs="Courier New" w:hint="default"/>
+      </w:rPr>
+    </w:lvl>
+    <w:lvl w:ilvl="8" w:tplc="04090005" w:tentative="1">
+      <w:start w:val="1"/>
+      <w:numFmt w:val="bullet"/>
+      <w:lvlText w:val=""/>
+      <w:lvlJc w:val="left"/>
+      <w:pPr>
+        <w:ind w:left="6480" w:hanging="360"/>
+      </w:pPr>
+      <w:rPr>
+        <w:rFonts w:ascii="Wingdings" w:hAnsi="Wingdings" w:hint="default"/>
+      </w:rPr>
+    </w:lvl>
+  </w:abstractNum>
+  <w:abstractNum w:abstractNumId="24" w15:restartNumberingAfterBreak="0">
+    <w:nsid w:val="36510814"/>
+    <w:multiLevelType w:val="multilevel"/>
+    <w:tmpl w:val="93AC9CE0"/>
+    <w:lvl w:ilvl="0">
+      <w:start w:val="1"/>
+      <w:numFmt w:val="decimal"/>
+      <w:lvlText w:val="%1."/>
+      <w:lvlJc w:val="left"/>
+      <w:pPr>
+        <w:tabs>
+          <w:tab w:val="num" w:pos="720"/>
+        </w:tabs>
+        <w:ind w:left="720" w:hanging="360"/>
+      </w:pPr>
+    </w:lvl>
+    <w:lvl w:ilvl="1">
+      <w:start w:val="1"/>
+      <w:numFmt w:val="decimal"/>
+      <w:lvlText w:val="%2."/>
+      <w:lvlJc w:val="left"/>
+      <w:pPr>
+        <w:ind w:left="1440" w:hanging="360"/>
+      </w:pPr>
+      <w:rPr>
+        <w:rFonts w:hint="default"/>
+      </w:rPr>
+    </w:lvl>
+    <w:lvl w:ilvl="2" w:tentative="1">
+      <w:start w:val="1"/>
+      <w:numFmt w:val="decimal"/>
+      <w:lvlText w:val="%3."/>
+      <w:lvlJc w:val="left"/>
+      <w:pPr>
+        <w:tabs>
+          <w:tab w:val="num" w:pos="2160"/>
+        </w:tabs>
+        <w:ind w:left="2160" w:hanging="360"/>
+      </w:pPr>
+    </w:lvl>
+    <w:lvl w:ilvl="3" w:tentative="1">
+      <w:start w:val="1"/>
+      <w:numFmt w:val="decimal"/>
+      <w:lvlText w:val="%4."/>
+      <w:lvlJc w:val="left"/>
+      <w:pPr>
+        <w:tabs>
+          <w:tab w:val="num" w:pos="2880"/>
+        </w:tabs>
+        <w:ind w:left="2880" w:hanging="360"/>
+      </w:pPr>
+    </w:lvl>
+    <w:lvl w:ilvl="4" w:tentative="1">
+      <w:start w:val="1"/>
+      <w:numFmt w:val="decimal"/>
+      <w:lvlText w:val="%5."/>
+      <w:lvlJc w:val="left"/>
+      <w:pPr>
+        <w:tabs>
+          <w:tab w:val="num" w:pos="3600"/>
+        </w:tabs>
+        <w:ind w:left="3600" w:hanging="360"/>
+      </w:pPr>
+    </w:lvl>
+    <w:lvl w:ilvl="5" w:tentative="1">
+      <w:start w:val="1"/>
+      <w:numFmt w:val="decimal"/>
+      <w:lvlText w:val="%6."/>
+      <w:lvlJc w:val="left"/>
+      <w:pPr>
+        <w:tabs>
+          <w:tab w:val="num" w:pos="4320"/>
+        </w:tabs>
+        <w:ind w:left="4320" w:hanging="360"/>
+      </w:pPr>
+    </w:lvl>
+    <w:lvl w:ilvl="6" w:tentative="1">
+      <w:start w:val="1"/>
+      <w:numFmt w:val="decimal"/>
+      <w:lvlText w:val="%7."/>
+      <w:lvlJc w:val="left"/>
+      <w:pPr>
+        <w:tabs>
+          <w:tab w:val="num" w:pos="5040"/>
+        </w:tabs>
+        <w:ind w:left="5040" w:hanging="360"/>
+      </w:pPr>
+    </w:lvl>
+    <w:lvl w:ilvl="7" w:tentative="1">
+      <w:start w:val="1"/>
+      <w:numFmt w:val="decimal"/>
+      <w:lvlText w:val="%8."/>
+      <w:lvlJc w:val="left"/>
+      <w:pPr>
+        <w:tabs>
+          <w:tab w:val="num" w:pos="5760"/>
+        </w:tabs>
+        <w:ind w:left="5760" w:hanging="360"/>
+      </w:pPr>
+    </w:lvl>
+    <w:lvl w:ilvl="8" w:tentative="1">
+      <w:start w:val="1"/>
+      <w:numFmt w:val="decimal"/>
+      <w:lvlText w:val="%9."/>
+      <w:lvlJc w:val="left"/>
+      <w:pPr>
+        <w:tabs>
+          <w:tab w:val="num" w:pos="6480"/>
+        </w:tabs>
+        <w:ind w:left="6480" w:hanging="360"/>
+      </w:pPr>
+    </w:lvl>
+  </w:abstractNum>
+  <w:abstractNum w:abstractNumId="25" w15:restartNumberingAfterBreak="0">
+    <w:nsid w:val="3EDC33BC"/>
+    <w:multiLevelType w:val="multilevel"/>
+    <w:tmpl w:val="F84292AC"/>
+    <w:lvl w:ilvl="0">
+      <w:start w:val="1"/>
+      <w:numFmt w:val="bullet"/>
+      <w:lvlText w:val=""/>
+      <w:lvlJc w:val="left"/>
+      <w:pPr>
+        <w:tabs>
+          <w:tab w:val="num" w:pos="720"/>
+        </w:tabs>
+        <w:ind w:left="720" w:hanging="360"/>
+      </w:pPr>
+      <w:rPr>
+        <w:rFonts w:ascii="Symbol" w:hAnsi="Symbol" w:hint="default"/>
+        <w:sz w:val="20"/>
+      </w:rPr>
+    </w:lvl>
+    <w:lvl w:ilvl="1" w:tentative="1">
+      <w:start w:val="1"/>
+      <w:numFmt w:val="bullet"/>
+      <w:lvlText w:val="o"/>
+      <w:lvlJc w:val="left"/>
+      <w:pPr>
+        <w:tabs>
+          <w:tab w:val="num" w:pos="1440"/>
+        </w:tabs>
+        <w:ind w:left="1440" w:hanging="360"/>
+      </w:pPr>
+      <w:rPr>
+        <w:rFonts w:ascii="Courier New" w:hAnsi="Courier New" w:hint="default"/>
+        <w:sz w:val="20"/>
+      </w:rPr>
+    </w:lvl>
+    <w:lvl w:ilvl="2" w:tentative="1">
+      <w:start w:val="1"/>
+      <w:numFmt w:val="bullet"/>
+      <w:lvlText w:val=""/>
+      <w:lvlJc w:val="left"/>
+      <w:pPr>
+        <w:tabs>
+          <w:tab w:val="num" w:pos="2160"/>
+        </w:tabs>
+        <w:ind w:left="2160" w:hanging="360"/>
+      </w:pPr>
+      <w:rPr>
+        <w:rFonts w:ascii="Wingdings" w:hAnsi="Wingdings" w:hint="default"/>
+        <w:sz w:val="20"/>
+      </w:rPr>
+    </w:lvl>
+    <w:lvl w:ilvl="3" w:tentative="1">
+      <w:start w:val="1"/>
+      <w:numFmt w:val="bullet"/>
+      <w:lvlText w:val=""/>
+      <w:lvlJc w:val="left"/>
+      <w:pPr>
+        <w:tabs>
+          <w:tab w:val="num" w:pos="2880"/>
+        </w:tabs>
+        <w:ind w:left="2880" w:hanging="360"/>
+      </w:pPr>
+      <w:rPr>
+        <w:rFonts w:ascii="Wingdings" w:hAnsi="Wingdings" w:hint="default"/>
+        <w:sz w:val="20"/>
+      </w:rPr>
+    </w:lvl>
+    <w:lvl w:ilvl="4" w:tentative="1">
+      <w:start w:val="1"/>
+      <w:numFmt w:val="bullet"/>
+      <w:lvlText w:val=""/>
+      <w:lvlJc w:val="left"/>
+      <w:pPr>
+        <w:tabs>
+          <w:tab w:val="num" w:pos="3600"/>
+        </w:tabs>
+        <w:ind w:left="3600" w:hanging="360"/>
+      </w:pPr>
+      <w:rPr>
+        <w:rFonts w:ascii="Wingdings" w:hAnsi="Wingdings" w:hint="default"/>
+        <w:sz w:val="20"/>
+      </w:rPr>
+    </w:lvl>
+    <w:lvl w:ilvl="5" w:tentative="1">
+      <w:start w:val="1"/>
+      <w:numFmt w:val="bullet"/>
+      <w:lvlText w:val=""/>
+      <w:lvlJc w:val="left"/>
+      <w:pPr>
+        <w:tabs>
+          <w:tab w:val="num" w:pos="4320"/>
+        </w:tabs>
+        <w:ind w:left="4320" w:hanging="360"/>
+      </w:pPr>
+      <w:rPr>
+        <w:rFonts w:ascii="Wingdings" w:hAnsi="Wingdings" w:hint="default"/>
+        <w:sz w:val="20"/>
+      </w:rPr>
+    </w:lvl>
+    <w:lvl w:ilvl="6" w:tentative="1">
+      <w:start w:val="1"/>
+      <w:numFmt w:val="bullet"/>
+      <w:lvlText w:val=""/>
+      <w:lvlJc w:val="left"/>
+      <w:pPr>
+        <w:tabs>
+          <w:tab w:val="num" w:pos="5040"/>
+        </w:tabs>
+        <w:ind w:left="5040" w:hanging="360"/>
+      </w:pPr>
+      <w:rPr>
+        <w:rFonts w:ascii="Wingdings" w:hAnsi="Wingdings" w:hint="default"/>
+        <w:sz w:val="20"/>
+      </w:rPr>
+    </w:lvl>
+    <w:lvl w:ilvl="7" w:tentative="1">
+      <w:start w:val="1"/>
+      <w:numFmt w:val="bullet"/>
+      <w:lvlText w:val=""/>
+      <w:lvlJc w:val="left"/>
+      <w:pPr>
+        <w:tabs>
+          <w:tab w:val="num" w:pos="5760"/>
+        </w:tabs>
+        <w:ind w:left="5760" w:hanging="360"/>
+      </w:pPr>
+      <w:rPr>
+        <w:rFonts w:ascii="Wingdings" w:hAnsi="Wingdings" w:hint="default"/>
+        <w:sz w:val="20"/>
+      </w:rPr>
+    </w:lvl>
+    <w:lvl w:ilvl="8" w:tentative="1">
+      <w:start w:val="1"/>
+      <w:numFmt w:val="bullet"/>
+      <w:lvlText w:val=""/>
+      <w:lvlJc w:val="left"/>
+      <w:pPr>
+        <w:tabs>
+          <w:tab w:val="num" w:pos="6480"/>
+        </w:tabs>
+        <w:ind w:left="6480" w:hanging="360"/>
+      </w:pPr>
+      <w:rPr>
+        <w:rFonts w:ascii="Wingdings" w:hAnsi="Wingdings" w:hint="default"/>
+        <w:sz w:val="20"/>
+      </w:rPr>
+    </w:lvl>
+  </w:abstractNum>
+  <w:abstractNum w:abstractNumId="26" w15:restartNumberingAfterBreak="0">
+    <w:nsid w:val="406D56DA"/>
+    <w:multiLevelType w:val="multilevel"/>
+    <w:tmpl w:val="7C147D16"/>
+    <w:lvl w:ilvl="0">
+      <w:start w:val="1"/>
+      <w:numFmt w:val="bullet"/>
+      <w:lvlText w:val=""/>
+      <w:lvlJc w:val="left"/>
+      <w:pPr>
+        <w:tabs>
+          <w:tab w:val="num" w:pos="720"/>
+        </w:tabs>
+        <w:ind w:left="720" w:hanging="360"/>
+      </w:pPr>
+      <w:rPr>
+        <w:rFonts w:ascii="Symbol" w:hAnsi="Symbol" w:hint="default"/>
+        <w:sz w:val="20"/>
+      </w:rPr>
+    </w:lvl>
+    <w:lvl w:ilvl="1" w:tentative="1">
+      <w:start w:val="1"/>
+      <w:numFmt w:val="bullet"/>
+      <w:lvlText w:val="o"/>
+      <w:lvlJc w:val="left"/>
+      <w:pPr>
+        <w:tabs>
+          <w:tab w:val="num" w:pos="1440"/>
+        </w:tabs>
+        <w:ind w:left="1440" w:hanging="360"/>
+      </w:pPr>
+      <w:rPr>
+        <w:rFonts w:ascii="Courier New" w:hAnsi="Courier New" w:hint="default"/>
+        <w:sz w:val="20"/>
+      </w:rPr>
+    </w:lvl>
+    <w:lvl w:ilvl="2" w:tentative="1">
+      <w:start w:val="1"/>
+      <w:numFmt w:val="bullet"/>
+      <w:lvlText w:val=""/>
+      <w:lvlJc w:val="left"/>
+      <w:pPr>
+        <w:tabs>
+          <w:tab w:val="num" w:pos="2160"/>
+        </w:tabs>
+        <w:ind w:left="2160" w:hanging="360"/>
+      </w:pPr>
+      <w:rPr>
+        <w:rFonts w:ascii="Wingdings" w:hAnsi="Wingdings" w:hint="default"/>
+        <w:sz w:val="20"/>
+      </w:rPr>
+    </w:lvl>
+    <w:lvl w:ilvl="3" w:tentative="1">
+      <w:start w:val="1"/>
+      <w:numFmt w:val="bullet"/>
+      <w:lvlText w:val=""/>
+      <w:lvlJc w:val="left"/>
+      <w:pPr>
+        <w:tabs>
+          <w:tab w:val="num" w:pos="2880"/>
+        </w:tabs>
+        <w:ind w:left="2880" w:hanging="360"/>
+      </w:pPr>
+      <w:rPr>
+        <w:rFonts w:ascii="Wingdings" w:hAnsi="Wingdings" w:hint="default"/>
+        <w:sz w:val="20"/>
+      </w:rPr>
+    </w:lvl>
+    <w:lvl w:ilvl="4" w:tentative="1">
+      <w:start w:val="1"/>
+      <w:numFmt w:val="bullet"/>
+      <w:lvlText w:val=""/>
+      <w:lvlJc w:val="left"/>
+      <w:pPr>
+        <w:tabs>
+          <w:tab w:val="num" w:pos="3600"/>
+        </w:tabs>
+        <w:ind w:left="3600" w:hanging="360"/>
+      </w:pPr>
+      <w:rPr>
+        <w:rFonts w:ascii="Wingdings" w:hAnsi="Wingdings" w:hint="default"/>
+        <w:sz w:val="20"/>
+      </w:rPr>
+    </w:lvl>
+    <w:lvl w:ilvl="5" w:tentative="1">
+      <w:start w:val="1"/>
+      <w:numFmt w:val="bullet"/>
+      <w:lvlText w:val=""/>
+      <w:lvlJc w:val="left"/>
+      <w:pPr>
+        <w:tabs>
+          <w:tab w:val="num" w:pos="4320"/>
+        </w:tabs>
+        <w:ind w:left="4320" w:hanging="360"/>
+      </w:pPr>
+      <w:rPr>
+        <w:rFonts w:ascii="Wingdings" w:hAnsi="Wingdings" w:hint="default"/>
+        <w:sz w:val="20"/>
+      </w:rPr>
+    </w:lvl>
+    <w:lvl w:ilvl="6" w:tentative="1">
+      <w:start w:val="1"/>
+      <w:numFmt w:val="bullet"/>
+      <w:lvlText w:val=""/>
+      <w:lvlJc w:val="left"/>
+      <w:pPr>
+        <w:tabs>
+          <w:tab w:val="num" w:pos="5040"/>
+        </w:tabs>
+        <w:ind w:left="5040" w:hanging="360"/>
+      </w:pPr>
+      <w:rPr>
+        <w:rFonts w:ascii="Wingdings" w:hAnsi="Wingdings" w:hint="default"/>
+        <w:sz w:val="20"/>
+      </w:rPr>
+    </w:lvl>
+    <w:lvl w:ilvl="7" w:tentative="1">
+      <w:start w:val="1"/>
+      <w:numFmt w:val="bullet"/>
+      <w:lvlText w:val=""/>
+      <w:lvlJc w:val="left"/>
+      <w:pPr>
+        <w:tabs>
+          <w:tab w:val="num" w:pos="5760"/>
+        </w:tabs>
+        <w:ind w:left="5760" w:hanging="360"/>
+      </w:pPr>
+      <w:rPr>
+        <w:rFonts w:ascii="Wingdings" w:hAnsi="Wingdings" w:hint="default"/>
+        <w:sz w:val="20"/>
+      </w:rPr>
+    </w:lvl>
+    <w:lvl w:ilvl="8" w:tentative="1">
+      <w:start w:val="1"/>
+      <w:numFmt w:val="bullet"/>
+      <w:lvlText w:val=""/>
+      <w:lvlJc w:val="left"/>
+      <w:pPr>
+        <w:tabs>
+          <w:tab w:val="num" w:pos="6480"/>
+        </w:tabs>
+        <w:ind w:left="6480" w:hanging="360"/>
+      </w:pPr>
+      <w:rPr>
+        <w:rFonts w:ascii="Wingdings" w:hAnsi="Wingdings" w:hint="default"/>
+        <w:sz w:val="20"/>
+      </w:rPr>
+    </w:lvl>
+  </w:abstractNum>
+  <w:abstractNum w:abstractNumId="27" w15:restartNumberingAfterBreak="0">
+    <w:nsid w:val="435E3D09"/>
+    <w:multiLevelType w:val="hybridMultilevel"/>
+    <w:tmpl w:val="7B98E4EA"/>
+    <w:lvl w:ilvl="0" w:tplc="688C32C8">
+      <w:start w:val="1"/>
+      <w:numFmt w:val="decimal"/>
+      <w:lvlText w:val="%1."/>
+      <w:lvlJc w:val="left"/>
+      <w:pPr>
+        <w:ind w:left="907" w:hanging="360"/>
+      </w:pPr>
+      <w:rPr>
+        <w:rFonts w:hint="default"/>
+      </w:rPr>
+    </w:lvl>
+    <w:lvl w:ilvl="1" w:tplc="04090019" w:tentative="1">
+      <w:start w:val="1"/>
+      <w:numFmt w:val="lowerLetter"/>
+      <w:lvlText w:val="%2."/>
+      <w:lvlJc w:val="left"/>
+      <w:pPr>
+        <w:ind w:left="1627" w:hanging="360"/>
+      </w:pPr>
+    </w:lvl>
+    <w:lvl w:ilvl="2" w:tplc="0409001B" w:tentative="1">
+      <w:start w:val="1"/>
+      <w:numFmt w:val="lowerRoman"/>
+      <w:lvlText w:val="%3."/>
+      <w:lvlJc w:val="right"/>
+      <w:pPr>
+        <w:ind w:left="2347" w:hanging="180"/>
+      </w:pPr>
+    </w:lvl>
+    <w:lvl w:ilvl="3" w:tplc="0409000F" w:tentative="1">
+      <w:start w:val="1"/>
+      <w:numFmt w:val="decimal"/>
+      <w:lvlText w:val="%4."/>
+      <w:lvlJc w:val="left"/>
+      <w:pPr>
+        <w:ind w:left="3067" w:hanging="360"/>
+      </w:pPr>
+    </w:lvl>
+    <w:lvl w:ilvl="4" w:tplc="04090019" w:tentative="1">
+      <w:start w:val="1"/>
+      <w:numFmt w:val="lowerLetter"/>
+      <w:lvlText w:val="%5."/>
+      <w:lvlJc w:val="left"/>
+      <w:pPr>
+        <w:ind w:left="3787" w:hanging="360"/>
+      </w:pPr>
+    </w:lvl>
+    <w:lvl w:ilvl="5" w:tplc="0409001B" w:tentative="1">
+      <w:start w:val="1"/>
+      <w:numFmt w:val="lowerRoman"/>
+      <w:lvlText w:val="%6."/>
+      <w:lvlJc w:val="right"/>
+      <w:pPr>
+        <w:ind w:left="4507" w:hanging="180"/>
+      </w:pPr>
+    </w:lvl>
+    <w:lvl w:ilvl="6" w:tplc="0409000F" w:tentative="1">
+      <w:start w:val="1"/>
+      <w:numFmt w:val="decimal"/>
+      <w:lvlText w:val="%7."/>
+      <w:lvlJc w:val="left"/>
+      <w:pPr>
+        <w:ind w:left="5227" w:hanging="360"/>
+      </w:pPr>
+    </w:lvl>
+    <w:lvl w:ilvl="7" w:tplc="04090019" w:tentative="1">
+      <w:start w:val="1"/>
+      <w:numFmt w:val="lowerLetter"/>
+      <w:lvlText w:val="%8."/>
+      <w:lvlJc w:val="left"/>
+      <w:pPr>
+        <w:ind w:left="5947" w:hanging="360"/>
+      </w:pPr>
+    </w:lvl>
+    <w:lvl w:ilvl="8" w:tplc="0409001B" w:tentative="1">
+      <w:start w:val="1"/>
+      <w:numFmt w:val="lowerRoman"/>
+      <w:lvlText w:val="%9."/>
+      <w:lvlJc w:val="right"/>
+      <w:pPr>
+        <w:ind w:left="6667" w:hanging="180"/>
+      </w:pPr>
+    </w:lvl>
+  </w:abstractNum>
+  <w:abstractNum w:abstractNumId="28" w15:restartNumberingAfterBreak="0">
+    <w:nsid w:val="4455385D"/>
+    <w:multiLevelType w:val="hybridMultilevel"/>
+    <w:tmpl w:val="556CA122"/>
+    <w:lvl w:ilvl="0" w:tplc="67D010DE">
+      <w:start w:val="1"/>
+      <w:numFmt w:val="bullet"/>
+      <w:lvlText w:val="-"/>
+      <w:lvlJc w:val="left"/>
+      <w:pPr>
+        <w:ind w:left="1080" w:hanging="360"/>
+      </w:pPr>
+      <w:rPr>
+        <w:rFonts w:ascii="Times New Roman" w:eastAsia="Times New Roman" w:hAnsi="Times New Roman" w:cs="Times New Roman" w:hint="default"/>
+      </w:rPr>
+    </w:lvl>
+    <w:lvl w:ilvl="1" w:tplc="04090003" w:tentative="1">
+      <w:start w:val="1"/>
+      <w:numFmt w:val="bullet"/>
+      <w:lvlText w:val="o"/>
+      <w:lvlJc w:val="left"/>
+      <w:pPr>
+        <w:ind w:left="1800" w:hanging="360"/>
+      </w:pPr>
+      <w:rPr>
+        <w:rFonts w:ascii="Courier New" w:hAnsi="Courier New" w:cs="Courier New" w:hint="default"/>
+      </w:rPr>
+    </w:lvl>
+    <w:lvl w:ilvl="2" w:tplc="04090005" w:tentative="1">
+      <w:start w:val="1"/>
+      <w:numFmt w:val="bullet"/>
+      <w:lvlText w:val=""/>
+      <w:lvlJc w:val="left"/>
+      <w:pPr>
+        <w:ind w:left="2520" w:hanging="360"/>
+      </w:pPr>
+      <w:rPr>
+        <w:rFonts w:ascii="Wingdings" w:hAnsi="Wingdings" w:hint="default"/>
+      </w:rPr>
+    </w:lvl>
+    <w:lvl w:ilvl="3" w:tplc="04090001" w:tentative="1">
+      <w:start w:val="1"/>
+      <w:numFmt w:val="bullet"/>
+      <w:lvlText w:val=""/>
+      <w:lvlJc w:val="left"/>
+      <w:pPr>
+        <w:ind w:left="3240" w:hanging="360"/>
+      </w:pPr>
+      <w:rPr>
+        <w:rFonts w:ascii="Symbol" w:hAnsi="Symbol" w:hint="default"/>
+      </w:rPr>
+    </w:lvl>
+    <w:lvl w:ilvl="4" w:tplc="04090003" w:tentative="1">
+      <w:start w:val="1"/>
+      <w:numFmt w:val="bullet"/>
+      <w:lvlText w:val="o"/>
+      <w:lvlJc w:val="left"/>
+      <w:pPr>
+        <w:ind w:left="3960" w:hanging="360"/>
+      </w:pPr>
+      <w:rPr>
+        <w:rFonts w:ascii="Courier New" w:hAnsi="Courier New" w:cs="Courier New" w:hint="default"/>
+      </w:rPr>
+    </w:lvl>
+    <w:lvl w:ilvl="5" w:tplc="04090005" w:tentative="1">
+      <w:start w:val="1"/>
+      <w:numFmt w:val="bullet"/>
+      <w:lvlText w:val=""/>
+      <w:lvlJc w:val="left"/>
+      <w:pPr>
+        <w:ind w:left="4680" w:hanging="360"/>
+      </w:pPr>
+      <w:rPr>
+        <w:rFonts w:ascii="Wingdings" w:hAnsi="Wingdings" w:hint="default"/>
+      </w:rPr>
+    </w:lvl>
+    <w:lvl w:ilvl="6" w:tplc="04090001" w:tentative="1">
+      <w:start w:val="1"/>
+      <w:numFmt w:val="bullet"/>
+      <w:lvlText w:val=""/>
+      <w:lvlJc w:val="left"/>
+      <w:pPr>
+        <w:ind w:left="5400" w:hanging="360"/>
+      </w:pPr>
+      <w:rPr>
+        <w:rFonts w:ascii="Symbol" w:hAnsi="Symbol" w:hint="default"/>
+      </w:rPr>
+    </w:lvl>
+    <w:lvl w:ilvl="7" w:tplc="04090003" w:tentative="1">
+      <w:start w:val="1"/>
+      <w:numFmt w:val="bullet"/>
+      <w:lvlText w:val="o"/>
+      <w:lvlJc w:val="left"/>
+      <w:pPr>
+        <w:ind w:left="6120" w:hanging="360"/>
+      </w:pPr>
+      <w:rPr>
+        <w:rFonts w:ascii="Courier New" w:hAnsi="Courier New" w:cs="Courier New" w:hint="default"/>
+      </w:rPr>
+    </w:lvl>
+    <w:lvl w:ilvl="8" w:tplc="04090005" w:tentative="1">
+      <w:start w:val="1"/>
+      <w:numFmt w:val="bullet"/>
+      <w:lvlText w:val=""/>
+      <w:lvlJc w:val="left"/>
+      <w:pPr>
+        <w:ind w:left="6840" w:hanging="360"/>
+      </w:pPr>
+      <w:rPr>
+        <w:rFonts w:ascii="Wingdings" w:hAnsi="Wingdings" w:hint="default"/>
+      </w:rPr>
+    </w:lvl>
+  </w:abstractNum>
+  <w:abstractNum w:abstractNumId="29" w15:restartNumberingAfterBreak="0">
+    <w:nsid w:val="475F5403"/>
+    <w:multiLevelType w:val="multilevel"/>
+    <w:tmpl w:val="6246A16C"/>
+    <w:lvl w:ilvl="0">
+      <w:start w:val="1"/>
+      <w:numFmt w:val="bullet"/>
+      <w:lvlText w:val=""/>
+      <w:lvlJc w:val="left"/>
+      <w:pPr>
+        <w:tabs>
+          <w:tab w:val="num" w:pos="720"/>
+        </w:tabs>
+        <w:ind w:left="720" w:hanging="360"/>
+      </w:pPr>
+      <w:rPr>
+        <w:rFonts w:ascii="Symbol" w:hAnsi="Symbol" w:hint="default"/>
+        <w:sz w:val="20"/>
+      </w:rPr>
+    </w:lvl>
+    <w:lvl w:ilvl="1" w:tentative="1">
+      <w:start w:val="1"/>
+      <w:numFmt w:val="bullet"/>
+      <w:lvlText w:val="o"/>
+      <w:lvlJc w:val="left"/>
+      <w:pPr>
+        <w:tabs>
+          <w:tab w:val="num" w:pos="1440"/>
+        </w:tabs>
+        <w:ind w:left="1440" w:hanging="360"/>
+      </w:pPr>
+      <w:rPr>
+        <w:rFonts w:ascii="Courier New" w:hAnsi="Courier New" w:hint="default"/>
+        <w:sz w:val="20"/>
+      </w:rPr>
+    </w:lvl>
+    <w:lvl w:ilvl="2" w:tentative="1">
+      <w:start w:val="1"/>
+      <w:numFmt w:val="bullet"/>
+      <w:lvlText w:val=""/>
+      <w:lvlJc w:val="left"/>
+      <w:pPr>
+        <w:tabs>
+          <w:tab w:val="num" w:pos="2160"/>
+        </w:tabs>
+        <w:ind w:left="2160" w:hanging="360"/>
+      </w:pPr>
+      <w:rPr>
+        <w:rFonts w:ascii="Wingdings" w:hAnsi="Wingdings" w:hint="default"/>
+        <w:sz w:val="20"/>
+      </w:rPr>
+    </w:lvl>
+    <w:lvl w:ilvl="3" w:tentative="1">
+      <w:start w:val="1"/>
+      <w:numFmt w:val="bullet"/>
+      <w:lvlText w:val=""/>
+      <w:lvlJc w:val="left"/>
+      <w:pPr>
+        <w:tabs>
+          <w:tab w:val="num" w:pos="2880"/>
+        </w:tabs>
+        <w:ind w:left="2880" w:hanging="360"/>
+      </w:pPr>
+      <w:rPr>
+        <w:rFonts w:ascii="Wingdings" w:hAnsi="Wingdings" w:hint="default"/>
+        <w:sz w:val="20"/>
+      </w:rPr>
+    </w:lvl>
+    <w:lvl w:ilvl="4" w:tentative="1">
+      <w:start w:val="1"/>
+      <w:numFmt w:val="bullet"/>
+      <w:lvlText w:val=""/>
+      <w:lvlJc w:val="left"/>
+      <w:pPr>
+        <w:tabs>
+          <w:tab w:val="num" w:pos="3600"/>
+        </w:tabs>
+        <w:ind w:left="3600" w:hanging="360"/>
+      </w:pPr>
+      <w:rPr>
+        <w:rFonts w:ascii="Wingdings" w:hAnsi="Wingdings" w:hint="default"/>
+        <w:sz w:val="20"/>
+      </w:rPr>
+    </w:lvl>
+    <w:lvl w:ilvl="5" w:tentative="1">
+      <w:start w:val="1"/>
+      <w:numFmt w:val="bullet"/>
+      <w:lvlText w:val=""/>
+      <w:lvlJc w:val="left"/>
+      <w:pPr>
+        <w:tabs>
+          <w:tab w:val="num" w:pos="4320"/>
+        </w:tabs>
+        <w:ind w:left="4320" w:hanging="360"/>
+      </w:pPr>
+      <w:rPr>
+        <w:rFonts w:ascii="Wingdings" w:hAnsi="Wingdings" w:hint="default"/>
+        <w:sz w:val="20"/>
+      </w:rPr>
+    </w:lvl>
+    <w:lvl w:ilvl="6" w:tentative="1">
+      <w:start w:val="1"/>
+      <w:numFmt w:val="bullet"/>
+      <w:lvlText w:val=""/>
+      <w:lvlJc w:val="left"/>
+      <w:pPr>
+        <w:tabs>
+          <w:tab w:val="num" w:pos="5040"/>
+        </w:tabs>
+        <w:ind w:left="5040" w:hanging="360"/>
+      </w:pPr>
+      <w:rPr>
+        <w:rFonts w:ascii="Wingdings" w:hAnsi="Wingdings" w:hint="default"/>
+        <w:sz w:val="20"/>
+      </w:rPr>
+    </w:lvl>
+    <w:lvl w:ilvl="7" w:tentative="1">
+      <w:start w:val="1"/>
+      <w:numFmt w:val="bullet"/>
+      <w:lvlText w:val=""/>
+      <w:lvlJc w:val="left"/>
+      <w:pPr>
+        <w:tabs>
+          <w:tab w:val="num" w:pos="5760"/>
+        </w:tabs>
+        <w:ind w:left="5760" w:hanging="360"/>
+      </w:pPr>
+      <w:rPr>
+        <w:rFonts w:ascii="Wingdings" w:hAnsi="Wingdings" w:hint="default"/>
+        <w:sz w:val="20"/>
+      </w:rPr>
+    </w:lvl>
+    <w:lvl w:ilvl="8" w:tentative="1">
+      <w:start w:val="1"/>
+      <w:numFmt w:val="bullet"/>
+      <w:lvlText w:val=""/>
+      <w:lvlJc w:val="left"/>
+      <w:pPr>
+        <w:tabs>
+          <w:tab w:val="num" w:pos="6480"/>
+        </w:tabs>
+        <w:ind w:left="6480" w:hanging="360"/>
+      </w:pPr>
+      <w:rPr>
+        <w:rFonts w:ascii="Wingdings" w:hAnsi="Wingdings" w:hint="default"/>
+        <w:sz w:val="20"/>
+      </w:rPr>
+    </w:lvl>
+  </w:abstractNum>
+  <w:abstractNum w:abstractNumId="30" w15:restartNumberingAfterBreak="0">
+    <w:nsid w:val="48371FB6"/>
+    <w:multiLevelType w:val="hybridMultilevel"/>
+    <w:tmpl w:val="7248AF16"/>
+    <w:lvl w:ilvl="0" w:tplc="DB8E7100">
+      <w:start w:val="1"/>
+      <w:numFmt w:val="bullet"/>
+      <w:lvlText w:val="-"/>
+      <w:lvlJc w:val="left"/>
+      <w:pPr>
+        <w:ind w:left="720" w:hanging="360"/>
+      </w:pPr>
+      <w:rPr>
+        <w:rFonts w:ascii="Times New Roman" w:eastAsia="Times New Roman" w:hAnsi="Times New Roman" w:cs="Times New Roman" w:hint="default"/>
+      </w:rPr>
+    </w:lvl>
+    <w:lvl w:ilvl="1" w:tplc="04090003" w:tentative="1">
+      <w:start w:val="1"/>
+      <w:numFmt w:val="bullet"/>
+      <w:lvlText w:val="o"/>
+      <w:lvlJc w:val="left"/>
+      <w:pPr>
+        <w:ind w:left="1440" w:hanging="360"/>
+      </w:pPr>
+      <w:rPr>
+        <w:rFonts w:ascii="Courier New" w:hAnsi="Courier New" w:cs="Courier New" w:hint="default"/>
+      </w:rPr>
+    </w:lvl>
+    <w:lvl w:ilvl="2" w:tplc="04090005" w:tentative="1">
+      <w:start w:val="1"/>
+      <w:numFmt w:val="bullet"/>
+      <w:lvlText w:val=""/>
+      <w:lvlJc w:val="left"/>
+      <w:pPr>
+        <w:ind w:left="2160" w:hanging="360"/>
+      </w:pPr>
+      <w:rPr>
+        <w:rFonts w:ascii="Wingdings" w:hAnsi="Wingdings" w:hint="default"/>
+      </w:rPr>
+    </w:lvl>
+    <w:lvl w:ilvl="3" w:tplc="04090001" w:tentative="1">
+      <w:start w:val="1"/>
+      <w:numFmt w:val="bullet"/>
+      <w:lvlText w:val=""/>
+      <w:lvlJc w:val="left"/>
+      <w:pPr>
+        <w:ind w:left="2880" w:hanging="360"/>
+      </w:pPr>
+      <w:rPr>
+        <w:rFonts w:ascii="Symbol" w:hAnsi="Symbol" w:hint="default"/>
+      </w:rPr>
+    </w:lvl>
+    <w:lvl w:ilvl="4" w:tplc="04090003" w:tentative="1">
+      <w:start w:val="1"/>
+      <w:numFmt w:val="bullet"/>
+      <w:lvlText w:val="o"/>
+      <w:lvlJc w:val="left"/>
+      <w:pPr>
+        <w:ind w:left="3600" w:hanging="360"/>
+      </w:pPr>
+      <w:rPr>
+        <w:rFonts w:ascii="Courier New" w:hAnsi="Courier New" w:cs="Courier New" w:hint="default"/>
+      </w:rPr>
+    </w:lvl>
+    <w:lvl w:ilvl="5" w:tplc="04090005" w:tentative="1">
+      <w:start w:val="1"/>
+      <w:numFmt w:val="bullet"/>
+      <w:lvlText w:val=""/>
+      <w:lvlJc w:val="left"/>
+      <w:pPr>
+        <w:ind w:left="4320" w:hanging="360"/>
+      </w:pPr>
+      <w:rPr>
+        <w:rFonts w:ascii="Wingdings" w:hAnsi="Wingdings" w:hint="default"/>
+      </w:rPr>
+    </w:lvl>
+    <w:lvl w:ilvl="6" w:tplc="04090001" w:tentative="1">
+      <w:start w:val="1"/>
+      <w:numFmt w:val="bullet"/>
+      <w:lvlText w:val=""/>
+      <w:lvlJc w:val="left"/>
+      <w:pPr>
+        <w:ind w:left="5040" w:hanging="360"/>
+      </w:pPr>
+      <w:rPr>
+        <w:rFonts w:ascii="Symbol" w:hAnsi="Symbol" w:hint="default"/>
+      </w:rPr>
+    </w:lvl>
+    <w:lvl w:ilvl="7" w:tplc="04090003" w:tentative="1">
+      <w:start w:val="1"/>
+      <w:numFmt w:val="bullet"/>
+      <w:lvlText w:val="o"/>
+      <w:lvlJc w:val="left"/>
+      <w:pPr>
+        <w:ind w:left="5760" w:hanging="360"/>
+      </w:pPr>
+      <w:rPr>
+        <w:rFonts w:ascii="Courier New" w:hAnsi="Courier New" w:cs="Courier New" w:hint="default"/>
+      </w:rPr>
+    </w:lvl>
+    <w:lvl w:ilvl="8" w:tplc="04090005" w:tentative="1">
+      <w:start w:val="1"/>
+      <w:numFmt w:val="bullet"/>
+      <w:lvlText w:val=""/>
+      <w:lvlJc w:val="left"/>
+      <w:pPr>
+        <w:ind w:left="6480" w:hanging="360"/>
+      </w:pPr>
+      <w:rPr>
+        <w:rFonts w:ascii="Wingdings" w:hAnsi="Wingdings" w:hint="default"/>
+      </w:rPr>
+    </w:lvl>
+  </w:abstractNum>
+  <w:abstractNum w:abstractNumId="31" w15:restartNumberingAfterBreak="0">
+    <w:nsid w:val="4A0729BB"/>
+    <w:multiLevelType w:val="hybridMultilevel"/>
+    <w:tmpl w:val="621C5E6E"/>
+    <w:lvl w:ilvl="0" w:tplc="351E38EE">
+      <w:start w:val="1"/>
+      <w:numFmt w:val="decimal"/>
+      <w:lvlText w:val="%1."/>
+      <w:lvlJc w:val="left"/>
+      <w:pPr>
+        <w:tabs>
+          <w:tab w:val="num" w:pos="1080"/>
+        </w:tabs>
+        <w:ind w:left="1080" w:hanging="360"/>
+      </w:pPr>
+      <w:rPr>
+        <w:rFonts w:hint="default"/>
+      </w:rPr>
+    </w:lvl>
+    <w:lvl w:ilvl="1" w:tplc="04090019" w:tentative="1">
+      <w:start w:val="1"/>
+      <w:numFmt w:val="lowerLetter"/>
+      <w:lvlText w:val="%2."/>
+      <w:lvlJc w:val="left"/>
+      <w:pPr>
+        <w:tabs>
+          <w:tab w:val="num" w:pos="1800"/>
+        </w:tabs>
+        <w:ind w:left="1800" w:hanging="360"/>
+      </w:pPr>
+    </w:lvl>
+    <w:lvl w:ilvl="2" w:tplc="0409001B" w:tentative="1">
+      <w:start w:val="1"/>
+      <w:numFmt w:val="lowerRoman"/>
+      <w:lvlText w:val="%3."/>
+      <w:lvlJc w:val="right"/>
+      <w:pPr>
+        <w:tabs>
+          <w:tab w:val="num" w:pos="2520"/>
+        </w:tabs>
+        <w:ind w:left="2520" w:hanging="180"/>
+      </w:pPr>
+    </w:lvl>
+    <w:lvl w:ilvl="3" w:tplc="0409000F" w:tentative="1">
+      <w:start w:val="1"/>
+      <w:numFmt w:val="decimal"/>
+      <w:lvlText w:val="%4."/>
+      <w:lvlJc w:val="left"/>
+      <w:pPr>
+        <w:tabs>
+          <w:tab w:val="num" w:pos="3240"/>
+        </w:tabs>
+        <w:ind w:left="3240" w:hanging="360"/>
+      </w:pPr>
+    </w:lvl>
+    <w:lvl w:ilvl="4" w:tplc="04090019" w:tentative="1">
+      <w:start w:val="1"/>
+      <w:numFmt w:val="lowerLetter"/>
+      <w:lvlText w:val="%5."/>
+      <w:lvlJc w:val="left"/>
+      <w:pPr>
+        <w:tabs>
+          <w:tab w:val="num" w:pos="3960"/>
+        </w:tabs>
+        <w:ind w:left="3960" w:hanging="360"/>
+      </w:pPr>
+    </w:lvl>
+    <w:lvl w:ilvl="5" w:tplc="0409001B" w:tentative="1">
+      <w:start w:val="1"/>
+      <w:numFmt w:val="lowerRoman"/>
+      <w:lvlText w:val="%6."/>
+      <w:lvlJc w:val="right"/>
+      <w:pPr>
+        <w:tabs>
+          <w:tab w:val="num" w:pos="4680"/>
+        </w:tabs>
+        <w:ind w:left="4680" w:hanging="180"/>
+      </w:pPr>
+    </w:lvl>
+    <w:lvl w:ilvl="6" w:tplc="0409000F" w:tentative="1">
+      <w:start w:val="1"/>
+      <w:numFmt w:val="decimal"/>
+      <w:lvlText w:val="%7."/>
+      <w:lvlJc w:val="left"/>
+      <w:pPr>
+        <w:tabs>
+          <w:tab w:val="num" w:pos="5400"/>
+        </w:tabs>
+        <w:ind w:left="5400" w:hanging="360"/>
+      </w:pPr>
+    </w:lvl>
+    <w:lvl w:ilvl="7" w:tplc="04090019" w:tentative="1">
+      <w:start w:val="1"/>
+      <w:numFmt w:val="lowerLetter"/>
+      <w:lvlText w:val="%8."/>
+      <w:lvlJc w:val="left"/>
+      <w:pPr>
+        <w:tabs>
+          <w:tab w:val="num" w:pos="6120"/>
+        </w:tabs>
+        <w:ind w:left="6120" w:hanging="360"/>
+      </w:pPr>
+    </w:lvl>
+    <w:lvl w:ilvl="8" w:tplc="0409001B" w:tentative="1">
+      <w:start w:val="1"/>
+      <w:numFmt w:val="lowerRoman"/>
+      <w:lvlText w:val="%9."/>
+      <w:lvlJc w:val="right"/>
+      <w:pPr>
+        <w:tabs>
+          <w:tab w:val="num" w:pos="6840"/>
+        </w:tabs>
+        <w:ind w:left="6840" w:hanging="180"/>
+      </w:pPr>
+    </w:lvl>
+  </w:abstractNum>
+  <w:abstractNum w:abstractNumId="32" w15:restartNumberingAfterBreak="0">
+    <w:nsid w:val="4B1408B8"/>
+    <w:multiLevelType w:val="hybridMultilevel"/>
+    <w:tmpl w:val="9CDC18DA"/>
+    <w:lvl w:ilvl="0" w:tplc="7832AF18">
+      <w:start w:val="1"/>
+      <w:numFmt w:val="decimal"/>
+      <w:lvlText w:val="%1."/>
+      <w:lvlJc w:val="left"/>
+      <w:pPr>
+        <w:ind w:left="904" w:hanging="360"/>
+      </w:pPr>
+      <w:rPr>
+        <w:rFonts w:hint="default"/>
+      </w:rPr>
+    </w:lvl>
+    <w:lvl w:ilvl="1" w:tplc="04090019" w:tentative="1">
+      <w:start w:val="1"/>
+      <w:numFmt w:val="lowerLetter"/>
+      <w:lvlText w:val="%2."/>
+      <w:lvlJc w:val="left"/>
+      <w:pPr>
+        <w:ind w:left="1624" w:hanging="360"/>
+      </w:pPr>
+    </w:lvl>
+    <w:lvl w:ilvl="2" w:tplc="0409001B" w:tentative="1">
+      <w:start w:val="1"/>
+      <w:numFmt w:val="lowerRoman"/>
+      <w:lvlText w:val="%3."/>
+      <w:lvlJc w:val="right"/>
+      <w:pPr>
+        <w:ind w:left="2344" w:hanging="180"/>
+      </w:pPr>
+    </w:lvl>
+    <w:lvl w:ilvl="3" w:tplc="0409000F" w:tentative="1">
+      <w:start w:val="1"/>
+      <w:numFmt w:val="decimal"/>
+      <w:lvlText w:val="%4."/>
+      <w:lvlJc w:val="left"/>
+      <w:pPr>
+        <w:ind w:left="3064" w:hanging="360"/>
+      </w:pPr>
+    </w:lvl>
+    <w:lvl w:ilvl="4" w:tplc="04090019" w:tentative="1">
+      <w:start w:val="1"/>
+      <w:numFmt w:val="lowerLetter"/>
+      <w:lvlText w:val="%5."/>
+      <w:lvlJc w:val="left"/>
+      <w:pPr>
+        <w:ind w:left="3784" w:hanging="360"/>
+      </w:pPr>
+    </w:lvl>
+    <w:lvl w:ilvl="5" w:tplc="0409001B" w:tentative="1">
+      <w:start w:val="1"/>
+      <w:numFmt w:val="lowerRoman"/>
+      <w:lvlText w:val="%6."/>
+      <w:lvlJc w:val="right"/>
+      <w:pPr>
+        <w:ind w:left="4504" w:hanging="180"/>
+      </w:pPr>
+    </w:lvl>
+    <w:lvl w:ilvl="6" w:tplc="0409000F" w:tentative="1">
+      <w:start w:val="1"/>
+      <w:numFmt w:val="decimal"/>
+      <w:lvlText w:val="%7."/>
+      <w:lvlJc w:val="left"/>
+      <w:pPr>
+        <w:ind w:left="5224" w:hanging="360"/>
+      </w:pPr>
+    </w:lvl>
+    <w:lvl w:ilvl="7" w:tplc="04090019" w:tentative="1">
+      <w:start w:val="1"/>
+      <w:numFmt w:val="lowerLetter"/>
+      <w:lvlText w:val="%8."/>
+      <w:lvlJc w:val="left"/>
+      <w:pPr>
+        <w:ind w:left="5944" w:hanging="360"/>
+      </w:pPr>
+    </w:lvl>
+    <w:lvl w:ilvl="8" w:tplc="0409001B" w:tentative="1">
+      <w:start w:val="1"/>
+      <w:numFmt w:val="lowerRoman"/>
+      <w:lvlText w:val="%9."/>
+      <w:lvlJc w:val="right"/>
+      <w:pPr>
+        <w:ind w:left="6664" w:hanging="180"/>
+      </w:pPr>
+    </w:lvl>
+  </w:abstractNum>
+  <w:abstractNum w:abstractNumId="33" w15:restartNumberingAfterBreak="0">
+    <w:nsid w:val="4B20561F"/>
+    <w:multiLevelType w:val="multilevel"/>
+    <w:tmpl w:val="3EB6553E"/>
+    <w:lvl w:ilvl="0">
+      <w:start w:val="1"/>
+      <w:numFmt w:val="bullet"/>
+      <w:lvlText w:val=""/>
+      <w:lvlJc w:val="left"/>
+      <w:pPr>
+        <w:tabs>
+          <w:tab w:val="num" w:pos="720"/>
+        </w:tabs>
+        <w:ind w:left="720" w:hanging="360"/>
+      </w:pPr>
+      <w:rPr>
+        <w:rFonts w:ascii="Symbol" w:hAnsi="Symbol" w:hint="default"/>
+        <w:sz w:val="20"/>
+      </w:rPr>
+    </w:lvl>
+    <w:lvl w:ilvl="1" w:tentative="1">
+      <w:start w:val="1"/>
+      <w:numFmt w:val="bullet"/>
+      <w:lvlText w:val="o"/>
+      <w:lvlJc w:val="left"/>
+      <w:pPr>
+        <w:tabs>
+          <w:tab w:val="num" w:pos="1440"/>
+        </w:tabs>
+        <w:ind w:left="1440" w:hanging="360"/>
+      </w:pPr>
+      <w:rPr>
+        <w:rFonts w:ascii="Courier New" w:hAnsi="Courier New" w:hint="default"/>
+        <w:sz w:val="20"/>
+      </w:rPr>
+    </w:lvl>
+    <w:lvl w:ilvl="2" w:tentative="1">
+      <w:start w:val="1"/>
+      <w:numFmt w:val="bullet"/>
+      <w:lvlText w:val=""/>
+      <w:lvlJc w:val="left"/>
+      <w:pPr>
+        <w:tabs>
+          <w:tab w:val="num" w:pos="2160"/>
+        </w:tabs>
+        <w:ind w:left="2160" w:hanging="360"/>
+      </w:pPr>
+      <w:rPr>
+        <w:rFonts w:ascii="Wingdings" w:hAnsi="Wingdings" w:hint="default"/>
+        <w:sz w:val="20"/>
+      </w:rPr>
+    </w:lvl>
+    <w:lvl w:ilvl="3" w:tentative="1">
+      <w:start w:val="1"/>
+      <w:numFmt w:val="bullet"/>
+      <w:lvlText w:val=""/>
+      <w:lvlJc w:val="left"/>
+      <w:pPr>
+        <w:tabs>
+          <w:tab w:val="num" w:pos="2880"/>
+        </w:tabs>
+        <w:ind w:left="2880" w:hanging="360"/>
+      </w:pPr>
+      <w:rPr>
+        <w:rFonts w:ascii="Wingdings" w:hAnsi="Wingdings" w:hint="default"/>
+        <w:sz w:val="20"/>
+      </w:rPr>
+    </w:lvl>
+    <w:lvl w:ilvl="4" w:tentative="1">
+      <w:start w:val="1"/>
+      <w:numFmt w:val="bullet"/>
+      <w:lvlText w:val=""/>
+      <w:lvlJc w:val="left"/>
+      <w:pPr>
+        <w:tabs>
+          <w:tab w:val="num" w:pos="3600"/>
+        </w:tabs>
+        <w:ind w:left="3600" w:hanging="360"/>
+      </w:pPr>
+      <w:rPr>
+        <w:rFonts w:ascii="Wingdings" w:hAnsi="Wingdings" w:hint="default"/>
+        <w:sz w:val="20"/>
+      </w:rPr>
+    </w:lvl>
+    <w:lvl w:ilvl="5" w:tentative="1">
+      <w:start w:val="1"/>
+      <w:numFmt w:val="bullet"/>
+      <w:lvlText w:val=""/>
+      <w:lvlJc w:val="left"/>
+      <w:pPr>
+        <w:tabs>
+          <w:tab w:val="num" w:pos="4320"/>
+        </w:tabs>
+        <w:ind w:left="4320" w:hanging="360"/>
+      </w:pPr>
+      <w:rPr>
+        <w:rFonts w:ascii="Wingdings" w:hAnsi="Wingdings" w:hint="default"/>
+        <w:sz w:val="20"/>
+      </w:rPr>
+    </w:lvl>
+    <w:lvl w:ilvl="6" w:tentative="1">
+      <w:start w:val="1"/>
+      <w:numFmt w:val="bullet"/>
+      <w:lvlText w:val=""/>
+      <w:lvlJc w:val="left"/>
+      <w:pPr>
+        <w:tabs>
+          <w:tab w:val="num" w:pos="5040"/>
+        </w:tabs>
+        <w:ind w:left="5040" w:hanging="360"/>
+      </w:pPr>
+      <w:rPr>
+        <w:rFonts w:ascii="Wingdings" w:hAnsi="Wingdings" w:hint="default"/>
+        <w:sz w:val="20"/>
+      </w:rPr>
+    </w:lvl>
+    <w:lvl w:ilvl="7" w:tentative="1">
+      <w:start w:val="1"/>
+      <w:numFmt w:val="bullet"/>
+      <w:lvlText w:val=""/>
+      <w:lvlJc w:val="left"/>
+      <w:pPr>
+        <w:tabs>
+          <w:tab w:val="num" w:pos="5760"/>
+        </w:tabs>
+        <w:ind w:left="5760" w:hanging="360"/>
+      </w:pPr>
+      <w:rPr>
+        <w:rFonts w:ascii="Wingdings" w:hAnsi="Wingdings" w:hint="default"/>
+        <w:sz w:val="20"/>
+      </w:rPr>
+    </w:lvl>
+    <w:lvl w:ilvl="8" w:tentative="1">
+      <w:start w:val="1"/>
+      <w:numFmt w:val="bullet"/>
+      <w:lvlText w:val=""/>
+      <w:lvlJc w:val="left"/>
+      <w:pPr>
+        <w:tabs>
+          <w:tab w:val="num" w:pos="6480"/>
+        </w:tabs>
+        <w:ind w:left="6480" w:hanging="360"/>
+      </w:pPr>
+      <w:rPr>
+        <w:rFonts w:ascii="Wingdings" w:hAnsi="Wingdings" w:hint="default"/>
+        <w:sz w:val="20"/>
+      </w:rPr>
+    </w:lvl>
+  </w:abstractNum>
+  <w:abstractNum w:abstractNumId="34" w15:restartNumberingAfterBreak="0">
+    <w:nsid w:val="4C132CFE"/>
+    <w:multiLevelType w:val="multilevel"/>
+    <w:tmpl w:val="AC7A7378"/>
+    <w:lvl w:ilvl="0">
+      <w:start w:val="1"/>
+      <w:numFmt w:val="bullet"/>
+      <w:lvlText w:val=""/>
+      <w:lvlJc w:val="left"/>
+      <w:pPr>
+        <w:tabs>
+          <w:tab w:val="num" w:pos="720"/>
+        </w:tabs>
+        <w:ind w:left="720" w:hanging="360"/>
+      </w:pPr>
+      <w:rPr>
+        <w:rFonts w:ascii="Symbol" w:hAnsi="Symbol" w:hint="default"/>
+        <w:sz w:val="20"/>
+      </w:rPr>
+    </w:lvl>
+    <w:lvl w:ilvl="1" w:tentative="1">
+      <w:start w:val="1"/>
+      <w:numFmt w:val="bullet"/>
+      <w:lvlText w:val="o"/>
+      <w:lvlJc w:val="left"/>
+      <w:pPr>
+        <w:tabs>
+          <w:tab w:val="num" w:pos="1440"/>
+        </w:tabs>
+        <w:ind w:left="1440" w:hanging="360"/>
+      </w:pPr>
+      <w:rPr>
+        <w:rFonts w:ascii="Courier New" w:hAnsi="Courier New" w:hint="default"/>
+        <w:sz w:val="20"/>
+      </w:rPr>
+    </w:lvl>
+    <w:lvl w:ilvl="2" w:tentative="1">
+      <w:start w:val="1"/>
+      <w:numFmt w:val="bullet"/>
+      <w:lvlText w:val=""/>
+      <w:lvlJc w:val="left"/>
+      <w:pPr>
+        <w:tabs>
+          <w:tab w:val="num" w:pos="2160"/>
+        </w:tabs>
+        <w:ind w:left="2160" w:hanging="360"/>
+      </w:pPr>
+      <w:rPr>
+        <w:rFonts w:ascii="Wingdings" w:hAnsi="Wingdings" w:hint="default"/>
+        <w:sz w:val="20"/>
+      </w:rPr>
+    </w:lvl>
+    <w:lvl w:ilvl="3" w:tentative="1">
+      <w:start w:val="1"/>
+      <w:numFmt w:val="bullet"/>
+      <w:lvlText w:val=""/>
+      <w:lvlJc w:val="left"/>
+      <w:pPr>
+        <w:tabs>
+          <w:tab w:val="num" w:pos="2880"/>
+        </w:tabs>
+        <w:ind w:left="2880" w:hanging="360"/>
+      </w:pPr>
+      <w:rPr>
+        <w:rFonts w:ascii="Wingdings" w:hAnsi="Wingdings" w:hint="default"/>
+        <w:sz w:val="20"/>
+      </w:rPr>
+    </w:lvl>
+    <w:lvl w:ilvl="4" w:tentative="1">
+      <w:start w:val="1"/>
+      <w:numFmt w:val="bullet"/>
+      <w:lvlText w:val=""/>
+      <w:lvlJc w:val="left"/>
+      <w:pPr>
+        <w:tabs>
+          <w:tab w:val="num" w:pos="3600"/>
+        </w:tabs>
+        <w:ind w:left="3600" w:hanging="360"/>
+      </w:pPr>
+      <w:rPr>
+        <w:rFonts w:ascii="Wingdings" w:hAnsi="Wingdings" w:hint="default"/>
+        <w:sz w:val="20"/>
+      </w:rPr>
+    </w:lvl>
+    <w:lvl w:ilvl="5" w:tentative="1">
+      <w:start w:val="1"/>
+      <w:numFmt w:val="bullet"/>
+      <w:lvlText w:val=""/>
+      <w:lvlJc w:val="left"/>
+      <w:pPr>
+        <w:tabs>
+          <w:tab w:val="num" w:pos="4320"/>
+        </w:tabs>
+        <w:ind w:left="4320" w:hanging="360"/>
+      </w:pPr>
+      <w:rPr>
+        <w:rFonts w:ascii="Wingdings" w:hAnsi="Wingdings" w:hint="default"/>
+        <w:sz w:val="20"/>
+      </w:rPr>
+    </w:lvl>
+    <w:lvl w:ilvl="6" w:tentative="1">
+      <w:start w:val="1"/>
+      <w:numFmt w:val="bullet"/>
+      <w:lvlText w:val=""/>
+      <w:lvlJc w:val="left"/>
+      <w:pPr>
+        <w:tabs>
+          <w:tab w:val="num" w:pos="5040"/>
+        </w:tabs>
+        <w:ind w:left="5040" w:hanging="360"/>
+      </w:pPr>
+      <w:rPr>
+        <w:rFonts w:ascii="Wingdings" w:hAnsi="Wingdings" w:hint="default"/>
+        <w:sz w:val="20"/>
+      </w:rPr>
+    </w:lvl>
+    <w:lvl w:ilvl="7" w:tentative="1">
+      <w:start w:val="1"/>
+      <w:numFmt w:val="bullet"/>
+      <w:lvlText w:val=""/>
+      <w:lvlJc w:val="left"/>
+      <w:pPr>
+        <w:tabs>
+          <w:tab w:val="num" w:pos="5760"/>
+        </w:tabs>
+        <w:ind w:left="5760" w:hanging="360"/>
+      </w:pPr>
+      <w:rPr>
+        <w:rFonts w:ascii="Wingdings" w:hAnsi="Wingdings" w:hint="default"/>
+        <w:sz w:val="20"/>
+      </w:rPr>
+    </w:lvl>
+    <w:lvl w:ilvl="8" w:tentative="1">
+      <w:start w:val="1"/>
+      <w:numFmt w:val="bullet"/>
+      <w:lvlText w:val=""/>
+      <w:lvlJc w:val="left"/>
+      <w:pPr>
+        <w:tabs>
+          <w:tab w:val="num" w:pos="6480"/>
+        </w:tabs>
+        <w:ind w:left="6480" w:hanging="360"/>
+      </w:pPr>
+      <w:rPr>
+        <w:rFonts w:ascii="Wingdings" w:hAnsi="Wingdings" w:hint="default"/>
+        <w:sz w:val="20"/>
+      </w:rPr>
+    </w:lvl>
+  </w:abstractNum>
+  <w:abstractNum w:abstractNumId="35" w15:restartNumberingAfterBreak="0">
+    <w:nsid w:val="578C61B5"/>
+    <w:multiLevelType w:val="hybridMultilevel"/>
+    <w:tmpl w:val="C18E0008"/>
+    <w:lvl w:ilvl="0" w:tplc="785AAFA4">
+      <w:start w:val="1"/>
+      <w:numFmt w:val="decimal"/>
+      <w:lvlText w:val="%1."/>
+      <w:lvlJc w:val="left"/>
+      <w:pPr>
+        <w:tabs>
+          <w:tab w:val="num" w:pos="1080"/>
+        </w:tabs>
+        <w:ind w:left="1080" w:hanging="360"/>
+      </w:pPr>
+      <w:rPr>
+        <w:rFonts w:hint="default"/>
+      </w:rPr>
+    </w:lvl>
+    <w:lvl w:ilvl="1" w:tplc="04090019" w:tentative="1">
+      <w:start w:val="1"/>
+      <w:numFmt w:val="lowerLetter"/>
+      <w:lvlText w:val="%2."/>
+      <w:lvlJc w:val="left"/>
+      <w:pPr>
+        <w:tabs>
+          <w:tab w:val="num" w:pos="1800"/>
+        </w:tabs>
+        <w:ind w:left="1800" w:hanging="360"/>
+      </w:pPr>
+    </w:lvl>
+    <w:lvl w:ilvl="2" w:tplc="0409001B" w:tentative="1">
+      <w:start w:val="1"/>
+      <w:numFmt w:val="lowerRoman"/>
+      <w:lvlText w:val="%3."/>
+      <w:lvlJc w:val="right"/>
+      <w:pPr>
+        <w:tabs>
+          <w:tab w:val="num" w:pos="2520"/>
+        </w:tabs>
+        <w:ind w:left="2520" w:hanging="180"/>
+      </w:pPr>
+    </w:lvl>
+    <w:lvl w:ilvl="3" w:tplc="0409000F" w:tentative="1">
+      <w:start w:val="1"/>
+      <w:numFmt w:val="decimal"/>
+      <w:lvlText w:val="%4."/>
+      <w:lvlJc w:val="left"/>
+      <w:pPr>
+        <w:tabs>
+          <w:tab w:val="num" w:pos="3240"/>
+        </w:tabs>
+        <w:ind w:left="3240" w:hanging="360"/>
+      </w:pPr>
+    </w:lvl>
+    <w:lvl w:ilvl="4" w:tplc="04090019" w:tentative="1">
+      <w:start w:val="1"/>
+      <w:numFmt w:val="lowerLetter"/>
+      <w:lvlText w:val="%5."/>
+      <w:lvlJc w:val="left"/>
+      <w:pPr>
+        <w:tabs>
+          <w:tab w:val="num" w:pos="3960"/>
+        </w:tabs>
+        <w:ind w:left="3960" w:hanging="360"/>
+      </w:pPr>
+    </w:lvl>
+    <w:lvl w:ilvl="5" w:tplc="0409001B" w:tentative="1">
+      <w:start w:val="1"/>
+      <w:numFmt w:val="lowerRoman"/>
+      <w:lvlText w:val="%6."/>
+      <w:lvlJc w:val="right"/>
+      <w:pPr>
+        <w:tabs>
+          <w:tab w:val="num" w:pos="4680"/>
+        </w:tabs>
+        <w:ind w:left="4680" w:hanging="180"/>
+      </w:pPr>
+    </w:lvl>
+    <w:lvl w:ilvl="6" w:tplc="0409000F" w:tentative="1">
+      <w:start w:val="1"/>
+      <w:numFmt w:val="decimal"/>
+      <w:lvlText w:val="%7."/>
+      <w:lvlJc w:val="left"/>
+      <w:pPr>
+        <w:tabs>
+          <w:tab w:val="num" w:pos="5400"/>
+        </w:tabs>
+        <w:ind w:left="5400" w:hanging="360"/>
+      </w:pPr>
+    </w:lvl>
+    <w:lvl w:ilvl="7" w:tplc="04090019" w:tentative="1">
+      <w:start w:val="1"/>
+      <w:numFmt w:val="lowerLetter"/>
+      <w:lvlText w:val="%8."/>
+      <w:lvlJc w:val="left"/>
+      <w:pPr>
+        <w:tabs>
+          <w:tab w:val="num" w:pos="6120"/>
+        </w:tabs>
+        <w:ind w:left="6120" w:hanging="360"/>
+      </w:pPr>
+    </w:lvl>
+    <w:lvl w:ilvl="8" w:tplc="0409001B" w:tentative="1">
+      <w:start w:val="1"/>
+      <w:numFmt w:val="lowerRoman"/>
+      <w:lvlText w:val="%9."/>
+      <w:lvlJc w:val="right"/>
+      <w:pPr>
+        <w:tabs>
+          <w:tab w:val="num" w:pos="6840"/>
+        </w:tabs>
+        <w:ind w:left="6840" w:hanging="180"/>
+      </w:pPr>
+    </w:lvl>
+  </w:abstractNum>
+  <w:abstractNum w:abstractNumId="36" w15:restartNumberingAfterBreak="0">
+    <w:nsid w:val="58C0070F"/>
+    <w:multiLevelType w:val="multilevel"/>
+    <w:tmpl w:val="08C84F42"/>
+    <w:lvl w:ilvl="0">
+      <w:start w:val="1"/>
+      <w:numFmt w:val="bullet"/>
+      <w:lvlText w:val=""/>
+      <w:lvlJc w:val="left"/>
+      <w:pPr>
+        <w:tabs>
+          <w:tab w:val="num" w:pos="1080"/>
+        </w:tabs>
+        <w:ind w:left="1080" w:hanging="360"/>
+      </w:pPr>
+      <w:rPr>
+        <w:rFonts w:ascii="Symbol" w:hAnsi="Symbol" w:hint="default"/>
+        <w:sz w:val="20"/>
+      </w:rPr>
+    </w:lvl>
+    <w:lvl w:ilvl="1" w:tentative="1">
+      <w:start w:val="1"/>
+      <w:numFmt w:val="bullet"/>
+      <w:lvlText w:val="o"/>
+      <w:lvlJc w:val="left"/>
+      <w:pPr>
+        <w:tabs>
+          <w:tab w:val="num" w:pos="1800"/>
+        </w:tabs>
+        <w:ind w:left="1800" w:hanging="360"/>
+      </w:pPr>
+      <w:rPr>
+        <w:rFonts w:ascii="Courier New" w:hAnsi="Courier New" w:hint="default"/>
+        <w:sz w:val="20"/>
+      </w:rPr>
+    </w:lvl>
+    <w:lvl w:ilvl="2" w:tentative="1">
+      <w:start w:val="1"/>
+      <w:numFmt w:val="bullet"/>
+      <w:lvlText w:val=""/>
+      <w:lvlJc w:val="left"/>
+      <w:pPr>
+        <w:tabs>
+          <w:tab w:val="num" w:pos="2520"/>
+        </w:tabs>
+        <w:ind w:left="2520" w:hanging="360"/>
+      </w:pPr>
+      <w:rPr>
+        <w:rFonts w:ascii="Wingdings" w:hAnsi="Wingdings" w:hint="default"/>
+        <w:sz w:val="20"/>
+      </w:rPr>
+    </w:lvl>
+    <w:lvl w:ilvl="3" w:tentative="1">
+      <w:start w:val="1"/>
+      <w:numFmt w:val="bullet"/>
+      <w:lvlText w:val=""/>
+      <w:lvlJc w:val="left"/>
+      <w:pPr>
+        <w:tabs>
+          <w:tab w:val="num" w:pos="3240"/>
+        </w:tabs>
+        <w:ind w:left="3240" w:hanging="360"/>
+      </w:pPr>
+      <w:rPr>
+        <w:rFonts w:ascii="Wingdings" w:hAnsi="Wingdings" w:hint="default"/>
+        <w:sz w:val="20"/>
+      </w:rPr>
+    </w:lvl>
+    <w:lvl w:ilvl="4" w:tentative="1">
+      <w:start w:val="1"/>
+      <w:numFmt w:val="bullet"/>
+      <w:lvlText w:val=""/>
+      <w:lvlJc w:val="left"/>
+      <w:pPr>
+        <w:tabs>
+          <w:tab w:val="num" w:pos="3960"/>
+        </w:tabs>
+        <w:ind w:left="3960" w:hanging="360"/>
+      </w:pPr>
+      <w:rPr>
+        <w:rFonts w:ascii="Wingdings" w:hAnsi="Wingdings" w:hint="default"/>
+        <w:sz w:val="20"/>
+      </w:rPr>
+    </w:lvl>
+    <w:lvl w:ilvl="5" w:tentative="1">
+      <w:start w:val="1"/>
+      <w:numFmt w:val="bullet"/>
+      <w:lvlText w:val=""/>
+      <w:lvlJc w:val="left"/>
+      <w:pPr>
+        <w:tabs>
+          <w:tab w:val="num" w:pos="4680"/>
+        </w:tabs>
+        <w:ind w:left="4680" w:hanging="360"/>
+      </w:pPr>
+      <w:rPr>
+        <w:rFonts w:ascii="Wingdings" w:hAnsi="Wingdings" w:hint="default"/>
+        <w:sz w:val="20"/>
+      </w:rPr>
+    </w:lvl>
+    <w:lvl w:ilvl="6" w:tentative="1">
+      <w:start w:val="1"/>
+      <w:numFmt w:val="bullet"/>
+      <w:lvlText w:val=""/>
+      <w:lvlJc w:val="left"/>
+      <w:pPr>
+        <w:tabs>
+          <w:tab w:val="num" w:pos="5400"/>
+        </w:tabs>
+        <w:ind w:left="5400" w:hanging="360"/>
+      </w:pPr>
+      <w:rPr>
+        <w:rFonts w:ascii="Wingdings" w:hAnsi="Wingdings" w:hint="default"/>
+        <w:sz w:val="20"/>
+      </w:rPr>
+    </w:lvl>
+    <w:lvl w:ilvl="7" w:tentative="1">
+      <w:start w:val="1"/>
+      <w:numFmt w:val="bullet"/>
+      <w:lvlText w:val=""/>
+      <w:lvlJc w:val="left"/>
+      <w:pPr>
+        <w:tabs>
+          <w:tab w:val="num" w:pos="6120"/>
+        </w:tabs>
+        <w:ind w:left="6120" w:hanging="360"/>
+      </w:pPr>
+      <w:rPr>
+        <w:rFonts w:ascii="Wingdings" w:hAnsi="Wingdings" w:hint="default"/>
+        <w:sz w:val="20"/>
+      </w:rPr>
+    </w:lvl>
+    <w:lvl w:ilvl="8" w:tentative="1">
+      <w:start w:val="1"/>
+      <w:numFmt w:val="bullet"/>
+      <w:lvlText w:val=""/>
+      <w:lvlJc w:val="left"/>
+      <w:pPr>
+        <w:tabs>
+          <w:tab w:val="num" w:pos="6840"/>
+        </w:tabs>
+        <w:ind w:left="6840" w:hanging="360"/>
+      </w:pPr>
+      <w:rPr>
+        <w:rFonts w:ascii="Wingdings" w:hAnsi="Wingdings" w:hint="default"/>
+        <w:sz w:val="20"/>
+      </w:rPr>
+    </w:lvl>
+  </w:abstractNum>
+  <w:abstractNum w:abstractNumId="37" w15:restartNumberingAfterBreak="0">
+    <w:nsid w:val="59641A36"/>
+    <w:multiLevelType w:val="hybridMultilevel"/>
+    <w:tmpl w:val="050A89A0"/>
+    <w:lvl w:ilvl="0" w:tplc="F70ADBCE">
+      <w:start w:val="1"/>
+      <w:numFmt w:val="decimal"/>
+      <w:lvlText w:val="%1."/>
+      <w:lvlJc w:val="left"/>
+      <w:pPr>
+        <w:tabs>
+          <w:tab w:val="num" w:pos="1080"/>
+        </w:tabs>
+        <w:ind w:left="1080" w:hanging="360"/>
+      </w:pPr>
+      <w:rPr>
+        <w:rFonts w:hint="default"/>
+      </w:rPr>
+    </w:lvl>
+    <w:lvl w:ilvl="1" w:tplc="04090019" w:tentative="1">
+      <w:start w:val="1"/>
+      <w:numFmt w:val="lowerLetter"/>
+      <w:lvlText w:val="%2."/>
+      <w:lvlJc w:val="left"/>
+      <w:pPr>
+        <w:tabs>
+          <w:tab w:val="num" w:pos="1800"/>
+        </w:tabs>
+        <w:ind w:left="1800" w:hanging="360"/>
+      </w:pPr>
+    </w:lvl>
+    <w:lvl w:ilvl="2" w:tplc="0409001B" w:tentative="1">
+      <w:start w:val="1"/>
+      <w:numFmt w:val="lowerRoman"/>
+      <w:lvlText w:val="%3."/>
+      <w:lvlJc w:val="right"/>
+      <w:pPr>
+        <w:tabs>
+          <w:tab w:val="num" w:pos="2520"/>
+        </w:tabs>
+        <w:ind w:left="2520" w:hanging="180"/>
+      </w:pPr>
+    </w:lvl>
+    <w:lvl w:ilvl="3" w:tplc="0409000F" w:tentative="1">
+      <w:start w:val="1"/>
+      <w:numFmt w:val="decimal"/>
+      <w:lvlText w:val="%4."/>
+      <w:lvlJc w:val="left"/>
+      <w:pPr>
+        <w:tabs>
+          <w:tab w:val="num" w:pos="3240"/>
+        </w:tabs>
+        <w:ind w:left="3240" w:hanging="360"/>
+      </w:pPr>
+    </w:lvl>
+    <w:lvl w:ilvl="4" w:tplc="04090019" w:tentative="1">
+      <w:start w:val="1"/>
+      <w:numFmt w:val="lowerLetter"/>
+      <w:lvlText w:val="%5."/>
+      <w:lvlJc w:val="left"/>
+      <w:pPr>
+        <w:tabs>
+          <w:tab w:val="num" w:pos="3960"/>
+        </w:tabs>
+        <w:ind w:left="3960" w:hanging="360"/>
+      </w:pPr>
+    </w:lvl>
+    <w:lvl w:ilvl="5" w:tplc="0409001B" w:tentative="1">
+      <w:start w:val="1"/>
+      <w:numFmt w:val="lowerRoman"/>
+      <w:lvlText w:val="%6."/>
+      <w:lvlJc w:val="right"/>
+      <w:pPr>
+        <w:tabs>
+          <w:tab w:val="num" w:pos="4680"/>
+        </w:tabs>
+        <w:ind w:left="4680" w:hanging="180"/>
+      </w:pPr>
+    </w:lvl>
+    <w:lvl w:ilvl="6" w:tplc="0409000F" w:tentative="1">
+      <w:start w:val="1"/>
+      <w:numFmt w:val="decimal"/>
+      <w:lvlText w:val="%7."/>
+      <w:lvlJc w:val="left"/>
+      <w:pPr>
+        <w:tabs>
+          <w:tab w:val="num" w:pos="5400"/>
+        </w:tabs>
+        <w:ind w:left="5400" w:hanging="360"/>
+      </w:pPr>
+    </w:lvl>
+    <w:lvl w:ilvl="7" w:tplc="04090019" w:tentative="1">
+      <w:start w:val="1"/>
+      <w:numFmt w:val="lowerLetter"/>
+      <w:lvlText w:val="%8."/>
+      <w:lvlJc w:val="left"/>
+      <w:pPr>
+        <w:tabs>
+          <w:tab w:val="num" w:pos="6120"/>
+        </w:tabs>
+        <w:ind w:left="6120" w:hanging="360"/>
+      </w:pPr>
+    </w:lvl>
+    <w:lvl w:ilvl="8" w:tplc="0409001B" w:tentative="1">
+      <w:start w:val="1"/>
+      <w:numFmt w:val="lowerRoman"/>
+      <w:lvlText w:val="%9."/>
+      <w:lvlJc w:val="right"/>
+      <w:pPr>
+        <w:tabs>
+          <w:tab w:val="num" w:pos="6840"/>
+        </w:tabs>
+        <w:ind w:left="6840" w:hanging="180"/>
+      </w:pPr>
+    </w:lvl>
+  </w:abstractNum>
+  <w:abstractNum w:abstractNumId="38" w15:restartNumberingAfterBreak="0">
+    <w:nsid w:val="59FA2225"/>
+    <w:multiLevelType w:val="multilevel"/>
+    <w:tmpl w:val="2BEA344C"/>
+    <w:lvl w:ilvl="0">
+      <w:start w:val="1"/>
+      <w:numFmt w:val="bullet"/>
+      <w:lvlText w:val=""/>
+      <w:lvlJc w:val="left"/>
+      <w:pPr>
+        <w:tabs>
+          <w:tab w:val="num" w:pos="720"/>
+        </w:tabs>
+        <w:ind w:left="720" w:hanging="360"/>
+      </w:pPr>
+      <w:rPr>
+        <w:rFonts w:ascii="Symbol" w:hAnsi="Symbol" w:hint="default"/>
+        <w:sz w:val="20"/>
+      </w:rPr>
+    </w:lvl>
+    <w:lvl w:ilvl="1" w:tentative="1">
+      <w:start w:val="1"/>
+      <w:numFmt w:val="bullet"/>
+      <w:lvlText w:val="o"/>
+      <w:lvlJc w:val="left"/>
+      <w:pPr>
+        <w:tabs>
+          <w:tab w:val="num" w:pos="1440"/>
+        </w:tabs>
+        <w:ind w:left="1440" w:hanging="360"/>
+      </w:pPr>
+      <w:rPr>
+        <w:rFonts w:ascii="Courier New" w:hAnsi="Courier New" w:hint="default"/>
+        <w:sz w:val="20"/>
+      </w:rPr>
+    </w:lvl>
+    <w:lvl w:ilvl="2" w:tentative="1">
+      <w:start w:val="1"/>
+      <w:numFmt w:val="bullet"/>
+      <w:lvlText w:val=""/>
+      <w:lvlJc w:val="left"/>
+      <w:pPr>
+        <w:tabs>
+          <w:tab w:val="num" w:pos="2160"/>
+        </w:tabs>
+        <w:ind w:left="2160" w:hanging="360"/>
+      </w:pPr>
+      <w:rPr>
+        <w:rFonts w:ascii="Wingdings" w:hAnsi="Wingdings" w:hint="default"/>
+        <w:sz w:val="20"/>
+      </w:rPr>
+    </w:lvl>
+    <w:lvl w:ilvl="3" w:tentative="1">
+      <w:start w:val="1"/>
+      <w:numFmt w:val="bullet"/>
+      <w:lvlText w:val=""/>
+      <w:lvlJc w:val="left"/>
+      <w:pPr>
+        <w:tabs>
+          <w:tab w:val="num" w:pos="2880"/>
+        </w:tabs>
+        <w:ind w:left="2880" w:hanging="360"/>
+      </w:pPr>
+      <w:rPr>
+        <w:rFonts w:ascii="Wingdings" w:hAnsi="Wingdings" w:hint="default"/>
+        <w:sz w:val="20"/>
+      </w:rPr>
+    </w:lvl>
+    <w:lvl w:ilvl="4" w:tentative="1">
+      <w:start w:val="1"/>
+      <w:numFmt w:val="bullet"/>
+      <w:lvlText w:val=""/>
+      <w:lvlJc w:val="left"/>
+      <w:pPr>
+        <w:tabs>
+          <w:tab w:val="num" w:pos="3600"/>
+        </w:tabs>
+        <w:ind w:left="3600" w:hanging="360"/>
+      </w:pPr>
+      <w:rPr>
+        <w:rFonts w:ascii="Wingdings" w:hAnsi="Wingdings" w:hint="default"/>
+        <w:sz w:val="20"/>
+      </w:rPr>
+    </w:lvl>
+    <w:lvl w:ilvl="5" w:tentative="1">
+      <w:start w:val="1"/>
+      <w:numFmt w:val="bullet"/>
+      <w:lvlText w:val=""/>
+      <w:lvlJc w:val="left"/>
+      <w:pPr>
+        <w:tabs>
+          <w:tab w:val="num" w:pos="4320"/>
+        </w:tabs>
+        <w:ind w:left="4320" w:hanging="360"/>
+      </w:pPr>
+      <w:rPr>
+        <w:rFonts w:ascii="Wingdings" w:hAnsi="Wingdings" w:hint="default"/>
+        <w:sz w:val="20"/>
+      </w:rPr>
+    </w:lvl>
+    <w:lvl w:ilvl="6" w:tentative="1">
+      <w:start w:val="1"/>
+      <w:numFmt w:val="bullet"/>
+      <w:lvlText w:val=""/>
+      <w:lvlJc w:val="left"/>
+      <w:pPr>
+        <w:tabs>
+          <w:tab w:val="num" w:pos="5040"/>
+        </w:tabs>
+        <w:ind w:left="5040" w:hanging="360"/>
+      </w:pPr>
+      <w:rPr>
+        <w:rFonts w:ascii="Wingdings" w:hAnsi="Wingdings" w:hint="default"/>
+        <w:sz w:val="20"/>
+      </w:rPr>
+    </w:lvl>
+    <w:lvl w:ilvl="7" w:tentative="1">
+      <w:start w:val="1"/>
+      <w:numFmt w:val="bullet"/>
+      <w:lvlText w:val=""/>
+      <w:lvlJc w:val="left"/>
+      <w:pPr>
+        <w:tabs>
+          <w:tab w:val="num" w:pos="5760"/>
+        </w:tabs>
+        <w:ind w:left="5760" w:hanging="360"/>
+      </w:pPr>
+      <w:rPr>
+        <w:rFonts w:ascii="Wingdings" w:hAnsi="Wingdings" w:hint="default"/>
+        <w:sz w:val="20"/>
+      </w:rPr>
+    </w:lvl>
+    <w:lvl w:ilvl="8" w:tentative="1">
+      <w:start w:val="1"/>
+      <w:numFmt w:val="bullet"/>
+      <w:lvlText w:val=""/>
+      <w:lvlJc w:val="left"/>
+      <w:pPr>
+        <w:tabs>
+          <w:tab w:val="num" w:pos="6480"/>
+        </w:tabs>
+        <w:ind w:left="6480" w:hanging="360"/>
+      </w:pPr>
+      <w:rPr>
+        <w:rFonts w:ascii="Wingdings" w:hAnsi="Wingdings" w:hint="default"/>
+        <w:sz w:val="20"/>
+      </w:rPr>
+    </w:lvl>
+  </w:abstractNum>
+  <w:abstractNum w:abstractNumId="39" w15:restartNumberingAfterBreak="0">
+    <w:nsid w:val="5CA978A5"/>
+    <w:multiLevelType w:val="multilevel"/>
+    <w:tmpl w:val="66DC7766"/>
+    <w:lvl w:ilvl="0">
+      <w:start w:val="1"/>
+      <w:numFmt w:val="bullet"/>
+      <w:lvlText w:val=""/>
+      <w:lvlJc w:val="left"/>
+      <w:pPr>
+        <w:tabs>
+          <w:tab w:val="num" w:pos="720"/>
+        </w:tabs>
+        <w:ind w:left="720" w:hanging="360"/>
+      </w:pPr>
+      <w:rPr>
+        <w:rFonts w:ascii="Symbol" w:hAnsi="Symbol" w:hint="default"/>
+        <w:sz w:val="20"/>
+      </w:rPr>
+    </w:lvl>
+    <w:lvl w:ilvl="1" w:tentative="1">
+      <w:start w:val="1"/>
+      <w:numFmt w:val="bullet"/>
+      <w:lvlText w:val="o"/>
+      <w:lvlJc w:val="left"/>
+      <w:pPr>
+        <w:tabs>
+          <w:tab w:val="num" w:pos="1440"/>
+        </w:tabs>
+        <w:ind w:left="1440" w:hanging="360"/>
+      </w:pPr>
+      <w:rPr>
+        <w:rFonts w:ascii="Courier New" w:hAnsi="Courier New" w:hint="default"/>
+        <w:sz w:val="20"/>
+      </w:rPr>
+    </w:lvl>
+    <w:lvl w:ilvl="2" w:tentative="1">
+      <w:start w:val="1"/>
+      <w:numFmt w:val="bullet"/>
+      <w:lvlText w:val=""/>
+      <w:lvlJc w:val="left"/>
+      <w:pPr>
+        <w:tabs>
+          <w:tab w:val="num" w:pos="2160"/>
+        </w:tabs>
+        <w:ind w:left="2160" w:hanging="360"/>
+      </w:pPr>
+      <w:rPr>
+        <w:rFonts w:ascii="Wingdings" w:hAnsi="Wingdings" w:hint="default"/>
+        <w:sz w:val="20"/>
+      </w:rPr>
+    </w:lvl>
+    <w:lvl w:ilvl="3" w:tentative="1">
+      <w:start w:val="1"/>
+      <w:numFmt w:val="bullet"/>
+      <w:lvlText w:val=""/>
+      <w:lvlJc w:val="left"/>
+      <w:pPr>
+        <w:tabs>
+          <w:tab w:val="num" w:pos="2880"/>
+        </w:tabs>
+        <w:ind w:left="2880" w:hanging="360"/>
+      </w:pPr>
+      <w:rPr>
+        <w:rFonts w:ascii="Wingdings" w:hAnsi="Wingdings" w:hint="default"/>
+        <w:sz w:val="20"/>
+      </w:rPr>
+    </w:lvl>
+    <w:lvl w:ilvl="4" w:tentative="1">
+      <w:start w:val="1"/>
+      <w:numFmt w:val="bullet"/>
+      <w:lvlText w:val=""/>
+      <w:lvlJc w:val="left"/>
+      <w:pPr>
+        <w:tabs>
+          <w:tab w:val="num" w:pos="3600"/>
+        </w:tabs>
+        <w:ind w:left="3600" w:hanging="360"/>
+      </w:pPr>
+      <w:rPr>
+        <w:rFonts w:ascii="Wingdings" w:hAnsi="Wingdings" w:hint="default"/>
+        <w:sz w:val="20"/>
+      </w:rPr>
+    </w:lvl>
+    <w:lvl w:ilvl="5" w:tentative="1">
+      <w:start w:val="1"/>
+      <w:numFmt w:val="bullet"/>
+      <w:lvlText w:val=""/>
+      <w:lvlJc w:val="left"/>
+      <w:pPr>
+        <w:tabs>
+          <w:tab w:val="num" w:pos="4320"/>
+        </w:tabs>
+        <w:ind w:left="4320" w:hanging="360"/>
+      </w:pPr>
+      <w:rPr>
+        <w:rFonts w:ascii="Wingdings" w:hAnsi="Wingdings" w:hint="default"/>
+        <w:sz w:val="20"/>
+      </w:rPr>
+    </w:lvl>
+    <w:lvl w:ilvl="6" w:tentative="1">
+      <w:start w:val="1"/>
+      <w:numFmt w:val="bullet"/>
+      <w:lvlText w:val=""/>
+      <w:lvlJc w:val="left"/>
+      <w:pPr>
+        <w:tabs>
+          <w:tab w:val="num" w:pos="5040"/>
+        </w:tabs>
+        <w:ind w:left="5040" w:hanging="360"/>
+      </w:pPr>
+      <w:rPr>
+        <w:rFonts w:ascii="Wingdings" w:hAnsi="Wingdings" w:hint="default"/>
+        <w:sz w:val="20"/>
+      </w:rPr>
+    </w:lvl>
+    <w:lvl w:ilvl="7" w:tentative="1">
+      <w:start w:val="1"/>
+      <w:numFmt w:val="bullet"/>
+      <w:lvlText w:val=""/>
+      <w:lvlJc w:val="left"/>
+      <w:pPr>
+        <w:tabs>
+          <w:tab w:val="num" w:pos="5760"/>
+        </w:tabs>
+        <w:ind w:left="5760" w:hanging="360"/>
+      </w:pPr>
+      <w:rPr>
+        <w:rFonts w:ascii="Wingdings" w:hAnsi="Wingdings" w:hint="default"/>
+        <w:sz w:val="20"/>
+      </w:rPr>
+    </w:lvl>
+    <w:lvl w:ilvl="8" w:tentative="1">
+      <w:start w:val="1"/>
+      <w:numFmt w:val="bullet"/>
+      <w:lvlText w:val=""/>
+      <w:lvlJc w:val="left"/>
+      <w:pPr>
+        <w:tabs>
+          <w:tab w:val="num" w:pos="6480"/>
+        </w:tabs>
+        <w:ind w:left="6480" w:hanging="360"/>
+      </w:pPr>
+      <w:rPr>
+        <w:rFonts w:ascii="Wingdings" w:hAnsi="Wingdings" w:hint="default"/>
+        <w:sz w:val="20"/>
+      </w:rPr>
+    </w:lvl>
+  </w:abstractNum>
+  <w:abstractNum w:abstractNumId="40" w15:restartNumberingAfterBreak="0">
+    <w:nsid w:val="5D653C18"/>
+    <w:multiLevelType w:val="hybridMultilevel"/>
+    <w:tmpl w:val="D6C008E8"/>
+    <w:lvl w:ilvl="0" w:tplc="56649C9E">
+      <w:numFmt w:val="bullet"/>
+      <w:lvlText w:val="-"/>
+      <w:lvlJc w:val="left"/>
+      <w:pPr>
+        <w:ind w:left="720" w:hanging="360"/>
+      </w:pPr>
+      <w:rPr>
+        <w:rFonts w:ascii="Times New Roman" w:eastAsia="Times New Roman" w:hAnsi="Times New Roman" w:cs="Times New Roman" w:hint="default"/>
+      </w:rPr>
+    </w:lvl>
+    <w:lvl w:ilvl="1" w:tplc="04090003" w:tentative="1">
+      <w:start w:val="1"/>
+      <w:numFmt w:val="bullet"/>
+      <w:lvlText w:val="o"/>
+      <w:lvlJc w:val="left"/>
+      <w:pPr>
+        <w:ind w:left="1440" w:hanging="360"/>
+      </w:pPr>
+      <w:rPr>
+        <w:rFonts w:ascii="Courier New" w:hAnsi="Courier New" w:cs="Courier New" w:hint="default"/>
+      </w:rPr>
+    </w:lvl>
+    <w:lvl w:ilvl="2" w:tplc="04090005" w:tentative="1">
+      <w:start w:val="1"/>
+      <w:numFmt w:val="bullet"/>
+      <w:lvlText w:val=""/>
+      <w:lvlJc w:val="left"/>
+      <w:pPr>
+        <w:ind w:left="2160" w:hanging="360"/>
+      </w:pPr>
+      <w:rPr>
+        <w:rFonts w:ascii="Wingdings" w:hAnsi="Wingdings" w:hint="default"/>
+      </w:rPr>
+    </w:lvl>
+    <w:lvl w:ilvl="3" w:tplc="04090001" w:tentative="1">
+      <w:start w:val="1"/>
+      <w:numFmt w:val="bullet"/>
+      <w:lvlText w:val=""/>
+      <w:lvlJc w:val="left"/>
+      <w:pPr>
+        <w:ind w:left="2880" w:hanging="360"/>
+      </w:pPr>
+      <w:rPr>
+        <w:rFonts w:ascii="Symbol" w:hAnsi="Symbol" w:hint="default"/>
+      </w:rPr>
+    </w:lvl>
+    <w:lvl w:ilvl="4" w:tplc="04090003" w:tentative="1">
+      <w:start w:val="1"/>
+      <w:numFmt w:val="bullet"/>
+      <w:lvlText w:val="o"/>
+      <w:lvlJc w:val="left"/>
+      <w:pPr>
+        <w:ind w:left="3600" w:hanging="360"/>
+      </w:pPr>
+      <w:rPr>
+        <w:rFonts w:ascii="Courier New" w:hAnsi="Courier New" w:cs="Courier New" w:hint="default"/>
+      </w:rPr>
+    </w:lvl>
+    <w:lvl w:ilvl="5" w:tplc="04090005" w:tentative="1">
+      <w:start w:val="1"/>
+      <w:numFmt w:val="bullet"/>
+      <w:lvlText w:val=""/>
+      <w:lvlJc w:val="left"/>
+      <w:pPr>
+        <w:ind w:left="4320" w:hanging="360"/>
+      </w:pPr>
+      <w:rPr>
+        <w:rFonts w:ascii="Wingdings" w:hAnsi="Wingdings" w:hint="default"/>
+      </w:rPr>
+    </w:lvl>
+    <w:lvl w:ilvl="6" w:tplc="04090001" w:tentative="1">
+      <w:start w:val="1"/>
+      <w:numFmt w:val="bullet"/>
+      <w:lvlText w:val=""/>
+      <w:lvlJc w:val="left"/>
+      <w:pPr>
+        <w:ind w:left="5040" w:hanging="360"/>
+      </w:pPr>
+      <w:rPr>
+        <w:rFonts w:ascii="Symbol" w:hAnsi="Symbol" w:hint="default"/>
+      </w:rPr>
+    </w:lvl>
+    <w:lvl w:ilvl="7" w:tplc="04090003" w:tentative="1">
+      <w:start w:val="1"/>
+      <w:numFmt w:val="bullet"/>
+      <w:lvlText w:val="o"/>
+      <w:lvlJc w:val="left"/>
+      <w:pPr>
+        <w:ind w:left="5760" w:hanging="360"/>
+      </w:pPr>
+      <w:rPr>
+        <w:rFonts w:ascii="Courier New" w:hAnsi="Courier New" w:cs="Courier New" w:hint="default"/>
+      </w:rPr>
+    </w:lvl>
+    <w:lvl w:ilvl="8" w:tplc="04090005" w:tentative="1">
+      <w:start w:val="1"/>
+      <w:numFmt w:val="bullet"/>
+      <w:lvlText w:val=""/>
+      <w:lvlJc w:val="left"/>
+      <w:pPr>
+        <w:ind w:left="6480" w:hanging="360"/>
+      </w:pPr>
+      <w:rPr>
+        <w:rFonts w:ascii="Wingdings" w:hAnsi="Wingdings" w:hint="default"/>
+      </w:rPr>
+    </w:lvl>
+  </w:abstractNum>
+  <w:abstractNum w:abstractNumId="41" w15:restartNumberingAfterBreak="0">
+    <w:nsid w:val="60EA3E7E"/>
+    <w:multiLevelType w:val="multilevel"/>
+    <w:tmpl w:val="48D2384C"/>
+    <w:lvl w:ilvl="0">
+      <w:start w:val="1"/>
+      <w:numFmt w:val="bullet"/>
+      <w:lvlText w:val=""/>
+      <w:lvlJc w:val="left"/>
+      <w:pPr>
+        <w:tabs>
+          <w:tab w:val="num" w:pos="720"/>
+        </w:tabs>
+        <w:ind w:left="720" w:hanging="360"/>
+      </w:pPr>
+      <w:rPr>
+        <w:rFonts w:ascii="Symbol" w:hAnsi="Symbol" w:hint="default"/>
+        <w:sz w:val="20"/>
+      </w:rPr>
+    </w:lvl>
+    <w:lvl w:ilvl="1" w:tentative="1">
+      <w:start w:val="1"/>
+      <w:numFmt w:val="bullet"/>
+      <w:lvlText w:val="o"/>
+      <w:lvlJc w:val="left"/>
+      <w:pPr>
+        <w:tabs>
+          <w:tab w:val="num" w:pos="1440"/>
+        </w:tabs>
+        <w:ind w:left="1440" w:hanging="360"/>
+      </w:pPr>
+      <w:rPr>
+        <w:rFonts w:ascii="Courier New" w:hAnsi="Courier New" w:hint="default"/>
+        <w:sz w:val="20"/>
+      </w:rPr>
+    </w:lvl>
+    <w:lvl w:ilvl="2" w:tentative="1">
+      <w:start w:val="1"/>
+      <w:numFmt w:val="bullet"/>
+      <w:lvlText w:val=""/>
+      <w:lvlJc w:val="left"/>
+      <w:pPr>
+        <w:tabs>
+          <w:tab w:val="num" w:pos="2160"/>
+        </w:tabs>
+        <w:ind w:left="2160" w:hanging="360"/>
+      </w:pPr>
+      <w:rPr>
+        <w:rFonts w:ascii="Wingdings" w:hAnsi="Wingdings" w:hint="default"/>
+        <w:sz w:val="20"/>
+      </w:rPr>
+    </w:lvl>
+    <w:lvl w:ilvl="3" w:tentative="1">
+      <w:start w:val="1"/>
+      <w:numFmt w:val="bullet"/>
+      <w:lvlText w:val=""/>
+      <w:lvlJc w:val="left"/>
+      <w:pPr>
+        <w:tabs>
+          <w:tab w:val="num" w:pos="2880"/>
+        </w:tabs>
+        <w:ind w:left="2880" w:hanging="360"/>
+      </w:pPr>
+      <w:rPr>
+        <w:rFonts w:ascii="Wingdings" w:hAnsi="Wingdings" w:hint="default"/>
+        <w:sz w:val="20"/>
+      </w:rPr>
+    </w:lvl>
+    <w:lvl w:ilvl="4" w:tentative="1">
+      <w:start w:val="1"/>
+      <w:numFmt w:val="bullet"/>
+      <w:lvlText w:val=""/>
+      <w:lvlJc w:val="left"/>
+      <w:pPr>
+        <w:tabs>
+          <w:tab w:val="num" w:pos="3600"/>
+        </w:tabs>
+        <w:ind w:left="3600" w:hanging="360"/>
+      </w:pPr>
+      <w:rPr>
+        <w:rFonts w:ascii="Wingdings" w:hAnsi="Wingdings" w:hint="default"/>
+        <w:sz w:val="20"/>
+      </w:rPr>
+    </w:lvl>
+    <w:lvl w:ilvl="5" w:tentative="1">
+      <w:start w:val="1"/>
+      <w:numFmt w:val="bullet"/>
+      <w:lvlText w:val=""/>
+      <w:lvlJc w:val="left"/>
+      <w:pPr>
+        <w:tabs>
+          <w:tab w:val="num" w:pos="4320"/>
+        </w:tabs>
+        <w:ind w:left="4320" w:hanging="360"/>
+      </w:pPr>
+      <w:rPr>
+        <w:rFonts w:ascii="Wingdings" w:hAnsi="Wingdings" w:hint="default"/>
+        <w:sz w:val="20"/>
+      </w:rPr>
+    </w:lvl>
+    <w:lvl w:ilvl="6" w:tentative="1">
+      <w:start w:val="1"/>
+      <w:numFmt w:val="bullet"/>
+      <w:lvlText w:val=""/>
+      <w:lvlJc w:val="left"/>
+      <w:pPr>
+        <w:tabs>
+          <w:tab w:val="num" w:pos="5040"/>
+        </w:tabs>
+        <w:ind w:left="5040" w:hanging="360"/>
+      </w:pPr>
+      <w:rPr>
+        <w:rFonts w:ascii="Wingdings" w:hAnsi="Wingdings" w:hint="default"/>
+        <w:sz w:val="20"/>
+      </w:rPr>
+    </w:lvl>
+    <w:lvl w:ilvl="7" w:tentative="1">
+      <w:start w:val="1"/>
+      <w:numFmt w:val="bullet"/>
+      <w:lvlText w:val=""/>
+      <w:lvlJc w:val="left"/>
+      <w:pPr>
+        <w:tabs>
+          <w:tab w:val="num" w:pos="5760"/>
+        </w:tabs>
+        <w:ind w:left="5760" w:hanging="360"/>
+      </w:pPr>
+      <w:rPr>
+        <w:rFonts w:ascii="Wingdings" w:hAnsi="Wingdings" w:hint="default"/>
+        <w:sz w:val="20"/>
+      </w:rPr>
+    </w:lvl>
+    <w:lvl w:ilvl="8" w:tentative="1">
+      <w:start w:val="1"/>
+      <w:numFmt w:val="bullet"/>
+      <w:lvlText w:val=""/>
+      <w:lvlJc w:val="left"/>
+      <w:pPr>
+        <w:tabs>
+          <w:tab w:val="num" w:pos="6480"/>
+        </w:tabs>
+        <w:ind w:left="6480" w:hanging="360"/>
+      </w:pPr>
+      <w:rPr>
+        <w:rFonts w:ascii="Wingdings" w:hAnsi="Wingdings" w:hint="default"/>
+        <w:sz w:val="20"/>
+      </w:rPr>
+    </w:lvl>
+  </w:abstractNum>
+  <w:abstractNum w:abstractNumId="42" w15:restartNumberingAfterBreak="0">
+    <w:nsid w:val="6331169D"/>
+    <w:multiLevelType w:val="multilevel"/>
+    <w:tmpl w:val="93AC9CE0"/>
+    <w:lvl w:ilvl="0">
+      <w:start w:val="1"/>
+      <w:numFmt w:val="decimal"/>
+      <w:lvlText w:val="%1."/>
+      <w:lvlJc w:val="left"/>
+      <w:pPr>
+        <w:tabs>
+          <w:tab w:val="num" w:pos="720"/>
+        </w:tabs>
+        <w:ind w:left="720" w:hanging="360"/>
+      </w:pPr>
+    </w:lvl>
+    <w:lvl w:ilvl="1">
+      <w:start w:val="1"/>
+      <w:numFmt w:val="decimal"/>
+      <w:lvlText w:val="%2."/>
+      <w:lvlJc w:val="left"/>
+      <w:pPr>
+        <w:ind w:left="1440" w:hanging="360"/>
+      </w:pPr>
+      <w:rPr>
+        <w:rFonts w:hint="default"/>
+      </w:rPr>
+    </w:lvl>
+    <w:lvl w:ilvl="2" w:tentative="1">
+      <w:start w:val="1"/>
+      <w:numFmt w:val="decimal"/>
+      <w:lvlText w:val="%3."/>
+      <w:lvlJc w:val="left"/>
+      <w:pPr>
+        <w:tabs>
+          <w:tab w:val="num" w:pos="2160"/>
+        </w:tabs>
+        <w:ind w:left="2160" w:hanging="360"/>
+      </w:pPr>
+    </w:lvl>
+    <w:lvl w:ilvl="3" w:tentative="1">
+      <w:start w:val="1"/>
+      <w:numFmt w:val="decimal"/>
+      <w:lvlText w:val="%4."/>
+      <w:lvlJc w:val="left"/>
+      <w:pPr>
+        <w:tabs>
+          <w:tab w:val="num" w:pos="2880"/>
+        </w:tabs>
+        <w:ind w:left="2880" w:hanging="360"/>
+      </w:pPr>
+    </w:lvl>
+    <w:lvl w:ilvl="4" w:tentative="1">
+      <w:start w:val="1"/>
+      <w:numFmt w:val="decimal"/>
+      <w:lvlText w:val="%5."/>
+      <w:lvlJc w:val="left"/>
+      <w:pPr>
+        <w:tabs>
+          <w:tab w:val="num" w:pos="3600"/>
+        </w:tabs>
+        <w:ind w:left="3600" w:hanging="360"/>
+      </w:pPr>
+    </w:lvl>
+    <w:lvl w:ilvl="5" w:tentative="1">
+      <w:start w:val="1"/>
+      <w:numFmt w:val="decimal"/>
+      <w:lvlText w:val="%6."/>
+      <w:lvlJc w:val="left"/>
+      <w:pPr>
+        <w:tabs>
+          <w:tab w:val="num" w:pos="4320"/>
+        </w:tabs>
+        <w:ind w:left="4320" w:hanging="360"/>
+      </w:pPr>
+    </w:lvl>
+    <w:lvl w:ilvl="6" w:tentative="1">
+      <w:start w:val="1"/>
+      <w:numFmt w:val="decimal"/>
+      <w:lvlText w:val="%7."/>
+      <w:lvlJc w:val="left"/>
+      <w:pPr>
+        <w:tabs>
+          <w:tab w:val="num" w:pos="5040"/>
+        </w:tabs>
+        <w:ind w:left="5040" w:hanging="360"/>
+      </w:pPr>
+    </w:lvl>
+    <w:lvl w:ilvl="7" w:tentative="1">
+      <w:start w:val="1"/>
+      <w:numFmt w:val="decimal"/>
+      <w:lvlText w:val="%8."/>
+      <w:lvlJc w:val="left"/>
+      <w:pPr>
+        <w:tabs>
+          <w:tab w:val="num" w:pos="5760"/>
+        </w:tabs>
+        <w:ind w:left="5760" w:hanging="360"/>
+      </w:pPr>
+    </w:lvl>
+    <w:lvl w:ilvl="8" w:tentative="1">
+      <w:start w:val="1"/>
+      <w:numFmt w:val="decimal"/>
+      <w:lvlText w:val="%9."/>
+      <w:lvlJc w:val="left"/>
+      <w:pPr>
+        <w:tabs>
+          <w:tab w:val="num" w:pos="6480"/>
+        </w:tabs>
+        <w:ind w:left="6480" w:hanging="360"/>
+      </w:pPr>
+    </w:lvl>
+  </w:abstractNum>
+  <w:abstractNum w:abstractNumId="43" w15:restartNumberingAfterBreak="0">
+    <w:nsid w:val="669B07C7"/>
+    <w:multiLevelType w:val="multilevel"/>
+    <w:tmpl w:val="20FA9596"/>
+    <w:lvl w:ilvl="0">
+      <w:start w:val="1"/>
+      <w:numFmt w:val="decimal"/>
+      <w:lvlText w:val="%1."/>
+      <w:lvlJc w:val="left"/>
+      <w:pPr>
+        <w:tabs>
+          <w:tab w:val="num" w:pos="720"/>
+        </w:tabs>
+        <w:ind w:left="720" w:hanging="360"/>
+      </w:pPr>
+    </w:lvl>
+    <w:lvl w:ilvl="1" w:tentative="1">
+      <w:start w:val="1"/>
+      <w:numFmt w:val="decimal"/>
+      <w:lvlText w:val="%2."/>
+      <w:lvlJc w:val="left"/>
+      <w:pPr>
+        <w:tabs>
+          <w:tab w:val="num" w:pos="1440"/>
+        </w:tabs>
+        <w:ind w:left="1440" w:hanging="360"/>
+      </w:pPr>
+    </w:lvl>
+    <w:lvl w:ilvl="2" w:tentative="1">
+      <w:start w:val="1"/>
+      <w:numFmt w:val="decimal"/>
+      <w:lvlText w:val="%3."/>
+      <w:lvlJc w:val="left"/>
+      <w:pPr>
+        <w:tabs>
+          <w:tab w:val="num" w:pos="2160"/>
+        </w:tabs>
+        <w:ind w:left="2160" w:hanging="360"/>
+      </w:pPr>
+    </w:lvl>
+    <w:lvl w:ilvl="3" w:tentative="1">
+      <w:start w:val="1"/>
+      <w:numFmt w:val="decimal"/>
+      <w:lvlText w:val="%4."/>
+      <w:lvlJc w:val="left"/>
+      <w:pPr>
+        <w:tabs>
+          <w:tab w:val="num" w:pos="2880"/>
+        </w:tabs>
+        <w:ind w:left="2880" w:hanging="360"/>
+      </w:pPr>
+    </w:lvl>
+    <w:lvl w:ilvl="4" w:tentative="1">
+      <w:start w:val="1"/>
+      <w:numFmt w:val="decimal"/>
+      <w:lvlText w:val="%5."/>
+      <w:lvlJc w:val="left"/>
+      <w:pPr>
+        <w:tabs>
+          <w:tab w:val="num" w:pos="3600"/>
+        </w:tabs>
+        <w:ind w:left="3600" w:hanging="360"/>
+      </w:pPr>
+    </w:lvl>
+    <w:lvl w:ilvl="5" w:tentative="1">
+      <w:start w:val="1"/>
+      <w:numFmt w:val="decimal"/>
+      <w:lvlText w:val="%6."/>
+      <w:lvlJc w:val="left"/>
+      <w:pPr>
+        <w:tabs>
+          <w:tab w:val="num" w:pos="4320"/>
+        </w:tabs>
+        <w:ind w:left="4320" w:hanging="360"/>
+      </w:pPr>
+    </w:lvl>
+    <w:lvl w:ilvl="6" w:tentative="1">
+      <w:start w:val="1"/>
+      <w:numFmt w:val="decimal"/>
+      <w:lvlText w:val="%7."/>
+      <w:lvlJc w:val="left"/>
+      <w:pPr>
+        <w:tabs>
+          <w:tab w:val="num" w:pos="5040"/>
+        </w:tabs>
+        <w:ind w:left="5040" w:hanging="360"/>
+      </w:pPr>
+    </w:lvl>
+    <w:lvl w:ilvl="7" w:tentative="1">
+      <w:start w:val="1"/>
+      <w:numFmt w:val="decimal"/>
+      <w:lvlText w:val="%8."/>
+      <w:lvlJc w:val="left"/>
+      <w:pPr>
+        <w:tabs>
+          <w:tab w:val="num" w:pos="5760"/>
+        </w:tabs>
+        <w:ind w:left="5760" w:hanging="360"/>
+      </w:pPr>
+    </w:lvl>
+    <w:lvl w:ilvl="8" w:tentative="1">
+      <w:start w:val="1"/>
+      <w:numFmt w:val="decimal"/>
+      <w:lvlText w:val="%9."/>
+      <w:lvlJc w:val="left"/>
+      <w:pPr>
+        <w:tabs>
+          <w:tab w:val="num" w:pos="6480"/>
+        </w:tabs>
+        <w:ind w:left="6480" w:hanging="360"/>
+      </w:pPr>
+    </w:lvl>
+  </w:abstractNum>
+  <w:abstractNum w:abstractNumId="44" w15:restartNumberingAfterBreak="0">
+    <w:nsid w:val="715D5E4F"/>
+    <w:multiLevelType w:val="multilevel"/>
+    <w:tmpl w:val="6CCC41CA"/>
+    <w:lvl w:ilvl="0">
+      <w:start w:val="1"/>
+      <w:numFmt w:val="bullet"/>
+      <w:lvlText w:val=""/>
+      <w:lvlJc w:val="left"/>
+      <w:pPr>
+        <w:tabs>
+          <w:tab w:val="num" w:pos="720"/>
+        </w:tabs>
+        <w:ind w:left="720" w:hanging="360"/>
+      </w:pPr>
+      <w:rPr>
+        <w:rFonts w:ascii="Symbol" w:hAnsi="Symbol" w:hint="default"/>
+        <w:sz w:val="20"/>
+      </w:rPr>
+    </w:lvl>
+    <w:lvl w:ilvl="1" w:tentative="1">
+      <w:start w:val="1"/>
+      <w:numFmt w:val="bullet"/>
+      <w:lvlText w:val="o"/>
+      <w:lvlJc w:val="left"/>
+      <w:pPr>
+        <w:tabs>
+          <w:tab w:val="num" w:pos="1440"/>
+        </w:tabs>
+        <w:ind w:left="1440" w:hanging="360"/>
+      </w:pPr>
+      <w:rPr>
+        <w:rFonts w:ascii="Courier New" w:hAnsi="Courier New" w:hint="default"/>
+        <w:sz w:val="20"/>
+      </w:rPr>
+    </w:lvl>
+    <w:lvl w:ilvl="2" w:tentative="1">
+      <w:start w:val="1"/>
+      <w:numFmt w:val="bullet"/>
+      <w:lvlText w:val=""/>
+      <w:lvlJc w:val="left"/>
+      <w:pPr>
+        <w:tabs>
+          <w:tab w:val="num" w:pos="2160"/>
+        </w:tabs>
+        <w:ind w:left="2160" w:hanging="360"/>
+      </w:pPr>
+      <w:rPr>
+        <w:rFonts w:ascii="Wingdings" w:hAnsi="Wingdings" w:hint="default"/>
+        <w:sz w:val="20"/>
+      </w:rPr>
+    </w:lvl>
+    <w:lvl w:ilvl="3" w:tentative="1">
+      <w:start w:val="1"/>
+      <w:numFmt w:val="bullet"/>
+      <w:lvlText w:val=""/>
+      <w:lvlJc w:val="left"/>
+      <w:pPr>
+        <w:tabs>
+          <w:tab w:val="num" w:pos="2880"/>
+        </w:tabs>
+        <w:ind w:left="2880" w:hanging="360"/>
+      </w:pPr>
+      <w:rPr>
+        <w:rFonts w:ascii="Wingdings" w:hAnsi="Wingdings" w:hint="default"/>
+        <w:sz w:val="20"/>
+      </w:rPr>
+    </w:lvl>
+    <w:lvl w:ilvl="4" w:tentative="1">
+      <w:start w:val="1"/>
+      <w:numFmt w:val="bullet"/>
+      <w:lvlText w:val=""/>
+      <w:lvlJc w:val="left"/>
+      <w:pPr>
+        <w:tabs>
+          <w:tab w:val="num" w:pos="3600"/>
+        </w:tabs>
+        <w:ind w:left="3600" w:hanging="360"/>
+      </w:pPr>
+      <w:rPr>
+        <w:rFonts w:ascii="Wingdings" w:hAnsi="Wingdings" w:hint="default"/>
+        <w:sz w:val="20"/>
+      </w:rPr>
+    </w:lvl>
+    <w:lvl w:ilvl="5" w:tentative="1">
+      <w:start w:val="1"/>
+      <w:numFmt w:val="bullet"/>
+      <w:lvlText w:val=""/>
+      <w:lvlJc w:val="left"/>
+      <w:pPr>
+        <w:tabs>
+          <w:tab w:val="num" w:pos="4320"/>
+        </w:tabs>
+        <w:ind w:left="4320" w:hanging="360"/>
+      </w:pPr>
+      <w:rPr>
+        <w:rFonts w:ascii="Wingdings" w:hAnsi="Wingdings" w:hint="default"/>
+        <w:sz w:val="20"/>
+      </w:rPr>
+    </w:lvl>
+    <w:lvl w:ilvl="6" w:tentative="1">
+      <w:start w:val="1"/>
+      <w:numFmt w:val="bullet"/>
+      <w:lvlText w:val=""/>
+      <w:lvlJc w:val="left"/>
+      <w:pPr>
+        <w:tabs>
+          <w:tab w:val="num" w:pos="5040"/>
+        </w:tabs>
+        <w:ind w:left="5040" w:hanging="360"/>
+      </w:pPr>
+      <w:rPr>
+        <w:rFonts w:ascii="Wingdings" w:hAnsi="Wingdings" w:hint="default"/>
+        <w:sz w:val="20"/>
+      </w:rPr>
+    </w:lvl>
+    <w:lvl w:ilvl="7" w:tentative="1">
+      <w:start w:val="1"/>
+      <w:numFmt w:val="bullet"/>
+      <w:lvlText w:val=""/>
+      <w:lvlJc w:val="left"/>
+      <w:pPr>
+        <w:tabs>
+          <w:tab w:val="num" w:pos="5760"/>
+        </w:tabs>
+        <w:ind w:left="5760" w:hanging="360"/>
+      </w:pPr>
+      <w:rPr>
+        <w:rFonts w:ascii="Wingdings" w:hAnsi="Wingdings" w:hint="default"/>
+        <w:sz w:val="20"/>
+      </w:rPr>
+    </w:lvl>
+    <w:lvl w:ilvl="8" w:tentative="1">
+      <w:start w:val="1"/>
+      <w:numFmt w:val="bullet"/>
+      <w:lvlText w:val=""/>
+      <w:lvlJc w:val="left"/>
+      <w:pPr>
+        <w:tabs>
+          <w:tab w:val="num" w:pos="6480"/>
+        </w:tabs>
+        <w:ind w:left="6480" w:hanging="360"/>
+      </w:pPr>
+      <w:rPr>
+        <w:rFonts w:ascii="Wingdings" w:hAnsi="Wingdings" w:hint="default"/>
+        <w:sz w:val="20"/>
+      </w:rPr>
+    </w:lvl>
+  </w:abstractNum>
+  <w:abstractNum w:abstractNumId="45" w15:restartNumberingAfterBreak="0">
+    <w:nsid w:val="730D053F"/>
+    <w:multiLevelType w:val="multilevel"/>
+    <w:tmpl w:val="BD7AA678"/>
+    <w:lvl w:ilvl="0">
+      <w:start w:val="1"/>
+      <w:numFmt w:val="bullet"/>
+      <w:lvlText w:val=""/>
+      <w:lvlJc w:val="left"/>
+      <w:pPr>
+        <w:tabs>
+          <w:tab w:val="num" w:pos="720"/>
+        </w:tabs>
+        <w:ind w:left="720" w:hanging="360"/>
+      </w:pPr>
+      <w:rPr>
+        <w:rFonts w:ascii="Symbol" w:hAnsi="Symbol" w:hint="default"/>
+        <w:sz w:val="20"/>
+      </w:rPr>
+    </w:lvl>
+    <w:lvl w:ilvl="1" w:tentative="1">
+      <w:start w:val="1"/>
+      <w:numFmt w:val="bullet"/>
+      <w:lvlText w:val="o"/>
+      <w:lvlJc w:val="left"/>
+      <w:pPr>
+        <w:tabs>
+          <w:tab w:val="num" w:pos="1440"/>
+        </w:tabs>
+        <w:ind w:left="1440" w:hanging="360"/>
+      </w:pPr>
+      <w:rPr>
+        <w:rFonts w:ascii="Courier New" w:hAnsi="Courier New" w:hint="default"/>
+        <w:sz w:val="20"/>
+      </w:rPr>
+    </w:lvl>
+    <w:lvl w:ilvl="2" w:tentative="1">
+      <w:start w:val="1"/>
+      <w:numFmt w:val="bullet"/>
+      <w:lvlText w:val=""/>
+      <w:lvlJc w:val="left"/>
+      <w:pPr>
+        <w:tabs>
+          <w:tab w:val="num" w:pos="2160"/>
+        </w:tabs>
+        <w:ind w:left="2160" w:hanging="360"/>
+      </w:pPr>
+      <w:rPr>
+        <w:rFonts w:ascii="Wingdings" w:hAnsi="Wingdings" w:hint="default"/>
+        <w:sz w:val="20"/>
+      </w:rPr>
+    </w:lvl>
+    <w:lvl w:ilvl="3" w:tentative="1">
+      <w:start w:val="1"/>
+      <w:numFmt w:val="bullet"/>
+      <w:lvlText w:val=""/>
+      <w:lvlJc w:val="left"/>
+      <w:pPr>
+        <w:tabs>
+          <w:tab w:val="num" w:pos="2880"/>
+        </w:tabs>
+        <w:ind w:left="2880" w:hanging="360"/>
+      </w:pPr>
+      <w:rPr>
+        <w:rFonts w:ascii="Wingdings" w:hAnsi="Wingdings" w:hint="default"/>
+        <w:sz w:val="20"/>
+      </w:rPr>
+    </w:lvl>
+    <w:lvl w:ilvl="4" w:tentative="1">
+      <w:start w:val="1"/>
+      <w:numFmt w:val="bullet"/>
+      <w:lvlText w:val=""/>
+      <w:lvlJc w:val="left"/>
+      <w:pPr>
+        <w:tabs>
+          <w:tab w:val="num" w:pos="3600"/>
+        </w:tabs>
+        <w:ind w:left="3600" w:hanging="360"/>
+      </w:pPr>
+      <w:rPr>
+        <w:rFonts w:ascii="Wingdings" w:hAnsi="Wingdings" w:hint="default"/>
+        <w:sz w:val="20"/>
+      </w:rPr>
+    </w:lvl>
+    <w:lvl w:ilvl="5" w:tentative="1">
+      <w:start w:val="1"/>
+      <w:numFmt w:val="bullet"/>
+      <w:lvlText w:val=""/>
+      <w:lvlJc w:val="left"/>
+      <w:pPr>
+        <w:tabs>
+          <w:tab w:val="num" w:pos="4320"/>
+        </w:tabs>
+        <w:ind w:left="4320" w:hanging="360"/>
+      </w:pPr>
+      <w:rPr>
+        <w:rFonts w:ascii="Wingdings" w:hAnsi="Wingdings" w:hint="default"/>
+        <w:sz w:val="20"/>
+      </w:rPr>
+    </w:lvl>
+    <w:lvl w:ilvl="6" w:tentative="1">
+      <w:start w:val="1"/>
+      <w:numFmt w:val="bullet"/>
+      <w:lvlText w:val=""/>
+      <w:lvlJc w:val="left"/>
+      <w:pPr>
+        <w:tabs>
+          <w:tab w:val="num" w:pos="5040"/>
+        </w:tabs>
+        <w:ind w:left="5040" w:hanging="360"/>
+      </w:pPr>
+      <w:rPr>
+        <w:rFonts w:ascii="Wingdings" w:hAnsi="Wingdings" w:hint="default"/>
+        <w:sz w:val="20"/>
+      </w:rPr>
+    </w:lvl>
+    <w:lvl w:ilvl="7" w:tentative="1">
+      <w:start w:val="1"/>
+      <w:numFmt w:val="bullet"/>
+      <w:lvlText w:val=""/>
+      <w:lvlJc w:val="left"/>
+      <w:pPr>
+        <w:tabs>
+          <w:tab w:val="num" w:pos="5760"/>
+        </w:tabs>
+        <w:ind w:left="5760" w:hanging="360"/>
+      </w:pPr>
+      <w:rPr>
+        <w:rFonts w:ascii="Wingdings" w:hAnsi="Wingdings" w:hint="default"/>
+        <w:sz w:val="20"/>
+      </w:rPr>
+    </w:lvl>
+    <w:lvl w:ilvl="8" w:tentative="1">
+      <w:start w:val="1"/>
+      <w:numFmt w:val="bullet"/>
+      <w:lvlText w:val=""/>
+      <w:lvlJc w:val="left"/>
+      <w:pPr>
+        <w:tabs>
+          <w:tab w:val="num" w:pos="6480"/>
+        </w:tabs>
+        <w:ind w:left="6480" w:hanging="360"/>
+      </w:pPr>
+      <w:rPr>
+        <w:rFonts w:ascii="Wingdings" w:hAnsi="Wingdings" w:hint="default"/>
+        <w:sz w:val="20"/>
+      </w:rPr>
+    </w:lvl>
+  </w:abstractNum>
+  <w:abstractNum w:abstractNumId="46" w15:restartNumberingAfterBreak="0">
+    <w:nsid w:val="751C0867"/>
+    <w:multiLevelType w:val="multilevel"/>
+    <w:tmpl w:val="32F8E126"/>
+    <w:lvl w:ilvl="0">
+      <w:start w:val="1"/>
+      <w:numFmt w:val="bullet"/>
+      <w:lvlText w:val=""/>
+      <w:lvlJc w:val="left"/>
+      <w:pPr>
+        <w:tabs>
+          <w:tab w:val="num" w:pos="720"/>
+        </w:tabs>
+        <w:ind w:left="720" w:hanging="360"/>
+      </w:pPr>
+      <w:rPr>
+        <w:rFonts w:ascii="Symbol" w:hAnsi="Symbol" w:hint="default"/>
+        <w:sz w:val="20"/>
+      </w:rPr>
+    </w:lvl>
+    <w:lvl w:ilvl="1" w:tentative="1">
+      <w:start w:val="1"/>
+      <w:numFmt w:val="bullet"/>
+      <w:lvlText w:val="o"/>
+      <w:lvlJc w:val="left"/>
+      <w:pPr>
+        <w:tabs>
+          <w:tab w:val="num" w:pos="1440"/>
+        </w:tabs>
+        <w:ind w:left="1440" w:hanging="360"/>
+      </w:pPr>
+      <w:rPr>
+        <w:rFonts w:ascii="Courier New" w:hAnsi="Courier New" w:hint="default"/>
+        <w:sz w:val="20"/>
+      </w:rPr>
+    </w:lvl>
+    <w:lvl w:ilvl="2" w:tentative="1">
+      <w:start w:val="1"/>
+      <w:numFmt w:val="bullet"/>
+      <w:lvlText w:val=""/>
+      <w:lvlJc w:val="left"/>
+      <w:pPr>
+        <w:tabs>
+          <w:tab w:val="num" w:pos="2160"/>
+        </w:tabs>
+        <w:ind w:left="2160" w:hanging="360"/>
+      </w:pPr>
+      <w:rPr>
+        <w:rFonts w:ascii="Wingdings" w:hAnsi="Wingdings" w:hint="default"/>
+        <w:sz w:val="20"/>
+      </w:rPr>
+    </w:lvl>
+    <w:lvl w:ilvl="3" w:tentative="1">
+      <w:start w:val="1"/>
+      <w:numFmt w:val="bullet"/>
+      <w:lvlText w:val=""/>
+      <w:lvlJc w:val="left"/>
+      <w:pPr>
+        <w:tabs>
+          <w:tab w:val="num" w:pos="2880"/>
+        </w:tabs>
+        <w:ind w:left="2880" w:hanging="360"/>
+      </w:pPr>
+      <w:rPr>
+        <w:rFonts w:ascii="Wingdings" w:hAnsi="Wingdings" w:hint="default"/>
+        <w:sz w:val="20"/>
+      </w:rPr>
+    </w:lvl>
+    <w:lvl w:ilvl="4" w:tentative="1">
+      <w:start w:val="1"/>
+      <w:numFmt w:val="bullet"/>
+      <w:lvlText w:val=""/>
+      <w:lvlJc w:val="left"/>
+      <w:pPr>
+        <w:tabs>
+          <w:tab w:val="num" w:pos="3600"/>
+        </w:tabs>
+        <w:ind w:left="3600" w:hanging="360"/>
+      </w:pPr>
+      <w:rPr>
+        <w:rFonts w:ascii="Wingdings" w:hAnsi="Wingdings" w:hint="default"/>
+        <w:sz w:val="20"/>
+      </w:rPr>
+    </w:lvl>
+    <w:lvl w:ilvl="5" w:tentative="1">
+      <w:start w:val="1"/>
+      <w:numFmt w:val="bullet"/>
+      <w:lvlText w:val=""/>
+      <w:lvlJc w:val="left"/>
+      <w:pPr>
+        <w:tabs>
+          <w:tab w:val="num" w:pos="4320"/>
+        </w:tabs>
+        <w:ind w:left="4320" w:hanging="360"/>
+      </w:pPr>
+      <w:rPr>
+        <w:rFonts w:ascii="Wingdings" w:hAnsi="Wingdings" w:hint="default"/>
+        <w:sz w:val="20"/>
+      </w:rPr>
+    </w:lvl>
+    <w:lvl w:ilvl="6" w:tentative="1">
+      <w:start w:val="1"/>
+      <w:numFmt w:val="bullet"/>
+      <w:lvlText w:val=""/>
+      <w:lvlJc w:val="left"/>
+      <w:pPr>
+        <w:tabs>
+          <w:tab w:val="num" w:pos="5040"/>
+        </w:tabs>
+        <w:ind w:left="5040" w:hanging="360"/>
+      </w:pPr>
+      <w:rPr>
+        <w:rFonts w:ascii="Wingdings" w:hAnsi="Wingdings" w:hint="default"/>
+        <w:sz w:val="20"/>
+      </w:rPr>
+    </w:lvl>
+    <w:lvl w:ilvl="7" w:tentative="1">
+      <w:start w:val="1"/>
+      <w:numFmt w:val="bullet"/>
+      <w:lvlText w:val=""/>
+      <w:lvlJc w:val="left"/>
+      <w:pPr>
+        <w:tabs>
+          <w:tab w:val="num" w:pos="5760"/>
+        </w:tabs>
+        <w:ind w:left="5760" w:hanging="360"/>
+      </w:pPr>
+      <w:rPr>
+        <w:rFonts w:ascii="Wingdings" w:hAnsi="Wingdings" w:hint="default"/>
+        <w:sz w:val="20"/>
+      </w:rPr>
+    </w:lvl>
+    <w:lvl w:ilvl="8" w:tentative="1">
+      <w:start w:val="1"/>
+      <w:numFmt w:val="bullet"/>
+      <w:lvlText w:val=""/>
+      <w:lvlJc w:val="left"/>
+      <w:pPr>
+        <w:tabs>
+          <w:tab w:val="num" w:pos="6480"/>
+        </w:tabs>
+        <w:ind w:left="6480" w:hanging="360"/>
+      </w:pPr>
+      <w:rPr>
+        <w:rFonts w:ascii="Wingdings" w:hAnsi="Wingdings" w:hint="default"/>
+        <w:sz w:val="20"/>
+      </w:rPr>
+    </w:lvl>
+  </w:abstractNum>
+  <w:abstractNum w:abstractNumId="47" w15:restartNumberingAfterBreak="0">
+    <w:nsid w:val="7B5A7217"/>
+    <w:multiLevelType w:val="multilevel"/>
+    <w:tmpl w:val="7286DB9C"/>
+    <w:lvl w:ilvl="0">
+      <w:start w:val="1"/>
+      <w:numFmt w:val="bullet"/>
+      <w:lvlText w:val=""/>
+      <w:lvlJc w:val="left"/>
+      <w:pPr>
+        <w:tabs>
+          <w:tab w:val="num" w:pos="720"/>
+        </w:tabs>
+        <w:ind w:left="720" w:hanging="360"/>
+      </w:pPr>
+      <w:rPr>
+        <w:rFonts w:ascii="Symbol" w:hAnsi="Symbol" w:hint="default"/>
+        <w:sz w:val="20"/>
+      </w:rPr>
+    </w:lvl>
+    <w:lvl w:ilvl="1" w:tentative="1">
+      <w:start w:val="1"/>
+      <w:numFmt w:val="bullet"/>
+      <w:lvlText w:val="o"/>
+      <w:lvlJc w:val="left"/>
+      <w:pPr>
+        <w:tabs>
+          <w:tab w:val="num" w:pos="1440"/>
+        </w:tabs>
+        <w:ind w:left="1440" w:hanging="360"/>
+      </w:pPr>
+      <w:rPr>
+        <w:rFonts w:ascii="Courier New" w:hAnsi="Courier New" w:hint="default"/>
+        <w:sz w:val="20"/>
+      </w:rPr>
+    </w:lvl>
+    <w:lvl w:ilvl="2" w:tentative="1">
+      <w:start w:val="1"/>
+      <w:numFmt w:val="bullet"/>
+      <w:lvlText w:val=""/>
+      <w:lvlJc w:val="left"/>
+      <w:pPr>
+        <w:tabs>
+          <w:tab w:val="num" w:pos="2160"/>
+        </w:tabs>
+        <w:ind w:left="2160" w:hanging="360"/>
+      </w:pPr>
+      <w:rPr>
+        <w:rFonts w:ascii="Wingdings" w:hAnsi="Wingdings" w:hint="default"/>
+        <w:sz w:val="20"/>
+      </w:rPr>
+    </w:lvl>
+    <w:lvl w:ilvl="3" w:tentative="1">
+      <w:start w:val="1"/>
+      <w:numFmt w:val="bullet"/>
+      <w:lvlText w:val=""/>
+      <w:lvlJc w:val="left"/>
+      <w:pPr>
+        <w:tabs>
+          <w:tab w:val="num" w:pos="2880"/>
+        </w:tabs>
+        <w:ind w:left="2880" w:hanging="360"/>
+      </w:pPr>
+      <w:rPr>
+        <w:rFonts w:ascii="Wingdings" w:hAnsi="Wingdings" w:hint="default"/>
+        <w:sz w:val="20"/>
+      </w:rPr>
+    </w:lvl>
+    <w:lvl w:ilvl="4" w:tentative="1">
+      <w:start w:val="1"/>
+      <w:numFmt w:val="bullet"/>
+      <w:lvlText w:val=""/>
+      <w:lvlJc w:val="left"/>
+      <w:pPr>
+        <w:tabs>
+          <w:tab w:val="num" w:pos="3600"/>
+        </w:tabs>
+        <w:ind w:left="3600" w:hanging="360"/>
+      </w:pPr>
+      <w:rPr>
+        <w:rFonts w:ascii="Wingdings" w:hAnsi="Wingdings" w:hint="default"/>
+        <w:sz w:val="20"/>
+      </w:rPr>
+    </w:lvl>
+    <w:lvl w:ilvl="5" w:tentative="1">
+      <w:start w:val="1"/>
+      <w:numFmt w:val="bullet"/>
+      <w:lvlText w:val=""/>
+      <w:lvlJc w:val="left"/>
+      <w:pPr>
+        <w:tabs>
+          <w:tab w:val="num" w:pos="4320"/>
+        </w:tabs>
+        <w:ind w:left="4320" w:hanging="360"/>
+      </w:pPr>
+      <w:rPr>
+        <w:rFonts w:ascii="Wingdings" w:hAnsi="Wingdings" w:hint="default"/>
+        <w:sz w:val="20"/>
+      </w:rPr>
+    </w:lvl>
+    <w:lvl w:ilvl="6" w:tentative="1">
+      <w:start w:val="1"/>
+      <w:numFmt w:val="bullet"/>
+      <w:lvlText w:val=""/>
+      <w:lvlJc w:val="left"/>
+      <w:pPr>
+        <w:tabs>
+          <w:tab w:val="num" w:pos="5040"/>
+        </w:tabs>
+        <w:ind w:left="5040" w:hanging="360"/>
+      </w:pPr>
+      <w:rPr>
+        <w:rFonts w:ascii="Wingdings" w:hAnsi="Wingdings" w:hint="default"/>
+        <w:sz w:val="20"/>
+      </w:rPr>
+    </w:lvl>
+    <w:lvl w:ilvl="7" w:tentative="1">
+      <w:start w:val="1"/>
+      <w:numFmt w:val="bullet"/>
+      <w:lvlText w:val=""/>
+      <w:lvlJc w:val="left"/>
+      <w:pPr>
+        <w:tabs>
+          <w:tab w:val="num" w:pos="5760"/>
+        </w:tabs>
+        <w:ind w:left="5760" w:hanging="360"/>
+      </w:pPr>
+      <w:rPr>
+        <w:rFonts w:ascii="Wingdings" w:hAnsi="Wingdings" w:hint="default"/>
+        <w:sz w:val="20"/>
+      </w:rPr>
+    </w:lvl>
+    <w:lvl w:ilvl="8" w:tentative="1">
+      <w:start w:val="1"/>
+      <w:numFmt w:val="bullet"/>
+      <w:lvlText w:val=""/>
+      <w:lvlJc w:val="left"/>
+      <w:pPr>
+        <w:tabs>
+          <w:tab w:val="num" w:pos="6480"/>
+        </w:tabs>
+        <w:ind w:left="6480" w:hanging="360"/>
+      </w:pPr>
+      <w:rPr>
+        <w:rFonts w:ascii="Wingdings" w:hAnsi="Wingdings" w:hint="default"/>
+        <w:sz w:val="20"/>
+      </w:rPr>
+    </w:lvl>
+  </w:abstractNum>
+  <w:num w:numId="1" w16cid:durableId="1089622223">
+    <w:abstractNumId w:val="21"/>
+  </w:num>
+  <w:num w:numId="2" w16cid:durableId="1449856651">
+    <w:abstractNumId w:val="37"/>
+  </w:num>
+  <w:num w:numId="3" w16cid:durableId="551382792">
+    <w:abstractNumId w:val="31"/>
+  </w:num>
+  <w:num w:numId="4" w16cid:durableId="893350040">
+    <w:abstractNumId w:val="7"/>
+  </w:num>
+  <w:num w:numId="5" w16cid:durableId="1494103687">
+    <w:abstractNumId w:val="35"/>
+  </w:num>
+  <w:num w:numId="6" w16cid:durableId="1476870382">
+    <w:abstractNumId w:val="12"/>
+  </w:num>
+  <w:num w:numId="7" w16cid:durableId="218244973">
+    <w:abstractNumId w:val="22"/>
+  </w:num>
+  <w:num w:numId="8" w16cid:durableId="46877273">
+    <w:abstractNumId w:val="40"/>
+  </w:num>
+  <w:num w:numId="9" w16cid:durableId="877277437">
+    <w:abstractNumId w:val="5"/>
+  </w:num>
+  <w:num w:numId="10" w16cid:durableId="93208432">
+    <w:abstractNumId w:val="23"/>
+  </w:num>
+  <w:num w:numId="11" w16cid:durableId="495457851">
+    <w:abstractNumId w:val="27"/>
+  </w:num>
+  <w:num w:numId="12" w16cid:durableId="788166356">
+    <w:abstractNumId w:val="9"/>
+  </w:num>
+  <w:num w:numId="13" w16cid:durableId="1057246271">
+    <w:abstractNumId w:val="32"/>
+  </w:num>
+  <w:num w:numId="14" w16cid:durableId="441926042">
+    <w:abstractNumId w:val="3"/>
+  </w:num>
+  <w:num w:numId="15" w16cid:durableId="617176184">
+    <w:abstractNumId w:val="29"/>
+  </w:num>
+  <w:num w:numId="16" w16cid:durableId="1026099142">
+    <w:abstractNumId w:val="47"/>
+  </w:num>
+  <w:num w:numId="17" w16cid:durableId="532884217">
+    <w:abstractNumId w:val="16"/>
+  </w:num>
+  <w:num w:numId="18" w16cid:durableId="1023819263">
+    <w:abstractNumId w:val="11"/>
+  </w:num>
+  <w:num w:numId="19" w16cid:durableId="646672102">
+    <w:abstractNumId w:val="4"/>
+  </w:num>
+  <w:num w:numId="20" w16cid:durableId="708183154">
+    <w:abstractNumId w:val="44"/>
+  </w:num>
+  <w:num w:numId="21" w16cid:durableId="495003457">
+    <w:abstractNumId w:val="1"/>
+  </w:num>
+  <w:num w:numId="22" w16cid:durableId="358049745">
+    <w:abstractNumId w:val="25"/>
+  </w:num>
+  <w:num w:numId="23" w16cid:durableId="325010970">
+    <w:abstractNumId w:val="28"/>
+  </w:num>
+  <w:num w:numId="24" w16cid:durableId="734477496">
+    <w:abstractNumId w:val="34"/>
+  </w:num>
+  <w:num w:numId="25" w16cid:durableId="2030062575">
+    <w:abstractNumId w:val="13"/>
+  </w:num>
+  <w:num w:numId="26" w16cid:durableId="1977955870">
+    <w:abstractNumId w:val="41"/>
+  </w:num>
+  <w:num w:numId="27" w16cid:durableId="429862517">
+    <w:abstractNumId w:val="19"/>
+  </w:num>
+  <w:num w:numId="28" w16cid:durableId="1745445349">
+    <w:abstractNumId w:val="26"/>
+  </w:num>
+  <w:num w:numId="29" w16cid:durableId="853307217">
+    <w:abstractNumId w:val="18"/>
+  </w:num>
+  <w:num w:numId="30" w16cid:durableId="2020428592">
+    <w:abstractNumId w:val="17"/>
+  </w:num>
+  <w:num w:numId="31" w16cid:durableId="22094600">
+    <w:abstractNumId w:val="36"/>
+  </w:num>
+  <w:num w:numId="32" w16cid:durableId="1797403546">
+    <w:abstractNumId w:val="14"/>
+  </w:num>
+  <w:num w:numId="33" w16cid:durableId="98263754">
+    <w:abstractNumId w:val="20"/>
+  </w:num>
+  <w:num w:numId="34" w16cid:durableId="157968759">
+    <w:abstractNumId w:val="8"/>
+  </w:num>
+  <w:num w:numId="35" w16cid:durableId="1996689988">
+    <w:abstractNumId w:val="33"/>
+  </w:num>
+  <w:num w:numId="36" w16cid:durableId="369502672">
+    <w:abstractNumId w:val="45"/>
+  </w:num>
+  <w:num w:numId="37" w16cid:durableId="619410120">
+    <w:abstractNumId w:val="38"/>
+  </w:num>
+  <w:num w:numId="38" w16cid:durableId="1879273066">
+    <w:abstractNumId w:val="39"/>
+  </w:num>
+  <w:num w:numId="39" w16cid:durableId="588005320">
+    <w:abstractNumId w:val="6"/>
+  </w:num>
+  <w:num w:numId="40" w16cid:durableId="562713164">
+    <w:abstractNumId w:val="15"/>
+  </w:num>
+  <w:num w:numId="41" w16cid:durableId="1394429242">
     <w:abstractNumId w:val="0"/>
-    <w:lvlOverride w:ilvl="0">
-      <w:startOverride w:val="1"/>
-    </w:lvlOverride>
+  </w:num>
+  <w:num w:numId="42" w16cid:durableId="113645642">
+    <w:abstractNumId w:val="10"/>
+  </w:num>
+  <w:num w:numId="43" w16cid:durableId="96144484">
+    <w:abstractNumId w:val="24"/>
+  </w:num>
+  <w:num w:numId="44" w16cid:durableId="2145004326">
+    <w:abstractNumId w:val="43"/>
+  </w:num>
+  <w:num w:numId="45" w16cid:durableId="2029940973">
+    <w:abstractNumId w:val="2"/>
+  </w:num>
+  <w:num w:numId="46" w16cid:durableId="1013802047">
+    <w:abstractNumId w:val="42"/>
+  </w:num>
+  <w:num w:numId="47" w16cid:durableId="2133359570">
+    <w:abstractNumId w:val="46"/>
+  </w:num>
+  <w:num w:numId="48" w16cid:durableId="198861436">
+    <w:abstractNumId w:val="30"/>
   </w:num>
 </w:numbering>
 </file>
 
 <file path=word/styles.xml><?xml version="1.0" encoding="utf-8"?>
-<w:styles xmlns:mc="http://schemas.openxmlformats.org/markup-compatibility/2006" xmlns:r="http://schemas.openxmlformats.org/officeDocument/2006/relationships" xmlns:w="http://schemas.openxmlformats.org/wordprocessingml/2006/main" xmlns:w14="http://schemas.microsoft.com/office/word/2010/wordml" xmlns:w15="http://schemas.microsoft.com/office/word/2012/wordml" xmlns:w16cex="http://schemas.microsoft.com/office/word/2018/wordml/cex" xmlns:w16cid="http://schemas.microsoft.com/office/word/2016/wordml/cid" xmlns:w16="http://schemas.microsoft.com/office/word/2018/wordml" xmlns:w16sdtdh="http://schemas.microsoft.com/office/word/2020/wordml/sdtdatahash" xmlns:w16se="http://schemas.microsoft.com/office/word/2015/wordml/symex" mc:Ignorable="w14 w15 w16se w16cid w16 w16cex w16sdtdh">
+<w:styles xmlns:mc="http://schemas.openxmlformats.org/markup-compatibility/2006" xmlns:r="http://schemas.openxmlformats.org/officeDocument/2006/relationships" xmlns:w="http://schemas.openxmlformats.org/wordprocessingml/2006/main" xmlns:w14="http://schemas.microsoft.com/office/word/2010/wordml" xmlns:w15="http://schemas.microsoft.com/office/word/2012/wordml" xmlns:w16cex="http://schemas.microsoft.com/office/word/2018/wordml/cex" xmlns:w16cid="http://schemas.microsoft.com/office/word/2016/wordml/cid" xmlns:w16="http://schemas.microsoft.com/office/word/2018/wordml" xmlns:w16du="http://schemas.microsoft.com/office/word/2023/wordml/word16du" xmlns:w16sdtdh="http://schemas.microsoft.com/office/word/2020/wordml/sdtdatahash" xmlns:w16sdtfl="http://schemas.microsoft.com/office/word/2024/wordml/sdtformatlock" xmlns:w16se="http://schemas.microsoft.com/office/word/2015/wordml/symex" mc:Ignorable="w14 w15 w16se w16cid w16 w16cex w16sdtdh w16sdtfl w16du">
   <w:docDefaults>
     <w:rPrDefault>
       <w:rPr>
         <w:rFonts w:ascii="Times New Roman" w:eastAsia="Times New Roman" w:hAnsi="Times New Roman" w:cs="Times New Roman"/>
-        <w:sz w:val="28"/>
-        <w:szCs w:val="28"/>
         <w:lang w:val="en-US" w:eastAsia="en-US" w:bidi="ar-SA"/>
       </w:rPr>
     </w:rPrDefault>
     <w:pPrDefault/>
   </w:docDefaults>
-  <w:latentStyles w:defLockedState="0" w:defUIPriority="99" w:defSemiHidden="0" w:defUnhideWhenUsed="0" w:defQFormat="0" w:count="376">
-    <w:lsdException w:name="Normal" w:uiPriority="0" w:qFormat="1"/>
-    <w:lsdException w:name="heading 1" w:uiPriority="9" w:qFormat="1"/>
-    <w:lsdException w:name="heading 2" w:semiHidden="1" w:uiPriority="9" w:unhideWhenUsed="1" w:qFormat="1"/>
-    <w:lsdException w:name="heading 3" w:semiHidden="1" w:uiPriority="9" w:unhideWhenUsed="1" w:qFormat="1"/>
-    <w:lsdException w:name="heading 4" w:semiHidden="1" w:uiPriority="9" w:unhideWhenUsed="1" w:qFormat="1"/>
-    <w:lsdException w:name="heading 5" w:semiHidden="1" w:uiPriority="9" w:unhideWhenUsed="1" w:qFormat="1"/>
-    <w:lsdException w:name="heading 6" w:semiHidden="1" w:uiPriority="9" w:unhideWhenUsed="1" w:qFormat="1"/>
-    <w:lsdException w:name="heading 7" w:semiHidden="1" w:uiPriority="9" w:unhideWhenUsed="1" w:qFormat="1"/>
-    <w:lsdException w:name="heading 8" w:semiHidden="1" w:uiPriority="9" w:unhideWhenUsed="1" w:qFormat="1"/>
-    <w:lsdException w:name="heading 9" w:semiHidden="1" w:uiPriority="9" w:unhideWhenUsed="1" w:qFormat="1"/>
-    <w:lsdException w:name="index 1" w:semiHidden="1" w:unhideWhenUsed="1"/>
-    <w:lsdException w:name="index 2" w:semiHidden="1" w:unhideWhenUsed="1"/>
-    <w:lsdException w:name="index 3" w:semiHidden="1" w:unhideWhenUsed="1"/>
-    <w:lsdException w:name="index 4" w:semiHidden="1" w:unhideWhenUsed="1"/>
-    <w:lsdException w:name="index 5" w:semiHidden="1" w:unhideWhenUsed="1"/>
-    <w:lsdException w:name="index 6" w:semiHidden="1" w:unhideWhenUsed="1"/>
-    <w:lsdException w:name="index 7" w:semiHidden="1" w:unhideWhenUsed="1"/>
-    <w:lsdException w:name="index 8" w:semiHidden="1" w:unhideWhenUsed="1"/>
-    <w:lsdException w:name="index 9" w:semiHidden="1" w:unhideWhenUsed="1"/>
-    <w:lsdException w:name="toc 1" w:semiHidden="1" w:uiPriority="39" w:unhideWhenUsed="1"/>
-    <w:lsdException w:name="toc 2" w:semiHidden="1" w:uiPriority="39" w:unhideWhenUsed="1"/>
-    <w:lsdException w:name="toc 3" w:semiHidden="1" w:uiPriority="39" w:unhideWhenUsed="1"/>
-    <w:lsdException w:name="toc 4" w:semiHidden="1" w:uiPriority="39" w:unhideWhenUsed="1"/>
-    <w:lsdException w:name="toc 5" w:semiHidden="1" w:uiPriority="39" w:unhideWhenUsed="1"/>
-    <w:lsdException w:name="toc 6" w:semiHidden="1" w:uiPriority="39" w:unhideWhenUsed="1"/>
-    <w:lsdException w:name="toc 7" w:semiHidden="1" w:uiPriority="39" w:unhideWhenUsed="1"/>
-    <w:lsdException w:name="toc 8" w:semiHidden="1" w:uiPriority="39" w:unhideWhenUsed="1"/>
-    <w:lsdException w:name="toc 9" w:semiHidden="1" w:uiPriority="39" w:unhideWhenUsed="1"/>
-    <w:lsdException w:name="Normal Indent" w:semiHidden="1" w:unhideWhenUsed="1"/>
-    <w:lsdException w:name="footnote text" w:semiHidden="1" w:unhideWhenUsed="1"/>
-    <w:lsdException w:name="annotation text" w:semiHidden="1" w:unhideWhenUsed="1"/>
-    <w:lsdException w:name="header" w:semiHidden="1" w:unhideWhenUsed="1"/>
-    <w:lsdException w:name="footer" w:semiHidden="1" w:unhideWhenUsed="1"/>
-    <w:lsdException w:name="index heading" w:semiHidden="1" w:unhideWhenUsed="1"/>
-    <w:lsdException w:name="caption" w:semiHidden="1" w:uiPriority="35" w:unhideWhenUsed="1" w:qFormat="1"/>
-    <w:lsdException w:name="table of figures" w:semiHidden="1" w:unhideWhenUsed="1"/>
-    <w:lsdException w:name="envelope address" w:semiHidden="1" w:unhideWhenUsed="1"/>
-    <w:lsdException w:name="envelope return" w:semiHidden="1" w:unhideWhenUsed="1"/>
-    <w:lsdException w:name="footnote reference" w:semiHidden="1" w:unhideWhenUsed="1"/>
-    <w:lsdException w:name="annotation reference" w:semiHidden="1" w:unhideWhenUsed="1"/>
-    <w:lsdException w:name="line number" w:semiHidden="1" w:unhideWhenUsed="1"/>
-    <w:lsdException w:name="page number" w:semiHidden="1" w:unhideWhenUsed="1"/>
-    <w:lsdException w:name="endnote reference" w:semiHidden="1" w:unhideWhenUsed="1"/>
-    <w:lsdException w:name="endnote text" w:semiHidden="1" w:unhideWhenUsed="1"/>
-    <w:lsdException w:name="table of authorities" w:semiHidden="1" w:unhideWhenUsed="1"/>
-    <w:lsdException w:name="macro" w:semiHidden="1" w:unhideWhenUsed="1"/>
-    <w:lsdException w:name="toa heading" w:semiHidden="1" w:unhideWhenUsed="1"/>
-    <w:lsdException w:name="List" w:semiHidden="1" w:unhideWhenUsed="1"/>
-    <w:lsdException w:name="List Bullet" w:semiHidden="1" w:unhideWhenUsed="1"/>
-    <w:lsdException w:name="List Number" w:semiHidden="1" w:unhideWhenUsed="1"/>
-    <w:lsdException w:name="List 2" w:semiHidden="1" w:unhideWhenUsed="1"/>
-    <w:lsdException w:name="List 3" w:semiHidden="1" w:unhideWhenUsed="1"/>
-    <w:lsdException w:name="List 4" w:semiHidden="1" w:unhideWhenUsed="1"/>
-    <w:lsdException w:name="List 5" w:semiHidden="1" w:unhideWhenUsed="1"/>
-    <w:lsdException w:name="List Bullet 2" w:semiHidden="1" w:unhideWhenUsed="1"/>
-    <w:lsdException w:name="List Bullet 3" w:semiHidden="1" w:unhideWhenUsed="1"/>
-    <w:lsdException w:name="List Bullet 4" w:semiHidden="1" w:unhideWhenUsed="1"/>
-    <w:lsdException w:name="List Bullet 5" w:semiHidden="1" w:unhideWhenUsed="1"/>
-    <w:lsdException w:name="List Number 2" w:semiHidden="1" w:unhideWhenUsed="1"/>
-    <w:lsdException w:name="List Number 3" w:semiHidden="1" w:unhideWhenUsed="1"/>
-    <w:lsdException w:name="List Number 4" w:semiHidden="1" w:unhideWhenUsed="1"/>
-    <w:lsdException w:name="List Number 5" w:semiHidden="1" w:unhideWhenUsed="1"/>
-    <w:lsdException w:name="Title" w:uiPriority="10" w:qFormat="1"/>
-    <w:lsdException w:name="Closing" w:semiHidden="1" w:unhideWhenUsed="1"/>
-    <w:lsdException w:name="Signature" w:semiHidden="1" w:unhideWhenUsed="1"/>
-    <w:lsdException w:name="Default Paragraph Font" w:semiHidden="1" w:uiPriority="1" w:unhideWhenUsed="1"/>
-    <w:lsdException w:name="Body Text" w:semiHidden="1" w:unhideWhenUsed="1"/>
-    <w:lsdException w:name="Body Text Indent" w:semiHidden="1" w:unhideWhenUsed="1"/>
-    <w:lsdException w:name="List Continue" w:semiHidden="1" w:unhideWhenUsed="1"/>
-    <w:lsdException w:name="List Continue 2" w:semiHidden="1" w:unhideWhenUsed="1"/>
-    <w:lsdException w:name="List Continue 3" w:semiHidden="1" w:unhideWhenUsed="1"/>
-    <w:lsdException w:name="List Continue 4" w:semiHidden="1" w:unhideWhenUsed="1"/>
-    <w:lsdException w:name="List Continue 5" w:semiHidden="1" w:unhideWhenUsed="1"/>
-    <w:lsdException w:name="Message Header" w:semiHidden="1" w:unhideWhenUsed="1"/>
-    <w:lsdException w:name="Subtitle" w:uiPriority="11" w:qFormat="1"/>
-    <w:lsdException w:name="Salutation" w:semiHidden="1" w:unhideWhenUsed="1"/>
-    <w:lsdException w:name="Date" w:semiHidden="1" w:unhideWhenUsed="1"/>
-    <w:lsdException w:name="Body Text First Indent" w:semiHidden="1" w:unhideWhenUsed="1"/>
-    <w:lsdException w:name="Body Text First Indent 2" w:semiHidden="1" w:unhideWhenUsed="1"/>
-    <w:lsdException w:name="Note Heading" w:semiHidden="1" w:unhideWhenUsed="1"/>
-    <w:lsdException w:name="Body Text 2" w:semiHidden="1" w:unhideWhenUsed="1"/>
-    <w:lsdException w:name="Body Text 3" w:semiHidden="1" w:unhideWhenUsed="1"/>
-    <w:lsdException w:name="Body Text Indent 2" w:semiHidden="1" w:unhideWhenUsed="1"/>
-    <w:lsdException w:name="Body Text Indent 3" w:semiHidden="1" w:unhideWhenUsed="1"/>
-    <w:lsdException w:name="Block Text" w:semiHidden="1" w:unhideWhenUsed="1"/>
-    <w:lsdException w:name="Hyperlink" w:semiHidden="1" w:unhideWhenUsed="1"/>
-    <w:lsdException w:name="FollowedHyperlink" w:semiHidden="1" w:unhideWhenUsed="1"/>
-    <w:lsdException w:name="Strong" w:uiPriority="22" w:qFormat="1"/>
-    <w:lsdException w:name="Emphasis" w:uiPriority="20" w:qFormat="1"/>
-    <w:lsdException w:name="Document Map" w:semiHidden="1" w:unhideWhenUsed="1"/>
-    <w:lsdException w:name="Plain Text" w:semiHidden="1" w:unhideWhenUsed="1"/>
-    <w:lsdException w:name="E-mail Signature" w:semiHidden="1" w:unhideWhenUsed="1"/>
-    <w:lsdException w:name="HTML Top of Form" w:semiHidden="1" w:unhideWhenUsed="1"/>
-    <w:lsdException w:name="HTML Bottom of Form" w:semiHidden="1" w:unhideWhenUsed="1"/>
-    <w:lsdException w:name="Normal (Web)" w:semiHidden="1" w:unhideWhenUsed="1"/>
-    <w:lsdException w:name="HTML Acronym" w:semiHidden="1" w:unhideWhenUsed="1"/>
-    <w:lsdException w:name="HTML Address" w:semiHidden="1" w:unhideWhenUsed="1"/>
-    <w:lsdException w:name="HTML Cite" w:semiHidden="1" w:unhideWhenUsed="1"/>
-    <w:lsdException w:name="HTML Code" w:semiHidden="1" w:unhideWhenUsed="1"/>
-    <w:lsdException w:name="HTML Definition" w:semiHidden="1" w:unhideWhenUsed="1"/>
-    <w:lsdException w:name="HTML Keyboard" w:semiHidden="1" w:unhideWhenUsed="1"/>
-    <w:lsdException w:name="HTML Preformatted" w:semiHidden="1" w:unhideWhenUsed="1"/>
-    <w:lsdException w:name="HTML Sample" w:semiHidden="1" w:unhideWhenUsed="1"/>
-    <w:lsdException w:name="HTML Typewriter" w:semiHidden="1" w:unhideWhenUsed="1"/>
-    <w:lsdException w:name="HTML Variable" w:semiHidden="1" w:unhideWhenUsed="1"/>
+  <w:latentStyles w:defLockedState="0" w:defUIPriority="0" w:defSemiHidden="0" w:defUnhideWhenUsed="0" w:defQFormat="0" w:count="376">
+    <w:lsdException w:name="Normal" w:qFormat="1"/>
+    <w:lsdException w:name="heading 1" w:qFormat="1"/>
+    <w:lsdException w:name="heading 2" w:qFormat="1"/>
+    <w:lsdException w:name="heading 3" w:semiHidden="1" w:unhideWhenUsed="1" w:qFormat="1"/>
+    <w:lsdException w:name="heading 4" w:semiHidden="1" w:unhideWhenUsed="1" w:qFormat="1"/>
+    <w:lsdException w:name="heading 5" w:semiHidden="1" w:unhideWhenUsed="1" w:qFormat="1"/>
+    <w:lsdException w:name="heading 6" w:semiHidden="1" w:unhideWhenUsed="1" w:qFormat="1"/>
+    <w:lsdException w:name="heading 7" w:semiHidden="1" w:unhideWhenUsed="1" w:qFormat="1"/>
+    <w:lsdException w:name="heading 8" w:semiHidden="1" w:unhideWhenUsed="1" w:qFormat="1"/>
+    <w:lsdException w:name="heading 9" w:semiHidden="1" w:unhideWhenUsed="1" w:qFormat="1"/>
+    <w:lsdException w:name="footnote text" w:uiPriority="99" w:qFormat="1"/>
+    <w:lsdException w:name="header" w:uiPriority="99"/>
+    <w:lsdException w:name="caption" w:semiHidden="1" w:unhideWhenUsed="1" w:qFormat="1"/>
+    <w:lsdException w:name="footnote reference" w:uiPriority="99"/>
+    <w:lsdException w:name="Title" w:qFormat="1"/>
+    <w:lsdException w:name="Subtitle" w:qFormat="1"/>
+    <w:lsdException w:name="Strong" w:qFormat="1"/>
+    <w:lsdException w:name="Emphasis" w:qFormat="1"/>
+    <w:lsdException w:name="Plain Text" w:uiPriority="99"/>
+    <w:lsdException w:name="Normal (Web)" w:uiPriority="99"/>
     <w:lsdException w:name="Normal Table" w:semiHidden="1" w:unhideWhenUsed="1"/>
-    <w:lsdException w:name="annotation subject" w:semiHidden="1" w:unhideWhenUsed="1"/>
-    <w:lsdException w:name="No List" w:semiHidden="1" w:unhideWhenUsed="1"/>
-    <w:lsdException w:name="Outline List 1" w:semiHidden="1" w:unhideWhenUsed="1"/>
-    <w:lsdException w:name="Outline List 2" w:semiHidden="1" w:unhideWhenUsed="1"/>
-    <w:lsdException w:name="Outline List 3" w:semiHidden="1" w:unhideWhenUsed="1"/>
     <w:lsdException w:name="Table Simple 1" w:semiHidden="1" w:unhideWhenUsed="1"/>
     <w:lsdException w:name="Table Simple 2" w:semiHidden="1" w:unhideWhenUsed="1"/>
     <w:lsdException w:name="Table Simple 3" w:semiHidden="1" w:unhideWhenUsed="1"/>
@@ -1126,10 +7606,8 @@
     <w:lsdException w:name="Table Web 1" w:semiHidden="1" w:unhideWhenUsed="1"/>
     <w:lsdException w:name="Table Web 2" w:semiHidden="1" w:unhideWhenUsed="1"/>
     <w:lsdException w:name="Table Web 3" w:semiHidden="1" w:unhideWhenUsed="1"/>
-    <w:lsdException w:name="Balloon Text" w:semiHidden="1" w:unhideWhenUsed="1"/>
-    <w:lsdException w:name="Table Grid" w:uiPriority="39"/>
     <w:lsdException w:name="Table Theme" w:semiHidden="1" w:unhideWhenUsed="1"/>
-    <w:lsdException w:name="Placeholder Text" w:semiHidden="1"/>
+    <w:lsdException w:name="Placeholder Text" w:semiHidden="1" w:uiPriority="99"/>
     <w:lsdException w:name="No Spacing" w:uiPriority="1" w:qFormat="1"/>
     <w:lsdException w:name="Light Shading" w:uiPriority="60"/>
     <w:lsdException w:name="Light List" w:uiPriority="61"/>
@@ -1151,7 +7629,7 @@
     <w:lsdException w:name="Medium Shading 1 Accent 1" w:uiPriority="63"/>
     <w:lsdException w:name="Medium Shading 2 Accent 1" w:uiPriority="64"/>
     <w:lsdException w:name="Medium List 1 Accent 1" w:uiPriority="65"/>
-    <w:lsdException w:name="Revision" w:semiHidden="1"/>
+    <w:lsdException w:name="Revision" w:semiHidden="1" w:uiPriority="99"/>
     <w:lsdException w:name="List Paragraph" w:uiPriority="34" w:qFormat="1"/>
     <w:lsdException w:name="Quote" w:uiPriority="29" w:qFormat="1"/>
     <w:lsdException w:name="Intense Quote" w:uiPriority="30" w:qFormat="1"/>
@@ -1344,98 +7822,76 @@
     <w:lsdException w:name="List Table 5 Dark Accent 6" w:uiPriority="50"/>
     <w:lsdException w:name="List Table 6 Colorful Accent 6" w:uiPriority="51"/>
     <w:lsdException w:name="List Table 7 Colorful Accent 6" w:uiPriority="52"/>
-    <w:lsdException w:name="Mention" w:semiHidden="1" w:unhideWhenUsed="1"/>
-    <w:lsdException w:name="Smart Hyperlink" w:semiHidden="1" w:unhideWhenUsed="1"/>
-    <w:lsdException w:name="Hashtag" w:semiHidden="1" w:unhideWhenUsed="1"/>
-    <w:lsdException w:name="Unresolved Mention" w:semiHidden="1" w:unhideWhenUsed="1"/>
-    <w:lsdException w:name="Smart Link" w:semiHidden="1" w:unhideWhenUsed="1"/>
+    <w:lsdException w:name="Mention" w:semiHidden="1" w:uiPriority="99" w:unhideWhenUsed="1"/>
+    <w:lsdException w:name="Smart Hyperlink" w:semiHidden="1" w:uiPriority="99" w:unhideWhenUsed="1"/>
+    <w:lsdException w:name="Hashtag" w:semiHidden="1" w:uiPriority="99" w:unhideWhenUsed="1"/>
+    <w:lsdException w:name="Unresolved Mention" w:semiHidden="1" w:uiPriority="99" w:unhideWhenUsed="1"/>
+    <w:lsdException w:name="Smart Link" w:semiHidden="1" w:uiPriority="99" w:unhideWhenUsed="1"/>
   </w:latentStyles>
   <w:style w:type="paragraph" w:default="1" w:styleId="Normal">
     <w:name w:val="Normal"/>
     <w:qFormat/>
+    <w:rsid w:val="00F658C0"/>
+    <w:rPr>
+      <w:sz w:val="24"/>
+      <w:szCs w:val="24"/>
+    </w:rPr>
   </w:style>
   <w:style w:type="paragraph" w:styleId="Heading1">
     <w:name w:val="heading 1"/>
-    <w:uiPriority w:val="9"/>
+    <w:basedOn w:val="Normal"/>
+    <w:next w:val="Normal"/>
+    <w:link w:val="Heading1Char"/>
     <w:qFormat/>
+    <w:rsid w:val="0053327A"/>
     <w:pPr>
+      <w:keepNext/>
+      <w:jc w:val="both"/>
       <w:outlineLvl w:val="0"/>
     </w:pPr>
     <w:rPr>
-      <w:color w:val="2E74B5"/>
-      <w:sz w:val="32"/>
-      <w:szCs w:val="32"/>
+      <w:b/>
+      <w:bCs/>
+      <w:color w:val="000000"/>
+      <w:sz w:val="28"/>
+      <w:szCs w:val="30"/>
     </w:rPr>
   </w:style>
   <w:style w:type="paragraph" w:styleId="Heading2">
     <w:name w:val="heading 2"/>
-    <w:uiPriority w:val="9"/>
-    <w:semiHidden/>
-    <w:unhideWhenUsed/>
+    <w:basedOn w:val="Normal"/>
+    <w:next w:val="Normal"/>
     <w:qFormat/>
+    <w:rsid w:val="0053327A"/>
     <w:pPr>
+      <w:keepNext/>
+      <w:jc w:val="center"/>
       <w:outlineLvl w:val="1"/>
     </w:pPr>
     <w:rPr>
-      <w:color w:val="2E74B5"/>
-      <w:sz w:val="26"/>
-      <w:szCs w:val="26"/>
+      <w:b/>
+      <w:bCs/>
+      <w:sz w:val="28"/>
     </w:rPr>
   </w:style>
   <w:style w:type="paragraph" w:styleId="Heading3">
     <w:name w:val="heading 3"/>
-    <w:uiPriority w:val="9"/>
+    <w:basedOn w:val="Normal"/>
+    <w:next w:val="Normal"/>
+    <w:link w:val="Heading3Char"/>
     <w:semiHidden/>
     <w:unhideWhenUsed/>
     <w:qFormat/>
+    <w:rsid w:val="00B0433C"/>
     <w:pPr>
+      <w:keepNext/>
+      <w:keepLines/>
+      <w:spacing w:before="40"/>
       <w:outlineLvl w:val="2"/>
     </w:pPr>
     <w:rPr>
-      <w:color w:val="1F4D78"/>
-      <w:sz w:val="24"/>
-      <w:szCs w:val="24"/>
-    </w:rPr>
-  </w:style>
-  <w:style w:type="paragraph" w:styleId="Heading4">
-    <w:name w:val="heading 4"/>
-    <w:uiPriority w:val="9"/>
-    <w:semiHidden/>
-    <w:unhideWhenUsed/>
-    <w:qFormat/>
-    <w:pPr>
-      <w:outlineLvl w:val="3"/>
-    </w:pPr>
-    <w:rPr>
-      <w:i/>
-      <w:iCs/>
-      <w:color w:val="2E74B5"/>
-    </w:rPr>
-  </w:style>
-  <w:style w:type="paragraph" w:styleId="Heading5">
-    <w:name w:val="heading 5"/>
-    <w:uiPriority w:val="9"/>
-    <w:semiHidden/>
-    <w:unhideWhenUsed/>
-    <w:qFormat/>
-    <w:pPr>
-      <w:outlineLvl w:val="4"/>
-    </w:pPr>
-    <w:rPr>
-      <w:color w:val="2E74B5"/>
-    </w:rPr>
-  </w:style>
-  <w:style w:type="paragraph" w:styleId="Heading6">
-    <w:name w:val="heading 6"/>
-    <w:uiPriority w:val="9"/>
-    <w:semiHidden/>
-    <w:unhideWhenUsed/>
-    <w:qFormat/>
-    <w:pPr>
-      <w:outlineLvl w:val="5"/>
-    </w:pPr>
-    <w:rPr>
-      <w:color w:val="1F4D78"/>
+      <w:rFonts w:asciiTheme="majorHAnsi" w:eastAsiaTheme="majorEastAsia" w:hAnsiTheme="majorHAnsi" w:cstheme="majorBidi"/>
+      <w:color w:val="0A2F40" w:themeColor="accent1" w:themeShade="7F"/>
     </w:rPr>
   </w:style>
   <w:style w:type="character" w:default="1" w:styleId="DefaultParagraphFont">
@@ -1465,51 +7921,322 @@
     <w:semiHidden/>
     <w:unhideWhenUsed/>
   </w:style>
-  <w:style w:type="paragraph" w:styleId="Title">
-    <w:name w:val="Title"/>
-    <w:uiPriority w:val="10"/>
-    <w:qFormat/>
+  <w:style w:type="paragraph" w:styleId="BodyTextIndent3">
+    <w:name w:val="Body Text Indent 3"/>
+    <w:basedOn w:val="Normal"/>
+    <w:rsid w:val="0053327A"/>
+    <w:pPr>
+      <w:ind w:firstLine="720"/>
+      <w:jc w:val="both"/>
+    </w:pPr>
     <w:rPr>
-      <w:sz w:val="56"/>
-      <w:szCs w:val="56"/>
+      <w:sz w:val="28"/>
+      <w:szCs w:val="28"/>
     </w:rPr>
   </w:style>
-  <w:style w:type="paragraph" w:customStyle="1" w:styleId="Strong1">
-    <w:name w:val="Strong1"/>
+  <w:style w:type="paragraph" w:styleId="BodyTextIndent2">
+    <w:name w:val="Body Text Indent 2"/>
+    <w:basedOn w:val="Normal"/>
+    <w:rsid w:val="00BB75CC"/>
+    <w:pPr>
+      <w:ind w:firstLine="720"/>
+      <w:jc w:val="both"/>
+    </w:pPr>
+    <w:rPr>
+      <w:sz w:val="28"/>
+    </w:rPr>
+  </w:style>
+  <w:style w:type="table" w:styleId="TableGrid">
+    <w:name w:val="Table Grid"/>
+    <w:basedOn w:val="TableNormal"/>
+    <w:rsid w:val="00E25328"/>
+    <w:tblPr>
+      <w:tblBorders>
+        <w:top w:val="single" w:sz="4" w:space="0" w:color="auto"/>
+        <w:left w:val="single" w:sz="4" w:space="0" w:color="auto"/>
+        <w:bottom w:val="single" w:sz="4" w:space="0" w:color="auto"/>
+        <w:right w:val="single" w:sz="4" w:space="0" w:color="auto"/>
+        <w:insideH w:val="single" w:sz="4" w:space="0" w:color="auto"/>
+        <w:insideV w:val="single" w:sz="4" w:space="0" w:color="auto"/>
+      </w:tblBorders>
+    </w:tblPr>
+  </w:style>
+  <w:style w:type="paragraph" w:styleId="Footer">
+    <w:name w:val="footer"/>
+    <w:basedOn w:val="Normal"/>
+    <w:rsid w:val="002840FB"/>
+    <w:pPr>
+      <w:tabs>
+        <w:tab w:val="center" w:pos="4320"/>
+        <w:tab w:val="right" w:pos="8640"/>
+      </w:tabs>
+    </w:pPr>
+  </w:style>
+  <w:style w:type="character" w:styleId="PageNumber">
+    <w:name w:val="page number"/>
+    <w:basedOn w:val="DefaultParagraphFont"/>
+    <w:rsid w:val="002840FB"/>
+  </w:style>
+  <w:style w:type="paragraph" w:styleId="BodyTextIndent">
+    <w:name w:val="Body Text Indent"/>
+    <w:basedOn w:val="Normal"/>
+    <w:link w:val="BodyTextIndentChar"/>
+    <w:rsid w:val="003D1D31"/>
+    <w:pPr>
+      <w:ind w:firstLine="720"/>
+      <w:jc w:val="both"/>
+    </w:pPr>
+    <w:rPr>
+      <w:color w:val="000000"/>
+      <w:spacing w:val="-6"/>
+      <w:position w:val="-6"/>
+      <w:sz w:val="28"/>
+      <w:szCs w:val="30"/>
+    </w:rPr>
+  </w:style>
+  <w:style w:type="paragraph" w:customStyle="1" w:styleId="Char">
+    <w:name w:val="Char"/>
+    <w:basedOn w:val="Normal"/>
+    <w:rsid w:val="002646BA"/>
+    <w:pPr>
+      <w:spacing w:after="160" w:line="240" w:lineRule="exact"/>
+    </w:pPr>
+    <w:rPr>
+      <w:rFonts w:ascii="Verdana" w:hAnsi="Verdana"/>
+      <w:sz w:val="20"/>
+      <w:szCs w:val="20"/>
+    </w:rPr>
+  </w:style>
+  <w:style w:type="paragraph" w:customStyle="1" w:styleId="Char0">
+    <w:name w:val="Char"/>
+    <w:basedOn w:val="Normal"/>
+    <w:rsid w:val="0074270E"/>
+    <w:pPr>
+      <w:spacing w:after="160" w:line="240" w:lineRule="exact"/>
+    </w:pPr>
+    <w:rPr>
+      <w:rFonts w:ascii="Verdana" w:hAnsi="Verdana"/>
+      <w:sz w:val="20"/>
+      <w:szCs w:val="20"/>
+    </w:rPr>
+  </w:style>
+  <w:style w:type="character" w:customStyle="1" w:styleId="BodyTextIndentChar">
+    <w:name w:val="Body Text Indent Char"/>
+    <w:link w:val="BodyTextIndent"/>
+    <w:locked/>
+    <w:rsid w:val="00714953"/>
+    <w:rPr>
+      <w:color w:val="000000"/>
+      <w:spacing w:val="-6"/>
+      <w:position w:val="-6"/>
+      <w:sz w:val="28"/>
+      <w:szCs w:val="30"/>
+      <w:lang w:val="en-US" w:eastAsia="en-US" w:bidi="ar-SA"/>
+    </w:rPr>
+  </w:style>
+  <w:style w:type="paragraph" w:styleId="ListParagraph">
+    <w:name w:val="List Paragraph"/>
+    <w:basedOn w:val="Normal"/>
+    <w:uiPriority w:val="34"/>
     <w:qFormat/>
+    <w:rsid w:val="00330E47"/>
+    <w:pPr>
+      <w:spacing w:after="160" w:line="259" w:lineRule="auto"/>
+      <w:ind w:left="720"/>
+      <w:contextualSpacing/>
+    </w:pPr>
+    <w:rPr>
+      <w:rFonts w:eastAsia="Arial"/>
+      <w:sz w:val="28"/>
+      <w:szCs w:val="22"/>
+      <w:lang w:val="vi-VN"/>
+    </w:rPr>
+  </w:style>
+  <w:style w:type="paragraph" w:styleId="BodyText2">
+    <w:name w:val="Body Text 2"/>
+    <w:basedOn w:val="Normal"/>
+    <w:rsid w:val="00C61784"/>
+    <w:pPr>
+      <w:spacing w:after="120" w:line="480" w:lineRule="auto"/>
+    </w:pPr>
+  </w:style>
+  <w:style w:type="paragraph" w:customStyle="1" w:styleId="CharCharCharCharCharCharCharCharChar1Char">
+    <w:name w:val="Char Char Char Char Char Char Char Char Char1 Char"/>
+    <w:basedOn w:val="Normal"/>
+    <w:next w:val="Normal"/>
+    <w:autoRedefine/>
+    <w:semiHidden/>
+    <w:rsid w:val="00030AE7"/>
+    <w:pPr>
+      <w:spacing w:before="120" w:after="120" w:line="312" w:lineRule="auto"/>
+    </w:pPr>
+    <w:rPr>
+      <w:sz w:val="28"/>
+      <w:szCs w:val="22"/>
+    </w:rPr>
+  </w:style>
+  <w:style w:type="paragraph" w:styleId="Header">
+    <w:name w:val="header"/>
+    <w:basedOn w:val="Normal"/>
+    <w:link w:val="HeaderChar"/>
+    <w:uiPriority w:val="99"/>
+    <w:rsid w:val="00264883"/>
+    <w:pPr>
+      <w:tabs>
+        <w:tab w:val="center" w:pos="4680"/>
+        <w:tab w:val="right" w:pos="9360"/>
+      </w:tabs>
+    </w:pPr>
+    <w:rPr>
+      <w:lang w:val="x-none" w:eastAsia="x-none"/>
+    </w:rPr>
+  </w:style>
+  <w:style w:type="character" w:customStyle="1" w:styleId="HeaderChar">
+    <w:name w:val="Header Char"/>
+    <w:link w:val="Header"/>
+    <w:uiPriority w:val="99"/>
+    <w:rsid w:val="00264883"/>
+    <w:rPr>
+      <w:sz w:val="24"/>
+      <w:szCs w:val="24"/>
+    </w:rPr>
+  </w:style>
+  <w:style w:type="paragraph" w:styleId="BalloonText">
+    <w:name w:val="Balloon Text"/>
+    <w:basedOn w:val="Normal"/>
+    <w:link w:val="BalloonTextChar"/>
+    <w:rsid w:val="003705C1"/>
+    <w:rPr>
+      <w:rFonts w:ascii="Tahoma" w:hAnsi="Tahoma"/>
+      <w:sz w:val="16"/>
+      <w:szCs w:val="16"/>
+      <w:lang w:val="x-none" w:eastAsia="x-none"/>
+    </w:rPr>
+  </w:style>
+  <w:style w:type="character" w:customStyle="1" w:styleId="BalloonTextChar">
+    <w:name w:val="Balloon Text Char"/>
+    <w:link w:val="BalloonText"/>
+    <w:rsid w:val="003705C1"/>
+    <w:rPr>
+      <w:rFonts w:ascii="Tahoma" w:hAnsi="Tahoma" w:cs="Tahoma"/>
+      <w:sz w:val="16"/>
+      <w:szCs w:val="16"/>
+    </w:rPr>
+  </w:style>
+  <w:style w:type="character" w:customStyle="1" w:styleId="Heading1Char">
+    <w:name w:val="Heading 1 Char"/>
+    <w:link w:val="Heading1"/>
+    <w:rsid w:val="00B31E2D"/>
+    <w:rPr>
+      <w:b/>
+      <w:bCs/>
+      <w:color w:val="000000"/>
+      <w:sz w:val="28"/>
+      <w:szCs w:val="30"/>
+    </w:rPr>
+  </w:style>
+  <w:style w:type="paragraph" w:styleId="Revision">
+    <w:name w:val="Revision"/>
+    <w:hidden/>
+    <w:uiPriority w:val="99"/>
+    <w:semiHidden/>
+    <w:rsid w:val="00482D01"/>
+    <w:rPr>
+      <w:sz w:val="24"/>
+      <w:szCs w:val="24"/>
+    </w:rPr>
+  </w:style>
+  <w:style w:type="character" w:customStyle="1" w:styleId="BodyText1">
+    <w:name w:val="Body Text1"/>
+    <w:basedOn w:val="DefaultParagraphFont"/>
+    <w:rsid w:val="00FF7BFE"/>
+    <w:rPr>
+      <w:rFonts w:ascii="Times New Roman" w:eastAsia="Times New Roman" w:hAnsi="Times New Roman" w:cs="Times New Roman" w:hint="default"/>
+      <w:b w:val="0"/>
+      <w:bCs w:val="0"/>
+      <w:i w:val="0"/>
+      <w:iCs w:val="0"/>
+      <w:smallCaps w:val="0"/>
+      <w:strike w:val="0"/>
+      <w:dstrike w:val="0"/>
+      <w:color w:val="000000"/>
+      <w:spacing w:val="0"/>
+      <w:w w:val="100"/>
+      <w:position w:val="0"/>
+      <w:sz w:val="25"/>
+      <w:szCs w:val="25"/>
+      <w:u w:val="none"/>
+      <w:effect w:val="none"/>
+      <w:lang w:val="vi-VN"/>
+    </w:rPr>
+  </w:style>
+  <w:style w:type="character" w:customStyle="1" w:styleId="Heading3Char">
+    <w:name w:val="Heading 3 Char"/>
+    <w:basedOn w:val="DefaultParagraphFont"/>
+    <w:link w:val="Heading3"/>
+    <w:semiHidden/>
+    <w:rsid w:val="00B0433C"/>
+    <w:rPr>
+      <w:rFonts w:asciiTheme="majorHAnsi" w:eastAsiaTheme="majorEastAsia" w:hAnsiTheme="majorHAnsi" w:cstheme="majorBidi"/>
+      <w:color w:val="0A2F40" w:themeColor="accent1" w:themeShade="7F"/>
+      <w:sz w:val="24"/>
+      <w:szCs w:val="24"/>
+    </w:rPr>
+  </w:style>
+  <w:style w:type="character" w:styleId="CommentReference">
+    <w:name w:val="annotation reference"/>
+    <w:basedOn w:val="DefaultParagraphFont"/>
+    <w:rsid w:val="00674350"/>
+    <w:rPr>
+      <w:sz w:val="16"/>
+      <w:szCs w:val="16"/>
+    </w:rPr>
+  </w:style>
+  <w:style w:type="paragraph" w:styleId="CommentText">
+    <w:name w:val="annotation text"/>
+    <w:basedOn w:val="Normal"/>
+    <w:link w:val="CommentTextChar"/>
+    <w:rsid w:val="00674350"/>
+    <w:rPr>
+      <w:sz w:val="20"/>
+      <w:szCs w:val="20"/>
+    </w:rPr>
+  </w:style>
+  <w:style w:type="character" w:customStyle="1" w:styleId="CommentTextChar">
+    <w:name w:val="Comment Text Char"/>
+    <w:basedOn w:val="DefaultParagraphFont"/>
+    <w:link w:val="CommentText"/>
+    <w:rsid w:val="00674350"/>
+  </w:style>
+  <w:style w:type="paragraph" w:styleId="CommentSubject">
+    <w:name w:val="annotation subject"/>
+    <w:basedOn w:val="CommentText"/>
+    <w:next w:val="CommentText"/>
+    <w:link w:val="CommentSubjectChar"/>
+    <w:rsid w:val="00674350"/>
     <w:rPr>
       <w:b/>
       <w:bCs/>
     </w:rPr>
   </w:style>
-  <w:style w:type="paragraph" w:styleId="ListParagraph">
-    <w:name w:val="List Paragraph"/>
-    <w:qFormat/>
-  </w:style>
-  <w:style w:type="character" w:styleId="Hyperlink">
-    <w:name w:val="Hyperlink"/>
-    <w:uiPriority w:val="99"/>
-    <w:unhideWhenUsed/>
+  <w:style w:type="character" w:customStyle="1" w:styleId="CommentSubjectChar">
+    <w:name w:val="Comment Subject Char"/>
+    <w:basedOn w:val="CommentTextChar"/>
+    <w:link w:val="CommentSubject"/>
+    <w:rsid w:val="00674350"/>
     <w:rPr>
-      <w:color w:val="0563C1"/>
-      <w:u w:val="single"/>
-    </w:rPr>
-  </w:style>
-  <w:style w:type="character" w:styleId="FootnoteReference">
-    <w:name w:val="footnote reference"/>
-    <w:uiPriority w:val="99"/>
-    <w:semiHidden/>
-    <w:unhideWhenUsed/>
-    <w:rPr>
-      <w:vertAlign w:val="superscript"/>
+      <w:b/>
+      <w:bCs/>
     </w:rPr>
   </w:style>
   <w:style w:type="paragraph" w:styleId="FootnoteText">
     <w:name w:val="footnote text"/>
+    <w:aliases w:val="single space,ft, Car Car Car Car, Car Car Car,Car, Car Car, Car,Car Car Car Car,Car Car Car,Car Car,Footnote Text Char Char Char Char Char Char Ch Char,Footnote Text Char Char Char Char Char Char Ch,fn,footnote text,FOOTNOTES,Car Ca,Footn"/>
+    <w:basedOn w:val="Normal"/>
     <w:link w:val="FootnoteTextChar"/>
     <w:uiPriority w:val="99"/>
-    <w:semiHidden/>
-    <w:unhideWhenUsed/>
+    <w:qFormat/>
+    <w:rsid w:val="001C6C68"/>
     <w:rPr>
       <w:sz w:val="20"/>
       <w:szCs w:val="20"/>
@@ -1517,87 +8244,101 @@
   </w:style>
   <w:style w:type="character" w:customStyle="1" w:styleId="FootnoteTextChar">
     <w:name w:val="Footnote Text Char"/>
+    <w:aliases w:val="single space Char,ft Char, Car Car Car Car Char, Car Car Car Char,Car Char, Car Car Char, Car Char,Car Car Car Car Char,Car Car Car Char,Car Car Char,Footnote Text Char Char Char Char Char Char Ch Char Char,fn Char,footnote text Char"/>
+    <w:basedOn w:val="DefaultParagraphFont"/>
     <w:link w:val="FootnoteText"/>
     <w:uiPriority w:val="99"/>
-    <w:semiHidden/>
-    <w:unhideWhenUsed/>
-    <w:rPr>
-      <w:sz w:val="20"/>
-      <w:szCs w:val="20"/>
-    </w:rPr>
+    <w:qFormat/>
+    <w:rsid w:val="001C6C68"/>
   </w:style>
-  <w:style w:type="character" w:styleId="EndnoteReference">
-    <w:name w:val="endnote reference"/>
+  <w:style w:type="character" w:styleId="FootnoteReference">
+    <w:name w:val="footnote reference"/>
+    <w:basedOn w:val="DefaultParagraphFont"/>
     <w:uiPriority w:val="99"/>
-    <w:semiHidden/>
-    <w:unhideWhenUsed/>
+    <w:rsid w:val="001C6C68"/>
     <w:rPr>
       <w:vertAlign w:val="superscript"/>
     </w:rPr>
   </w:style>
-  <w:style w:type="paragraph" w:styleId="EndnoteText">
-    <w:name w:val="endnote text"/>
-    <w:link w:val="EndnoteTextChar"/>
+  <w:style w:type="paragraph" w:styleId="NormalWeb">
+    <w:name w:val="Normal (Web)"/>
+    <w:basedOn w:val="Normal"/>
     <w:uiPriority w:val="99"/>
-    <w:semiHidden/>
-    <w:unhideWhenUsed/>
+    <w:rsid w:val="00D233C8"/>
+    <w:pPr>
+      <w:spacing w:before="100" w:beforeAutospacing="1" w:after="100" w:afterAutospacing="1"/>
+    </w:pPr>
+  </w:style>
+  <w:style w:type="character" w:styleId="Hyperlink">
+    <w:name w:val="Hyperlink"/>
+    <w:rsid w:val="00D233C8"/>
     <w:rPr>
+      <w:strike w:val="0"/>
+      <w:dstrike w:val="0"/>
+      <w:color w:val="000000"/>
+      <w:u w:val="none"/>
+      <w:effect w:val="none"/>
+    </w:rPr>
+  </w:style>
+  <w:style w:type="paragraph" w:styleId="BodyText">
+    <w:name w:val="Body Text"/>
+    <w:basedOn w:val="Normal"/>
+    <w:link w:val="BodyTextChar"/>
+    <w:rsid w:val="00D233C8"/>
+    <w:pPr>
+      <w:spacing w:after="120"/>
+    </w:pPr>
+  </w:style>
+  <w:style w:type="character" w:customStyle="1" w:styleId="BodyTextChar">
+    <w:name w:val="Body Text Char"/>
+    <w:basedOn w:val="DefaultParagraphFont"/>
+    <w:link w:val="BodyText"/>
+    <w:rsid w:val="00D233C8"/>
+    <w:rPr>
+      <w:sz w:val="24"/>
+      <w:szCs w:val="24"/>
+    </w:rPr>
+  </w:style>
+  <w:style w:type="paragraph" w:styleId="PlainText">
+    <w:name w:val="Plain Text"/>
+    <w:basedOn w:val="Normal"/>
+    <w:link w:val="PlainTextChar1"/>
+    <w:uiPriority w:val="99"/>
+    <w:rsid w:val="007B1A04"/>
+    <w:rPr>
+      <w:rFonts w:ascii="Courier New" w:hAnsi="Courier New"/>
+      <w:color w:val="0000FF"/>
       <w:sz w:val="20"/>
       <w:szCs w:val="20"/>
+      <w:lang w:val="x-none" w:eastAsia="x-none"/>
     </w:rPr>
   </w:style>
-  <w:style w:type="character" w:customStyle="1" w:styleId="EndnoteTextChar">
-    <w:name w:val="Endnote Text Char"/>
-    <w:link w:val="EndnoteText"/>
-    <w:uiPriority w:val="99"/>
-    <w:semiHidden/>
-    <w:unhideWhenUsed/>
+  <w:style w:type="character" w:customStyle="1" w:styleId="PlainTextChar">
+    <w:name w:val="Plain Text Char"/>
+    <w:basedOn w:val="DefaultParagraphFont"/>
+    <w:rsid w:val="007B1A04"/>
     <w:rPr>
-      <w:sz w:val="20"/>
-      <w:szCs w:val="20"/>
+      <w:rFonts w:ascii="Consolas" w:hAnsi="Consolas"/>
+      <w:sz w:val="21"/>
+      <w:szCs w:val="21"/>
     </w:rPr>
   </w:style>
-  <w:style w:type="paragraph" w:styleId="Header">
-    <w:name w:val="header"/>
-    <w:basedOn w:val="Normal"/>
-    <w:link w:val="HeaderChar"/>
+  <w:style w:type="character" w:customStyle="1" w:styleId="PlainTextChar1">
+    <w:name w:val="Plain Text Char1"/>
+    <w:link w:val="PlainText"/>
     <w:uiPriority w:val="99"/>
-    <w:unhideWhenUsed/>
-    <w:rsid w:val="008F6B4D"/>
-    <w:pPr>
-      <w:tabs>
-        <w:tab w:val="center" w:pos="4680"/>
-        <w:tab w:val="right" w:pos="9360"/>
-      </w:tabs>
-    </w:pPr>
+    <w:locked/>
+    <w:rsid w:val="007B1A04"/>
+    <w:rPr>
+      <w:rFonts w:ascii="Courier New" w:hAnsi="Courier New"/>
+      <w:color w:val="0000FF"/>
+      <w:lang w:val="x-none" w:eastAsia="x-none"/>
+    </w:rPr>
   </w:style>
-  <w:style w:type="character" w:customStyle="1" w:styleId="HeaderChar">
-    <w:name w:val="Header Char"/>
+  <w:style w:type="character" w:customStyle="1" w:styleId="ng-star-inserted">
+    <w:name w:val="ng-star-inserted"/>
     <w:basedOn w:val="DefaultParagraphFont"/>
-    <w:link w:val="Header"/>
-    <w:uiPriority w:val="99"/>
-    <w:rsid w:val="008F6B4D"/>
-  </w:style>
-  <w:style w:type="paragraph" w:styleId="Footer">
-    <w:name w:val="footer"/>
-    <w:basedOn w:val="Normal"/>
-    <w:link w:val="FooterChar"/>
-    <w:uiPriority w:val="99"/>
-    <w:unhideWhenUsed/>
-    <w:rsid w:val="008F6B4D"/>
-    <w:pPr>
-      <w:tabs>
-        <w:tab w:val="center" w:pos="4680"/>
-        <w:tab w:val="right" w:pos="9360"/>
-      </w:tabs>
-    </w:pPr>
-  </w:style>
-  <w:style w:type="character" w:customStyle="1" w:styleId="FooterChar">
-    <w:name w:val="Footer Char"/>
-    <w:basedOn w:val="DefaultParagraphFont"/>
-    <w:link w:val="Footer"/>
-    <w:uiPriority w:val="99"/>
-    <w:rsid w:val="008F6B4D"/>
+    <w:rsid w:val="00E059F3"/>
   </w:style>
 </w:styles>
 </file>
@@ -1613,39 +8354,39 @@
         <a:sysClr val="window" lastClr="FFFFFF"/>
       </a:lt1>
       <a:dk2>
-        <a:srgbClr val="44546A"/>
+        <a:srgbClr val="0E2841"/>
       </a:dk2>
       <a:lt2>
-        <a:srgbClr val="E7E6E6"/>
+        <a:srgbClr val="E8E8E8"/>
       </a:lt2>
       <a:accent1>
-        <a:srgbClr val="4472C4"/>
+        <a:srgbClr val="156082"/>
       </a:accent1>
       <a:accent2>
-        <a:srgbClr val="ED7D31"/>
+        <a:srgbClr val="E97132"/>
       </a:accent2>
       <a:accent3>
-        <a:srgbClr val="A5A5A5"/>
+        <a:srgbClr val="196B24"/>
       </a:accent3>
       <a:accent4>
-        <a:srgbClr val="FFC000"/>
+        <a:srgbClr val="0F9ED5"/>
       </a:accent4>
       <a:accent5>
-        <a:srgbClr val="5B9BD5"/>
+        <a:srgbClr val="A02B93"/>
       </a:accent5>
       <a:accent6>
-        <a:srgbClr val="70AD47"/>
+        <a:srgbClr val="4EA72E"/>
       </a:accent6>
       <a:hlink>
-        <a:srgbClr val="0563C1"/>
+        <a:srgbClr val="467886"/>
       </a:hlink>
       <a:folHlink>
-        <a:srgbClr val="954F72"/>
+        <a:srgbClr val="96607D"/>
       </a:folHlink>
     </a:clrScheme>
     <a:fontScheme name="Office">
       <a:majorFont>
-        <a:latin typeface="Calibri Light" panose="020F0302020204030204"/>
+        <a:latin typeface="Aptos Display" panose="02110004020202020204"/>
         <a:ea typeface=""/>
         <a:cs typeface=""/>
         <a:font script="Jpan" typeface="游ゴシック Light"/>
@@ -1697,7 +8438,7 @@
         <a:font script="Tfng" typeface="Ebrima"/>
       </a:majorFont>
       <a:minorFont>
-        <a:latin typeface="Calibri" panose="020F0502020204030204"/>
+        <a:latin typeface="Aptos" panose="02110004020202020204"/>
         <a:ea typeface=""/>
         <a:cs typeface=""/>
         <a:font script="Jpan" typeface="游明朝"/>
@@ -1808,13 +8549,6 @@
         </a:gradFill>
       </a:fillStyleLst>
       <a:lnStyleLst>
-        <a:ln w="6350" cap="flat" cmpd="sng" algn="ctr">
-          <a:solidFill>
-            <a:schemeClr val="phClr"/>
-          </a:solidFill>
-          <a:prstDash val="solid"/>
-          <a:miter lim="800000"/>
-        </a:ln>
         <a:ln w="12700" cap="flat" cmpd="sng" algn="ctr">
           <a:solidFill>
             <a:schemeClr val="phClr"/>
@@ -1823,6 +8557,13 @@
           <a:miter lim="800000"/>
         </a:ln>
         <a:ln w="19050" cap="flat" cmpd="sng" algn="ctr">
+          <a:solidFill>
+            <a:schemeClr val="phClr"/>
+          </a:solidFill>
+          <a:prstDash val="solid"/>
+          <a:miter lim="800000"/>
+        </a:ln>
+        <a:ln w="25400" cap="flat" cmpd="sng" algn="ctr">
           <a:solidFill>
             <a:schemeClr val="phClr"/>
           </a:solidFill>
@@ -1887,12 +8628,44 @@
       </a:bgFillStyleLst>
     </a:fmtScheme>
   </a:themeElements>
-  <a:objectDefaults/>
+  <a:objectDefaults>
+    <a:lnDef>
+      <a:spPr/>
+      <a:bodyPr/>
+      <a:lstStyle/>
+      <a:style>
+        <a:lnRef idx="2">
+          <a:schemeClr val="accent1"/>
+        </a:lnRef>
+        <a:fillRef idx="0">
+          <a:schemeClr val="accent1"/>
+        </a:fillRef>
+        <a:effectRef idx="1">
+          <a:schemeClr val="accent1"/>
+        </a:effectRef>
+        <a:fontRef idx="minor">
+          <a:schemeClr val="tx1"/>
+        </a:fontRef>
+      </a:style>
+    </a:lnDef>
+  </a:objectDefaults>
   <a:extraClrSchemeLst/>
   <a:extLst>
     <a:ext uri="{05A4C25C-085E-4340-85A3-A5531E510DB2}">
-      <thm15:themeFamily xmlns:thm15="http://schemas.microsoft.com/office/thememl/2012/main" name="Office Theme" id="{62F939B6-93AF-4DB8-9C6B-D6C7DFDC589F}" vid="{4A3C46E8-61CC-4603-A589-7422A47A8E4A}"/>
+      <thm15:themeFamily xmlns:thm15="http://schemas.microsoft.com/office/thememl/2012/main" name="Office Theme" id="{2E142A2C-CD16-42D6-873A-C26D2A0506FA}" vid="{1BDDFF52-6CD6-40A5-AB3C-68EB2F1E4D0A}"/>
     </a:ext>
   </a:extLst>
 </a:theme>
+</file>
+
+<file path=customXml/item1.xml><?xml version="1.0" encoding="utf-8"?>
+<b:Sources xmlns:b="http://schemas.openxmlformats.org/officeDocument/2006/bibliography" xmlns="http://schemas.openxmlformats.org/officeDocument/2006/bibliography" SelectedStyle="\APA.XSL" StyleName="APA"/>
+</file>
+
+<file path=customXml/itemProps1.xml><?xml version="1.0" encoding="utf-8"?>
+<ds:datastoreItem xmlns:ds="http://schemas.openxmlformats.org/officeDocument/2006/customXml" ds:itemID="{A145ED00-B25A-4712-8A57-87A86DBF202B}">
+  <ds:schemaRefs>
+    <ds:schemaRef ds:uri="http://schemas.openxmlformats.org/officeDocument/2006/bibliography"/>
+  </ds:schemaRefs>
+</ds:datastoreItem>
 </file>